--- a/fuentes/52130001_CF1_DU.docx
+++ b/fuentes/52130001_CF1_DU.docx
@@ -1,6 +1,6 @@
 
 <file path=word/document.xml><?xml version="1.0" encoding="utf-8"?>
-<w:document xmlns:wpc="http://schemas.microsoft.com/office/word/2010/wordprocessingCanvas" xmlns:cx="http://schemas.microsoft.com/office/drawing/2014/chartex" xmlns:cx1="http://schemas.microsoft.com/office/drawing/2015/9/8/chartex" xmlns:cx2="http://schemas.microsoft.com/office/drawing/2015/10/21/chartex" xmlns:cx3="http://schemas.microsoft.com/office/drawing/2016/5/9/chartex" xmlns:cx4="http://schemas.microsoft.com/office/drawing/2016/5/10/chartex" xmlns:cx5="http://schemas.microsoft.com/office/drawing/2016/5/11/chartex" xmlns:cx6="http://schemas.microsoft.com/office/drawing/2016/5/12/chartex" xmlns:cx7="http://schemas.microsoft.com/office/drawing/2016/5/13/chartex" xmlns:cx8="http://schemas.microsoft.com/office/drawing/2016/5/14/chartex" xmlns:mc="http://schemas.openxmlformats.org/markup-compatibility/2006" xmlns:aink="http://schemas.microsoft.com/office/drawing/2016/ink" xmlns:am3d="http://schemas.microsoft.com/office/drawing/2017/model3d" xmlns:o="urn:schemas-microsoft-com:office:office" xmlns:r="http://schemas.openxmlformats.org/officeDocument/2006/relationships" xmlns:m="http://schemas.openxmlformats.org/officeDocument/2006/math" xmlns:v="urn:schemas-microsoft-com:vml" xmlns:wp14="http://schemas.microsoft.com/office/word/2010/wordprocessingDrawing" xmlns:wp="http://schemas.openxmlformats.org/drawingml/2006/wordprocessingDrawing" xmlns:w10="urn:schemas-microsoft-com:office:word" xmlns:w="http://schemas.openxmlformats.org/wordprocessingml/2006/main" xmlns:w14="http://schemas.microsoft.com/office/word/2010/wordml" xmlns:w15="http://schemas.microsoft.com/office/word/2012/wordml" xmlns:w16cex="http://schemas.microsoft.com/office/word/2018/wordml/cex" xmlns:w16cid="http://schemas.microsoft.com/office/word/2016/wordml/cid" xmlns:w16="http://schemas.microsoft.com/office/word/2018/wordml" xmlns:w16se="http://schemas.microsoft.com/office/word/2015/wordml/symex" xmlns:wpg="http://schemas.microsoft.com/office/word/2010/wordprocessingGroup" xmlns:wpi="http://schemas.microsoft.com/office/word/2010/wordprocessingInk" xmlns:wne="http://schemas.microsoft.com/office/word/2006/wordml" xmlns:wps="http://schemas.microsoft.com/office/word/2010/wordprocessingShape" mc:Ignorable="w14 w15 w16se w16cid w16 w16cex wp14">
+<w:document xmlns:wpc="http://schemas.microsoft.com/office/word/2010/wordprocessingCanvas" xmlns:cx="http://schemas.microsoft.com/office/drawing/2014/chartex" xmlns:cx1="http://schemas.microsoft.com/office/drawing/2015/9/8/chartex" xmlns:cx2="http://schemas.microsoft.com/office/drawing/2015/10/21/chartex" xmlns:cx3="http://schemas.microsoft.com/office/drawing/2016/5/9/chartex" xmlns:cx4="http://schemas.microsoft.com/office/drawing/2016/5/10/chartex" xmlns:cx5="http://schemas.microsoft.com/office/drawing/2016/5/11/chartex" xmlns:cx6="http://schemas.microsoft.com/office/drawing/2016/5/12/chartex" xmlns:cx7="http://schemas.microsoft.com/office/drawing/2016/5/13/chartex" xmlns:cx8="http://schemas.microsoft.com/office/drawing/2016/5/14/chartex" xmlns:mc="http://schemas.openxmlformats.org/markup-compatibility/2006" xmlns:aink="http://schemas.microsoft.com/office/drawing/2016/ink" xmlns:am3d="http://schemas.microsoft.com/office/drawing/2017/model3d" xmlns:o="urn:schemas-microsoft-com:office:office" xmlns:r="http://schemas.openxmlformats.org/officeDocument/2006/relationships" xmlns:m="http://schemas.openxmlformats.org/officeDocument/2006/math" xmlns:v="urn:schemas-microsoft-com:vml" xmlns:wp14="http://schemas.microsoft.com/office/word/2010/wordprocessingDrawing" xmlns:wp="http://schemas.openxmlformats.org/drawingml/2006/wordprocessingDrawing" xmlns:w10="urn:schemas-microsoft-com:office:word" xmlns:w="http://schemas.openxmlformats.org/wordprocessingml/2006/main" xmlns:w14="http://schemas.microsoft.com/office/word/2010/wordml" xmlns:w15="http://schemas.microsoft.com/office/word/2012/wordml" xmlns:w16cex="http://schemas.microsoft.com/office/word/2018/wordml/cex" xmlns:w16cid="http://schemas.microsoft.com/office/word/2016/wordml/cid" xmlns:w16="http://schemas.microsoft.com/office/word/2018/wordml" xmlns:w16sdtdh="http://schemas.microsoft.com/office/word/2020/wordml/sdtdatahash" xmlns:w16se="http://schemas.microsoft.com/office/word/2015/wordml/symex" xmlns:wpg="http://schemas.microsoft.com/office/word/2010/wordprocessingGroup" xmlns:wpi="http://schemas.microsoft.com/office/word/2010/wordprocessingInk" xmlns:wne="http://schemas.microsoft.com/office/word/2006/wordml" xmlns:wps="http://schemas.microsoft.com/office/word/2010/wordprocessingShape" mc:Ignorable="w14 w15 w16se w16cid w16 w16cex w16sdtdh wp14">
   <w:body>
     <w:p>
       <w:r>
@@ -40,7 +40,7 @@
                     </pic:cNvPicPr>
                   </pic:nvPicPr>
                   <pic:blipFill>
-                    <a:blip r:embed="rId8">
+                    <a:blip r:embed="rId11">
                       <a:extLst>
                         <a:ext uri="{28A0092B-C50C-407E-A947-70E740481C1C}">
                           <a14:useLocalDpi xmlns:a14="http://schemas.microsoft.com/office/drawing/2010/main" val="0"/>
@@ -213,7 +213,7 @@
               </wp:anchor>
             </w:drawing>
           </mc:Choice>
-          <mc:Fallback xmlns:w16sdtdh="http://schemas.microsoft.com/office/word/2020/wordml/sdtdatahash">
+          <mc:Fallback>
             <w:pict>
               <v:rect w14:anchorId="5C6229C9" id="Rectángulo 4" o:spid="_x0000_s1026" style="position:absolute;margin-left:-55.7pt;margin-top:29pt;width:613.85pt;height:204pt;z-index:-251659776;visibility:visible;mso-wrap-style:square;mso-width-percent:0;mso-height-percent:0;mso-wrap-distance-left:9pt;mso-wrap-distance-top:0;mso-wrap-distance-right:9pt;mso-wrap-distance-bottom:0;mso-position-horizontal:absolute;mso-position-horizontal-relative:text;mso-position-vertical:absolute;mso-position-vertical-relative:text;mso-width-percent:0;mso-height-percent:0;mso-width-relative:page;mso-height-relative:margin;v-text-anchor:middle" o:gfxdata="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" fillcolor="#00314d" stroked="f" strokeweight="1pt"/>
             </w:pict>
@@ -318,7 +318,7 @@
                 <v:stroke joinstyle="miter"/>
                 <v:path gradientshapeok="t" o:connecttype="rect"/>
               </v:shapetype>
-              <v:shape id="Cuadro de texto 2" o:spid="_x0000_s1026" type="#_x0000_t202" alt="&quot;&quot;" style="position:absolute;left:0;text-align:left;margin-left:-20.7pt;margin-top:22pt;width:488.95pt;height:146.25pt;z-index:251657728;visibility:visible;mso-wrap-style:square;mso-width-percent:0;mso-height-percent:0;mso-wrap-distance-left:9pt;mso-wrap-distance-top:3.6pt;mso-wrap-distance-right:9pt;mso-wrap-distance-bottom:3.6pt;mso-position-horizontal:absolute;mso-position-horizontal-relative:text;mso-position-vertical:absolute;mso-position-vertical-relative:text;mso-width-percent:0;mso-height-percent:0;mso-width-relative:margin;mso-height-relative:margin;v-text-anchor:top" o:gfxdata="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" filled="f" stroked="f">
+              <v:shape id="Cuadro de texto 2" o:spid="_x0000_s1026" type="#_x0000_t202" alt="&quot;&quot;" style="position:absolute;left:0;text-align:left;margin-left:-20.7pt;margin-top:22pt;width:488.95pt;height:146.25pt;z-index:251657728;visibility:visible;mso-wrap-style:square;mso-width-percent:0;mso-height-percent:0;mso-wrap-distance-left:9pt;mso-wrap-distance-top:3.6pt;mso-wrap-distance-right:9pt;mso-wrap-distance-bottom:3.6pt;mso-position-horizontal:absolute;mso-position-horizontal-relative:text;mso-position-vertical:absolute;mso-position-vertical-relative:text;mso-width-percent:0;mso-height-percent:0;mso-width-relative:margin;mso-height-relative:margin;v-text-anchor:top" o:gfxdata="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" filled="f" stroked="f">
                 <v:textbox>
                   <w:txbxContent>
                     <w:p>
@@ -2442,7 +2442,7 @@
                     </pic:cNvPicPr>
                   </pic:nvPicPr>
                   <pic:blipFill>
-                    <a:blip r:embed="rId9">
+                    <a:blip r:embed="rId12">
                       <a:extLst>
                         <a:ext uri="{28A0092B-C50C-407E-A947-70E740481C1C}">
                           <a14:useLocalDpi xmlns:a14="http://schemas.microsoft.com/office/drawing/2010/main" val="0"/>
@@ -2490,11 +2490,6 @@
           <w:b/>
         </w:rPr>
         <w:instrText xml:space="preserve"> HYPERLINK "https://www.youtube.com/watch?v=ZjEOJKbISkI" </w:instrText>
-      </w:r>
-      <w:r>
-        <w:rPr>
-          <w:b/>
-        </w:rPr>
       </w:r>
       <w:r>
         <w:rPr>
@@ -2575,19 +2570,15 @@
           </w:p>
           <w:p>
             <w:r>
-              <w:t>La gramática española y el código ortográfico establecen las normas que garantizan la correcta escritura. El dominio de las mayúsculas y minúsculas, el uso apropiado de letras como la b, v, c, z, g, j, h, y y x, junto con la correcta aplicación de los signos de puntuación —</w:t>
+              <w:t xml:space="preserve">La gramática española y el código ortográfico establecen las normas que garantizan la correcta escritura. El dominio de las mayúsculas y minúsculas, el uso apropiado de letras como la b, v, c, z, g, j, h, y </w:t>
             </w:r>
+            <w:proofErr w:type="spellStart"/>
             <w:r>
-              <w:t xml:space="preserve"> </w:t>
+              <w:t>y</w:t>
             </w:r>
+            <w:proofErr w:type="spellEnd"/>
             <w:r>
-              <w:t>la coma, el punto, el punto y coma, las comillas y los dos puntos</w:t>
-            </w:r>
-            <w:r>
-              <w:t xml:space="preserve"> </w:t>
-            </w:r>
-            <w:r>
-              <w:t>— permiten que el mensaje se interprete sin ambigüedades.</w:t>
+              <w:t xml:space="preserve"> x, junto con la correcta aplicación de los signos de puntuación — la coma, el punto, el punto y coma, las comillas y los dos puntos — permiten que el mensaje se interprete sin ambigüedades.</w:t>
             </w:r>
           </w:p>
           <w:p>
@@ -2685,7 +2676,21 @@
         <w:rPr>
           <w:lang w:eastAsia="es-CO"/>
         </w:rPr>
-        <w:t>Un párrafo debe desarrollar una sola idea central. Fácilmente se rompe la unidad cuando se introducen varias proposiciones principales o cuando se adicionan proposiciones que, en realidad, son ajenas al tema que se pretende desarrollar. Esta es una de las características que permite determinar si un párrafo está bien escrito o no. Si todas las oraciones subtemáticas se relacionan con la oración temática, entonces se afirma que el párrafo posee unidad.</w:t>
+        <w:t xml:space="preserve">Un párrafo debe desarrollar una sola idea central. Fácilmente se rompe la unidad cuando se introducen varias proposiciones principales o cuando se adicionan proposiciones que, en realidad, son ajenas al tema que se pretende desarrollar. Esta es una de las características que permite determinar si un párrafo está bien escrito o no. Si todas las oraciones </w:t>
+      </w:r>
+      <w:proofErr w:type="spellStart"/>
+      <w:r>
+        <w:rPr>
+          <w:lang w:eastAsia="es-CO"/>
+        </w:rPr>
+        <w:t>subtemáticas</w:t>
+      </w:r>
+      <w:proofErr w:type="spellEnd"/>
+      <w:r>
+        <w:rPr>
+          <w:lang w:eastAsia="es-CO"/>
+        </w:rPr>
+        <w:t xml:space="preserve"> se relacionan con la oración temática, entonces se afirma que el párrafo posee unidad.</w:t>
       </w:r>
     </w:p>
     <w:p>
@@ -3312,7 +3317,15 @@
               <w:pStyle w:val="TextoTablas"/>
             </w:pPr>
             <w:r>
-              <w:t>Como, así como, más... que, menos... que, igual que, tan... como, del modo que, de la manera que, lo mismo que.</w:t>
+              <w:t xml:space="preserve">Como, así como, más... que, menos... que, igual que, tan... </w:t>
+            </w:r>
+            <w:proofErr w:type="spellStart"/>
+            <w:r>
+              <w:t>como</w:t>
+            </w:r>
+            <w:proofErr w:type="spellEnd"/>
+            <w:r>
+              <w:t>, del modo que, de la manera que, lo mismo que.</w:t>
             </w:r>
           </w:p>
         </w:tc>
@@ -3471,7 +3484,15 @@
               <w:pStyle w:val="TextoTablas"/>
             </w:pPr>
             <w:r>
-              <w:t>Pero, aunque, sino, sin embargo, en oposición a, con todo, aun, contrariamente a, si bien, en contraste con, empero, a pesar de, pese a, en cambio, al contrario, mas.</w:t>
+              <w:t xml:space="preserve">Pero, aunque, </w:t>
+            </w:r>
+            <w:proofErr w:type="gramStart"/>
+            <w:r>
+              <w:t>sino</w:t>
+            </w:r>
+            <w:proofErr w:type="gramEnd"/>
+            <w:r>
+              <w:t>, sin embargo, en oposición a, con todo, aun, contrariamente a, si bien, en contraste con, empero, a pesar de, pese a, en cambio, al contrario, mas.</w:t>
             </w:r>
           </w:p>
         </w:tc>
@@ -3627,7 +3648,21 @@
         <w:rPr>
           <w:lang w:eastAsia="es-CO"/>
         </w:rPr>
-        <w:t>La estructura deductiva se distingue porque, al principio del texto, se plantea el tema sobre el cual este gira, como una presentación de lo que más adelante se va desarrollando mediante ideas secundarias o de apoyo.</w:t>
+        <w:t xml:space="preserve">La estructura deductiva se distingue porque, al principio del texto, se plantea el tema sobre el cual </w:t>
+      </w:r>
+      <w:proofErr w:type="gramStart"/>
+      <w:r>
+        <w:rPr>
+          <w:lang w:eastAsia="es-CO"/>
+        </w:rPr>
+        <w:t>este gira</w:t>
+      </w:r>
+      <w:proofErr w:type="gramEnd"/>
+      <w:r>
+        <w:rPr>
+          <w:lang w:eastAsia="es-CO"/>
+        </w:rPr>
+        <w:t>, como una presentación de lo que más adelante se va desarrollando mediante ideas secundarias o de apoyo.</w:t>
       </w:r>
     </w:p>
     <w:p>
@@ -3719,20 +3754,44 @@
           <w:bCs/>
           <w:lang w:eastAsia="es-CO"/>
         </w:rPr>
-        <w:t>Estructura paralelística</w:t>
-      </w:r>
-    </w:p>
-    <w:p>
-      <w:pPr>
-        <w:rPr>
-          <w:lang w:eastAsia="es-CO"/>
-        </w:rPr>
-      </w:pPr>
-      <w:r>
-        <w:rPr>
-          <w:lang w:eastAsia="es-CO"/>
-        </w:rPr>
-        <w:t>Un texto presenta una estructura interna paralelística cuando recuerda las entradas que puede tener un diccionario o cualquier enciclopedia; es decir, en el encabezado del texto se propone un tema, una idea o un concepto y, a continuación, se amplía toda esa información en diferentes filas.</w:t>
+        <w:t xml:space="preserve">Estructura </w:t>
+      </w:r>
+      <w:proofErr w:type="spellStart"/>
+      <w:r>
+        <w:rPr>
+          <w:b/>
+          <w:bCs/>
+          <w:lang w:eastAsia="es-CO"/>
+        </w:rPr>
+        <w:t>paralelística</w:t>
+      </w:r>
+      <w:proofErr w:type="spellEnd"/>
+    </w:p>
+    <w:p>
+      <w:pPr>
+        <w:rPr>
+          <w:lang w:eastAsia="es-CO"/>
+        </w:rPr>
+      </w:pPr>
+      <w:r>
+        <w:rPr>
+          <w:lang w:eastAsia="es-CO"/>
+        </w:rPr>
+        <w:t xml:space="preserve">Un texto presenta una estructura interna </w:t>
+      </w:r>
+      <w:proofErr w:type="spellStart"/>
+      <w:r>
+        <w:rPr>
+          <w:lang w:eastAsia="es-CO"/>
+        </w:rPr>
+        <w:t>paralelística</w:t>
+      </w:r>
+      <w:proofErr w:type="spellEnd"/>
+      <w:r>
+        <w:rPr>
+          <w:lang w:eastAsia="es-CO"/>
+        </w:rPr>
+        <w:t xml:space="preserve"> cuando recuerda las entradas que puede tener un diccionario o cualquier enciclopedia; es decir, en el encabezado del texto se propone un tema, una idea o un concepto y, a continuación, se amplía toda esa información en diferentes filas.</w:t>
       </w:r>
     </w:p>
     <w:p>
@@ -4023,13 +4082,7 @@
         <w:rPr>
           <w:lang w:eastAsia="es-CO"/>
         </w:rPr>
-        <w:t>En el proceso de recolectar información para una actividad investigativa, se dan pasos que implican leer, seleccionar, organizar los contenidos y no solo transcribirlos literalmente. Características Olga Lucía Arbeláez (2007) en su artículo</w:t>
-      </w:r>
-      <w:r>
-        <w:rPr>
-          <w:lang w:eastAsia="es-CO"/>
-        </w:rPr>
-        <w:t xml:space="preserve"> </w:t>
+        <w:t xml:space="preserve">En el proceso de recolectar información para una actividad investigativa, se dan pasos que implican leer, seleccionar, organizar los contenidos y no solo transcribirlos literalmente. Características Olga Lucía Arbeláez (2007) en su artículo </w:t>
       </w:r>
       <w:r>
         <w:rPr>
@@ -4074,13 +4127,7 @@
         <w:rPr>
           <w:lang w:eastAsia="es-CO"/>
         </w:rPr>
-        <w:t>: s</w:t>
-      </w:r>
-      <w:r>
-        <w:rPr>
-          <w:lang w:eastAsia="es-CO"/>
-        </w:rPr>
-        <w:t>e refiere al respeto de las ideas originales del texto y del estilo del autor.</w:t>
+        <w:t>: se refiere al respeto de las ideas originales del texto y del estilo del autor.</w:t>
       </w:r>
     </w:p>
     <w:p>
@@ -4138,6 +4185,38 @@
           <w:bCs/>
           <w:lang w:eastAsia="es-CO"/>
         </w:rPr>
+        <w:t>Precisión</w:t>
+      </w:r>
+      <w:r>
+        <w:rPr>
+          <w:lang w:eastAsia="es-CO"/>
+        </w:rPr>
+        <w:t>: h</w:t>
+      </w:r>
+      <w:r>
+        <w:rPr>
+          <w:lang w:eastAsia="es-CO"/>
+        </w:rPr>
+        <w:t>ace alusión a su forma de enunciación, que, con oraciones cortas y concisas, condensa el sentido del texto.</w:t>
+      </w:r>
+    </w:p>
+    <w:p>
+      <w:pPr>
+        <w:pStyle w:val="Prrafodelista"/>
+        <w:numPr>
+          <w:ilvl w:val="0"/>
+          <w:numId w:val="7"/>
+        </w:numPr>
+        <w:rPr>
+          <w:lang w:eastAsia="es-CO"/>
+        </w:rPr>
+      </w:pPr>
+      <w:r>
+        <w:rPr>
+          <w:b/>
+          <w:bCs/>
+          <w:lang w:eastAsia="es-CO"/>
+        </w:rPr>
         <w:lastRenderedPageBreak/>
         <w:t>Flexibilidad</w:t>
       </w:r>
@@ -4279,10 +4358,7 @@
     <w:p>
       <w:pPr>
         <w:pStyle w:val="Prrafodelista"/>
-        <w:numPr>
-          <w:ilvl w:val="0"/>
-          <w:numId w:val="9"/>
-        </w:numPr>
+        <w:ind w:left="1429" w:firstLine="0"/>
         <w:rPr>
           <w:lang w:eastAsia="es-CO"/>
         </w:rPr>
@@ -4795,27 +4871,13 @@
           <w:bCs/>
           <w:lang w:eastAsia="es-CO"/>
         </w:rPr>
-        <w:t>Estructura libre</w:t>
-      </w:r>
-      <w:r>
-        <w:rPr>
-          <w:b/>
-          <w:bCs/>
-          <w:lang w:eastAsia="es-CO"/>
-        </w:rPr>
-        <w:t xml:space="preserve">: </w:t>
-      </w:r>
-      <w:r>
-        <w:rPr>
-          <w:lang w:eastAsia="es-CO"/>
-        </w:rPr>
-        <w:t>e</w:t>
-      </w:r>
-      <w:r>
-        <w:rPr>
-          <w:lang w:eastAsia="es-CO"/>
-        </w:rPr>
-        <w:t>l ensayo debe ir desde lo descriptivo hasta la interpretación del asunto que trata; puede expresar sensibilidad, creatividad e imaginación y sustentarse en el rigor lógico, conceptual y metodológico que aportan la investigación y el estudio de los hechos (Cañón, 2002).</w:t>
+        <w:t xml:space="preserve">Estructura libre: </w:t>
+      </w:r>
+      <w:r>
+        <w:rPr>
+          <w:lang w:eastAsia="es-CO"/>
+        </w:rPr>
+        <w:t>el ensayo debe ir desde lo descriptivo hasta la interpretación del asunto que trata; puede expresar sensibilidad, creatividad e imaginación y sustentarse en el rigor lógico, conceptual y metodológico que aportan la investigación y el estudio de los hechos (Cañón, 2002).</w:t>
       </w:r>
     </w:p>
     <w:p>
@@ -4865,27 +4927,13 @@
           <w:bCs/>
           <w:lang w:eastAsia="es-CO"/>
         </w:rPr>
-        <w:t>El ensayo es una reflexión</w:t>
-      </w:r>
-      <w:r>
-        <w:rPr>
-          <w:b/>
-          <w:bCs/>
-          <w:lang w:eastAsia="es-CO"/>
-        </w:rPr>
-        <w:t xml:space="preserve">: </w:t>
-      </w:r>
-      <w:r>
-        <w:rPr>
-          <w:lang w:eastAsia="es-CO"/>
-        </w:rPr>
-        <w:t>e</w:t>
-      </w:r>
-      <w:r>
-        <w:rPr>
-          <w:lang w:eastAsia="es-CO"/>
-        </w:rPr>
-        <w:t>l ensayo puede partir de la reflexión de otros y debe convencer con los argumentos que allí se exponen.</w:t>
+        <w:t xml:space="preserve">El ensayo es una reflexión: </w:t>
+      </w:r>
+      <w:r>
+        <w:rPr>
+          <w:lang w:eastAsia="es-CO"/>
+        </w:rPr>
+        <w:t>el ensayo puede partir de la reflexión de otros y debe convencer con los argumentos que allí se exponen.</w:t>
       </w:r>
     </w:p>
     <w:p>
@@ -4918,27 +4966,54 @@
           <w:bCs/>
           <w:lang w:eastAsia="es-CO"/>
         </w:rPr>
-        <w:t>El ensayo tiene carácter discursivo</w:t>
-      </w:r>
+        <w:t xml:space="preserve">El ensayo tiene carácter discursivo: </w:t>
+      </w:r>
+      <w:r>
+        <w:rPr>
+          <w:lang w:eastAsia="es-CO"/>
+        </w:rPr>
+        <w:t>las ideas se entrelazan de forma organizada para dar una lógica interna a la composición.</w:t>
+      </w:r>
+    </w:p>
+    <w:p>
+      <w:pPr>
+        <w:pStyle w:val="Prrafodelista"/>
+        <w:numPr>
+          <w:ilvl w:val="0"/>
+          <w:numId w:val="12"/>
+        </w:numPr>
+        <w:rPr>
+          <w:lang w:eastAsia="es-CO"/>
+        </w:rPr>
+      </w:pPr>
       <w:r>
         <w:rPr>
           <w:b/>
           <w:bCs/>
           <w:lang w:eastAsia="es-CO"/>
         </w:rPr>
-        <w:t xml:space="preserve">: </w:t>
-      </w:r>
-      <w:r>
-        <w:rPr>
-          <w:lang w:eastAsia="es-CO"/>
-        </w:rPr>
-        <w:t>l</w:t>
-      </w:r>
-      <w:r>
-        <w:rPr>
-          <w:lang w:eastAsia="es-CO"/>
-        </w:rPr>
-        <w:t>as ideas se entrelazan de forma organizada para dar una lógica interna a la composición.</w:t>
+        <w:t xml:space="preserve">Personal y familiar: </w:t>
+      </w:r>
+      <w:r>
+        <w:rPr>
+          <w:lang w:eastAsia="es-CO"/>
+        </w:rPr>
+        <w:t>revela el carácter y la personalidad del autor.</w:t>
+      </w:r>
+    </w:p>
+    <w:p>
+      <w:pPr>
+        <w:pStyle w:val="Prrafodelista"/>
+        <w:ind w:left="1429" w:firstLine="0"/>
+        <w:rPr>
+          <w:lang w:eastAsia="es-CO"/>
+        </w:rPr>
+      </w:pPr>
+      <w:r>
+        <w:rPr>
+          <w:lang w:eastAsia="es-CO"/>
+        </w:rPr>
+        <w:t>Las ideas se entrelazan de forma organizada para dar una lógica interna a la composición.</w:t>
       </w:r>
     </w:p>
     <w:p>
@@ -4976,13 +5051,7 @@
               <w:rPr>
                 <w:b/>
               </w:rPr>
-              <w:t>Título del pódcast</w:t>
-            </w:r>
-            <w:r>
-              <w:rPr>
-                <w:b/>
-              </w:rPr>
-              <w:t xml:space="preserve">: </w:t>
+              <w:t xml:space="preserve">Título del pódcast: </w:t>
             </w:r>
             <w:r>
               <w:t>Partes de un ensayo</w:t>
@@ -5001,8 +5070,13 @@
             <w:tcW w:w="9962" w:type="dxa"/>
           </w:tcPr>
           <w:p>
+            <w:proofErr w:type="spellStart"/>
             <w:r>
-              <w:t>Holaaaa aprendices SENA, hoy vamos a hablar de las partes de un ensayo, una herramienta fundamental en nuestro programa de Lectura Crítica. Conocer cómo estructurar un ensayo les permitirá analizar y evaluar los textos de forma profesional.</w:t>
+              <w:t>Holaaaa</w:t>
+            </w:r>
+            <w:proofErr w:type="spellEnd"/>
+            <w:r>
+              <w:t xml:space="preserve"> aprendices SENA, hoy vamos a hablar de las partes de un ensayo, una herramienta fundamental en nuestro programa de Lectura Crítica. Conocer cómo estructurar un ensayo les permitirá analizar y evaluar los textos de forma profesional.</w:t>
             </w:r>
           </w:p>
           <w:p>
@@ -5012,12 +5086,15 @@
           </w:p>
           <w:p>
             <w:r>
-              <w:t>El título del ensayo: es el enunciado breve, preciso y claro del tema que se aborda. Lo interesante es que el título es lo último que se define en un ensayo, con el fin de que se ajuste al contenido desarrollado a lo largo del trabajo. Por ejemplo, si están analizando un artículo sobre redes sociales y desinformación, podrían titular: "Redes sociales y desinformación: análisis crítico de sus efectos en la comunidad".</w:t>
+              <w:t xml:space="preserve">El título del ensayo: es el enunciado breve, preciso y claro del tema que se aborda. Lo interesante es que el título es lo último que se define en un ensayo, con el </w:t>
+            </w:r>
+            <w:r>
+              <w:lastRenderedPageBreak/>
+              <w:t>fin de que se ajuste al contenido desarrollado a lo largo del trabajo. Por ejemplo, si están analizando un artículo sobre redes sociales y desinformación, podrían titular: "Redes sociales y desinformación: análisis crítico de sus efectos en la comunidad".</w:t>
             </w:r>
           </w:p>
           <w:p>
             <w:r>
-              <w:lastRenderedPageBreak/>
               <w:t>La introducción: responde a la pregunta ¿de qué se trata este ensayo? En esta parte deben plantear el problema, atraer el interés del lector, incluir una oración que establece la idea principal y presentar una serie de puntos que apoyan el desarrollo del tema. Estos puntos se exponen en el mismo orden en que se desarrollará el contenido. Por ejemplo: "El artículo 'El peligro de las noticias falsas' plantea que las redes sociales facilitan la desinformación. Este ensayo analiza críticamente tres aspectos: los argumentos del autor, las evidencias presentadas, y sus conclusiones."</w:t>
             </w:r>
           </w:p>
@@ -5028,13 +5105,15 @@
           </w:p>
           <w:p>
             <w:r>
-              <w:t>La conclusión: responde a la pregunta ¿cuáles son las consecuencias que se infieren de lo escrito? Presenta un resumen breve de la idea principal y de sus puntos de apoyo. Se presenta la opinión del autor en forma breve y precisa, y se puede expresar en dos o tres oraciones. Por ejemplo: El artículo presenta argumentos válidos sobre la desinformación, pero carece de evidencia científica sólida. Como lectores críticos, debemos siempre verificar las fuentes antes de compartir información.</w:t>
+              <w:t xml:space="preserve">La conclusión: responde a la pregunta ¿cuáles son las consecuencias que se infieren de lo escrito? Presenta un resumen breve de la idea principal y de sus puntos de apoyo. Se presenta la opinión del autor en forma breve y precisa, y se puede expresar en dos o tres oraciones. Por ejemplo: El artículo presenta argumentos válidos sobre la desinformación, pero carece de evidencia científica sólida. Como </w:t>
+            </w:r>
+            <w:r>
+              <w:lastRenderedPageBreak/>
+              <w:t>lectores críticos, debemos siempre verificar las fuentes antes de compartir información.</w:t>
             </w:r>
           </w:p>
-          <w:p/>
           <w:p>
             <w:r>
-              <w:lastRenderedPageBreak/>
               <w:t>Recuerden que escribir ensayos críticos les ayudará a analizar información, evaluar argumentos, y desarrollar su capacidad de razonamiento. Esta habilidad es fundamental en el mundo actual donde recibimos información constantemente.</w:t>
             </w:r>
           </w:p>
@@ -5085,6 +5164,23 @@
     </w:p>
     <w:p>
       <w:pPr>
+        <w:rPr>
+          <w:b/>
+          <w:bCs/>
+          <w:lang w:eastAsia="es-CO"/>
+        </w:rPr>
+      </w:pPr>
+      <w:r>
+        <w:rPr>
+          <w:b/>
+          <w:bCs/>
+          <w:lang w:eastAsia="es-CO"/>
+        </w:rPr>
+        <w:t>Algunas formas de introducir el tema:</w:t>
+      </w:r>
+    </w:p>
+    <w:p>
+      <w:pPr>
         <w:pStyle w:val="Prrafodelista"/>
         <w:numPr>
           <w:ilvl w:val="0"/>
@@ -5116,6 +5212,7 @@
         <w:rPr>
           <w:lang w:eastAsia="es-CO"/>
         </w:rPr>
+        <w:lastRenderedPageBreak/>
         <w:t>Aunque la brevedad es una de las características del ensayo, la extensión puede variar para permitir la exposición clara y coherente de las ideas. Así, se puede incluir de tres a diez hojas a espacio sencillo.</w:t>
       </w:r>
     </w:p>
@@ -5152,7 +5249,6 @@
         <w:rPr>
           <w:lang w:eastAsia="es-CO"/>
         </w:rPr>
-        <w:lastRenderedPageBreak/>
         <w:t>El ensayo debe ser una combinación de ideas personales con ideas de autores diferentes que contribuyan a confirmar las ideas propias.</w:t>
       </w:r>
     </w:p>
@@ -5226,55 +5322,7 @@
         <w:rPr>
           <w:lang w:eastAsia="es-CO"/>
         </w:rPr>
-        <w:t>Redactar —</w:t>
-      </w:r>
-      <w:r>
-        <w:rPr>
-          <w:lang w:eastAsia="es-CO"/>
-        </w:rPr>
-        <w:t xml:space="preserve"> </w:t>
-      </w:r>
-      <w:r>
-        <w:rPr>
-          <w:lang w:eastAsia="es-CO"/>
-        </w:rPr>
-        <w:t>observa Hilda Basulto</w:t>
-      </w:r>
-      <w:r>
-        <w:rPr>
-          <w:lang w:eastAsia="es-CO"/>
-        </w:rPr>
-        <w:t xml:space="preserve"> </w:t>
-      </w:r>
-      <w:r>
-        <w:rPr>
-          <w:lang w:eastAsia="es-CO"/>
-        </w:rPr>
-        <w:t>— es una actividad comunicativa de primer orden que supone un nivel cultural avanzado en quien la ejerce. No se trata de un acto mecánico, sino de un proceso consciente de construcción de textos escritos. Por ello, su aprendizaje y práctica exigen un cuidadoso trabajo tanto en la elaboración de la materia prima —</w:t>
-      </w:r>
-      <w:r>
-        <w:rPr>
-          <w:lang w:eastAsia="es-CO"/>
-        </w:rPr>
-        <w:t xml:space="preserve"> </w:t>
-      </w:r>
-      <w:r>
-        <w:rPr>
-          <w:lang w:eastAsia="es-CO"/>
-        </w:rPr>
-        <w:t>el pensamiento</w:t>
-      </w:r>
-      <w:r>
-        <w:rPr>
-          <w:lang w:eastAsia="es-CO"/>
-        </w:rPr>
-        <w:t xml:space="preserve"> </w:t>
-      </w:r>
-      <w:r>
-        <w:rPr>
-          <w:lang w:eastAsia="es-CO"/>
-        </w:rPr>
-        <w:t>— como en su adecuada forma de expresión mediante el lenguaje escrito.</w:t>
+        <w:t>Redactar — observa Hilda Basulto — es una actividad comunicativa de primer orden que supone un nivel cultural avanzado en quien la ejerce. No se trata de un acto mecánico, sino de un proceso consciente de construcción de textos escritos. Por ello, su aprendizaje y práctica exigen un cuidadoso trabajo tanto en la elaboración de la materia prima — el pensamiento — como en su adecuada forma de expresión mediante el lenguaje escrito.</w:t>
       </w:r>
     </w:p>
     <w:p>
@@ -5682,7 +5730,7 @@
                     </pic:cNvPicPr>
                   </pic:nvPicPr>
                   <pic:blipFill>
-                    <a:blip r:embed="rId10">
+                    <a:blip r:embed="rId13">
                       <a:extLst>
                         <a:ext uri="{28A0092B-C50C-407E-A947-70E740481C1C}">
                           <a14:useLocalDpi xmlns:a14="http://schemas.microsoft.com/office/drawing/2010/main" val="0"/>
@@ -5721,19 +5769,7 @@
         <w:rPr>
           <w:lang w:eastAsia="es-CO"/>
         </w:rPr>
-        <w:t>Se propone un diseño de referencia para que pueda expresarse de forma visual y pedagógica</w:t>
-      </w:r>
-      <w:r>
-        <w:rPr>
-          <w:lang w:eastAsia="es-CO"/>
-        </w:rPr>
-        <w:t xml:space="preserve">, </w:t>
-      </w:r>
-      <w:r>
-        <w:rPr>
-          <w:lang w:eastAsia="es-CO"/>
-        </w:rPr>
-        <w:t>estos conceptos:</w:t>
+        <w:t>Se propone un diseño de referencia para que pueda expresarse de forma visual y pedagógica, estos conceptos:</w:t>
       </w:r>
     </w:p>
     <w:p>
@@ -5775,15 +5811,7 @@
           <w:bCs/>
           <w:lang w:eastAsia="es-CO"/>
         </w:rPr>
-        <w:t>Incorrecto</w:t>
-      </w:r>
-      <w:r>
-        <w:rPr>
-          <w:b/>
-          <w:bCs/>
-          <w:lang w:eastAsia="es-CO"/>
-        </w:rPr>
-        <w:t xml:space="preserve">: </w:t>
+        <w:t xml:space="preserve">Incorrecto: </w:t>
       </w:r>
       <w:r>
         <w:rPr>
@@ -5815,27 +5843,13 @@
           <w:bCs/>
           <w:lang w:eastAsia="es-CO"/>
         </w:rPr>
-        <w:t>Correcto</w:t>
-      </w:r>
-      <w:r>
-        <w:rPr>
-          <w:b/>
-          <w:bCs/>
-          <w:lang w:eastAsia="es-CO"/>
-        </w:rPr>
-        <w:t>:</w:t>
-      </w:r>
-      <w:r>
-        <w:rPr>
-          <w:lang w:eastAsia="es-CO"/>
-        </w:rPr>
-        <w:t xml:space="preserve"> e</w:t>
-      </w:r>
-      <w:r>
-        <w:rPr>
-          <w:lang w:eastAsia="es-CO"/>
-        </w:rPr>
-        <w:t>s necesario arreglar los equipos dañados.</w:t>
+        <w:t>Correcto:</w:t>
+      </w:r>
+      <w:r>
+        <w:rPr>
+          <w:lang w:eastAsia="es-CO"/>
+        </w:rPr>
+        <w:t xml:space="preserve"> es necesario arreglar los equipos dañados.</w:t>
       </w:r>
     </w:p>
     <w:p>
@@ -5879,7 +5893,21 @@
         <w:rPr>
           <w:lang w:eastAsia="es-CO"/>
         </w:rPr>
-        <w:t>El gerundio se identifica en los verbos terminados en -ando, - iendo o - yendo. Se usa para describir dos acciones simultáneas. No se debe usar cuando la acción que describe es posterior al verbo principal de la oración.</w:t>
+        <w:t xml:space="preserve">El gerundio se identifica en los verbos terminados en -ando, - </w:t>
+      </w:r>
+      <w:proofErr w:type="spellStart"/>
+      <w:r>
+        <w:rPr>
+          <w:lang w:eastAsia="es-CO"/>
+        </w:rPr>
+        <w:t>iendo</w:t>
+      </w:r>
+      <w:proofErr w:type="spellEnd"/>
+      <w:r>
+        <w:rPr>
+          <w:lang w:eastAsia="es-CO"/>
+        </w:rPr>
+        <w:t xml:space="preserve"> o - yendo. Se usa para describir dos acciones simultáneas. No se debe usar cuando la acción que describe es posterior al verbo principal de la oración.</w:t>
       </w:r>
     </w:p>
     <w:p>
@@ -5932,7 +5960,7 @@
                     </pic:cNvPicPr>
                   </pic:nvPicPr>
                   <pic:blipFill>
-                    <a:blip r:embed="rId11">
+                    <a:blip r:embed="rId14">
                       <a:extLst>
                         <a:ext uri="{28A0092B-C50C-407E-A947-70E740481C1C}">
                           <a14:useLocalDpi xmlns:a14="http://schemas.microsoft.com/office/drawing/2010/main" val="0"/>
@@ -5972,19 +6000,21 @@
           <w:lang w:eastAsia="es-CO"/>
         </w:rPr>
         <w:lastRenderedPageBreak/>
-        <w:t xml:space="preserve">Se propone un diseño de referencia para que pueda expresarse de forma visual y pedagógica </w:t>
-      </w:r>
-      <w:r>
-        <w:rPr>
-          <w:lang w:eastAsia="es-CO"/>
-        </w:rPr>
-        <w:t xml:space="preserve">, </w:t>
-      </w:r>
-      <w:r>
-        <w:rPr>
-          <w:lang w:eastAsia="es-CO"/>
-        </w:rPr>
-        <w:t>estos conceptos:</w:t>
+        <w:t xml:space="preserve">Se propone un diseño de referencia para que pueda expresarse de forma visual y </w:t>
+      </w:r>
+      <w:proofErr w:type="gramStart"/>
+      <w:r>
+        <w:rPr>
+          <w:lang w:eastAsia="es-CO"/>
+        </w:rPr>
+        <w:t>pedagógica ,</w:t>
+      </w:r>
+      <w:proofErr w:type="gramEnd"/>
+      <w:r>
+        <w:rPr>
+          <w:lang w:eastAsia="es-CO"/>
+        </w:rPr>
+        <w:t xml:space="preserve"> estos conceptos:</w:t>
       </w:r>
     </w:p>
     <w:p>
@@ -6010,13 +6040,7 @@
         <w:rPr>
           <w:lang w:eastAsia="es-CO"/>
         </w:rPr>
-        <w:t>: e</w:t>
-      </w:r>
-      <w:r>
-        <w:rPr>
-          <w:lang w:eastAsia="es-CO"/>
-        </w:rPr>
-        <w:t>l río se desbordó, inundando las casas del barrio.</w:t>
+        <w:t>: el río se desbordó, inundando las casas del barrio.</w:t>
       </w:r>
     </w:p>
     <w:p>
@@ -6042,13 +6066,7 @@
         <w:rPr>
           <w:lang w:eastAsia="es-CO"/>
         </w:rPr>
-        <w:t>: e</w:t>
-      </w:r>
-      <w:r>
-        <w:rPr>
-          <w:lang w:eastAsia="es-CO"/>
-        </w:rPr>
-        <w:t>l río se desbordó e inundó las casas del barrio.</w:t>
+        <w:t>: el río se desbordó e inundó las casas del barrio.</w:t>
       </w:r>
     </w:p>
     <w:p>
@@ -6111,19 +6129,7 @@
         <w:rPr>
           <w:lang w:eastAsia="es-CO"/>
         </w:rPr>
-        <w:t>:</w:t>
-      </w:r>
-      <w:r>
-        <w:rPr>
-          <w:lang w:eastAsia="es-CO"/>
-        </w:rPr>
-        <w:t xml:space="preserve"> </w:t>
-      </w:r>
-      <w:r>
-        <w:rPr>
-          <w:lang w:eastAsia="es-CO"/>
-        </w:rPr>
-        <w:t>¿Cómo empezó el discurso?</w:t>
+        <w:t>: ¿Cómo empezó el discurso?</w:t>
       </w:r>
     </w:p>
     <w:p>
@@ -6144,19 +6150,7 @@
         <w:rPr>
           <w:lang w:eastAsia="es-CO"/>
         </w:rPr>
-        <w:t>:</w:t>
-      </w:r>
-      <w:r>
-        <w:rPr>
-          <w:lang w:eastAsia="es-CO"/>
-        </w:rPr>
-        <w:t xml:space="preserve"> d</w:t>
-      </w:r>
-      <w:r>
-        <w:rPr>
-          <w:lang w:eastAsia="es-CO"/>
-        </w:rPr>
-        <w:t>ando las gracias al jurado</w:t>
+        <w:t>: dando las gracias al jurado</w:t>
       </w:r>
     </w:p>
     <w:p>
@@ -6220,7 +6214,21 @@
         <w:rPr>
           <w:lang w:eastAsia="es-CO"/>
         </w:rPr>
-        <w:t>: A Juan le dijeron de que ella lo estaba esperando.</w:t>
+        <w:t xml:space="preserve">: A Juan le dijeron </w:t>
+      </w:r>
+      <w:proofErr w:type="gramStart"/>
+      <w:r>
+        <w:rPr>
+          <w:lang w:eastAsia="es-CO"/>
+        </w:rPr>
+        <w:t>de que</w:t>
+      </w:r>
+      <w:proofErr w:type="gramEnd"/>
+      <w:r>
+        <w:rPr>
+          <w:lang w:eastAsia="es-CO"/>
+        </w:rPr>
+        <w:t xml:space="preserve"> ella lo estaba esperando.</w:t>
       </w:r>
     </w:p>
     <w:p>
@@ -6241,19 +6249,7 @@
         <w:rPr>
           <w:lang w:eastAsia="es-CO"/>
         </w:rPr>
-        <w:t>:</w:t>
-      </w:r>
-      <w:r>
-        <w:rPr>
-          <w:lang w:eastAsia="es-CO"/>
-        </w:rPr>
-        <w:t xml:space="preserve"> </w:t>
-      </w:r>
-      <w:r>
-        <w:rPr>
-          <w:lang w:eastAsia="es-CO"/>
-        </w:rPr>
-        <w:t>A Juan le dijeron que ella lo estaba esperando.</w:t>
+        <w:t>: A Juan le dijeron que ella lo estaba esperando.</w:t>
       </w:r>
     </w:p>
     <w:p>
@@ -6358,7 +6354,7 @@
                     </pic:cNvPicPr>
                   </pic:nvPicPr>
                   <pic:blipFill>
-                    <a:blip r:embed="rId12">
+                    <a:blip r:embed="rId15">
                       <a:extLst>
                         <a:ext uri="{28A0092B-C50C-407E-A947-70E740481C1C}">
                           <a14:useLocalDpi xmlns:a14="http://schemas.microsoft.com/office/drawing/2010/main" val="0"/>
@@ -7230,7 +7226,21 @@
               <w:rPr>
                 <w:bdr w:val="none" w:sz="0" w:space="0" w:color="auto" w:frame="1"/>
               </w:rPr>
-              <w:t>(ka)</w:t>
+              <w:t>(</w:t>
+            </w:r>
+            <w:proofErr w:type="spellStart"/>
+            <w:r>
+              <w:rPr>
+                <w:bdr w:val="none" w:sz="0" w:space="0" w:color="auto" w:frame="1"/>
+              </w:rPr>
+              <w:t>ka</w:t>
+            </w:r>
+            <w:proofErr w:type="spellEnd"/>
+            <w:r>
+              <w:rPr>
+                <w:bdr w:val="none" w:sz="0" w:space="0" w:color="auto" w:frame="1"/>
+              </w:rPr>
+              <w:t>)</w:t>
             </w:r>
           </w:p>
         </w:tc>
@@ -7641,7 +7651,21 @@
               <w:rPr>
                 <w:bdr w:val="none" w:sz="0" w:space="0" w:color="auto" w:frame="1"/>
               </w:rPr>
-              <w:t>(cu)</w:t>
+              <w:t>(</w:t>
+            </w:r>
+            <w:proofErr w:type="spellStart"/>
+            <w:r>
+              <w:rPr>
+                <w:bdr w:val="none" w:sz="0" w:space="0" w:color="auto" w:frame="1"/>
+              </w:rPr>
+              <w:t>cu</w:t>
+            </w:r>
+            <w:proofErr w:type="spellEnd"/>
+            <w:r>
+              <w:rPr>
+                <w:bdr w:val="none" w:sz="0" w:space="0" w:color="auto" w:frame="1"/>
+              </w:rPr>
+              <w:t>)</w:t>
             </w:r>
           </w:p>
         </w:tc>
@@ -8229,7 +8253,49 @@
         <w:rPr>
           <w:lang w:eastAsia="es-CO"/>
         </w:rPr>
-        <w:t>Ahora bien, la eliminación de los dígrafos ch y ll del inventario de letras del abecedario no supone, de ningún modo, que desaparezcan del sistema gráfico del español. Por el contrario, estos signos dobles seguirán utilizándose como hasta ahora en la escritura de las palabras españolas: el dígrafo ch en representación del fonema /ch/ (chico [chíko]) y el dígrafo ll en representación del fonema /ll/ o, para hablantes yeístas, del fonema /y/ (calle [kálle, káye]). La novedad consiste, simplemente, en que dejan de contarse entre las letras del abecedario.</w:t>
+        <w:t>Ahora bien, la eliminación de los dígrafos ch y ll del inventario de letras del abecedario no supone, de ningún modo, que desaparezcan del sistema gráfico del español. Por el contrario, estos signos dobles seguirán utilizándose como hasta ahora en la escritura de las palabras españolas: el dígrafo ch en representación del fonema /ch/ (chico [</w:t>
+      </w:r>
+      <w:proofErr w:type="spellStart"/>
+      <w:r>
+        <w:rPr>
+          <w:lang w:eastAsia="es-CO"/>
+        </w:rPr>
+        <w:t>chíko</w:t>
+      </w:r>
+      <w:proofErr w:type="spellEnd"/>
+      <w:r>
+        <w:rPr>
+          <w:lang w:eastAsia="es-CO"/>
+        </w:rPr>
+        <w:t>]) y el dígrafo ll en representación del fonema /ll/ o, para hablantes yeístas, del fonema /y/ (calle [</w:t>
+      </w:r>
+      <w:proofErr w:type="spellStart"/>
+      <w:r>
+        <w:rPr>
+          <w:lang w:eastAsia="es-CO"/>
+        </w:rPr>
+        <w:t>kálle</w:t>
+      </w:r>
+      <w:proofErr w:type="spellEnd"/>
+      <w:r>
+        <w:rPr>
+          <w:lang w:eastAsia="es-CO"/>
+        </w:rPr>
+        <w:t xml:space="preserve">, </w:t>
+      </w:r>
+      <w:proofErr w:type="spellStart"/>
+      <w:r>
+        <w:rPr>
+          <w:lang w:eastAsia="es-CO"/>
+        </w:rPr>
+        <w:t>káye</w:t>
+      </w:r>
+      <w:proofErr w:type="spellEnd"/>
+      <w:r>
+        <w:rPr>
+          <w:lang w:eastAsia="es-CO"/>
+        </w:rPr>
+        <w:t>]). La novedad consiste, simplemente, en que dejan de contarse entre las letras del abecedario.</w:t>
       </w:r>
     </w:p>
     <w:p>
@@ -8251,12 +8317,238 @@
           <w:lang w:eastAsia="es-CO"/>
         </w:rPr>
       </w:pPr>
-      <w:r>
-        <w:rPr>
-          <w:lang w:eastAsia="es-CO"/>
-        </w:rPr>
-        <w:t>ai – au – ei – eu – oi – ou – ia – ua – ie – ue – io – uo – ui – ue; ay – ey – oy – iy</w:t>
-      </w:r>
+      <w:proofErr w:type="spellStart"/>
+      <w:r>
+        <w:rPr>
+          <w:lang w:eastAsia="es-CO"/>
+        </w:rPr>
+        <w:t>ai</w:t>
+      </w:r>
+      <w:proofErr w:type="spellEnd"/>
+      <w:r>
+        <w:rPr>
+          <w:lang w:eastAsia="es-CO"/>
+        </w:rPr>
+        <w:t xml:space="preserve"> – </w:t>
+      </w:r>
+      <w:proofErr w:type="spellStart"/>
+      <w:r>
+        <w:rPr>
+          <w:lang w:eastAsia="es-CO"/>
+        </w:rPr>
+        <w:t>au</w:t>
+      </w:r>
+      <w:proofErr w:type="spellEnd"/>
+      <w:r>
+        <w:rPr>
+          <w:lang w:eastAsia="es-CO"/>
+        </w:rPr>
+        <w:t xml:space="preserve"> – </w:t>
+      </w:r>
+      <w:proofErr w:type="spellStart"/>
+      <w:r>
+        <w:rPr>
+          <w:lang w:eastAsia="es-CO"/>
+        </w:rPr>
+        <w:t>ei</w:t>
+      </w:r>
+      <w:proofErr w:type="spellEnd"/>
+      <w:r>
+        <w:rPr>
+          <w:lang w:eastAsia="es-CO"/>
+        </w:rPr>
+        <w:t xml:space="preserve"> – </w:t>
+      </w:r>
+      <w:proofErr w:type="spellStart"/>
+      <w:r>
+        <w:rPr>
+          <w:lang w:eastAsia="es-CO"/>
+        </w:rPr>
+        <w:t>eu</w:t>
+      </w:r>
+      <w:proofErr w:type="spellEnd"/>
+      <w:r>
+        <w:rPr>
+          <w:lang w:eastAsia="es-CO"/>
+        </w:rPr>
+        <w:t xml:space="preserve"> – </w:t>
+      </w:r>
+      <w:proofErr w:type="spellStart"/>
+      <w:r>
+        <w:rPr>
+          <w:lang w:eastAsia="es-CO"/>
+        </w:rPr>
+        <w:t>oi</w:t>
+      </w:r>
+      <w:proofErr w:type="spellEnd"/>
+      <w:r>
+        <w:rPr>
+          <w:lang w:eastAsia="es-CO"/>
+        </w:rPr>
+        <w:t xml:space="preserve"> – </w:t>
+      </w:r>
+      <w:proofErr w:type="spellStart"/>
+      <w:r>
+        <w:rPr>
+          <w:lang w:eastAsia="es-CO"/>
+        </w:rPr>
+        <w:t>ou</w:t>
+      </w:r>
+      <w:proofErr w:type="spellEnd"/>
+      <w:r>
+        <w:rPr>
+          <w:lang w:eastAsia="es-CO"/>
+        </w:rPr>
+        <w:t xml:space="preserve"> – </w:t>
+      </w:r>
+      <w:proofErr w:type="spellStart"/>
+      <w:r>
+        <w:rPr>
+          <w:lang w:eastAsia="es-CO"/>
+        </w:rPr>
+        <w:t>ia</w:t>
+      </w:r>
+      <w:proofErr w:type="spellEnd"/>
+      <w:r>
+        <w:rPr>
+          <w:lang w:eastAsia="es-CO"/>
+        </w:rPr>
+        <w:t xml:space="preserve"> – </w:t>
+      </w:r>
+      <w:proofErr w:type="spellStart"/>
+      <w:r>
+        <w:rPr>
+          <w:lang w:eastAsia="es-CO"/>
+        </w:rPr>
+        <w:t>ua</w:t>
+      </w:r>
+      <w:proofErr w:type="spellEnd"/>
+      <w:r>
+        <w:rPr>
+          <w:lang w:eastAsia="es-CO"/>
+        </w:rPr>
+        <w:t xml:space="preserve"> – </w:t>
+      </w:r>
+      <w:proofErr w:type="spellStart"/>
+      <w:r>
+        <w:rPr>
+          <w:lang w:eastAsia="es-CO"/>
+        </w:rPr>
+        <w:t>ie</w:t>
+      </w:r>
+      <w:proofErr w:type="spellEnd"/>
+      <w:r>
+        <w:rPr>
+          <w:lang w:eastAsia="es-CO"/>
+        </w:rPr>
+        <w:t xml:space="preserve"> – </w:t>
+      </w:r>
+      <w:proofErr w:type="spellStart"/>
+      <w:r>
+        <w:rPr>
+          <w:lang w:eastAsia="es-CO"/>
+        </w:rPr>
+        <w:t>ue</w:t>
+      </w:r>
+      <w:proofErr w:type="spellEnd"/>
+      <w:r>
+        <w:rPr>
+          <w:lang w:eastAsia="es-CO"/>
+        </w:rPr>
+        <w:t xml:space="preserve"> – </w:t>
+      </w:r>
+      <w:proofErr w:type="spellStart"/>
+      <w:r>
+        <w:rPr>
+          <w:lang w:eastAsia="es-CO"/>
+        </w:rPr>
+        <w:t>io</w:t>
+      </w:r>
+      <w:proofErr w:type="spellEnd"/>
+      <w:r>
+        <w:rPr>
+          <w:lang w:eastAsia="es-CO"/>
+        </w:rPr>
+        <w:t xml:space="preserve"> – </w:t>
+      </w:r>
+      <w:proofErr w:type="spellStart"/>
+      <w:r>
+        <w:rPr>
+          <w:lang w:eastAsia="es-CO"/>
+        </w:rPr>
+        <w:t>uo</w:t>
+      </w:r>
+      <w:proofErr w:type="spellEnd"/>
+      <w:r>
+        <w:rPr>
+          <w:lang w:eastAsia="es-CO"/>
+        </w:rPr>
+        <w:t xml:space="preserve"> – </w:t>
+      </w:r>
+      <w:proofErr w:type="spellStart"/>
+      <w:r>
+        <w:rPr>
+          <w:lang w:eastAsia="es-CO"/>
+        </w:rPr>
+        <w:t>ui</w:t>
+      </w:r>
+      <w:proofErr w:type="spellEnd"/>
+      <w:r>
+        <w:rPr>
+          <w:lang w:eastAsia="es-CO"/>
+        </w:rPr>
+        <w:t xml:space="preserve"> – </w:t>
+      </w:r>
+      <w:proofErr w:type="spellStart"/>
+      <w:r>
+        <w:rPr>
+          <w:lang w:eastAsia="es-CO"/>
+        </w:rPr>
+        <w:t>ue</w:t>
+      </w:r>
+      <w:proofErr w:type="spellEnd"/>
+      <w:r>
+        <w:rPr>
+          <w:lang w:eastAsia="es-CO"/>
+        </w:rPr>
+        <w:t xml:space="preserve">; ay – </w:t>
+      </w:r>
+      <w:proofErr w:type="spellStart"/>
+      <w:r>
+        <w:rPr>
+          <w:lang w:eastAsia="es-CO"/>
+        </w:rPr>
+        <w:t>ey</w:t>
+      </w:r>
+      <w:proofErr w:type="spellEnd"/>
+      <w:r>
+        <w:rPr>
+          <w:lang w:eastAsia="es-CO"/>
+        </w:rPr>
+        <w:t xml:space="preserve"> – </w:t>
+      </w:r>
+      <w:proofErr w:type="spellStart"/>
+      <w:r>
+        <w:rPr>
+          <w:lang w:eastAsia="es-CO"/>
+        </w:rPr>
+        <w:t>oy</w:t>
+      </w:r>
+      <w:proofErr w:type="spellEnd"/>
+      <w:r>
+        <w:rPr>
+          <w:lang w:eastAsia="es-CO"/>
+        </w:rPr>
+        <w:t xml:space="preserve"> – </w:t>
+      </w:r>
+      <w:proofErr w:type="spellStart"/>
+      <w:r>
+        <w:rPr>
+          <w:lang w:eastAsia="es-CO"/>
+        </w:rPr>
+        <w:t>iy</w:t>
+      </w:r>
+      <w:proofErr w:type="spellEnd"/>
     </w:p>
     <w:p>
       <w:pPr>
@@ -8407,8 +8699,30 @@
         <w:rPr>
           <w:lang w:eastAsia="es-CO"/>
         </w:rPr>
-        <w:t>Tierra — tie – rra</w:t>
-      </w:r>
+        <w:t xml:space="preserve">Tierra — </w:t>
+      </w:r>
+      <w:proofErr w:type="spellStart"/>
+      <w:r>
+        <w:rPr>
+          <w:lang w:eastAsia="es-CO"/>
+        </w:rPr>
+        <w:t>tie</w:t>
+      </w:r>
+      <w:proofErr w:type="spellEnd"/>
+      <w:r>
+        <w:rPr>
+          <w:lang w:eastAsia="es-CO"/>
+        </w:rPr>
+        <w:t xml:space="preserve"> – </w:t>
+      </w:r>
+      <w:proofErr w:type="spellStart"/>
+      <w:r>
+        <w:rPr>
+          <w:lang w:eastAsia="es-CO"/>
+        </w:rPr>
+        <w:t>rra</w:t>
+      </w:r>
+      <w:proofErr w:type="spellEnd"/>
     </w:p>
     <w:p>
       <w:pPr>
@@ -8486,8 +8800,30 @@
         <w:rPr>
           <w:lang w:eastAsia="es-CO"/>
         </w:rPr>
-        <w:t>Maestro — ma – es – tro</w:t>
-      </w:r>
+        <w:t xml:space="preserve">Maestro — </w:t>
+      </w:r>
+      <w:proofErr w:type="spellStart"/>
+      <w:r>
+        <w:rPr>
+          <w:lang w:eastAsia="es-CO"/>
+        </w:rPr>
+        <w:t>ma</w:t>
+      </w:r>
+      <w:proofErr w:type="spellEnd"/>
+      <w:r>
+        <w:rPr>
+          <w:lang w:eastAsia="es-CO"/>
+        </w:rPr>
+        <w:t xml:space="preserve"> – es – </w:t>
+      </w:r>
+      <w:proofErr w:type="spellStart"/>
+      <w:r>
+        <w:rPr>
+          <w:lang w:eastAsia="es-CO"/>
+        </w:rPr>
+        <w:t>tro</w:t>
+      </w:r>
+      <w:proofErr w:type="spellEnd"/>
     </w:p>
     <w:p>
       <w:pPr>
@@ -8504,7 +8840,21 @@
         <w:rPr>
           <w:lang w:eastAsia="es-CO"/>
         </w:rPr>
-        <w:t>Croar — cro – ar</w:t>
+        <w:t xml:space="preserve">Croar — </w:t>
+      </w:r>
+      <w:proofErr w:type="spellStart"/>
+      <w:r>
+        <w:rPr>
+          <w:lang w:eastAsia="es-CO"/>
+        </w:rPr>
+        <w:t>cro</w:t>
+      </w:r>
+      <w:proofErr w:type="spellEnd"/>
+      <w:r>
+        <w:rPr>
+          <w:lang w:eastAsia="es-CO"/>
+        </w:rPr>
+        <w:t xml:space="preserve"> – ar</w:t>
       </w:r>
     </w:p>
     <w:p>
@@ -8540,7 +8890,21 @@
         <w:rPr>
           <w:lang w:eastAsia="es-CO"/>
         </w:rPr>
-        <w:t>Petróleo — pe – tró – le – o</w:t>
+        <w:t xml:space="preserve">Petróleo — pe – </w:t>
+      </w:r>
+      <w:proofErr w:type="spellStart"/>
+      <w:r>
+        <w:rPr>
+          <w:lang w:eastAsia="es-CO"/>
+        </w:rPr>
+        <w:t>tró</w:t>
+      </w:r>
+      <w:proofErr w:type="spellEnd"/>
+      <w:r>
+        <w:rPr>
+          <w:lang w:eastAsia="es-CO"/>
+        </w:rPr>
+        <w:t xml:space="preserve"> – le – o</w:t>
       </w:r>
     </w:p>
     <w:p>
@@ -8591,13 +8955,155 @@
           <w:lang w:eastAsia="es-CO"/>
         </w:rPr>
       </w:pPr>
+      <w:proofErr w:type="spellStart"/>
       <w:r>
         <w:rPr>
           <w:lang w:eastAsia="es-CO"/>
         </w:rPr>
         <w:lastRenderedPageBreak/>
-        <w:t>iai – iei – ioi – uau – uou – iau – ieu – iou – uai – uei – uoi</w:t>
-      </w:r>
+        <w:t>iai</w:t>
+      </w:r>
+      <w:proofErr w:type="spellEnd"/>
+      <w:r>
+        <w:rPr>
+          <w:lang w:eastAsia="es-CO"/>
+        </w:rPr>
+        <w:t xml:space="preserve"> – </w:t>
+      </w:r>
+      <w:proofErr w:type="spellStart"/>
+      <w:r>
+        <w:rPr>
+          <w:lang w:eastAsia="es-CO"/>
+        </w:rPr>
+        <w:t>iei</w:t>
+      </w:r>
+      <w:proofErr w:type="spellEnd"/>
+      <w:r>
+        <w:rPr>
+          <w:lang w:eastAsia="es-CO"/>
+        </w:rPr>
+        <w:t xml:space="preserve"> – </w:t>
+      </w:r>
+      <w:proofErr w:type="spellStart"/>
+      <w:r>
+        <w:rPr>
+          <w:lang w:eastAsia="es-CO"/>
+        </w:rPr>
+        <w:t>ioi</w:t>
+      </w:r>
+      <w:proofErr w:type="spellEnd"/>
+      <w:r>
+        <w:rPr>
+          <w:lang w:eastAsia="es-CO"/>
+        </w:rPr>
+        <w:t xml:space="preserve"> – </w:t>
+      </w:r>
+      <w:proofErr w:type="spellStart"/>
+      <w:r>
+        <w:rPr>
+          <w:lang w:eastAsia="es-CO"/>
+        </w:rPr>
+        <w:t>uau</w:t>
+      </w:r>
+      <w:proofErr w:type="spellEnd"/>
+      <w:r>
+        <w:rPr>
+          <w:lang w:eastAsia="es-CO"/>
+        </w:rPr>
+        <w:t xml:space="preserve"> – </w:t>
+      </w:r>
+      <w:proofErr w:type="spellStart"/>
+      <w:r>
+        <w:rPr>
+          <w:lang w:eastAsia="es-CO"/>
+        </w:rPr>
+        <w:t>uou</w:t>
+      </w:r>
+      <w:proofErr w:type="spellEnd"/>
+      <w:r>
+        <w:rPr>
+          <w:lang w:eastAsia="es-CO"/>
+        </w:rPr>
+        <w:t xml:space="preserve"> – </w:t>
+      </w:r>
+      <w:proofErr w:type="spellStart"/>
+      <w:r>
+        <w:rPr>
+          <w:lang w:eastAsia="es-CO"/>
+        </w:rPr>
+        <w:t>iau</w:t>
+      </w:r>
+      <w:proofErr w:type="spellEnd"/>
+      <w:r>
+        <w:rPr>
+          <w:lang w:eastAsia="es-CO"/>
+        </w:rPr>
+        <w:t xml:space="preserve"> – </w:t>
+      </w:r>
+      <w:proofErr w:type="spellStart"/>
+      <w:r>
+        <w:rPr>
+          <w:lang w:eastAsia="es-CO"/>
+        </w:rPr>
+        <w:t>ieu</w:t>
+      </w:r>
+      <w:proofErr w:type="spellEnd"/>
+      <w:r>
+        <w:rPr>
+          <w:lang w:eastAsia="es-CO"/>
+        </w:rPr>
+        <w:t xml:space="preserve"> – </w:t>
+      </w:r>
+      <w:proofErr w:type="spellStart"/>
+      <w:r>
+        <w:rPr>
+          <w:lang w:eastAsia="es-CO"/>
+        </w:rPr>
+        <w:t>iou</w:t>
+      </w:r>
+      <w:proofErr w:type="spellEnd"/>
+      <w:r>
+        <w:rPr>
+          <w:lang w:eastAsia="es-CO"/>
+        </w:rPr>
+        <w:t xml:space="preserve"> – </w:t>
+      </w:r>
+      <w:proofErr w:type="spellStart"/>
+      <w:r>
+        <w:rPr>
+          <w:lang w:eastAsia="es-CO"/>
+        </w:rPr>
+        <w:t>uai</w:t>
+      </w:r>
+      <w:proofErr w:type="spellEnd"/>
+      <w:r>
+        <w:rPr>
+          <w:lang w:eastAsia="es-CO"/>
+        </w:rPr>
+        <w:t xml:space="preserve"> – </w:t>
+      </w:r>
+      <w:proofErr w:type="spellStart"/>
+      <w:r>
+        <w:rPr>
+          <w:lang w:eastAsia="es-CO"/>
+        </w:rPr>
+        <w:t>uei</w:t>
+      </w:r>
+      <w:proofErr w:type="spellEnd"/>
+      <w:r>
+        <w:rPr>
+          <w:lang w:eastAsia="es-CO"/>
+        </w:rPr>
+        <w:t xml:space="preserve"> – </w:t>
+      </w:r>
+      <w:proofErr w:type="spellStart"/>
+      <w:r>
+        <w:rPr>
+          <w:lang w:eastAsia="es-CO"/>
+        </w:rPr>
+        <w:t>uoi</w:t>
+      </w:r>
+      <w:proofErr w:type="spellEnd"/>
     </w:p>
     <w:p>
       <w:pPr>
@@ -8631,8 +9137,16 @@
         <w:rPr>
           <w:lang w:eastAsia="es-CO"/>
         </w:rPr>
-        <w:t>Confiáis — con – fiáis</w:t>
-      </w:r>
+        <w:t xml:space="preserve">Confiáis — con – </w:t>
+      </w:r>
+      <w:proofErr w:type="spellStart"/>
+      <w:r>
+        <w:rPr>
+          <w:lang w:eastAsia="es-CO"/>
+        </w:rPr>
+        <w:t>fiáis</w:t>
+      </w:r>
+      <w:proofErr w:type="spellEnd"/>
     </w:p>
     <w:p>
       <w:pPr>
@@ -8667,8 +9181,16 @@
         <w:rPr>
           <w:lang w:eastAsia="es-CO"/>
         </w:rPr>
-        <w:t>Estudiéis — es – tu – diéis</w:t>
-      </w:r>
+        <w:t xml:space="preserve">Estudiéis — es – tu – </w:t>
+      </w:r>
+      <w:proofErr w:type="spellStart"/>
+      <w:r>
+        <w:rPr>
+          <w:lang w:eastAsia="es-CO"/>
+        </w:rPr>
+        <w:t>diéis</w:t>
+      </w:r>
+      <w:proofErr w:type="spellEnd"/>
     </w:p>
     <w:p>
       <w:pPr>
@@ -8685,7 +9207,35 @@
         <w:rPr>
           <w:lang w:eastAsia="es-CO"/>
         </w:rPr>
-        <w:t>Paraguay — Pa – ra – guay</w:t>
+        <w:t xml:space="preserve">Paraguay — </w:t>
+      </w:r>
+      <w:proofErr w:type="spellStart"/>
+      <w:r>
+        <w:rPr>
+          <w:lang w:eastAsia="es-CO"/>
+        </w:rPr>
+        <w:t>Pa</w:t>
+      </w:r>
+      <w:proofErr w:type="spellEnd"/>
+      <w:r>
+        <w:rPr>
+          <w:lang w:eastAsia="es-CO"/>
+        </w:rPr>
+        <w:t xml:space="preserve"> – </w:t>
+      </w:r>
+      <w:proofErr w:type="spellStart"/>
+      <w:r>
+        <w:rPr>
+          <w:lang w:eastAsia="es-CO"/>
+        </w:rPr>
+        <w:t>ra</w:t>
+      </w:r>
+      <w:proofErr w:type="spellEnd"/>
+      <w:r>
+        <w:rPr>
+          <w:lang w:eastAsia="es-CO"/>
+        </w:rPr>
+        <w:t xml:space="preserve"> – guay</w:t>
       </w:r>
     </w:p>
     <w:p>
@@ -8713,7 +9263,175 @@
         <w:rPr>
           <w:lang w:eastAsia="es-CO"/>
         </w:rPr>
-        <w:t>: son los formados por la unión inseparable de dos consonantes. La primera de este grupo debe ser, necesariamente, alguna de las consonantes siguientes: b, c, d, f, g, p, t, llamadas consonantes oclusivas. La segunda debe ser alguna de estas dos: l, r, llamadas consonantes líquidas. De esta combinación se forman los siguientes grupos consonánticos: bl, br, cr, cl, dr, fl, fr, gl, gr, pl, pr, tl, tr.</w:t>
+        <w:t xml:space="preserve">: son los formados por la unión inseparable de dos consonantes. La primera de este grupo debe ser, necesariamente, alguna de las consonantes siguientes: b, c, d, f, g, p, t, llamadas consonantes oclusivas. La segunda debe ser alguna de estas dos: l, r, llamadas consonantes líquidas. De esta combinación se forman los siguientes grupos consonánticos: </w:t>
+      </w:r>
+      <w:proofErr w:type="spellStart"/>
+      <w:r>
+        <w:rPr>
+          <w:lang w:eastAsia="es-CO"/>
+        </w:rPr>
+        <w:t>bl</w:t>
+      </w:r>
+      <w:proofErr w:type="spellEnd"/>
+      <w:r>
+        <w:rPr>
+          <w:lang w:eastAsia="es-CO"/>
+        </w:rPr>
+        <w:t xml:space="preserve">, </w:t>
+      </w:r>
+      <w:proofErr w:type="spellStart"/>
+      <w:r>
+        <w:rPr>
+          <w:lang w:eastAsia="es-CO"/>
+        </w:rPr>
+        <w:t>br</w:t>
+      </w:r>
+      <w:proofErr w:type="spellEnd"/>
+      <w:r>
+        <w:rPr>
+          <w:lang w:eastAsia="es-CO"/>
+        </w:rPr>
+        <w:t xml:space="preserve">, </w:t>
+      </w:r>
+      <w:proofErr w:type="spellStart"/>
+      <w:r>
+        <w:rPr>
+          <w:lang w:eastAsia="es-CO"/>
+        </w:rPr>
+        <w:t>cr</w:t>
+      </w:r>
+      <w:proofErr w:type="spellEnd"/>
+      <w:r>
+        <w:rPr>
+          <w:lang w:eastAsia="es-CO"/>
+        </w:rPr>
+        <w:t xml:space="preserve">, </w:t>
+      </w:r>
+      <w:proofErr w:type="spellStart"/>
+      <w:r>
+        <w:rPr>
+          <w:lang w:eastAsia="es-CO"/>
+        </w:rPr>
+        <w:t>cl</w:t>
+      </w:r>
+      <w:proofErr w:type="spellEnd"/>
+      <w:r>
+        <w:rPr>
+          <w:lang w:eastAsia="es-CO"/>
+        </w:rPr>
+        <w:t xml:space="preserve">, </w:t>
+      </w:r>
+      <w:proofErr w:type="spellStart"/>
+      <w:r>
+        <w:rPr>
+          <w:lang w:eastAsia="es-CO"/>
+        </w:rPr>
+        <w:t>dr</w:t>
+      </w:r>
+      <w:proofErr w:type="spellEnd"/>
+      <w:r>
+        <w:rPr>
+          <w:lang w:eastAsia="es-CO"/>
+        </w:rPr>
+        <w:t xml:space="preserve">, </w:t>
+      </w:r>
+      <w:proofErr w:type="spellStart"/>
+      <w:r>
+        <w:rPr>
+          <w:lang w:eastAsia="es-CO"/>
+        </w:rPr>
+        <w:t>fl</w:t>
+      </w:r>
+      <w:proofErr w:type="spellEnd"/>
+      <w:r>
+        <w:rPr>
+          <w:lang w:eastAsia="es-CO"/>
+        </w:rPr>
+        <w:t xml:space="preserve">, </w:t>
+      </w:r>
+      <w:proofErr w:type="spellStart"/>
+      <w:r>
+        <w:rPr>
+          <w:lang w:eastAsia="es-CO"/>
+        </w:rPr>
+        <w:t>fr</w:t>
+      </w:r>
+      <w:proofErr w:type="spellEnd"/>
+      <w:r>
+        <w:rPr>
+          <w:lang w:eastAsia="es-CO"/>
+        </w:rPr>
+        <w:t xml:space="preserve">, </w:t>
+      </w:r>
+      <w:proofErr w:type="spellStart"/>
+      <w:r>
+        <w:rPr>
+          <w:lang w:eastAsia="es-CO"/>
+        </w:rPr>
+        <w:t>gl</w:t>
+      </w:r>
+      <w:proofErr w:type="spellEnd"/>
+      <w:r>
+        <w:rPr>
+          <w:lang w:eastAsia="es-CO"/>
+        </w:rPr>
+        <w:t xml:space="preserve">, gr, </w:t>
+      </w:r>
+      <w:proofErr w:type="spellStart"/>
+      <w:r>
+        <w:rPr>
+          <w:lang w:eastAsia="es-CO"/>
+        </w:rPr>
+        <w:t>pl</w:t>
+      </w:r>
+      <w:proofErr w:type="spellEnd"/>
+      <w:r>
+        <w:rPr>
+          <w:lang w:eastAsia="es-CO"/>
+        </w:rPr>
+        <w:t xml:space="preserve">, </w:t>
+      </w:r>
+      <w:proofErr w:type="spellStart"/>
+      <w:r>
+        <w:rPr>
+          <w:lang w:eastAsia="es-CO"/>
+        </w:rPr>
+        <w:t>pr</w:t>
+      </w:r>
+      <w:proofErr w:type="spellEnd"/>
+      <w:r>
+        <w:rPr>
+          <w:lang w:eastAsia="es-CO"/>
+        </w:rPr>
+        <w:t xml:space="preserve">, </w:t>
+      </w:r>
+      <w:proofErr w:type="spellStart"/>
+      <w:r>
+        <w:rPr>
+          <w:lang w:eastAsia="es-CO"/>
+        </w:rPr>
+        <w:t>tl</w:t>
+      </w:r>
+      <w:proofErr w:type="spellEnd"/>
+      <w:r>
+        <w:rPr>
+          <w:lang w:eastAsia="es-CO"/>
+        </w:rPr>
+        <w:t xml:space="preserve">, </w:t>
+      </w:r>
+      <w:proofErr w:type="spellStart"/>
+      <w:r>
+        <w:rPr>
+          <w:lang w:eastAsia="es-CO"/>
+        </w:rPr>
+        <w:t>tr</w:t>
+      </w:r>
+      <w:proofErr w:type="spellEnd"/>
+      <w:r>
+        <w:rPr>
+          <w:lang w:eastAsia="es-CO"/>
+        </w:rPr>
+        <w:t>.</w:t>
       </w:r>
     </w:p>
     <w:p>
@@ -8761,11 +9479,19 @@
           <w:lang w:eastAsia="es-CO"/>
         </w:rPr>
       </w:pPr>
-      <w:r>
-        <w:rPr>
-          <w:lang w:eastAsia="es-CO"/>
-        </w:rPr>
-        <w:t>a  Vocal.</w:t>
+      <w:proofErr w:type="gramStart"/>
+      <w:r>
+        <w:rPr>
+          <w:lang w:eastAsia="es-CO"/>
+        </w:rPr>
+        <w:t>a  Vocal</w:t>
+      </w:r>
+      <w:proofErr w:type="gramEnd"/>
+      <w:r>
+        <w:rPr>
+          <w:lang w:eastAsia="es-CO"/>
+        </w:rPr>
+        <w:t>.</w:t>
       </w:r>
     </w:p>
     <w:p>
@@ -9000,19 +9726,7 @@
         <w:rPr>
           <w:lang w:eastAsia="es-CO"/>
         </w:rPr>
-        <w:t>La escritura normal utiliza habitualmente las letras minúsculas, si bien, por distintos motivos, pueden escribirse enteramente</w:t>
-      </w:r>
-      <w:r>
-        <w:rPr>
-          <w:lang w:eastAsia="es-CO"/>
-        </w:rPr>
-        <w:t xml:space="preserve"> </w:t>
-      </w:r>
-      <w:r>
-        <w:rPr>
-          <w:lang w:eastAsia="es-CO"/>
-        </w:rPr>
-        <w:t>con mayúsculas palabras, frases e incluso textos enteros; pero lo usual es que las mayúsculas se utilicen solo</w:t>
+        <w:t>La escritura normal utiliza habitualmente las letras minúsculas, si bien, por distintos motivos, pueden escribirse enteramente con mayúsculas palabras, frases e incluso textos enteros; pero lo usual es que las mayúsculas se utilicen solo</w:t>
       </w:r>
     </w:p>
     <w:p>
@@ -9582,7 +10296,21 @@
         <w:rPr>
           <w:lang w:eastAsia="es-CO"/>
         </w:rPr>
-        <w:t>Los verbos terminados en -buir. Ejemplos: contribuir, atribuir, retribuir.</w:t>
+        <w:t>Los verbos terminados en -</w:t>
+      </w:r>
+      <w:proofErr w:type="spellStart"/>
+      <w:r>
+        <w:rPr>
+          <w:lang w:eastAsia="es-CO"/>
+        </w:rPr>
+        <w:t>buir</w:t>
+      </w:r>
+      <w:proofErr w:type="spellEnd"/>
+      <w:r>
+        <w:rPr>
+          <w:lang w:eastAsia="es-CO"/>
+        </w:rPr>
+        <w:t>. Ejemplos: contribuir, atribuir, retribuir.</w:t>
       </w:r>
     </w:p>
     <w:p>
@@ -9618,13 +10346,63 @@
         <w:rPr>
           <w:lang w:eastAsia="es-CO"/>
         </w:rPr>
-        <w:t>Las terminaciones -aba, -abas, -ábamos, -abais, -aban del pretérito imperfecto de indicativo (copretérito, en la terminología de Andrés Bello) de los verbos de la primera, conjugación. Ejemplos: cantaba, bajabas, amaban</w:t>
-      </w:r>
-      <w:r>
-        <w:rPr>
-          <w:lang w:eastAsia="es-CO"/>
-        </w:rPr>
-        <w:t>.</w:t>
+        <w:t>Las terminaciones -aba, -</w:t>
+      </w:r>
+      <w:proofErr w:type="spellStart"/>
+      <w:r>
+        <w:rPr>
+          <w:lang w:eastAsia="es-CO"/>
+        </w:rPr>
+        <w:t>abas</w:t>
+      </w:r>
+      <w:proofErr w:type="spellEnd"/>
+      <w:r>
+        <w:rPr>
+          <w:lang w:eastAsia="es-CO"/>
+        </w:rPr>
+        <w:t>, -</w:t>
+      </w:r>
+      <w:proofErr w:type="spellStart"/>
+      <w:r>
+        <w:rPr>
+          <w:lang w:eastAsia="es-CO"/>
+        </w:rPr>
+        <w:t>ábamos</w:t>
+      </w:r>
+      <w:proofErr w:type="spellEnd"/>
+      <w:r>
+        <w:rPr>
+          <w:lang w:eastAsia="es-CO"/>
+        </w:rPr>
+        <w:t>, -</w:t>
+      </w:r>
+      <w:proofErr w:type="spellStart"/>
+      <w:r>
+        <w:rPr>
+          <w:lang w:eastAsia="es-CO"/>
+        </w:rPr>
+        <w:t>abais</w:t>
+      </w:r>
+      <w:proofErr w:type="spellEnd"/>
+      <w:r>
+        <w:rPr>
+          <w:lang w:eastAsia="es-CO"/>
+        </w:rPr>
+        <w:t>, -</w:t>
+      </w:r>
+      <w:proofErr w:type="spellStart"/>
+      <w:r>
+        <w:rPr>
+          <w:lang w:eastAsia="es-CO"/>
+        </w:rPr>
+        <w:t>aban</w:t>
+      </w:r>
+      <w:proofErr w:type="spellEnd"/>
+      <w:r>
+        <w:rPr>
+          <w:lang w:eastAsia="es-CO"/>
+        </w:rPr>
+        <w:t xml:space="preserve"> del pretérito imperfecto de indicativo (copretérito, en la terminología de Andrés Bello) de los verbos de la primera, conjugación. Ejemplos: cantaba, bajabas, amaban.</w:t>
       </w:r>
     </w:p>
     <w:p>
@@ -9660,7 +10438,21 @@
         <w:rPr>
           <w:lang w:eastAsia="es-CO"/>
         </w:rPr>
-        <w:t>Las palabras que empiezan por el elemento compositivo biblio- ('libro') o por las silabas bu-, bur- y bus-. Ejemplos: biblioteca, bula, burla, buscar. Excepción: vudú y sus derivados, además de otras voces caídas en desuso.</w:t>
+        <w:t xml:space="preserve">Las palabras que empiezan por el elemento compositivo biblio- ('libro') o por las silabas bu-, </w:t>
+      </w:r>
+      <w:proofErr w:type="spellStart"/>
+      <w:r>
+        <w:rPr>
+          <w:lang w:eastAsia="es-CO"/>
+        </w:rPr>
+        <w:t>bur</w:t>
+      </w:r>
+      <w:proofErr w:type="spellEnd"/>
+      <w:r>
+        <w:rPr>
+          <w:lang w:eastAsia="es-CO"/>
+        </w:rPr>
+        <w:t>- y bus-. Ejemplos: biblioteca, bula, burla, buscar. Excepción: vudú y sus derivados, además de otras voces caídas en desuso.</w:t>
       </w:r>
     </w:p>
     <w:p>
@@ -9679,7 +10471,35 @@
           <w:lang w:eastAsia="es-CO"/>
         </w:rPr>
         <w:lastRenderedPageBreak/>
-        <w:t>Las que empiezan por el elemento compositivo bi-, bis-, biz- ('dos' o 'dos veces'). Ejemplos: bipolar, bisnieto, bizcocho.</w:t>
+        <w:t xml:space="preserve">Las que empiezan por el elemento compositivo </w:t>
+      </w:r>
+      <w:proofErr w:type="spellStart"/>
+      <w:r>
+        <w:rPr>
+          <w:lang w:eastAsia="es-CO"/>
+        </w:rPr>
+        <w:t>bi</w:t>
+      </w:r>
+      <w:proofErr w:type="spellEnd"/>
+      <w:r>
+        <w:rPr>
+          <w:lang w:eastAsia="es-CO"/>
+        </w:rPr>
+        <w:t xml:space="preserve">-, bis-, </w:t>
+      </w:r>
+      <w:proofErr w:type="spellStart"/>
+      <w:r>
+        <w:rPr>
+          <w:lang w:eastAsia="es-CO"/>
+        </w:rPr>
+        <w:t>biz</w:t>
+      </w:r>
+      <w:proofErr w:type="spellEnd"/>
+      <w:r>
+        <w:rPr>
+          <w:lang w:eastAsia="es-CO"/>
+        </w:rPr>
+        <w:t>- ('dos' o 'dos veces'). Ejemplos: bipolar, bisnieto, bizcocho.</w:t>
       </w:r>
     </w:p>
     <w:p>
@@ -9697,13 +10517,7 @@
         <w:rPr>
           <w:lang w:eastAsia="es-CO"/>
         </w:rPr>
-        <w:t>Las que contienen el elemento compositivo bio-, -bio ('vida'). Ejemplos: biografía, biosfera, anaerobio, microbio</w:t>
-      </w:r>
-      <w:r>
-        <w:rPr>
-          <w:lang w:eastAsia="es-CO"/>
-        </w:rPr>
-        <w:t>.</w:t>
+        <w:t>Las que contienen el elemento compositivo bio-, -bio ('vida'). Ejemplos: biografía, biosfera, anaerobio, microbio.</w:t>
       </w:r>
     </w:p>
     <w:p>
@@ -9739,43 +10553,7 @@
         <w:rPr>
           <w:lang w:eastAsia="es-CO"/>
         </w:rPr>
-        <w:t>Toda palabra en que el fonema labial sonoro precede a otra consonante o está en final de</w:t>
-      </w:r>
-      <w:r>
-        <w:rPr>
-          <w:lang w:eastAsia="es-CO"/>
-        </w:rPr>
-        <w:t xml:space="preserve"> </w:t>
-      </w:r>
-      <w:r>
-        <w:rPr>
-          <w:lang w:eastAsia="es-CO"/>
-        </w:rPr>
-        <w:t>palabra. Ejemplos: abdicación, abnegación, absolver, obtener, obvio, subvenir, amable, brazo,</w:t>
-      </w:r>
-      <w:r>
-        <w:rPr>
-          <w:lang w:eastAsia="es-CO"/>
-        </w:rPr>
-        <w:t xml:space="preserve"> </w:t>
-      </w:r>
-      <w:r>
-        <w:rPr>
-          <w:lang w:eastAsia="es-CO"/>
-        </w:rPr>
-        <w:t>rob, nabab. Excepciones: ovni (acrónimo de objeto volante no identificado) y algunos términos</w:t>
-      </w:r>
-      <w:r>
-        <w:rPr>
-          <w:lang w:eastAsia="es-CO"/>
-        </w:rPr>
-        <w:t xml:space="preserve"> </w:t>
-      </w:r>
-      <w:r>
-        <w:rPr>
-          <w:lang w:eastAsia="es-CO"/>
-        </w:rPr>
-        <w:t>desusados.</w:t>
+        <w:t>Toda palabra en que el fonema labial sonoro precede a otra consonante o está en final de palabra. Ejemplos: abdicación, abnegación, absolver, obtener, obvio, subvenir, amable, brazo, rob, nabab. Excepciones: ovni (acrónimo de objeto volante no identificado) y algunos términos desusados.</w:t>
       </w:r>
     </w:p>
     <w:p>
@@ -9793,19 +10571,21 @@
         <w:rPr>
           <w:lang w:eastAsia="es-CO"/>
         </w:rPr>
-        <w:t>Las palabras acabadas en -bilidad. Ejemplos: amabilidad, habilidad, posibilidad. Excepciones:</w:t>
-      </w:r>
-      <w:r>
-        <w:rPr>
-          <w:lang w:eastAsia="es-CO"/>
-        </w:rPr>
-        <w:t xml:space="preserve"> </w:t>
-      </w:r>
-      <w:r>
-        <w:rPr>
-          <w:lang w:eastAsia="es-CO"/>
-        </w:rPr>
-        <w:t>movilidad, civilidad y sus compuestos.</w:t>
+        <w:t>Las palabras acabadas en -</w:t>
+      </w:r>
+      <w:proofErr w:type="spellStart"/>
+      <w:r>
+        <w:rPr>
+          <w:lang w:eastAsia="es-CO"/>
+        </w:rPr>
+        <w:t>bilidad</w:t>
+      </w:r>
+      <w:proofErr w:type="spellEnd"/>
+      <w:r>
+        <w:rPr>
+          <w:lang w:eastAsia="es-CO"/>
+        </w:rPr>
+        <w:t>. Ejemplos: amabilidad, habilidad, posibilidad. Excepciones: movilidad, civilidad y sus compuestos.</w:t>
       </w:r>
     </w:p>
     <w:p>
@@ -9823,7 +10603,35 @@
         <w:rPr>
           <w:lang w:eastAsia="es-CO"/>
         </w:rPr>
-        <w:t>Las acabadas en -bundo y -bunda. Ejemplos: tremebundo, vagabundo, abunda.</w:t>
+        <w:t>Las acabadas en -</w:t>
+      </w:r>
+      <w:proofErr w:type="spellStart"/>
+      <w:r>
+        <w:rPr>
+          <w:lang w:eastAsia="es-CO"/>
+        </w:rPr>
+        <w:t>bundo</w:t>
+      </w:r>
+      <w:proofErr w:type="spellEnd"/>
+      <w:r>
+        <w:rPr>
+          <w:lang w:eastAsia="es-CO"/>
+        </w:rPr>
+        <w:t xml:space="preserve"> y -</w:t>
+      </w:r>
+      <w:proofErr w:type="spellStart"/>
+      <w:r>
+        <w:rPr>
+          <w:lang w:eastAsia="es-CO"/>
+        </w:rPr>
+        <w:t>bunda</w:t>
+      </w:r>
+      <w:proofErr w:type="spellEnd"/>
+      <w:r>
+        <w:rPr>
+          <w:lang w:eastAsia="es-CO"/>
+        </w:rPr>
+        <w:t>. Ejemplos: tremebundo, vagabundo, abunda.</w:t>
       </w:r>
     </w:p>
     <w:p>
@@ -9885,7 +10693,21 @@
         <w:rPr>
           <w:lang w:eastAsia="es-CO"/>
         </w:rPr>
-        <w:t>Las palabras en las que las sílabas ad-, sub- y ob- preceden al fonema labial sonoro. Ejemplos: adviento, subvención, obvio.</w:t>
+        <w:t xml:space="preserve">Las palabras en las que las sílabas ad-, sub- y </w:t>
+      </w:r>
+      <w:proofErr w:type="spellStart"/>
+      <w:r>
+        <w:rPr>
+          <w:lang w:eastAsia="es-CO"/>
+        </w:rPr>
+        <w:t>ob</w:t>
+      </w:r>
+      <w:proofErr w:type="spellEnd"/>
+      <w:r>
+        <w:rPr>
+          <w:lang w:eastAsia="es-CO"/>
+        </w:rPr>
+        <w:t>- preceden al fonema labial sonoro. Ejemplos: adviento, subvención, obvio.</w:t>
       </w:r>
     </w:p>
     <w:p>
@@ -9903,7 +10725,49 @@
         <w:rPr>
           <w:lang w:eastAsia="es-CO"/>
         </w:rPr>
-        <w:t>Las palabras que empiezan por eva-, eve-, evi- y evo-. Ejemplos: evasión, eventual, evitar, evolución. Excepciones: ébano y sus derivados, ebionita. ebonita y eborario.</w:t>
+        <w:t xml:space="preserve">Las palabras que empiezan por </w:t>
+      </w:r>
+      <w:proofErr w:type="spellStart"/>
+      <w:r>
+        <w:rPr>
+          <w:lang w:eastAsia="es-CO"/>
+        </w:rPr>
+        <w:t>eva</w:t>
+      </w:r>
+      <w:proofErr w:type="spellEnd"/>
+      <w:r>
+        <w:rPr>
+          <w:lang w:eastAsia="es-CO"/>
+        </w:rPr>
+        <w:t xml:space="preserve">-, </w:t>
+      </w:r>
+      <w:proofErr w:type="spellStart"/>
+      <w:r>
+        <w:rPr>
+          <w:lang w:eastAsia="es-CO"/>
+        </w:rPr>
+        <w:t>eve</w:t>
+      </w:r>
+      <w:proofErr w:type="spellEnd"/>
+      <w:r>
+        <w:rPr>
+          <w:lang w:eastAsia="es-CO"/>
+        </w:rPr>
+        <w:t xml:space="preserve">-, </w:t>
+      </w:r>
+      <w:proofErr w:type="spellStart"/>
+      <w:r>
+        <w:rPr>
+          <w:lang w:eastAsia="es-CO"/>
+        </w:rPr>
+        <w:t>evi</w:t>
+      </w:r>
+      <w:proofErr w:type="spellEnd"/>
+      <w:r>
+        <w:rPr>
+          <w:lang w:eastAsia="es-CO"/>
+        </w:rPr>
+        <w:t>- y evo-. Ejemplos: evasión, eventual, evitar, evolución. Excepciones: ébano y sus derivados, ebionita. ebonita y eborario.</w:t>
       </w:r>
     </w:p>
     <w:p>
@@ -9922,7 +10786,21 @@
           <w:lang w:eastAsia="es-CO"/>
         </w:rPr>
         <w:lastRenderedPageBreak/>
-        <w:t>Las que empiezan por el elemento compositivo vice-, viz- o vi- ('en lugar de'). Ejemplos: vicealmirante, vizconde, virrey.</w:t>
+        <w:t xml:space="preserve">Las que empiezan por el elemento compositivo vice-, </w:t>
+      </w:r>
+      <w:proofErr w:type="spellStart"/>
+      <w:r>
+        <w:rPr>
+          <w:lang w:eastAsia="es-CO"/>
+        </w:rPr>
+        <w:t>viz</w:t>
+      </w:r>
+      <w:proofErr w:type="spellEnd"/>
+      <w:r>
+        <w:rPr>
+          <w:lang w:eastAsia="es-CO"/>
+        </w:rPr>
+        <w:t>- o vi- ('en lugar de'). Ejemplos: vicealmirante, vizconde, virrey.</w:t>
       </w:r>
     </w:p>
     <w:p>
@@ -9940,7 +10818,77 @@
         <w:rPr>
           <w:lang w:eastAsia="es-CO"/>
         </w:rPr>
-        <w:t>Los adjetivos llanos terminados en -avo, -ava, -evo, -eva, -eve, -ivo, -iva. Ejemplos: esclavo, octava, longevo, nueva, nieve, decisiva, activo. Excepciones: suabo y mancebo.</w:t>
+        <w:t>Los adjetivos llanos terminados en -avo, -</w:t>
+      </w:r>
+      <w:proofErr w:type="spellStart"/>
+      <w:r>
+        <w:rPr>
+          <w:lang w:eastAsia="es-CO"/>
+        </w:rPr>
+        <w:t>ava</w:t>
+      </w:r>
+      <w:proofErr w:type="spellEnd"/>
+      <w:r>
+        <w:rPr>
+          <w:lang w:eastAsia="es-CO"/>
+        </w:rPr>
+        <w:t>, -evo, -</w:t>
+      </w:r>
+      <w:proofErr w:type="spellStart"/>
+      <w:r>
+        <w:rPr>
+          <w:lang w:eastAsia="es-CO"/>
+        </w:rPr>
+        <w:t>eva</w:t>
+      </w:r>
+      <w:proofErr w:type="spellEnd"/>
+      <w:r>
+        <w:rPr>
+          <w:lang w:eastAsia="es-CO"/>
+        </w:rPr>
+        <w:t>, -</w:t>
+      </w:r>
+      <w:proofErr w:type="spellStart"/>
+      <w:r>
+        <w:rPr>
+          <w:lang w:eastAsia="es-CO"/>
+        </w:rPr>
+        <w:t>eve</w:t>
+      </w:r>
+      <w:proofErr w:type="spellEnd"/>
+      <w:r>
+        <w:rPr>
+          <w:lang w:eastAsia="es-CO"/>
+        </w:rPr>
+        <w:t>, -</w:t>
+      </w:r>
+      <w:proofErr w:type="spellStart"/>
+      <w:r>
+        <w:rPr>
+          <w:lang w:eastAsia="es-CO"/>
+        </w:rPr>
+        <w:t>ivo</w:t>
+      </w:r>
+      <w:proofErr w:type="spellEnd"/>
+      <w:r>
+        <w:rPr>
+          <w:lang w:eastAsia="es-CO"/>
+        </w:rPr>
+        <w:t>, -</w:t>
+      </w:r>
+      <w:proofErr w:type="spellStart"/>
+      <w:r>
+        <w:rPr>
+          <w:lang w:eastAsia="es-CO"/>
+        </w:rPr>
+        <w:t>iva</w:t>
+      </w:r>
+      <w:proofErr w:type="spellEnd"/>
+      <w:r>
+        <w:rPr>
+          <w:lang w:eastAsia="es-CO"/>
+        </w:rPr>
+        <w:t>. Ejemplos: esclavo, octava, longevo, nueva, nieve, decisiva, activo. Excepciones: suabo y mancebo.</w:t>
       </w:r>
     </w:p>
     <w:p>
@@ -9958,7 +10906,35 @@
         <w:rPr>
           <w:lang w:eastAsia="es-CO"/>
         </w:rPr>
-        <w:t>Las voces llanas de uso general terminadas en -viro, -vira, como decenviro, Elvira, triunviro, y las esdrújulas terminadas en -ívoro, -ívora, como carnívora, herbívoro, insectívoro. Excepción: víbora.</w:t>
+        <w:t>Las voces llanas de uso general terminadas en -viro, -vira, como decenviro, Elvira, triunviro, y las esdrújulas terminadas en -</w:t>
+      </w:r>
+      <w:proofErr w:type="spellStart"/>
+      <w:r>
+        <w:rPr>
+          <w:lang w:eastAsia="es-CO"/>
+        </w:rPr>
+        <w:t>ívoro</w:t>
+      </w:r>
+      <w:proofErr w:type="spellEnd"/>
+      <w:r>
+        <w:rPr>
+          <w:lang w:eastAsia="es-CO"/>
+        </w:rPr>
+        <w:t>, -</w:t>
+      </w:r>
+      <w:proofErr w:type="spellStart"/>
+      <w:r>
+        <w:rPr>
+          <w:lang w:eastAsia="es-CO"/>
+        </w:rPr>
+        <w:t>ívora</w:t>
+      </w:r>
+      <w:proofErr w:type="spellEnd"/>
+      <w:r>
+        <w:rPr>
+          <w:lang w:eastAsia="es-CO"/>
+        </w:rPr>
+        <w:t>, como carnívora, herbívoro, insectívoro. Excepción: víbora.</w:t>
       </w:r>
     </w:p>
     <w:p>
@@ -9976,7 +10952,21 @@
         <w:rPr>
           <w:lang w:eastAsia="es-CO"/>
         </w:rPr>
-        <w:t>Los verbos acabados en -olver. Ejemplos: absolver, disolver, volver.</w:t>
+        <w:t>Los verbos acabados en -</w:t>
+      </w:r>
+      <w:proofErr w:type="spellStart"/>
+      <w:r>
+        <w:rPr>
+          <w:lang w:eastAsia="es-CO"/>
+        </w:rPr>
+        <w:t>olver</w:t>
+      </w:r>
+      <w:proofErr w:type="spellEnd"/>
+      <w:r>
+        <w:rPr>
+          <w:lang w:eastAsia="es-CO"/>
+        </w:rPr>
+        <w:t>. Ejemplos: absolver, disolver, volver.</w:t>
       </w:r>
     </w:p>
     <w:p>
@@ -10054,7 +11044,21 @@
         <w:rPr>
           <w:lang w:eastAsia="es-CO"/>
         </w:rPr>
-        <w:t>La letra c, puede representar dos fonemas: uno oclusivo velar sordo ante las vocales a, o, u, ante consonante y en posición final de sílaba o de palabra, como sucede en carta, clima, acné, vivac, y otra fricativa interdental sordo ante las vocales e, i, como en cebo, cifra. En zonas de seseo, ante e e i, representa el sonido correspondiente a s.</w:t>
+        <w:t xml:space="preserve">La letra c, puede representar dos fonemas: uno oclusivo velar sordo ante las vocales a, o, u, ante consonante y en posición final de sílaba o de palabra, como sucede en carta, clima, acné, vivac, y otra fricativa interdental sordo ante las vocales e, i, como en cebo, cifra. En zonas de seseo, ante e </w:t>
+      </w:r>
+      <w:proofErr w:type="spellStart"/>
+      <w:r>
+        <w:rPr>
+          <w:lang w:eastAsia="es-CO"/>
+        </w:rPr>
+        <w:t>e</w:t>
+      </w:r>
+      <w:proofErr w:type="spellEnd"/>
+      <w:r>
+        <w:rPr>
+          <w:lang w:eastAsia="es-CO"/>
+        </w:rPr>
+        <w:t xml:space="preserve"> i, representa el sonido correspondiente a s.</w:t>
       </w:r>
     </w:p>
     <w:p>
@@ -10084,7 +11088,63 @@
           <w:lang w:eastAsia="es-CO"/>
         </w:rPr>
         <w:lastRenderedPageBreak/>
-        <w:t>Los sustantivos terminados en –ción, cuando en su familia hay palabras que terminan en -to, -tor, -dor. Ejemplos: absolución (absuelto), compilación (compilador), operación (operador), canción (canto).</w:t>
+        <w:t>Los sustantivos terminados en –</w:t>
+      </w:r>
+      <w:proofErr w:type="spellStart"/>
+      <w:r>
+        <w:rPr>
+          <w:lang w:eastAsia="es-CO"/>
+        </w:rPr>
+        <w:t>ción</w:t>
+      </w:r>
+      <w:proofErr w:type="spellEnd"/>
+      <w:r>
+        <w:rPr>
+          <w:lang w:eastAsia="es-CO"/>
+        </w:rPr>
+        <w:t>, cuando en su familia hay palabras que terminan en -</w:t>
+      </w:r>
+      <w:proofErr w:type="spellStart"/>
+      <w:r>
+        <w:rPr>
+          <w:lang w:eastAsia="es-CO"/>
+        </w:rPr>
+        <w:t>to</w:t>
+      </w:r>
+      <w:proofErr w:type="spellEnd"/>
+      <w:r>
+        <w:rPr>
+          <w:lang w:eastAsia="es-CO"/>
+        </w:rPr>
+        <w:t>, -</w:t>
+      </w:r>
+      <w:proofErr w:type="spellStart"/>
+      <w:r>
+        <w:rPr>
+          <w:lang w:eastAsia="es-CO"/>
+        </w:rPr>
+        <w:t>tor</w:t>
+      </w:r>
+      <w:proofErr w:type="spellEnd"/>
+      <w:r>
+        <w:rPr>
+          <w:lang w:eastAsia="es-CO"/>
+        </w:rPr>
+        <w:t>, -</w:t>
+      </w:r>
+      <w:proofErr w:type="spellStart"/>
+      <w:r>
+        <w:rPr>
+          <w:lang w:eastAsia="es-CO"/>
+        </w:rPr>
+        <w:t>dor</w:t>
+      </w:r>
+      <w:proofErr w:type="spellEnd"/>
+      <w:r>
+        <w:rPr>
+          <w:lang w:eastAsia="es-CO"/>
+        </w:rPr>
+        <w:t>. Ejemplos: absolución (absuelto), compilación (compilador), operación (operador), canción (canto).</w:t>
       </w:r>
     </w:p>
     <w:p>
@@ -10102,31 +11162,49 @@
         <w:rPr>
           <w:lang w:eastAsia="es-CO"/>
         </w:rPr>
-        <w:t>Las palabras terminadas en –acción, -ección, -icció, ucción,</w:t>
-      </w:r>
-      <w:r>
-        <w:rPr>
-          <w:lang w:eastAsia="es-CO"/>
-        </w:rPr>
-        <w:t xml:space="preserve"> </w:t>
-      </w:r>
-      <w:r>
-        <w:rPr>
-          <w:lang w:eastAsia="es-CO"/>
-        </w:rPr>
-        <w:t>excepto reflexión, conexión, y crucifixión.</w:t>
-      </w:r>
-      <w:r>
-        <w:rPr>
-          <w:lang w:eastAsia="es-CO"/>
-        </w:rPr>
-        <w:t xml:space="preserve"> </w:t>
-      </w:r>
-      <w:r>
-        <w:rPr>
-          <w:lang w:eastAsia="es-CO"/>
-        </w:rPr>
-        <w:t>Ejemplos: calefacción, elección, predicción, producción.</w:t>
+        <w:t>Las palabras terminadas en –acción, -</w:t>
+      </w:r>
+      <w:proofErr w:type="spellStart"/>
+      <w:r>
+        <w:rPr>
+          <w:lang w:eastAsia="es-CO"/>
+        </w:rPr>
+        <w:t>ección</w:t>
+      </w:r>
+      <w:proofErr w:type="spellEnd"/>
+      <w:r>
+        <w:rPr>
+          <w:lang w:eastAsia="es-CO"/>
+        </w:rPr>
+        <w:t>, -</w:t>
+      </w:r>
+      <w:proofErr w:type="spellStart"/>
+      <w:r>
+        <w:rPr>
+          <w:lang w:eastAsia="es-CO"/>
+        </w:rPr>
+        <w:t>icció</w:t>
+      </w:r>
+      <w:proofErr w:type="spellEnd"/>
+      <w:r>
+        <w:rPr>
+          <w:lang w:eastAsia="es-CO"/>
+        </w:rPr>
+        <w:t xml:space="preserve">, </w:t>
+      </w:r>
+      <w:proofErr w:type="spellStart"/>
+      <w:r>
+        <w:rPr>
+          <w:lang w:eastAsia="es-CO"/>
+        </w:rPr>
+        <w:t>ucción</w:t>
+      </w:r>
+      <w:proofErr w:type="spellEnd"/>
+      <w:r>
+        <w:rPr>
+          <w:lang w:eastAsia="es-CO"/>
+        </w:rPr>
+        <w:t>, excepto reflexión, conexión, y crucifixión. Ejemplos: calefacción, elección, predicción, producción.</w:t>
       </w:r>
     </w:p>
     <w:p>
@@ -10144,7 +11222,35 @@
         <w:rPr>
           <w:lang w:eastAsia="es-CO"/>
         </w:rPr>
-        <w:t>Los verbos terminados en –acer, -ecer, y –ciar. Ejemplos: renacer, aparecer, apreciar.</w:t>
+        <w:t>Los verbos terminados en –</w:t>
+      </w:r>
+      <w:proofErr w:type="spellStart"/>
+      <w:r>
+        <w:rPr>
+          <w:lang w:eastAsia="es-CO"/>
+        </w:rPr>
+        <w:t>acer</w:t>
+      </w:r>
+      <w:proofErr w:type="spellEnd"/>
+      <w:r>
+        <w:rPr>
+          <w:lang w:eastAsia="es-CO"/>
+        </w:rPr>
+        <w:t>, -</w:t>
+      </w:r>
+      <w:proofErr w:type="spellStart"/>
+      <w:r>
+        <w:rPr>
+          <w:lang w:eastAsia="es-CO"/>
+        </w:rPr>
+        <w:t>ecer</w:t>
+      </w:r>
+      <w:proofErr w:type="spellEnd"/>
+      <w:r>
+        <w:rPr>
+          <w:lang w:eastAsia="es-CO"/>
+        </w:rPr>
+        <w:t>, y –ciar. Ejemplos: renacer, aparecer, apreciar.</w:t>
       </w:r>
     </w:p>
     <w:p>
@@ -10162,7 +11268,63 @@
         <w:rPr>
           <w:lang w:eastAsia="es-CO"/>
         </w:rPr>
-        <w:t>La mayoría de las palabras que terminan en –cio, -ancia, -encia, -acia. Ejemplos: espacio, exuberancia, vivencia, acrobacia</w:t>
+        <w:t>La mayoría de las palabras que terminan en –</w:t>
+      </w:r>
+      <w:proofErr w:type="spellStart"/>
+      <w:r>
+        <w:rPr>
+          <w:lang w:eastAsia="es-CO"/>
+        </w:rPr>
+        <w:t>cio</w:t>
+      </w:r>
+      <w:proofErr w:type="spellEnd"/>
+      <w:r>
+        <w:rPr>
+          <w:lang w:eastAsia="es-CO"/>
+        </w:rPr>
+        <w:t>, -</w:t>
+      </w:r>
+      <w:proofErr w:type="spellStart"/>
+      <w:r>
+        <w:rPr>
+          <w:lang w:eastAsia="es-CO"/>
+        </w:rPr>
+        <w:t>ancia</w:t>
+      </w:r>
+      <w:proofErr w:type="spellEnd"/>
+      <w:r>
+        <w:rPr>
+          <w:lang w:eastAsia="es-CO"/>
+        </w:rPr>
+        <w:t>, -</w:t>
+      </w:r>
+      <w:proofErr w:type="spellStart"/>
+      <w:r>
+        <w:rPr>
+          <w:lang w:eastAsia="es-CO"/>
+        </w:rPr>
+        <w:t>encia</w:t>
+      </w:r>
+      <w:proofErr w:type="spellEnd"/>
+      <w:r>
+        <w:rPr>
+          <w:lang w:eastAsia="es-CO"/>
+        </w:rPr>
+        <w:t>, -</w:t>
+      </w:r>
+      <w:proofErr w:type="spellStart"/>
+      <w:r>
+        <w:rPr>
+          <w:lang w:eastAsia="es-CO"/>
+        </w:rPr>
+        <w:t>acia</w:t>
+      </w:r>
+      <w:proofErr w:type="spellEnd"/>
+      <w:r>
+        <w:rPr>
+          <w:lang w:eastAsia="es-CO"/>
+        </w:rPr>
+        <w:t>. Ejemplos: espacio, exuberancia, vivencia, acrobacia</w:t>
       </w:r>
       <w:r>
         <w:rPr>
@@ -10246,7 +11408,21 @@
         <w:rPr>
           <w:lang w:eastAsia="es-CO"/>
         </w:rPr>
-        <w:t>: esquela, aquí, quiste. De ahí que las formas de un amplio grupo de verbos cuyos infinitivos terminan en -car cambien la c por qu en el pretérito perfecto simple y en el presente de subjuntivo. Ejemplos: remolqué (de remolcar), ataquemos (de atacar).</w:t>
+        <w:t xml:space="preserve">: esquela, aquí, quiste. De ahí que las formas de un amplio grupo de verbos cuyos infinitivos terminan en -car cambien la c por </w:t>
+      </w:r>
+      <w:proofErr w:type="spellStart"/>
+      <w:r>
+        <w:rPr>
+          <w:lang w:eastAsia="es-CO"/>
+        </w:rPr>
+        <w:t>qu</w:t>
+      </w:r>
+      <w:proofErr w:type="spellEnd"/>
+      <w:r>
+        <w:rPr>
+          <w:lang w:eastAsia="es-CO"/>
+        </w:rPr>
+        <w:t xml:space="preserve"> en el pretérito perfecto simple y en el presente de subjuntivo. Ejemplos: remolqué (de remolcar), ataquemos (de atacar).</w:t>
       </w:r>
     </w:p>
     <w:p>
@@ -10266,7 +11442,21 @@
           <w:lang w:eastAsia="es-CO"/>
         </w:rPr>
         <w:lastRenderedPageBreak/>
-        <w:t>pronuncia. Ejemplos: quark, quáter, a quo, quorum. Para otros casos, se recomienda emplear la grafía adaptada al español, como en cuark, cuásar, cuórum, Irak, Catar, Turquestán, caqui, cuáquero, euskera, quiosco o telequinesia.</w:t>
+        <w:t xml:space="preserve">pronuncia. Ejemplos: quark, </w:t>
+      </w:r>
+      <w:proofErr w:type="spellStart"/>
+      <w:r>
+        <w:rPr>
+          <w:lang w:eastAsia="es-CO"/>
+        </w:rPr>
+        <w:t>quáter</w:t>
+      </w:r>
+      <w:proofErr w:type="spellEnd"/>
+      <w:r>
+        <w:rPr>
+          <w:lang w:eastAsia="es-CO"/>
+        </w:rPr>
+        <w:t>, a quo, quorum. Para otros casos, se recomienda emplear la grafía adaptada al español, como en cuark, cuásar, cuórum, Irak, Catar, Turquestán, caqui, cuáquero, euskera, quiosco o telequinesia.</w:t>
       </w:r>
     </w:p>
     <w:p>
@@ -10363,7 +11553,21 @@
         <w:rPr>
           <w:lang w:eastAsia="es-CO"/>
         </w:rPr>
-        <w:t>El dígrafo gu representa este mismo fonema cuando precede a las vocales e, i, como en guerra o guitarra. Sin embargo, cuando la g y la u deben pronunciarse de manera independiente ante e, i, es obligatorio el uso de la diéresis sobre la u. Ejemplos de ello son antigüedad, desagüe y lingüístico.</w:t>
+        <w:t xml:space="preserve">El dígrafo </w:t>
+      </w:r>
+      <w:proofErr w:type="spellStart"/>
+      <w:r>
+        <w:rPr>
+          <w:lang w:eastAsia="es-CO"/>
+        </w:rPr>
+        <w:t>gu</w:t>
+      </w:r>
+      <w:proofErr w:type="spellEnd"/>
+      <w:r>
+        <w:rPr>
+          <w:lang w:eastAsia="es-CO"/>
+        </w:rPr>
+        <w:t xml:space="preserve"> representa este mismo fonema cuando precede a las vocales e, i, como en guerra o guitarra. Sin embargo, cuando la g y la u deben pronunciarse de manera independiente ante e, i, es obligatorio el uso de la diéresis sobre la u. Ejemplos de ello son antigüedad, desagüe y lingüístico.</w:t>
       </w:r>
     </w:p>
     <w:p>
@@ -10491,7 +11695,21 @@
         <w:rPr>
           <w:lang w:eastAsia="es-CO"/>
         </w:rPr>
-        <w:t>Las palabras que empiezan por gest-. Ejemplos: gesta, gestación, gestor.</w:t>
+        <w:t xml:space="preserve">Las palabras que empiezan por </w:t>
+      </w:r>
+      <w:proofErr w:type="spellStart"/>
+      <w:r>
+        <w:rPr>
+          <w:lang w:eastAsia="es-CO"/>
+        </w:rPr>
+        <w:t>gest</w:t>
+      </w:r>
+      <w:proofErr w:type="spellEnd"/>
+      <w:r>
+        <w:rPr>
+          <w:lang w:eastAsia="es-CO"/>
+        </w:rPr>
+        <w:t>-. Ejemplos: gesta, gestación, gestor.</w:t>
       </w:r>
     </w:p>
     <w:p>
@@ -10509,13 +11727,7 @@
         <w:rPr>
           <w:lang w:eastAsia="es-CO"/>
         </w:rPr>
-        <w:t>L</w:t>
-      </w:r>
-      <w:r>
-        <w:rPr>
-          <w:lang w:eastAsia="es-CO"/>
-        </w:rPr>
-        <w:t>as que empiezan por el elemento compositivo geo- (‘tierra’). Ejemplos: geógrafo, geometría, geodesia.</w:t>
+        <w:t>Las que empiezan por el elemento compositivo geo- (‘tierra’). Ejemplos: geógrafo, geometría, geodesia.</w:t>
       </w:r>
     </w:p>
     <w:p>
@@ -10533,7 +11745,105 @@
         <w:rPr>
           <w:lang w:eastAsia="es-CO"/>
         </w:rPr>
-        <w:t>Las que terminan en -gélico, -genario, -géneo, -génico, -genio, -génito, -gesimal, -gésimo y -gético. Ejemplos: angélico, sexagenario, homogéneo, fotogénico, ingenio, primogénito, cuadragésimal, vigésimo, apologético.</w:t>
+        <w:t>Las que terminan en -</w:t>
+      </w:r>
+      <w:proofErr w:type="spellStart"/>
+      <w:r>
+        <w:rPr>
+          <w:lang w:eastAsia="es-CO"/>
+        </w:rPr>
+        <w:t>gélico</w:t>
+      </w:r>
+      <w:proofErr w:type="spellEnd"/>
+      <w:r>
+        <w:rPr>
+          <w:lang w:eastAsia="es-CO"/>
+        </w:rPr>
+        <w:t>, -</w:t>
+      </w:r>
+      <w:proofErr w:type="spellStart"/>
+      <w:r>
+        <w:rPr>
+          <w:lang w:eastAsia="es-CO"/>
+        </w:rPr>
+        <w:t>genario</w:t>
+      </w:r>
+      <w:proofErr w:type="spellEnd"/>
+      <w:r>
+        <w:rPr>
+          <w:lang w:eastAsia="es-CO"/>
+        </w:rPr>
+        <w:t>, -</w:t>
+      </w:r>
+      <w:proofErr w:type="spellStart"/>
+      <w:r>
+        <w:rPr>
+          <w:lang w:eastAsia="es-CO"/>
+        </w:rPr>
+        <w:t>géneo</w:t>
+      </w:r>
+      <w:proofErr w:type="spellEnd"/>
+      <w:r>
+        <w:rPr>
+          <w:lang w:eastAsia="es-CO"/>
+        </w:rPr>
+        <w:t>, -génico, -genio, -</w:t>
+      </w:r>
+      <w:proofErr w:type="spellStart"/>
+      <w:r>
+        <w:rPr>
+          <w:lang w:eastAsia="es-CO"/>
+        </w:rPr>
+        <w:t>génito</w:t>
+      </w:r>
+      <w:proofErr w:type="spellEnd"/>
+      <w:r>
+        <w:rPr>
+          <w:lang w:eastAsia="es-CO"/>
+        </w:rPr>
+        <w:t>, -</w:t>
+      </w:r>
+      <w:proofErr w:type="spellStart"/>
+      <w:r>
+        <w:rPr>
+          <w:lang w:eastAsia="es-CO"/>
+        </w:rPr>
+        <w:t>gesimal</w:t>
+      </w:r>
+      <w:proofErr w:type="spellEnd"/>
+      <w:r>
+        <w:rPr>
+          <w:lang w:eastAsia="es-CO"/>
+        </w:rPr>
+        <w:t>, -</w:t>
+      </w:r>
+      <w:proofErr w:type="spellStart"/>
+      <w:r>
+        <w:rPr>
+          <w:lang w:eastAsia="es-CO"/>
+        </w:rPr>
+        <w:t>gésimo</w:t>
+      </w:r>
+      <w:proofErr w:type="spellEnd"/>
+      <w:r>
+        <w:rPr>
+          <w:lang w:eastAsia="es-CO"/>
+        </w:rPr>
+        <w:t xml:space="preserve"> y -gético. Ejemplos: angélico, sexagenario, homogéneo, fotogénico, ingenio, primogénito, </w:t>
+      </w:r>
+      <w:proofErr w:type="spellStart"/>
+      <w:r>
+        <w:rPr>
+          <w:lang w:eastAsia="es-CO"/>
+        </w:rPr>
+        <w:t>cuadragésimal</w:t>
+      </w:r>
+      <w:proofErr w:type="spellEnd"/>
+      <w:r>
+        <w:rPr>
+          <w:lang w:eastAsia="es-CO"/>
+        </w:rPr>
+        <w:t>, vigésimo, apologético.</w:t>
       </w:r>
     </w:p>
     <w:p>
@@ -10551,7 +11861,77 @@
         <w:rPr>
           <w:lang w:eastAsia="es-CO"/>
         </w:rPr>
-        <w:t>Las que terminan en -giénico, -ginal, -gíneo, -ginoso (excepto aguajinoso). Ejemplos: higiénico, original, virgíneo, ferruginoso.</w:t>
+        <w:t>Las que terminan en -</w:t>
+      </w:r>
+      <w:proofErr w:type="spellStart"/>
+      <w:r>
+        <w:rPr>
+          <w:lang w:eastAsia="es-CO"/>
+        </w:rPr>
+        <w:t>giénico</w:t>
+      </w:r>
+      <w:proofErr w:type="spellEnd"/>
+      <w:r>
+        <w:rPr>
+          <w:lang w:eastAsia="es-CO"/>
+        </w:rPr>
+        <w:t>, -</w:t>
+      </w:r>
+      <w:proofErr w:type="spellStart"/>
+      <w:r>
+        <w:rPr>
+          <w:lang w:eastAsia="es-CO"/>
+        </w:rPr>
+        <w:t>ginal</w:t>
+      </w:r>
+      <w:proofErr w:type="spellEnd"/>
+      <w:r>
+        <w:rPr>
+          <w:lang w:eastAsia="es-CO"/>
+        </w:rPr>
+        <w:t>, -</w:t>
+      </w:r>
+      <w:proofErr w:type="spellStart"/>
+      <w:r>
+        <w:rPr>
+          <w:lang w:eastAsia="es-CO"/>
+        </w:rPr>
+        <w:t>gíneo</w:t>
+      </w:r>
+      <w:proofErr w:type="spellEnd"/>
+      <w:r>
+        <w:rPr>
+          <w:lang w:eastAsia="es-CO"/>
+        </w:rPr>
+        <w:t>, -</w:t>
+      </w:r>
+      <w:proofErr w:type="spellStart"/>
+      <w:r>
+        <w:rPr>
+          <w:lang w:eastAsia="es-CO"/>
+        </w:rPr>
+        <w:t>ginoso</w:t>
+      </w:r>
+      <w:proofErr w:type="spellEnd"/>
+      <w:r>
+        <w:rPr>
+          <w:lang w:eastAsia="es-CO"/>
+        </w:rPr>
+        <w:t xml:space="preserve"> (excepto </w:t>
+      </w:r>
+      <w:proofErr w:type="spellStart"/>
+      <w:r>
+        <w:rPr>
+          <w:lang w:eastAsia="es-CO"/>
+        </w:rPr>
+        <w:t>aguajinoso</w:t>
+      </w:r>
+      <w:proofErr w:type="spellEnd"/>
+      <w:r>
+        <w:rPr>
+          <w:lang w:eastAsia="es-CO"/>
+        </w:rPr>
+        <w:t>). Ejemplos: higiénico, original, virgíneo, ferruginoso.</w:t>
       </w:r>
     </w:p>
     <w:p>
@@ -10570,7 +11950,161 @@
           <w:lang w:eastAsia="es-CO"/>
         </w:rPr>
         <w:lastRenderedPageBreak/>
-        <w:t>Las que terminan en -gia, -gio, -gión, -gional, -gionario, -gioso y -gírico. Ejemplos: magia, regia, frigia, liturgia, litigio, religión, regional, legionario, prodigioso, panegírico. Excepciones: las voces que terminan en -plejia o -plejia (apoplejia, paraplejia…) y eijón.</w:t>
+        <w:t>Las que terminan en -</w:t>
+      </w:r>
+      <w:proofErr w:type="spellStart"/>
+      <w:r>
+        <w:rPr>
+          <w:lang w:eastAsia="es-CO"/>
+        </w:rPr>
+        <w:t>gia</w:t>
+      </w:r>
+      <w:proofErr w:type="spellEnd"/>
+      <w:r>
+        <w:rPr>
+          <w:lang w:eastAsia="es-CO"/>
+        </w:rPr>
+        <w:t>, -</w:t>
+      </w:r>
+      <w:proofErr w:type="spellStart"/>
+      <w:r>
+        <w:rPr>
+          <w:lang w:eastAsia="es-CO"/>
+        </w:rPr>
+        <w:t>gio</w:t>
+      </w:r>
+      <w:proofErr w:type="spellEnd"/>
+      <w:r>
+        <w:rPr>
+          <w:lang w:eastAsia="es-CO"/>
+        </w:rPr>
+        <w:t>, -</w:t>
+      </w:r>
+      <w:proofErr w:type="spellStart"/>
+      <w:r>
+        <w:rPr>
+          <w:lang w:eastAsia="es-CO"/>
+        </w:rPr>
+        <w:t>gión</w:t>
+      </w:r>
+      <w:proofErr w:type="spellEnd"/>
+      <w:r>
+        <w:rPr>
+          <w:lang w:eastAsia="es-CO"/>
+        </w:rPr>
+        <w:t>, -</w:t>
+      </w:r>
+      <w:proofErr w:type="spellStart"/>
+      <w:r>
+        <w:rPr>
+          <w:lang w:eastAsia="es-CO"/>
+        </w:rPr>
+        <w:t>gional</w:t>
+      </w:r>
+      <w:proofErr w:type="spellEnd"/>
+      <w:r>
+        <w:rPr>
+          <w:lang w:eastAsia="es-CO"/>
+        </w:rPr>
+        <w:t>, -</w:t>
+      </w:r>
+      <w:proofErr w:type="spellStart"/>
+      <w:r>
+        <w:rPr>
+          <w:lang w:eastAsia="es-CO"/>
+        </w:rPr>
+        <w:t>gionario</w:t>
+      </w:r>
+      <w:proofErr w:type="spellEnd"/>
+      <w:r>
+        <w:rPr>
+          <w:lang w:eastAsia="es-CO"/>
+        </w:rPr>
+        <w:t>, -</w:t>
+      </w:r>
+      <w:proofErr w:type="spellStart"/>
+      <w:r>
+        <w:rPr>
+          <w:lang w:eastAsia="es-CO"/>
+        </w:rPr>
+        <w:t>gioso</w:t>
+      </w:r>
+      <w:proofErr w:type="spellEnd"/>
+      <w:r>
+        <w:rPr>
+          <w:lang w:eastAsia="es-CO"/>
+        </w:rPr>
+        <w:t xml:space="preserve"> y -</w:t>
+      </w:r>
+      <w:proofErr w:type="spellStart"/>
+      <w:r>
+        <w:rPr>
+          <w:lang w:eastAsia="es-CO"/>
+        </w:rPr>
+        <w:t>gírico</w:t>
+      </w:r>
+      <w:proofErr w:type="spellEnd"/>
+      <w:r>
+        <w:rPr>
+          <w:lang w:eastAsia="es-CO"/>
+        </w:rPr>
+        <w:t>. Ejemplos: magia, regia, frigia, liturgia, litigio, religión, regional, legionario, prodigioso, panegírico. Excepciones: las voces que terminan en -</w:t>
+      </w:r>
+      <w:proofErr w:type="spellStart"/>
+      <w:r>
+        <w:rPr>
+          <w:lang w:eastAsia="es-CO"/>
+        </w:rPr>
+        <w:t>plejia</w:t>
+      </w:r>
+      <w:proofErr w:type="spellEnd"/>
+      <w:r>
+        <w:rPr>
+          <w:lang w:eastAsia="es-CO"/>
+        </w:rPr>
+        <w:t xml:space="preserve"> o -</w:t>
+      </w:r>
+      <w:proofErr w:type="spellStart"/>
+      <w:r>
+        <w:rPr>
+          <w:lang w:eastAsia="es-CO"/>
+        </w:rPr>
+        <w:t>plejia</w:t>
+      </w:r>
+      <w:proofErr w:type="spellEnd"/>
+      <w:r>
+        <w:rPr>
+          <w:lang w:eastAsia="es-CO"/>
+        </w:rPr>
+        <w:t xml:space="preserve"> (</w:t>
+      </w:r>
+      <w:proofErr w:type="spellStart"/>
+      <w:r>
+        <w:rPr>
+          <w:lang w:eastAsia="es-CO"/>
+        </w:rPr>
+        <w:t>apoplejia</w:t>
+      </w:r>
+      <w:proofErr w:type="spellEnd"/>
+      <w:r>
+        <w:rPr>
+          <w:lang w:eastAsia="es-CO"/>
+        </w:rPr>
+        <w:t xml:space="preserve">, paraplejia…) y </w:t>
+      </w:r>
+      <w:proofErr w:type="spellStart"/>
+      <w:r>
+        <w:rPr>
+          <w:lang w:eastAsia="es-CO"/>
+        </w:rPr>
+        <w:t>eijón</w:t>
+      </w:r>
+      <w:proofErr w:type="spellEnd"/>
+      <w:r>
+        <w:rPr>
+          <w:lang w:eastAsia="es-CO"/>
+        </w:rPr>
+        <w:t>.</w:t>
       </w:r>
     </w:p>
     <w:p>
@@ -10588,7 +12122,63 @@
         <w:rPr>
           <w:lang w:eastAsia="es-CO"/>
         </w:rPr>
-        <w:t>Las que terminan en -ígeno, -ígena, -ígero, -ígera. Ejemplos: indígena, oxígeno, aligera, belígero.</w:t>
+        <w:t>Las que terminan en -</w:t>
+      </w:r>
+      <w:proofErr w:type="spellStart"/>
+      <w:r>
+        <w:rPr>
+          <w:lang w:eastAsia="es-CO"/>
+        </w:rPr>
+        <w:t>ígeno</w:t>
+      </w:r>
+      <w:proofErr w:type="spellEnd"/>
+      <w:r>
+        <w:rPr>
+          <w:lang w:eastAsia="es-CO"/>
+        </w:rPr>
+        <w:t>, -</w:t>
+      </w:r>
+      <w:proofErr w:type="spellStart"/>
+      <w:r>
+        <w:rPr>
+          <w:lang w:eastAsia="es-CO"/>
+        </w:rPr>
+        <w:t>ígena</w:t>
+      </w:r>
+      <w:proofErr w:type="spellEnd"/>
+      <w:r>
+        <w:rPr>
+          <w:lang w:eastAsia="es-CO"/>
+        </w:rPr>
+        <w:t>, -</w:t>
+      </w:r>
+      <w:proofErr w:type="spellStart"/>
+      <w:r>
+        <w:rPr>
+          <w:lang w:eastAsia="es-CO"/>
+        </w:rPr>
+        <w:t>ígero</w:t>
+      </w:r>
+      <w:proofErr w:type="spellEnd"/>
+      <w:r>
+        <w:rPr>
+          <w:lang w:eastAsia="es-CO"/>
+        </w:rPr>
+        <w:t>, -</w:t>
+      </w:r>
+      <w:proofErr w:type="spellStart"/>
+      <w:r>
+        <w:rPr>
+          <w:lang w:eastAsia="es-CO"/>
+        </w:rPr>
+        <w:t>ígera</w:t>
+      </w:r>
+      <w:proofErr w:type="spellEnd"/>
+      <w:r>
+        <w:rPr>
+          <w:lang w:eastAsia="es-CO"/>
+        </w:rPr>
+        <w:t>. Ejemplos: indígena, oxígeno, aligera, belígero.</w:t>
       </w:r>
     </w:p>
     <w:p>
@@ -10606,7 +12196,35 @@
         <w:rPr>
           <w:lang w:eastAsia="es-CO"/>
         </w:rPr>
-        <w:t>Las que terminan en -logía, -gogía o -agogía. Ejemplos: teología, demagogia, pedagogía.</w:t>
+        <w:t>Las que terminan en -</w:t>
+      </w:r>
+      <w:proofErr w:type="spellStart"/>
+      <w:r>
+        <w:rPr>
+          <w:lang w:eastAsia="es-CO"/>
+        </w:rPr>
+        <w:t>logía</w:t>
+      </w:r>
+      <w:proofErr w:type="spellEnd"/>
+      <w:r>
+        <w:rPr>
+          <w:lang w:eastAsia="es-CO"/>
+        </w:rPr>
+        <w:t>, -</w:t>
+      </w:r>
+      <w:proofErr w:type="spellStart"/>
+      <w:r>
+        <w:rPr>
+          <w:lang w:eastAsia="es-CO"/>
+        </w:rPr>
+        <w:t>gogía</w:t>
+      </w:r>
+      <w:proofErr w:type="spellEnd"/>
+      <w:r>
+        <w:rPr>
+          <w:lang w:eastAsia="es-CO"/>
+        </w:rPr>
+        <w:t xml:space="preserve"> o -agogía. Ejemplos: teología, demagogia, pedagogía.</w:t>
       </w:r>
     </w:p>
     <w:p>
@@ -10642,43 +12260,63 @@
         <w:rPr>
           <w:lang w:eastAsia="es-CO"/>
         </w:rPr>
-        <w:t>Los verbos terminados en -</w:t>
-      </w:r>
-      <w:r>
-        <w:rPr>
-          <w:lang w:eastAsia="es-CO"/>
-        </w:rPr>
-        <w:t xml:space="preserve"> </w:t>
-      </w:r>
-      <w:r>
-        <w:rPr>
-          <w:lang w:eastAsia="es-CO"/>
-        </w:rPr>
-        <w:t>igerar, -</w:t>
-      </w:r>
-      <w:r>
-        <w:rPr>
-          <w:lang w:eastAsia="es-CO"/>
-        </w:rPr>
-        <w:t xml:space="preserve"> </w:t>
-      </w:r>
-      <w:r>
-        <w:rPr>
-          <w:lang w:eastAsia="es-CO"/>
-        </w:rPr>
-        <w:t>ger y -</w:t>
-      </w:r>
-      <w:r>
-        <w:rPr>
-          <w:lang w:eastAsia="es-CO"/>
-        </w:rPr>
-        <w:t xml:space="preserve"> </w:t>
-      </w:r>
-      <w:r>
-        <w:rPr>
-          <w:lang w:eastAsia="es-CO"/>
-        </w:rPr>
-        <w:t>gir (morigerar, proteger, fingir) y las correspondientes formas de su conjugación, excepto en el caso de los sonidos ja, jo, que nunca se pueden representar con g: protege, fingía, pero proteja, finjo. Existen algunas excepciones, como tejer, crujir y sus derivados.</w:t>
+        <w:t xml:space="preserve">Los verbos terminados en - </w:t>
+      </w:r>
+      <w:proofErr w:type="spellStart"/>
+      <w:r>
+        <w:rPr>
+          <w:lang w:eastAsia="es-CO"/>
+        </w:rPr>
+        <w:t>igerar</w:t>
+      </w:r>
+      <w:proofErr w:type="spellEnd"/>
+      <w:r>
+        <w:rPr>
+          <w:lang w:eastAsia="es-CO"/>
+        </w:rPr>
+        <w:t xml:space="preserve">, - </w:t>
+      </w:r>
+      <w:proofErr w:type="spellStart"/>
+      <w:r>
+        <w:rPr>
+          <w:lang w:eastAsia="es-CO"/>
+        </w:rPr>
+        <w:t>ger</w:t>
+      </w:r>
+      <w:proofErr w:type="spellEnd"/>
+      <w:r>
+        <w:rPr>
+          <w:lang w:eastAsia="es-CO"/>
+        </w:rPr>
+        <w:t xml:space="preserve"> y - </w:t>
+      </w:r>
+      <w:proofErr w:type="spellStart"/>
+      <w:r>
+        <w:rPr>
+          <w:lang w:eastAsia="es-CO"/>
+        </w:rPr>
+        <w:t>gir</w:t>
+      </w:r>
+      <w:proofErr w:type="spellEnd"/>
+      <w:r>
+        <w:rPr>
+          <w:lang w:eastAsia="es-CO"/>
+        </w:rPr>
+        <w:t xml:space="preserve"> (morigerar, proteger, fingir) y las correspondientes formas de su conjugación, excepto en el caso de los sonidos ja, </w:t>
+      </w:r>
+      <w:proofErr w:type="spellStart"/>
+      <w:r>
+        <w:rPr>
+          <w:lang w:eastAsia="es-CO"/>
+        </w:rPr>
+        <w:t>jo</w:t>
+      </w:r>
+      <w:proofErr w:type="spellEnd"/>
+      <w:r>
+        <w:rPr>
+          <w:lang w:eastAsia="es-CO"/>
+        </w:rPr>
+        <w:t>, que nunca se pueden representar con g: protege, fingía, pero proteja, finjo. Existen algunas excepciones, como tejer, crujir y sus derivados.</w:t>
       </w:r>
     </w:p>
     <w:p>
@@ -10769,7 +12407,21 @@
         <w:rPr>
           <w:lang w:eastAsia="es-CO"/>
         </w:rPr>
-        <w:t>Excepciones: ambages, enálage, ipálage.</w:t>
+        <w:t xml:space="preserve">Excepciones: ambages, enálage, </w:t>
+      </w:r>
+      <w:proofErr w:type="spellStart"/>
+      <w:r>
+        <w:rPr>
+          <w:lang w:eastAsia="es-CO"/>
+        </w:rPr>
+        <w:t>ipálage</w:t>
+      </w:r>
+      <w:proofErr w:type="spellEnd"/>
+      <w:r>
+        <w:rPr>
+          <w:lang w:eastAsia="es-CO"/>
+        </w:rPr>
+        <w:t>.</w:t>
       </w:r>
     </w:p>
     <w:p>
@@ -10805,11 +12457,19 @@
         </w:rPr>
         <w:t xml:space="preserve"> </w:t>
       </w:r>
-      <w:r>
-        <w:rPr>
-          <w:lang w:eastAsia="es-CO"/>
-        </w:rPr>
-        <w:t>jería. Ejemplos: cerrajería, consejería, extranjería.</w:t>
+      <w:proofErr w:type="spellStart"/>
+      <w:r>
+        <w:rPr>
+          <w:lang w:eastAsia="es-CO"/>
+        </w:rPr>
+        <w:t>jería</w:t>
+      </w:r>
+      <w:proofErr w:type="spellEnd"/>
+      <w:r>
+        <w:rPr>
+          <w:lang w:eastAsia="es-CO"/>
+        </w:rPr>
+        <w:t>. Ejemplos: cerrajería, consejería, extranjería.</w:t>
       </w:r>
     </w:p>
     <w:p>
@@ -10836,11 +12496,19 @@
         </w:rPr>
         <w:t xml:space="preserve"> </w:t>
       </w:r>
-      <w:r>
-        <w:rPr>
-          <w:lang w:eastAsia="es-CO"/>
-        </w:rPr>
-        <w:t>jar. Ejemplos: trabaje, trabajemos</w:t>
+      <w:proofErr w:type="spellStart"/>
+      <w:r>
+        <w:rPr>
+          <w:lang w:eastAsia="es-CO"/>
+        </w:rPr>
+        <w:t>jar</w:t>
+      </w:r>
+      <w:proofErr w:type="spellEnd"/>
+      <w:r>
+        <w:rPr>
+          <w:lang w:eastAsia="es-CO"/>
+        </w:rPr>
+        <w:t>. Ejemplos: trabaje, trabajemos</w:t>
       </w:r>
       <w:r>
         <w:rPr>
@@ -10860,11 +12528,19 @@
         </w:rPr>
         <w:t xml:space="preserve"> </w:t>
       </w:r>
-      <w:r>
-        <w:rPr>
-          <w:lang w:eastAsia="es-CO"/>
-        </w:rPr>
-        <w:t>jer y en -</w:t>
+      <w:proofErr w:type="spellStart"/>
+      <w:r>
+        <w:rPr>
+          <w:lang w:eastAsia="es-CO"/>
+        </w:rPr>
+        <w:t>jer</w:t>
+      </w:r>
+      <w:proofErr w:type="spellEnd"/>
+      <w:r>
+        <w:rPr>
+          <w:lang w:eastAsia="es-CO"/>
+        </w:rPr>
+        <w:t xml:space="preserve"> y en -</w:t>
       </w:r>
       <w:r>
         <w:rPr>
@@ -10872,11 +12548,19 @@
         </w:rPr>
         <w:t xml:space="preserve"> </w:t>
       </w:r>
-      <w:r>
-        <w:rPr>
-          <w:lang w:eastAsia="es-CO"/>
-        </w:rPr>
-        <w:t>jir,</w:t>
+      <w:proofErr w:type="spellStart"/>
+      <w:r>
+        <w:rPr>
+          <w:lang w:eastAsia="es-CO"/>
+        </w:rPr>
+        <w:t>jir</w:t>
+      </w:r>
+      <w:proofErr w:type="spellEnd"/>
+      <w:r>
+        <w:rPr>
+          <w:lang w:eastAsia="es-CO"/>
+        </w:rPr>
+        <w:t>,</w:t>
       </w:r>
       <w:r>
         <w:rPr>
@@ -10915,11 +12599,19 @@
         </w:rPr>
         <w:t xml:space="preserve"> </w:t>
       </w:r>
-      <w:r>
-        <w:rPr>
-          <w:lang w:eastAsia="es-CO"/>
-        </w:rPr>
-        <w:t>jear, así como sus correspondientes formas verbales.</w:t>
+      <w:proofErr w:type="spellStart"/>
+      <w:r>
+        <w:rPr>
+          <w:lang w:eastAsia="es-CO"/>
+        </w:rPr>
+        <w:t>jear</w:t>
+      </w:r>
+      <w:proofErr w:type="spellEnd"/>
+      <w:r>
+        <w:rPr>
+          <w:lang w:eastAsia="es-CO"/>
+        </w:rPr>
+        <w:t>, así como sus correspondientes formas verbales.</w:t>
       </w:r>
       <w:r>
         <w:rPr>
@@ -10970,11 +12662,19 @@
         </w:rPr>
         <w:t xml:space="preserve"> </w:t>
       </w:r>
-      <w:r>
-        <w:rPr>
-          <w:lang w:eastAsia="es-CO"/>
-        </w:rPr>
-        <w:t>ducir. Ejemplos: traje (de traer), dije,</w:t>
+      <w:proofErr w:type="spellStart"/>
+      <w:r>
+        <w:rPr>
+          <w:lang w:eastAsia="es-CO"/>
+        </w:rPr>
+        <w:t>ducir</w:t>
+      </w:r>
+      <w:proofErr w:type="spellEnd"/>
+      <w:r>
+        <w:rPr>
+          <w:lang w:eastAsia="es-CO"/>
+        </w:rPr>
+        <w:t>. Ejemplos: traje (de traer), dije,</w:t>
       </w:r>
       <w:r>
         <w:rPr>
@@ -11048,19 +12748,7 @@
         <w:rPr>
           <w:lang w:eastAsia="es-CO"/>
         </w:rPr>
-        <w:t>Las formas de los verbos haber, hacer, hallar, hablar y habitar se escriben con h.</w:t>
-      </w:r>
-      <w:r>
-        <w:rPr>
-          <w:lang w:eastAsia="es-CO"/>
-        </w:rPr>
-        <w:t xml:space="preserve"> </w:t>
-      </w:r>
-      <w:r>
-        <w:rPr>
-          <w:lang w:eastAsia="es-CO"/>
-        </w:rPr>
-        <w:t>Ejemplos: haga, hallemos, hablará.</w:t>
+        <w:t>Las formas de los verbos haber, hacer, hallar, hablar y habitar se escriben con h. Ejemplos: haga, hallemos, hablará.</w:t>
       </w:r>
     </w:p>
     <w:p>
@@ -11087,7 +12775,63 @@
           <w:lang w:eastAsia="es-CO"/>
         </w:rPr>
         <w:lastRenderedPageBreak/>
-        <w:t>Por el contrario, las palabras acción e ilación se escriben sin h, ya que la primera no procede del verbo hacer ni la segunda de hilo o hilar. Acción proviene del latín actio, derivado del supino actum, e ilación procede del latín illatio, a su vez derivado del supino illatum.</w:t>
+        <w:t xml:space="preserve">Por el contrario, las palabras acción e ilación se escriben sin h, ya que la primera no procede del verbo hacer ni la segunda de hilo o hilar. Acción proviene del latín </w:t>
+      </w:r>
+      <w:proofErr w:type="spellStart"/>
+      <w:r>
+        <w:rPr>
+          <w:lang w:eastAsia="es-CO"/>
+        </w:rPr>
+        <w:t>actio</w:t>
+      </w:r>
+      <w:proofErr w:type="spellEnd"/>
+      <w:r>
+        <w:rPr>
+          <w:lang w:eastAsia="es-CO"/>
+        </w:rPr>
+        <w:t xml:space="preserve">, derivado del supino </w:t>
+      </w:r>
+      <w:proofErr w:type="spellStart"/>
+      <w:r>
+        <w:rPr>
+          <w:lang w:eastAsia="es-CO"/>
+        </w:rPr>
+        <w:t>actum</w:t>
+      </w:r>
+      <w:proofErr w:type="spellEnd"/>
+      <w:r>
+        <w:rPr>
+          <w:lang w:eastAsia="es-CO"/>
+        </w:rPr>
+        <w:t xml:space="preserve">, e ilación procede del latín </w:t>
+      </w:r>
+      <w:proofErr w:type="spellStart"/>
+      <w:r>
+        <w:rPr>
+          <w:lang w:eastAsia="es-CO"/>
+        </w:rPr>
+        <w:t>illatio</w:t>
+      </w:r>
+      <w:proofErr w:type="spellEnd"/>
+      <w:r>
+        <w:rPr>
+          <w:lang w:eastAsia="es-CO"/>
+        </w:rPr>
+        <w:t xml:space="preserve">, a su vez derivado del supino </w:t>
+      </w:r>
+      <w:proofErr w:type="spellStart"/>
+      <w:r>
+        <w:rPr>
+          <w:lang w:eastAsia="es-CO"/>
+        </w:rPr>
+        <w:t>illatum</w:t>
+      </w:r>
+      <w:proofErr w:type="spellEnd"/>
+      <w:r>
+        <w:rPr>
+          <w:lang w:eastAsia="es-CO"/>
+        </w:rPr>
+        <w:t>.</w:t>
       </w:r>
     </w:p>
     <w:p>
@@ -11113,7 +12857,21 @@
         <w:rPr>
           <w:lang w:eastAsia="es-CO"/>
         </w:rPr>
-        <w:t>En cambio, palabras como hueco, huérfano, hueso, huevo, Huesca y huelo se escriben con h por comenzar con el diptongo ue, conforme a la regla ortográfica correspondiente.</w:t>
+        <w:t xml:space="preserve">En cambio, palabras como hueco, huérfano, hueso, huevo, Huesca y huelo se escriben con h por comenzar con el diptongo </w:t>
+      </w:r>
+      <w:proofErr w:type="spellStart"/>
+      <w:r>
+        <w:rPr>
+          <w:lang w:eastAsia="es-CO"/>
+        </w:rPr>
+        <w:t>ue</w:t>
+      </w:r>
+      <w:proofErr w:type="spellEnd"/>
+      <w:r>
+        <w:rPr>
+          <w:lang w:eastAsia="es-CO"/>
+        </w:rPr>
+        <w:t>, conforme a la regla ortográfica correspondiente.</w:t>
       </w:r>
     </w:p>
     <w:p>
@@ -11246,7 +13004,21 @@
         <w:rPr>
           <w:lang w:eastAsia="es-CO"/>
         </w:rPr>
-        <w:t>Ejemplos: Juan y María; cielo y tierra; este y aquel. Esta conjunción adopta la forma e ante palabras que comienzan por el fonema vocálico correspondiente a i (ciencia e historia; catedrales e iglesias), salvo cuando dicha vocal forma diptongo (cobre y hierro; estratosfera y ionosfera).</w:t>
+        <w:t xml:space="preserve">Ejemplos: Juan y María; cielo y tierra; este y aquel. Esta conjunción adopta la forma </w:t>
+      </w:r>
+      <w:proofErr w:type="gramStart"/>
+      <w:r>
+        <w:rPr>
+          <w:lang w:eastAsia="es-CO"/>
+        </w:rPr>
+        <w:t>e</w:t>
+      </w:r>
+      <w:proofErr w:type="gramEnd"/>
+      <w:r>
+        <w:rPr>
+          <w:lang w:eastAsia="es-CO"/>
+        </w:rPr>
+        <w:t xml:space="preserve"> ante palabras que comienzan por el fonema vocálico correspondiente a i (ciencia e historia; catedrales e iglesias), salvo cuando dicha vocal forma diptongo (cobre y hierro; estratosfera y ionosfera).</w:t>
       </w:r>
     </w:p>
     <w:p>
@@ -11264,7 +13036,63 @@
         <w:rPr>
           <w:lang w:eastAsia="es-CO"/>
         </w:rPr>
-        <w:t>Las palabras que presentan el sonido palatal sonoro ante vocal se escriben con y, especialmente en los siguientes casos. En primer lugar, cuando este sonido aparece después de los prefijos ad-, dis- y sub-, como en adyacente, disyuntivo y subyugar. En segundo lugar, en algunas formas de los verbos caer, raer, creer, leer, poseer, proveer y sobreser, así como en los verbos terminados en -oir y -uir, por ejemplo: cayeran, leyendo, oyó, concluyó y atribuyera.</w:t>
+        <w:t xml:space="preserve">Las palabras que presentan el sonido palatal sonoro ante vocal se escriben con y, especialmente en los siguientes casos. En primer lugar, cuando este sonido aparece después de los prefijos ad-, </w:t>
+      </w:r>
+      <w:proofErr w:type="spellStart"/>
+      <w:r>
+        <w:rPr>
+          <w:lang w:eastAsia="es-CO"/>
+        </w:rPr>
+        <w:t>dis</w:t>
+      </w:r>
+      <w:proofErr w:type="spellEnd"/>
+      <w:r>
+        <w:rPr>
+          <w:lang w:eastAsia="es-CO"/>
+        </w:rPr>
+        <w:t xml:space="preserve">- y sub-, como en adyacente, disyuntivo y subyugar. En segundo lugar, en algunas formas de los verbos caer, raer, creer, leer, poseer, proveer y </w:t>
+      </w:r>
+      <w:proofErr w:type="spellStart"/>
+      <w:r>
+        <w:rPr>
+          <w:lang w:eastAsia="es-CO"/>
+        </w:rPr>
+        <w:t>sobreser</w:t>
+      </w:r>
+      <w:proofErr w:type="spellEnd"/>
+      <w:r>
+        <w:rPr>
+          <w:lang w:eastAsia="es-CO"/>
+        </w:rPr>
+        <w:t>, así como en los verbos terminados en -</w:t>
+      </w:r>
+      <w:proofErr w:type="spellStart"/>
+      <w:r>
+        <w:rPr>
+          <w:lang w:eastAsia="es-CO"/>
+        </w:rPr>
+        <w:t>oir</w:t>
+      </w:r>
+      <w:proofErr w:type="spellEnd"/>
+      <w:r>
+        <w:rPr>
+          <w:lang w:eastAsia="es-CO"/>
+        </w:rPr>
+        <w:t xml:space="preserve"> y -</w:t>
+      </w:r>
+      <w:proofErr w:type="spellStart"/>
+      <w:r>
+        <w:rPr>
+          <w:lang w:eastAsia="es-CO"/>
+        </w:rPr>
+        <w:t>uir</w:t>
+      </w:r>
+      <w:proofErr w:type="spellEnd"/>
+      <w:r>
+        <w:rPr>
+          <w:lang w:eastAsia="es-CO"/>
+        </w:rPr>
+        <w:t>, por ejemplo: cayeran, leyendo, oyó, concluyó y atribuyera.</w:t>
       </w:r>
     </w:p>
     <w:p>
@@ -11282,7 +13110,21 @@
         <w:rPr>
           <w:lang w:eastAsia="es-CO"/>
         </w:rPr>
-        <w:t>Asimismo, se escriben con y las palabras que contienen la sílaba yec-, como abyecto, proyección e inyectar. También conservan la y los plurales de los sustantivos que terminan en y en singular, como rey/reyes, y el gerundio del verbo ir, yendo.</w:t>
+        <w:t xml:space="preserve">Asimismo, se escriben con y las palabras que contienen la sílaba </w:t>
+      </w:r>
+      <w:proofErr w:type="spellStart"/>
+      <w:r>
+        <w:rPr>
+          <w:lang w:eastAsia="es-CO"/>
+        </w:rPr>
+        <w:t>yec</w:t>
+      </w:r>
+      <w:proofErr w:type="spellEnd"/>
+      <w:r>
+        <w:rPr>
+          <w:lang w:eastAsia="es-CO"/>
+        </w:rPr>
+        <w:t>-, como abyecto, proyección e inyectar. También conservan la y los plurales de los sustantivos que terminan en y en singular, como rey/reyes, y el gerundio del verbo ir, yendo.</w:t>
       </w:r>
     </w:p>
     <w:p>
@@ -11333,7 +13175,21 @@
         <w:rPr>
           <w:lang w:eastAsia="es-CO"/>
         </w:rPr>
-        <w:t>La letra x representa sonidos diferentes según la posición que ocupe dentro de la palabra. En posición intervocálica o al final de palabra, representa habitualmente el grupo consonántico /ks/ (o /gs/ en una pronunciación relajada).</w:t>
+        <w:t>La letra x representa sonidos diferentes según la posición que ocupe dentro de la palabra. En posición intervocálica o al final de palabra, representa habitualmente el grupo consonántico /ks/ (o /</w:t>
+      </w:r>
+      <w:proofErr w:type="spellStart"/>
+      <w:r>
+        <w:rPr>
+          <w:lang w:eastAsia="es-CO"/>
+        </w:rPr>
+        <w:t>gs</w:t>
+      </w:r>
+      <w:proofErr w:type="spellEnd"/>
+      <w:r>
+        <w:rPr>
+          <w:lang w:eastAsia="es-CO"/>
+        </w:rPr>
+        <w:t>/ en una pronunciación relajada).</w:t>
       </w:r>
     </w:p>
     <w:p>
@@ -11372,7 +13228,21 @@
         <w:rPr>
           <w:lang w:eastAsia="es-CO"/>
         </w:rPr>
-        <w:t>En cambio, en posición inicial de palabra, la pronunciación más frecuente es /s/, y en posición final de sílaba puede realizarse, según las regiones y las consonantes que sigan, como /s/ o /ks/ (o /gs/).</w:t>
+        <w:t>En cambio, en posición inicial de palabra, la pronunciación más frecuente es /s/, y en posición final de sílaba puede realizarse, según las regiones y las consonantes que sigan, como /s/ o /ks/ (o /</w:t>
+      </w:r>
+      <w:proofErr w:type="spellStart"/>
+      <w:r>
+        <w:rPr>
+          <w:lang w:eastAsia="es-CO"/>
+        </w:rPr>
+        <w:t>gs</w:t>
+      </w:r>
+      <w:proofErr w:type="spellEnd"/>
+      <w:r>
+        <w:rPr>
+          <w:lang w:eastAsia="es-CO"/>
+        </w:rPr>
+        <w:t>/).</w:t>
       </w:r>
     </w:p>
     <w:p>
@@ -11398,7 +13268,21 @@
         <w:rPr>
           <w:lang w:eastAsia="es-CO"/>
         </w:rPr>
-        <w:t>: xilófono, excelente, xenofobia, xerigrafía, excavar, exportar, exterior, exfoliante.</w:t>
+        <w:t xml:space="preserve">: xilófono, excelente, xenofobia, </w:t>
+      </w:r>
+      <w:proofErr w:type="spellStart"/>
+      <w:r>
+        <w:rPr>
+          <w:lang w:eastAsia="es-CO"/>
+        </w:rPr>
+        <w:t>xerigrafía</w:t>
+      </w:r>
+      <w:proofErr w:type="spellEnd"/>
+      <w:r>
+        <w:rPr>
+          <w:lang w:eastAsia="es-CO"/>
+        </w:rPr>
+        <w:t>, excavar, exportar, exterior, exfoliante.</w:t>
       </w:r>
     </w:p>
     <w:p>
@@ -11705,11 +13589,19 @@
           <w:lang w:eastAsia="es-CO"/>
         </w:rPr>
       </w:pPr>
-      <w:r>
-        <w:rPr>
-          <w:lang w:eastAsia="es-CO"/>
-        </w:rPr>
-        <w:t>Indicar que se ha omitido un verbo en una oración porque se sobreentiende.</w:t>
+      <w:proofErr w:type="gramStart"/>
+      <w:r>
+        <w:rPr>
+          <w:lang w:eastAsia="es-CO"/>
+        </w:rPr>
+        <w:t>Indicar</w:t>
+      </w:r>
+      <w:proofErr w:type="gramEnd"/>
+      <w:r>
+        <w:rPr>
+          <w:lang w:eastAsia="es-CO"/>
+        </w:rPr>
+        <w:t xml:space="preserve"> que se ha omitido un verbo en una oración porque se sobreentiende.</w:t>
       </w:r>
     </w:p>
     <w:p>
@@ -11797,7 +13689,21 @@
         <w:rPr>
           <w:lang w:eastAsia="es-CO"/>
         </w:rPr>
-        <w:t xml:space="preserve">Aislar expresiones explicativas o discursivas, como es decir, en verdad, por último, en efecto, y también cuando aparecen delante de conectores como pero, aunque, sin embargo, puesto que, entre otros. </w:t>
+        <w:t xml:space="preserve">Aislar expresiones explicativas o discursivas, </w:t>
+      </w:r>
+      <w:proofErr w:type="gramStart"/>
+      <w:r>
+        <w:rPr>
+          <w:lang w:eastAsia="es-CO"/>
+        </w:rPr>
+        <w:t>como</w:t>
+      </w:r>
+      <w:proofErr w:type="gramEnd"/>
+      <w:r>
+        <w:rPr>
+          <w:lang w:eastAsia="es-CO"/>
+        </w:rPr>
+        <w:t xml:space="preserve"> es decir, en verdad, por último, en efecto, y también cuando aparecen delante de conectores como pero, aunque, sin embargo, puesto que, entre otros. </w:t>
       </w:r>
     </w:p>
     <w:p>
@@ -11916,20 +13822,52 @@
           <w:bCs/>
           <w:lang w:eastAsia="es-CO"/>
         </w:rPr>
-        <w:t>Comillas (“ ”, ‘ ’, « »)</w:t>
-      </w:r>
-    </w:p>
-    <w:p>
-      <w:pPr>
-        <w:rPr>
-          <w:lang w:eastAsia="es-CO"/>
-        </w:rPr>
-      </w:pPr>
-      <w:r>
-        <w:rPr>
-          <w:lang w:eastAsia="es-CO"/>
-        </w:rPr>
-        <w:t>Se trata de un signo ortográfico doble del que se emplean distintos tipos en español: las comillas angulares, también llamadas latinas o españolas (« »), las inglesas (“ ”) y las simples (‘ ’). Las comillas inglesas y las simples se escriben en la parte alta del renglón, mientras que las angulares se escriben centradas.</w:t>
+        <w:t xml:space="preserve">Comillas </w:t>
+      </w:r>
+      <w:proofErr w:type="gramStart"/>
+      <w:r>
+        <w:rPr>
+          <w:b/>
+          <w:bCs/>
+          <w:lang w:eastAsia="es-CO"/>
+        </w:rPr>
+        <w:t>(“ ”</w:t>
+      </w:r>
+      <w:proofErr w:type="gramEnd"/>
+      <w:r>
+        <w:rPr>
+          <w:b/>
+          <w:bCs/>
+          <w:lang w:eastAsia="es-CO"/>
+        </w:rPr>
+        <w:t>, ‘ ’, « »)</w:t>
+      </w:r>
+    </w:p>
+    <w:p>
+      <w:pPr>
+        <w:rPr>
+          <w:lang w:eastAsia="es-CO"/>
+        </w:rPr>
+      </w:pPr>
+      <w:r>
+        <w:rPr>
+          <w:lang w:eastAsia="es-CO"/>
+        </w:rPr>
+        <w:t xml:space="preserve">Se trata de un signo ortográfico doble del que se emplean distintos tipos en español: las comillas angulares, también llamadas latinas o españolas </w:t>
+      </w:r>
+      <w:proofErr w:type="gramStart"/>
+      <w:r>
+        <w:rPr>
+          <w:lang w:eastAsia="es-CO"/>
+        </w:rPr>
+        <w:t>(« »</w:t>
+      </w:r>
+      <w:proofErr w:type="gramEnd"/>
+      <w:r>
+        <w:rPr>
+          <w:lang w:eastAsia="es-CO"/>
+        </w:rPr>
+        <w:t>), las inglesas (“ ”) y las simples (‘ ’). Las comillas inglesas y las simples se escriben en la parte alta del renglón, mientras que las angulares se escriben centradas.</w:t>
       </w:r>
     </w:p>
     <w:p>
@@ -12428,7 +14366,7 @@
                     </pic:cNvPicPr>
                   </pic:nvPicPr>
                   <pic:blipFill>
-                    <a:blip r:embed="rId13">
+                    <a:blip r:embed="rId16">
                       <a:extLst>
                         <a:ext uri="{28A0092B-C50C-407E-A947-70E740481C1C}">
                           <a14:useLocalDpi xmlns:a14="http://schemas.microsoft.com/office/drawing/2010/main" val="0"/>
@@ -12480,13 +14418,7 @@
         <w:rPr>
           <w:lang w:eastAsia="es-CO"/>
         </w:rPr>
-        <w:t>: d</w:t>
-      </w:r>
-      <w:r>
-        <w:rPr>
-          <w:lang w:eastAsia="es-CO"/>
-        </w:rPr>
-        <w:t>esignan ideas, conceptos, realidades no perceptibles por los sentidos: amor, serenidad, inteligencia, paz.</w:t>
+        <w:t>: designan ideas, conceptos, realidades no perceptibles por los sentidos: amor, serenidad, inteligencia, paz.</w:t>
       </w:r>
     </w:p>
     <w:p>
@@ -12504,19 +14436,7 @@
         <w:rPr>
           <w:lang w:eastAsia="es-CO"/>
         </w:rPr>
-        <w:t>Concretos</w:t>
-      </w:r>
-      <w:r>
-        <w:rPr>
-          <w:lang w:eastAsia="es-CO"/>
-        </w:rPr>
-        <w:t>: s</w:t>
-      </w:r>
-      <w:r>
-        <w:rPr>
-          <w:lang w:eastAsia="es-CO"/>
-        </w:rPr>
-        <w:t>e refieren a seres y objetos que podemos percibir por los sentidos: ciudad, elefante, arboleda.</w:t>
+        <w:t>Concretos: se refieren a seres y objetos que podemos percibir por los sentidos: ciudad, elefante, arboleda.</w:t>
       </w:r>
     </w:p>
     <w:p>
@@ -12556,13 +14476,7 @@
         <w:rPr>
           <w:lang w:eastAsia="es-CO"/>
         </w:rPr>
-        <w:t>: a</w:t>
-      </w:r>
-      <w:r>
-        <w:rPr>
-          <w:lang w:eastAsia="es-CO"/>
-        </w:rPr>
-        <w:t xml:space="preserve">ctúan como una marca o etiqueta que colocamos a un individuo u objeto para distinguirlo de los de su grupo. Pueden ser </w:t>
+        <w:t xml:space="preserve">: actúan como una marca o etiqueta que colocamos a un individuo u objeto para distinguirlo de los de su grupo. Pueden ser </w:t>
       </w:r>
       <w:r>
         <w:rPr>
@@ -12595,13 +14509,7 @@
         <w:rPr>
           <w:lang w:eastAsia="es-CO"/>
         </w:rPr>
-        <w:t>: s</w:t>
-      </w:r>
-      <w:r>
-        <w:rPr>
-          <w:lang w:eastAsia="es-CO"/>
-        </w:rPr>
-        <w:t>e refieren a seres u objetos como partes de un conjunto con los que comparten características: mueble, ciudad, alumno. Por su parte, los nombres comunes pueden ser:</w:t>
+        <w:t>: se refieren a seres u objetos como partes de un conjunto con los que comparten características: mueble, ciudad, alumno. Por su parte, los nombres comunes pueden ser:</w:t>
       </w:r>
     </w:p>
     <w:p>
@@ -12627,13 +14535,7 @@
         <w:rPr>
           <w:lang w:eastAsia="es-CO"/>
         </w:rPr>
-        <w:t>: q</w:t>
-      </w:r>
-      <w:r>
-        <w:rPr>
-          <w:lang w:eastAsia="es-CO"/>
-        </w:rPr>
-        <w:t>ue se pueden contar: reloj (un reloj, dos relojes, tres relojes...), libro, ratón, lápiz.</w:t>
+        <w:t>: que se pueden contar: reloj (un reloj, dos relojes, tres relojes...), libro, ratón, lápiz.</w:t>
       </w:r>
     </w:p>
     <w:p>
@@ -12659,13 +14561,7 @@
         <w:rPr>
           <w:lang w:eastAsia="es-CO"/>
         </w:rPr>
-        <w:t>: l</w:t>
-      </w:r>
-      <w:r>
-        <w:rPr>
-          <w:lang w:eastAsia="es-CO"/>
-        </w:rPr>
-        <w:t>os que no se pueden contar: sencillez (una sencillez, dos sencilleces...), felicidad, tristeza, inteligencia.</w:t>
+        <w:t>: los que no se pueden contar: sencillez (una sencillez, dos sencilleces...), felicidad, tristeza, inteligencia.</w:t>
       </w:r>
     </w:p>
     <w:p>
@@ -12691,13 +14587,7 @@
         <w:rPr>
           <w:lang w:eastAsia="es-CO"/>
         </w:rPr>
-        <w:t>: c</w:t>
-      </w:r>
-      <w:r>
-        <w:rPr>
-          <w:lang w:eastAsia="es-CO"/>
-        </w:rPr>
-        <w:t>uando se refieren a una sola cosa en particular, aunque también pueden expresarse en plural. En singular designan uno (libro), y en plural, varios (libros).</w:t>
+        <w:t>: cuando se refieren a una sola cosa en particular, aunque también pueden expresarse en plural. En singular designan uno (libro), y en plural, varios (libros).</w:t>
       </w:r>
     </w:p>
     <w:p>
@@ -12809,7 +14699,7 @@
                     </pic:cNvPicPr>
                   </pic:nvPicPr>
                   <pic:blipFill>
-                    <a:blip r:embed="rId14">
+                    <a:blip r:embed="rId17">
                       <a:extLst>
                         <a:ext uri="{28A0092B-C50C-407E-A947-70E740481C1C}">
                           <a14:useLocalDpi xmlns:a14="http://schemas.microsoft.com/office/drawing/2010/main" val="0"/>
@@ -12922,13 +14812,7 @@
         <w:rPr>
           <w:lang w:eastAsia="es-CO"/>
         </w:rPr>
-        <w:t>: i</w:t>
-      </w:r>
-      <w:r>
-        <w:rPr>
-          <w:lang w:eastAsia="es-CO"/>
-        </w:rPr>
-        <w:t>ndican un número determinado y se subdividen en cardinales, ordinales, partitivos, múltiplos y colectivos. Ejemplo: el primer estudiante.</w:t>
+        <w:t>: indican un número determinado y se subdividen en cardinales, ordinales, partitivos, múltiplos y colectivos. Ejemplo: el primer estudiante.</w:t>
       </w:r>
     </w:p>
     <w:p>
@@ -12954,13 +14838,7 @@
         <w:rPr>
           <w:lang w:eastAsia="es-CO"/>
         </w:rPr>
-        <w:t>: i</w:t>
-      </w:r>
-      <w:r>
-        <w:rPr>
-          <w:lang w:eastAsia="es-CO"/>
-        </w:rPr>
-        <w:t>ndican la posición del sustantivo con respecto a la persona que habla o escucha. Ejemplo: este informe debe ser revisado hoy.</w:t>
+        <w:t>: indican la posición del sustantivo con respecto a la persona que habla o escucha. Ejemplo: este informe debe ser revisado hoy.</w:t>
       </w:r>
     </w:p>
     <w:p>
@@ -12987,13 +14865,7 @@
         <w:rPr>
           <w:lang w:eastAsia="es-CO"/>
         </w:rPr>
-        <w:t>: i</w:t>
-      </w:r>
-      <w:r>
-        <w:rPr>
-          <w:lang w:eastAsia="es-CO"/>
-        </w:rPr>
-        <w:t>ndican pertenencia en relación con la primera, segunda o tercera persona. Ejemplo: el aprendiz entregó su proyecto a tiempo.</w:t>
+        <w:t>: indican pertenencia en relación con la primera, segunda o tercera persona. Ejemplo: el aprendiz entregó su proyecto a tiempo.</w:t>
       </w:r>
     </w:p>
     <w:p>
@@ -13019,13 +14891,7 @@
         <w:rPr>
           <w:lang w:eastAsia="es-CO"/>
         </w:rPr>
-        <w:t>: i</w:t>
-      </w:r>
-      <w:r>
-        <w:rPr>
-          <w:lang w:eastAsia="es-CO"/>
-        </w:rPr>
-        <w:t>ndican la actitud del hablante en enunciados interrogativos o exclamativos.</w:t>
+        <w:t>: indican la actitud del hablante en enunciados interrogativos o exclamativos.</w:t>
       </w:r>
     </w:p>
     <w:p>
@@ -13051,20 +14917,30 @@
         <w:rPr>
           <w:lang w:eastAsia="es-CO"/>
         </w:rPr>
-        <w:t>:</w:t>
-      </w:r>
-      <w:r>
-        <w:rPr>
-          <w:lang w:eastAsia="es-CO"/>
-        </w:rPr>
-        <w:t xml:space="preserve"> </w:t>
-      </w:r>
-      <w:r>
-        <w:rPr>
-          <w:lang w:eastAsia="es-CO"/>
-        </w:rPr>
-        <w:t>¿Qué horario prefiere?. ¡Cuánta lluvia ha caído!.</w:t>
-      </w:r>
+        <w:t xml:space="preserve">: ¿Qué horario </w:t>
+      </w:r>
+      <w:proofErr w:type="gramStart"/>
+      <w:r>
+        <w:rPr>
+          <w:lang w:eastAsia="es-CO"/>
+        </w:rPr>
+        <w:t>prefiere?.</w:t>
+      </w:r>
+      <w:proofErr w:type="gramEnd"/>
+      <w:r>
+        <w:rPr>
+          <w:lang w:eastAsia="es-CO"/>
+        </w:rPr>
+        <w:t xml:space="preserve"> ¡Cuánta lluvia ha </w:t>
+      </w:r>
+      <w:proofErr w:type="gramStart"/>
+      <w:r>
+        <w:rPr>
+          <w:lang w:eastAsia="es-CO"/>
+        </w:rPr>
+        <w:t>caído!.</w:t>
+      </w:r>
+      <w:proofErr w:type="gramEnd"/>
     </w:p>
     <w:p>
       <w:pPr>
@@ -13089,13 +14965,7 @@
         <w:rPr>
           <w:lang w:eastAsia="es-CO"/>
         </w:rPr>
-        <w:t>: r</w:t>
-      </w:r>
-      <w:r>
-        <w:rPr>
-          <w:lang w:eastAsia="es-CO"/>
-        </w:rPr>
-        <w:t>emiten a un elemento mencionado anteriormente en el discurso.</w:t>
+        <w:t>: remiten a un elemento mencionado anteriormente en el discurso.</w:t>
       </w:r>
     </w:p>
     <w:p>
@@ -13147,31 +15017,7 @@
         <w:rPr>
           <w:lang w:eastAsia="es-CO"/>
         </w:rPr>
-        <w:t>: n</w:t>
-      </w:r>
-      <w:r>
-        <w:rPr>
-          <w:lang w:eastAsia="es-CO"/>
-        </w:rPr>
-        <w:t>ombran al sustantivo de manera vaga o</w:t>
-      </w:r>
-      <w:r>
-        <w:rPr>
-          <w:lang w:eastAsia="es-CO"/>
-        </w:rPr>
-        <w:t xml:space="preserve"> i</w:t>
-      </w:r>
-      <w:r>
-        <w:rPr>
-          <w:lang w:eastAsia="es-CO"/>
-        </w:rPr>
-        <w:t>mprecisa.</w:t>
-      </w:r>
-      <w:r>
-        <w:rPr>
-          <w:lang w:eastAsia="es-CO"/>
-        </w:rPr>
-        <w:t xml:space="preserve"> </w:t>
+        <w:t xml:space="preserve">: nombran al sustantivo de manera vaga o imprecisa. </w:t>
       </w:r>
     </w:p>
     <w:p>
@@ -13757,7 +15603,7 @@
                     </pic:cNvPicPr>
                   </pic:nvPicPr>
                   <pic:blipFill>
-                    <a:blip r:embed="rId15">
+                    <a:blip r:embed="rId18">
                       <a:extLst>
                         <a:ext uri="{28A0092B-C50C-407E-A947-70E740481C1C}">
                           <a14:useLocalDpi xmlns:a14="http://schemas.microsoft.com/office/drawing/2010/main" val="0"/>
@@ -14207,7 +16053,7 @@
           <w:lang w:val="es-MX" w:eastAsia="es-CO"/>
         </w:rPr>
       </w:pPr>
-      <w:hyperlink r:id="rId16" w:history="1">
+      <w:hyperlink r:id="rId19" w:history="1">
         <w:r>
           <w:rPr>
             <w:rStyle w:val="Hipervnculo"/>
@@ -14442,7 +16288,15 @@
               <w:ind w:firstLine="0"/>
             </w:pPr>
             <w:r>
-              <w:t>Diana Rocío Possos Beltrán</w:t>
+              <w:t xml:space="preserve">Diana Rocío </w:t>
+            </w:r>
+            <w:proofErr w:type="spellStart"/>
+            <w:r>
+              <w:t>Possos</w:t>
+            </w:r>
+            <w:proofErr w:type="spellEnd"/>
+            <w:r>
+              <w:t xml:space="preserve"> Beltrán</w:t>
             </w:r>
           </w:p>
         </w:tc>
@@ -14587,7 +16441,15 @@
               <w:ind w:firstLine="0"/>
             </w:pPr>
             <w:r>
-              <w:t>Gloria Lida Alzate Suárez</w:t>
+              <w:t xml:space="preserve">Gloria Lida </w:t>
+            </w:r>
+            <w:proofErr w:type="spellStart"/>
+            <w:r>
+              <w:t>Alzate</w:t>
+            </w:r>
+            <w:proofErr w:type="spellEnd"/>
+            <w:r>
+              <w:t xml:space="preserve"> Suárez</w:t>
             </w:r>
           </w:p>
         </w:tc>
@@ -14631,7 +16493,15 @@
               <w:ind w:firstLine="0"/>
             </w:pPr>
             <w:r>
-              <w:t>Oscar Ivan Uribe Ortiz</w:t>
+              <w:t xml:space="preserve">Oscar </w:t>
+            </w:r>
+            <w:proofErr w:type="spellStart"/>
+            <w:r>
+              <w:t>Ivan</w:t>
+            </w:r>
+            <w:proofErr w:type="spellEnd"/>
+            <w:r>
+              <w:t xml:space="preserve"> Uribe Ortiz</w:t>
             </w:r>
           </w:p>
         </w:tc>
@@ -14723,7 +16593,15 @@
             </w:pPr>
             <w:r>
               <w:lastRenderedPageBreak/>
-              <w:t>Manuel Felipe Echavarria Orozco</w:t>
+              <w:t xml:space="preserve">Manuel Felipe </w:t>
+            </w:r>
+            <w:proofErr w:type="spellStart"/>
+            <w:r>
+              <w:t>Echavarria</w:t>
+            </w:r>
+            <w:proofErr w:type="spellEnd"/>
+            <w:r>
+              <w:t xml:space="preserve"> Orozco</w:t>
             </w:r>
           </w:p>
         </w:tc>
@@ -14774,8 +16652,13 @@
               <w:ind w:firstLine="0"/>
             </w:pPr>
             <w:r>
-              <w:t>Gilberto Junior Rodríguez Rodríguez</w:t>
+              <w:t xml:space="preserve">Gilberto Junior Rodríguez </w:t>
             </w:r>
+            <w:proofErr w:type="spellStart"/>
+            <w:r>
+              <w:t>Rodríguez</w:t>
+            </w:r>
+            <w:proofErr w:type="spellEnd"/>
           </w:p>
         </w:tc>
         <w:tc>
@@ -14921,8 +16804,8 @@
       </w:pPr>
     </w:p>
     <w:sectPr>
-      <w:headerReference w:type="default" r:id="rId17"/>
-      <w:footerReference w:type="default" r:id="rId18"/>
+      <w:headerReference w:type="default" r:id="rId20"/>
+      <w:footerReference w:type="default" r:id="rId21"/>
       <w:pgSz w:w="12240" w:h="15840"/>
       <w:pgMar w:top="1701" w:right="1134" w:bottom="1134" w:left="1134" w:header="709" w:footer="737" w:gutter="0"/>
       <w:pgNumType w:start="1"/>
@@ -14934,7 +16817,7 @@
 </file>
 
 <file path=word/endnotes.xml><?xml version="1.0" encoding="utf-8"?>
-<w:endnotes xmlns:wpc="http://schemas.microsoft.com/office/word/2010/wordprocessingCanvas" xmlns:cx="http://schemas.microsoft.com/office/drawing/2014/chartex" xmlns:cx1="http://schemas.microsoft.com/office/drawing/2015/9/8/chartex" xmlns:cx2="http://schemas.microsoft.com/office/drawing/2015/10/21/chartex" xmlns:cx3="http://schemas.microsoft.com/office/drawing/2016/5/9/chartex" xmlns:cx4="http://schemas.microsoft.com/office/drawing/2016/5/10/chartex" xmlns:cx5="http://schemas.microsoft.com/office/drawing/2016/5/11/chartex" xmlns:cx6="http://schemas.microsoft.com/office/drawing/2016/5/12/chartex" xmlns:cx7="http://schemas.microsoft.com/office/drawing/2016/5/13/chartex" xmlns:cx8="http://schemas.microsoft.com/office/drawing/2016/5/14/chartex" xmlns:mc="http://schemas.openxmlformats.org/markup-compatibility/2006" xmlns:aink="http://schemas.microsoft.com/office/drawing/2016/ink" xmlns:am3d="http://schemas.microsoft.com/office/drawing/2017/model3d" xmlns:o="urn:schemas-microsoft-com:office:office" xmlns:r="http://schemas.openxmlformats.org/officeDocument/2006/relationships" xmlns:m="http://schemas.openxmlformats.org/officeDocument/2006/math" xmlns:v="urn:schemas-microsoft-com:vml" xmlns:wp14="http://schemas.microsoft.com/office/word/2010/wordprocessingDrawing" xmlns:wp="http://schemas.openxmlformats.org/drawingml/2006/wordprocessingDrawing" xmlns:w10="urn:schemas-microsoft-com:office:word" xmlns:w="http://schemas.openxmlformats.org/wordprocessingml/2006/main" xmlns:w14="http://schemas.microsoft.com/office/word/2010/wordml" xmlns:w15="http://schemas.microsoft.com/office/word/2012/wordml" xmlns:w16cex="http://schemas.microsoft.com/office/word/2018/wordml/cex" xmlns:w16cid="http://schemas.microsoft.com/office/word/2016/wordml/cid" xmlns:w16="http://schemas.microsoft.com/office/word/2018/wordml" xmlns:w16se="http://schemas.microsoft.com/office/word/2015/wordml/symex" xmlns:wpg="http://schemas.microsoft.com/office/word/2010/wordprocessingGroup" xmlns:wpi="http://schemas.microsoft.com/office/word/2010/wordprocessingInk" xmlns:wne="http://schemas.microsoft.com/office/word/2006/wordml" xmlns:wps="http://schemas.microsoft.com/office/word/2010/wordprocessingShape" mc:Ignorable="w14 w15 w16se w16cid w16 w16cex wp14">
+<w:endnotes xmlns:wpc="http://schemas.microsoft.com/office/word/2010/wordprocessingCanvas" xmlns:cx="http://schemas.microsoft.com/office/drawing/2014/chartex" xmlns:cx1="http://schemas.microsoft.com/office/drawing/2015/9/8/chartex" xmlns:cx2="http://schemas.microsoft.com/office/drawing/2015/10/21/chartex" xmlns:cx3="http://schemas.microsoft.com/office/drawing/2016/5/9/chartex" xmlns:cx4="http://schemas.microsoft.com/office/drawing/2016/5/10/chartex" xmlns:cx5="http://schemas.microsoft.com/office/drawing/2016/5/11/chartex" xmlns:cx6="http://schemas.microsoft.com/office/drawing/2016/5/12/chartex" xmlns:cx7="http://schemas.microsoft.com/office/drawing/2016/5/13/chartex" xmlns:cx8="http://schemas.microsoft.com/office/drawing/2016/5/14/chartex" xmlns:mc="http://schemas.openxmlformats.org/markup-compatibility/2006" xmlns:aink="http://schemas.microsoft.com/office/drawing/2016/ink" xmlns:am3d="http://schemas.microsoft.com/office/drawing/2017/model3d" xmlns:o="urn:schemas-microsoft-com:office:office" xmlns:r="http://schemas.openxmlformats.org/officeDocument/2006/relationships" xmlns:m="http://schemas.openxmlformats.org/officeDocument/2006/math" xmlns:v="urn:schemas-microsoft-com:vml" xmlns:wp14="http://schemas.microsoft.com/office/word/2010/wordprocessingDrawing" xmlns:wp="http://schemas.openxmlformats.org/drawingml/2006/wordprocessingDrawing" xmlns:w10="urn:schemas-microsoft-com:office:word" xmlns:w="http://schemas.openxmlformats.org/wordprocessingml/2006/main" xmlns:w14="http://schemas.microsoft.com/office/word/2010/wordml" xmlns:w15="http://schemas.microsoft.com/office/word/2012/wordml" xmlns:w16cex="http://schemas.microsoft.com/office/word/2018/wordml/cex" xmlns:w16cid="http://schemas.microsoft.com/office/word/2016/wordml/cid" xmlns:w16="http://schemas.microsoft.com/office/word/2018/wordml" xmlns:w16sdtdh="http://schemas.microsoft.com/office/word/2020/wordml/sdtdatahash" xmlns:w16se="http://schemas.microsoft.com/office/word/2015/wordml/symex" xmlns:wpg="http://schemas.microsoft.com/office/word/2010/wordprocessingGroup" xmlns:wpi="http://schemas.microsoft.com/office/word/2010/wordprocessingInk" xmlns:wne="http://schemas.microsoft.com/office/word/2006/wordml" xmlns:wps="http://schemas.microsoft.com/office/word/2010/wordprocessingShape" mc:Ignorable="w14 w15 w16se w16cid w16 w16cex w16sdtdh wp14">
   <w:endnote w:type="separator" w:id="-1">
     <w:p>
       <w:pPr>
@@ -14959,7 +16842,7 @@
 </file>
 
 <file path=word/footer1.xml><?xml version="1.0" encoding="utf-8"?>
-<w:ftr xmlns:wpc="http://schemas.microsoft.com/office/word/2010/wordprocessingCanvas" xmlns:cx="http://schemas.microsoft.com/office/drawing/2014/chartex" xmlns:cx1="http://schemas.microsoft.com/office/drawing/2015/9/8/chartex" xmlns:cx2="http://schemas.microsoft.com/office/drawing/2015/10/21/chartex" xmlns:cx3="http://schemas.microsoft.com/office/drawing/2016/5/9/chartex" xmlns:cx4="http://schemas.microsoft.com/office/drawing/2016/5/10/chartex" xmlns:cx5="http://schemas.microsoft.com/office/drawing/2016/5/11/chartex" xmlns:cx6="http://schemas.microsoft.com/office/drawing/2016/5/12/chartex" xmlns:cx7="http://schemas.microsoft.com/office/drawing/2016/5/13/chartex" xmlns:cx8="http://schemas.microsoft.com/office/drawing/2016/5/14/chartex" xmlns:mc="http://schemas.openxmlformats.org/markup-compatibility/2006" xmlns:aink="http://schemas.microsoft.com/office/drawing/2016/ink" xmlns:am3d="http://schemas.microsoft.com/office/drawing/2017/model3d" xmlns:o="urn:schemas-microsoft-com:office:office" xmlns:r="http://schemas.openxmlformats.org/officeDocument/2006/relationships" xmlns:m="http://schemas.openxmlformats.org/officeDocument/2006/math" xmlns:v="urn:schemas-microsoft-com:vml" xmlns:wp14="http://schemas.microsoft.com/office/word/2010/wordprocessingDrawing" xmlns:wp="http://schemas.openxmlformats.org/drawingml/2006/wordprocessingDrawing" xmlns:w10="urn:schemas-microsoft-com:office:word" xmlns:w="http://schemas.openxmlformats.org/wordprocessingml/2006/main" xmlns:w14="http://schemas.microsoft.com/office/word/2010/wordml" xmlns:w15="http://schemas.microsoft.com/office/word/2012/wordml" xmlns:w16cex="http://schemas.microsoft.com/office/word/2018/wordml/cex" xmlns:w16cid="http://schemas.microsoft.com/office/word/2016/wordml/cid" xmlns:w16="http://schemas.microsoft.com/office/word/2018/wordml" xmlns:w16se="http://schemas.microsoft.com/office/word/2015/wordml/symex" xmlns:wpg="http://schemas.microsoft.com/office/word/2010/wordprocessingGroup" xmlns:wpi="http://schemas.microsoft.com/office/word/2010/wordprocessingInk" xmlns:wne="http://schemas.microsoft.com/office/word/2006/wordml" xmlns:wps="http://schemas.microsoft.com/office/word/2010/wordprocessingShape" mc:Ignorable="w14 w15 w16se w16cid w16 w16cex wp14">
+<w:ftr xmlns:wpc="http://schemas.microsoft.com/office/word/2010/wordprocessingCanvas" xmlns:cx="http://schemas.microsoft.com/office/drawing/2014/chartex" xmlns:cx1="http://schemas.microsoft.com/office/drawing/2015/9/8/chartex" xmlns:cx2="http://schemas.microsoft.com/office/drawing/2015/10/21/chartex" xmlns:cx3="http://schemas.microsoft.com/office/drawing/2016/5/9/chartex" xmlns:cx4="http://schemas.microsoft.com/office/drawing/2016/5/10/chartex" xmlns:cx5="http://schemas.microsoft.com/office/drawing/2016/5/11/chartex" xmlns:cx6="http://schemas.microsoft.com/office/drawing/2016/5/12/chartex" xmlns:cx7="http://schemas.microsoft.com/office/drawing/2016/5/13/chartex" xmlns:cx8="http://schemas.microsoft.com/office/drawing/2016/5/14/chartex" xmlns:mc="http://schemas.openxmlformats.org/markup-compatibility/2006" xmlns:aink="http://schemas.microsoft.com/office/drawing/2016/ink" xmlns:am3d="http://schemas.microsoft.com/office/drawing/2017/model3d" xmlns:o="urn:schemas-microsoft-com:office:office" xmlns:r="http://schemas.openxmlformats.org/officeDocument/2006/relationships" xmlns:m="http://schemas.openxmlformats.org/officeDocument/2006/math" xmlns:v="urn:schemas-microsoft-com:vml" xmlns:wp14="http://schemas.microsoft.com/office/word/2010/wordprocessingDrawing" xmlns:wp="http://schemas.openxmlformats.org/drawingml/2006/wordprocessingDrawing" xmlns:w10="urn:schemas-microsoft-com:office:word" xmlns:w="http://schemas.openxmlformats.org/wordprocessingml/2006/main" xmlns:w14="http://schemas.microsoft.com/office/word/2010/wordml" xmlns:w15="http://schemas.microsoft.com/office/word/2012/wordml" xmlns:w16cex="http://schemas.microsoft.com/office/word/2018/wordml/cex" xmlns:w16cid="http://schemas.microsoft.com/office/word/2016/wordml/cid" xmlns:w16="http://schemas.microsoft.com/office/word/2018/wordml" xmlns:w16sdtdh="http://schemas.microsoft.com/office/word/2020/wordml/sdtdatahash" xmlns:w16se="http://schemas.microsoft.com/office/word/2015/wordml/symex" xmlns:wpg="http://schemas.microsoft.com/office/word/2010/wordprocessingGroup" xmlns:wpi="http://schemas.microsoft.com/office/word/2010/wordprocessingInk" xmlns:wne="http://schemas.microsoft.com/office/word/2006/wordml" xmlns:wps="http://schemas.microsoft.com/office/word/2010/wordprocessingShape" mc:Ignorable="w14 w15 w16se w16cid w16 w16cex w16sdtdh wp14">
   <w:p>
     <w:pPr>
       <w:pStyle w:val="Piedepgina"/>
@@ -15047,7 +16930,7 @@
               <v:stroke joinstyle="miter"/>
               <v:path gradientshapeok="t" o:connecttype="rect"/>
             </v:shapetype>
-            <v:shape id="Cuadro de texto 1" o:spid="_x0000_s1027" type="#_x0000_t202" style="position:absolute;left:0;text-align:left;margin-left:16.1pt;margin-top:.65pt;width:455.15pt;height:41.4pt;z-index:251658240;visibility:visible;mso-wrap-style:square;mso-width-percent:0;mso-height-percent:0;mso-wrap-distance-left:9pt;mso-wrap-distance-top:3.6pt;mso-wrap-distance-right:9pt;mso-wrap-distance-bottom:3.6pt;mso-position-horizontal:absolute;mso-position-horizontal-relative:text;mso-position-vertical:absolute;mso-position-vertical-relative:text;mso-width-percent:0;mso-height-percent:0;mso-width-relative:margin;mso-height-relative:margin;v-text-anchor:top" o:gfxdata="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" stroked="f">
+            <v:shape id="Cuadro de texto 1" o:spid="_x0000_s1027" type="#_x0000_t202" style="position:absolute;left:0;text-align:left;margin-left:16.1pt;margin-top:.65pt;width:455.15pt;height:41.4pt;z-index:251658240;visibility:visible;mso-wrap-style:square;mso-width-percent:0;mso-height-percent:0;mso-wrap-distance-left:9pt;mso-wrap-distance-top:3.6pt;mso-wrap-distance-right:9pt;mso-wrap-distance-bottom:3.6pt;mso-position-horizontal:absolute;mso-position-horizontal-relative:text;mso-position-vertical:absolute;mso-position-vertical-relative:text;mso-width-percent:0;mso-height-percent:0;mso-width-relative:margin;mso-height-relative:margin;v-text-anchor:top" o:gfxdata="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" stroked="f">
               <v:textbox>
                 <w:txbxContent>
                   <w:p>
@@ -15096,7 +16979,7 @@
 </file>
 
 <file path=word/footnotes.xml><?xml version="1.0" encoding="utf-8"?>
-<w:footnotes xmlns:wpc="http://schemas.microsoft.com/office/word/2010/wordprocessingCanvas" xmlns:cx="http://schemas.microsoft.com/office/drawing/2014/chartex" xmlns:cx1="http://schemas.microsoft.com/office/drawing/2015/9/8/chartex" xmlns:cx2="http://schemas.microsoft.com/office/drawing/2015/10/21/chartex" xmlns:cx3="http://schemas.microsoft.com/office/drawing/2016/5/9/chartex" xmlns:cx4="http://schemas.microsoft.com/office/drawing/2016/5/10/chartex" xmlns:cx5="http://schemas.microsoft.com/office/drawing/2016/5/11/chartex" xmlns:cx6="http://schemas.microsoft.com/office/drawing/2016/5/12/chartex" xmlns:cx7="http://schemas.microsoft.com/office/drawing/2016/5/13/chartex" xmlns:cx8="http://schemas.microsoft.com/office/drawing/2016/5/14/chartex" xmlns:mc="http://schemas.openxmlformats.org/markup-compatibility/2006" xmlns:aink="http://schemas.microsoft.com/office/drawing/2016/ink" xmlns:am3d="http://schemas.microsoft.com/office/drawing/2017/model3d" xmlns:o="urn:schemas-microsoft-com:office:office" xmlns:r="http://schemas.openxmlformats.org/officeDocument/2006/relationships" xmlns:m="http://schemas.openxmlformats.org/officeDocument/2006/math" xmlns:v="urn:schemas-microsoft-com:vml" xmlns:wp14="http://schemas.microsoft.com/office/word/2010/wordprocessingDrawing" xmlns:wp="http://schemas.openxmlformats.org/drawingml/2006/wordprocessingDrawing" xmlns:w10="urn:schemas-microsoft-com:office:word" xmlns:w="http://schemas.openxmlformats.org/wordprocessingml/2006/main" xmlns:w14="http://schemas.microsoft.com/office/word/2010/wordml" xmlns:w15="http://schemas.microsoft.com/office/word/2012/wordml" xmlns:w16cex="http://schemas.microsoft.com/office/word/2018/wordml/cex" xmlns:w16cid="http://schemas.microsoft.com/office/word/2016/wordml/cid" xmlns:w16="http://schemas.microsoft.com/office/word/2018/wordml" xmlns:w16se="http://schemas.microsoft.com/office/word/2015/wordml/symex" xmlns:wpg="http://schemas.microsoft.com/office/word/2010/wordprocessingGroup" xmlns:wpi="http://schemas.microsoft.com/office/word/2010/wordprocessingInk" xmlns:wne="http://schemas.microsoft.com/office/word/2006/wordml" xmlns:wps="http://schemas.microsoft.com/office/word/2010/wordprocessingShape" mc:Ignorable="w14 w15 w16se w16cid w16 w16cex wp14">
+<w:footnotes xmlns:wpc="http://schemas.microsoft.com/office/word/2010/wordprocessingCanvas" xmlns:cx="http://schemas.microsoft.com/office/drawing/2014/chartex" xmlns:cx1="http://schemas.microsoft.com/office/drawing/2015/9/8/chartex" xmlns:cx2="http://schemas.microsoft.com/office/drawing/2015/10/21/chartex" xmlns:cx3="http://schemas.microsoft.com/office/drawing/2016/5/9/chartex" xmlns:cx4="http://schemas.microsoft.com/office/drawing/2016/5/10/chartex" xmlns:cx5="http://schemas.microsoft.com/office/drawing/2016/5/11/chartex" xmlns:cx6="http://schemas.microsoft.com/office/drawing/2016/5/12/chartex" xmlns:cx7="http://schemas.microsoft.com/office/drawing/2016/5/13/chartex" xmlns:cx8="http://schemas.microsoft.com/office/drawing/2016/5/14/chartex" xmlns:mc="http://schemas.openxmlformats.org/markup-compatibility/2006" xmlns:aink="http://schemas.microsoft.com/office/drawing/2016/ink" xmlns:am3d="http://schemas.microsoft.com/office/drawing/2017/model3d" xmlns:o="urn:schemas-microsoft-com:office:office" xmlns:r="http://schemas.openxmlformats.org/officeDocument/2006/relationships" xmlns:m="http://schemas.openxmlformats.org/officeDocument/2006/math" xmlns:v="urn:schemas-microsoft-com:vml" xmlns:wp14="http://schemas.microsoft.com/office/word/2010/wordprocessingDrawing" xmlns:wp="http://schemas.openxmlformats.org/drawingml/2006/wordprocessingDrawing" xmlns:w10="urn:schemas-microsoft-com:office:word" xmlns:w="http://schemas.openxmlformats.org/wordprocessingml/2006/main" xmlns:w14="http://schemas.microsoft.com/office/word/2010/wordml" xmlns:w15="http://schemas.microsoft.com/office/word/2012/wordml" xmlns:w16cex="http://schemas.microsoft.com/office/word/2018/wordml/cex" xmlns:w16cid="http://schemas.microsoft.com/office/word/2016/wordml/cid" xmlns:w16="http://schemas.microsoft.com/office/word/2018/wordml" xmlns:w16sdtdh="http://schemas.microsoft.com/office/word/2020/wordml/sdtdatahash" xmlns:w16se="http://schemas.microsoft.com/office/word/2015/wordml/symex" xmlns:wpg="http://schemas.microsoft.com/office/word/2010/wordprocessingGroup" xmlns:wpi="http://schemas.microsoft.com/office/word/2010/wordprocessingInk" xmlns:wne="http://schemas.microsoft.com/office/word/2006/wordml" xmlns:wps="http://schemas.microsoft.com/office/word/2010/wordprocessingShape" mc:Ignorable="w14 w15 w16se w16cid w16 w16cex w16sdtdh wp14">
   <w:footnote w:type="separator" w:id="-1">
     <w:p>
       <w:pPr>
@@ -15121,7 +17004,7 @@
 </file>
 
 <file path=word/header1.xml><?xml version="1.0" encoding="utf-8"?>
-<w:hdr xmlns:wpc="http://schemas.microsoft.com/office/word/2010/wordprocessingCanvas" xmlns:cx="http://schemas.microsoft.com/office/drawing/2014/chartex" xmlns:cx1="http://schemas.microsoft.com/office/drawing/2015/9/8/chartex" xmlns:cx2="http://schemas.microsoft.com/office/drawing/2015/10/21/chartex" xmlns:cx3="http://schemas.microsoft.com/office/drawing/2016/5/9/chartex" xmlns:cx4="http://schemas.microsoft.com/office/drawing/2016/5/10/chartex" xmlns:cx5="http://schemas.microsoft.com/office/drawing/2016/5/11/chartex" xmlns:cx6="http://schemas.microsoft.com/office/drawing/2016/5/12/chartex" xmlns:cx7="http://schemas.microsoft.com/office/drawing/2016/5/13/chartex" xmlns:cx8="http://schemas.microsoft.com/office/drawing/2016/5/14/chartex" xmlns:mc="http://schemas.openxmlformats.org/markup-compatibility/2006" xmlns:aink="http://schemas.microsoft.com/office/drawing/2016/ink" xmlns:am3d="http://schemas.microsoft.com/office/drawing/2017/model3d" xmlns:o="urn:schemas-microsoft-com:office:office" xmlns:r="http://schemas.openxmlformats.org/officeDocument/2006/relationships" xmlns:m="http://schemas.openxmlformats.org/officeDocument/2006/math" xmlns:v="urn:schemas-microsoft-com:vml" xmlns:wp14="http://schemas.microsoft.com/office/word/2010/wordprocessingDrawing" xmlns:wp="http://schemas.openxmlformats.org/drawingml/2006/wordprocessingDrawing" xmlns:w10="urn:schemas-microsoft-com:office:word" xmlns:w="http://schemas.openxmlformats.org/wordprocessingml/2006/main" xmlns:w14="http://schemas.microsoft.com/office/word/2010/wordml" xmlns:w15="http://schemas.microsoft.com/office/word/2012/wordml" xmlns:w16cex="http://schemas.microsoft.com/office/word/2018/wordml/cex" xmlns:w16cid="http://schemas.microsoft.com/office/word/2016/wordml/cid" xmlns:w16="http://schemas.microsoft.com/office/word/2018/wordml" xmlns:w16se="http://schemas.microsoft.com/office/word/2015/wordml/symex" xmlns:wpg="http://schemas.microsoft.com/office/word/2010/wordprocessingGroup" xmlns:wpi="http://schemas.microsoft.com/office/word/2010/wordprocessingInk" xmlns:wne="http://schemas.microsoft.com/office/word/2006/wordml" xmlns:wps="http://schemas.microsoft.com/office/word/2010/wordprocessingShape" mc:Ignorable="w14 w15 w16se w16cid w16 w16cex wp14">
+<w:hdr xmlns:wpc="http://schemas.microsoft.com/office/word/2010/wordprocessingCanvas" xmlns:cx="http://schemas.microsoft.com/office/drawing/2014/chartex" xmlns:cx1="http://schemas.microsoft.com/office/drawing/2015/9/8/chartex" xmlns:cx2="http://schemas.microsoft.com/office/drawing/2015/10/21/chartex" xmlns:cx3="http://schemas.microsoft.com/office/drawing/2016/5/9/chartex" xmlns:cx4="http://schemas.microsoft.com/office/drawing/2016/5/10/chartex" xmlns:cx5="http://schemas.microsoft.com/office/drawing/2016/5/11/chartex" xmlns:cx6="http://schemas.microsoft.com/office/drawing/2016/5/12/chartex" xmlns:cx7="http://schemas.microsoft.com/office/drawing/2016/5/13/chartex" xmlns:cx8="http://schemas.microsoft.com/office/drawing/2016/5/14/chartex" xmlns:mc="http://schemas.openxmlformats.org/markup-compatibility/2006" xmlns:aink="http://schemas.microsoft.com/office/drawing/2016/ink" xmlns:am3d="http://schemas.microsoft.com/office/drawing/2017/model3d" xmlns:o="urn:schemas-microsoft-com:office:office" xmlns:r="http://schemas.openxmlformats.org/officeDocument/2006/relationships" xmlns:m="http://schemas.openxmlformats.org/officeDocument/2006/math" xmlns:v="urn:schemas-microsoft-com:vml" xmlns:wp14="http://schemas.microsoft.com/office/word/2010/wordprocessingDrawing" xmlns:wp="http://schemas.openxmlformats.org/drawingml/2006/wordprocessingDrawing" xmlns:w10="urn:schemas-microsoft-com:office:word" xmlns:w="http://schemas.openxmlformats.org/wordprocessingml/2006/main" xmlns:w14="http://schemas.microsoft.com/office/word/2010/wordml" xmlns:w15="http://schemas.microsoft.com/office/word/2012/wordml" xmlns:w16cex="http://schemas.microsoft.com/office/word/2018/wordml/cex" xmlns:w16cid="http://schemas.microsoft.com/office/word/2016/wordml/cid" xmlns:w16="http://schemas.microsoft.com/office/word/2018/wordml" xmlns:w16sdtdh="http://schemas.microsoft.com/office/word/2020/wordml/sdtdatahash" xmlns:w16se="http://schemas.microsoft.com/office/word/2015/wordml/symex" xmlns:wpg="http://schemas.microsoft.com/office/word/2010/wordprocessingGroup" xmlns:wpi="http://schemas.microsoft.com/office/word/2010/wordprocessingInk" xmlns:wne="http://schemas.microsoft.com/office/word/2006/wordml" xmlns:wps="http://schemas.microsoft.com/office/word/2010/wordprocessingShape" mc:Ignorable="w14 w15 w16se w16cid w16 w16cex w16sdtdh wp14">
   <w:p>
     <w:pPr>
       <w:pStyle w:val="Encabezado"/>
@@ -15193,7 +17076,7 @@
 </file>
 
 <file path=word/numbering.xml><?xml version="1.0" encoding="utf-8"?>
-<w:numbering xmlns:wpc="http://schemas.microsoft.com/office/word/2010/wordprocessingCanvas" xmlns:cx="http://schemas.microsoft.com/office/drawing/2014/chartex" xmlns:cx1="http://schemas.microsoft.com/office/drawing/2015/9/8/chartex" xmlns:cx2="http://schemas.microsoft.com/office/drawing/2015/10/21/chartex" xmlns:cx3="http://schemas.microsoft.com/office/drawing/2016/5/9/chartex" xmlns:cx4="http://schemas.microsoft.com/office/drawing/2016/5/10/chartex" xmlns:cx5="http://schemas.microsoft.com/office/drawing/2016/5/11/chartex" xmlns:cx6="http://schemas.microsoft.com/office/drawing/2016/5/12/chartex" xmlns:cx7="http://schemas.microsoft.com/office/drawing/2016/5/13/chartex" xmlns:cx8="http://schemas.microsoft.com/office/drawing/2016/5/14/chartex" xmlns:mc="http://schemas.openxmlformats.org/markup-compatibility/2006" xmlns:aink="http://schemas.microsoft.com/office/drawing/2016/ink" xmlns:am3d="http://schemas.microsoft.com/office/drawing/2017/model3d" xmlns:o="urn:schemas-microsoft-com:office:office" xmlns:r="http://schemas.openxmlformats.org/officeDocument/2006/relationships" xmlns:m="http://schemas.openxmlformats.org/officeDocument/2006/math" xmlns:v="urn:schemas-microsoft-com:vml" xmlns:wp14="http://schemas.microsoft.com/office/word/2010/wordprocessingDrawing" xmlns:wp="http://schemas.openxmlformats.org/drawingml/2006/wordprocessingDrawing" xmlns:w10="urn:schemas-microsoft-com:office:word" xmlns:w="http://schemas.openxmlformats.org/wordprocessingml/2006/main" xmlns:w14="http://schemas.microsoft.com/office/word/2010/wordml" xmlns:w15="http://schemas.microsoft.com/office/word/2012/wordml" xmlns:w16cex="http://schemas.microsoft.com/office/word/2018/wordml/cex" xmlns:w16cid="http://schemas.microsoft.com/office/word/2016/wordml/cid" xmlns:w16="http://schemas.microsoft.com/office/word/2018/wordml" xmlns:w16se="http://schemas.microsoft.com/office/word/2015/wordml/symex" xmlns:wpg="http://schemas.microsoft.com/office/word/2010/wordprocessingGroup" xmlns:wpi="http://schemas.microsoft.com/office/word/2010/wordprocessingInk" xmlns:wne="http://schemas.microsoft.com/office/word/2006/wordml" xmlns:wps="http://schemas.microsoft.com/office/word/2010/wordprocessingShape" mc:Ignorable="w14 w15 w16se w16cid w16 w16cex wp14">
+<w:numbering xmlns:wpc="http://schemas.microsoft.com/office/word/2010/wordprocessingCanvas" xmlns:cx="http://schemas.microsoft.com/office/drawing/2014/chartex" xmlns:cx1="http://schemas.microsoft.com/office/drawing/2015/9/8/chartex" xmlns:cx2="http://schemas.microsoft.com/office/drawing/2015/10/21/chartex" xmlns:cx3="http://schemas.microsoft.com/office/drawing/2016/5/9/chartex" xmlns:cx4="http://schemas.microsoft.com/office/drawing/2016/5/10/chartex" xmlns:cx5="http://schemas.microsoft.com/office/drawing/2016/5/11/chartex" xmlns:cx6="http://schemas.microsoft.com/office/drawing/2016/5/12/chartex" xmlns:cx7="http://schemas.microsoft.com/office/drawing/2016/5/13/chartex" xmlns:cx8="http://schemas.microsoft.com/office/drawing/2016/5/14/chartex" xmlns:mc="http://schemas.openxmlformats.org/markup-compatibility/2006" xmlns:aink="http://schemas.microsoft.com/office/drawing/2016/ink" xmlns:am3d="http://schemas.microsoft.com/office/drawing/2017/model3d" xmlns:o="urn:schemas-microsoft-com:office:office" xmlns:r="http://schemas.openxmlformats.org/officeDocument/2006/relationships" xmlns:m="http://schemas.openxmlformats.org/officeDocument/2006/math" xmlns:v="urn:schemas-microsoft-com:vml" xmlns:wp14="http://schemas.microsoft.com/office/word/2010/wordprocessingDrawing" xmlns:wp="http://schemas.openxmlformats.org/drawingml/2006/wordprocessingDrawing" xmlns:w10="urn:schemas-microsoft-com:office:word" xmlns:w="http://schemas.openxmlformats.org/wordprocessingml/2006/main" xmlns:w14="http://schemas.microsoft.com/office/word/2010/wordml" xmlns:w15="http://schemas.microsoft.com/office/word/2012/wordml" xmlns:w16cex="http://schemas.microsoft.com/office/word/2018/wordml/cex" xmlns:w16cid="http://schemas.microsoft.com/office/word/2016/wordml/cid" xmlns:w16="http://schemas.microsoft.com/office/word/2018/wordml" xmlns:w16sdtdh="http://schemas.microsoft.com/office/word/2020/wordml/sdtdatahash" xmlns:w16se="http://schemas.microsoft.com/office/word/2015/wordml/symex" xmlns:wpg="http://schemas.microsoft.com/office/word/2010/wordprocessingGroup" xmlns:wpi="http://schemas.microsoft.com/office/word/2010/wordprocessingInk" xmlns:wne="http://schemas.microsoft.com/office/word/2006/wordml" xmlns:wps="http://schemas.microsoft.com/office/word/2010/wordprocessingShape" mc:Ignorable="w14 w15 w16se w16cid w16 w16cex w16sdtdh wp14">
   <w:abstractNum w:abstractNumId="0" w15:restartNumberingAfterBreak="0">
     <w:nsid w:val="FFFFFF89"/>
     <w:multiLevelType w:val="singleLevel"/>
@@ -20316,7 +22199,7 @@
 </file>
 
 <file path=word/styles.xml><?xml version="1.0" encoding="utf-8"?>
-<w:styles xmlns:mc="http://schemas.openxmlformats.org/markup-compatibility/2006" xmlns:r="http://schemas.openxmlformats.org/officeDocument/2006/relationships" xmlns:w="http://schemas.openxmlformats.org/wordprocessingml/2006/main" xmlns:w14="http://schemas.microsoft.com/office/word/2010/wordml" xmlns:w15="http://schemas.microsoft.com/office/word/2012/wordml" xmlns:w16cex="http://schemas.microsoft.com/office/word/2018/wordml/cex" xmlns:w16cid="http://schemas.microsoft.com/office/word/2016/wordml/cid" xmlns:w16="http://schemas.microsoft.com/office/word/2018/wordml" xmlns:w16se="http://schemas.microsoft.com/office/word/2015/wordml/symex" mc:Ignorable="w14 w15 w16se w16cid w16 w16cex">
+<w:styles xmlns:mc="http://schemas.openxmlformats.org/markup-compatibility/2006" xmlns:r="http://schemas.openxmlformats.org/officeDocument/2006/relationships" xmlns:w="http://schemas.openxmlformats.org/wordprocessingml/2006/main" xmlns:w14="http://schemas.microsoft.com/office/word/2010/wordml" xmlns:w15="http://schemas.microsoft.com/office/word/2012/wordml" xmlns:w16cex="http://schemas.microsoft.com/office/word/2018/wordml/cex" xmlns:w16cid="http://schemas.microsoft.com/office/word/2016/wordml/cid" xmlns:w16="http://schemas.microsoft.com/office/word/2018/wordml" xmlns:w16sdtdh="http://schemas.microsoft.com/office/word/2020/wordml/sdtdatahash" xmlns:w16se="http://schemas.microsoft.com/office/word/2015/wordml/symex" mc:Ignorable="w14 w15 w16se w16cid w16 w16cex w16sdtdh">
   <w:docDefaults>
     <w:rPrDefault>
       <w:rPr>
@@ -20432,6 +22315,7 @@
     <w:lsdException w:name="HTML Sample" w:semiHidden="1" w:unhideWhenUsed="1"/>
     <w:lsdException w:name="HTML Typewriter" w:semiHidden="1" w:unhideWhenUsed="1"/>
     <w:lsdException w:name="HTML Variable" w:semiHidden="1" w:unhideWhenUsed="1"/>
+    <w:lsdException w:name="Normal Table" w:semiHidden="1" w:unhideWhenUsed="1"/>
     <w:lsdException w:name="annotation subject" w:semiHidden="1" w:unhideWhenUsed="1"/>
     <w:lsdException w:name="No List" w:semiHidden="1" w:unhideWhenUsed="1"/>
     <w:lsdException w:name="Outline List 1" w:semiHidden="1" w:unhideWhenUsed="1"/>
@@ -20478,8 +22362,10 @@
     <w:lsdException w:name="Table Subtle 2" w:semiHidden="1" w:unhideWhenUsed="1"/>
     <w:lsdException w:name="Table Web 1" w:semiHidden="1" w:unhideWhenUsed="1"/>
     <w:lsdException w:name="Table Web 2" w:semiHidden="1" w:unhideWhenUsed="1"/>
+    <w:lsdException w:name="Table Web 3" w:semiHidden="1" w:unhideWhenUsed="1"/>
     <w:lsdException w:name="Balloon Text" w:semiHidden="1" w:unhideWhenUsed="1"/>
     <w:lsdException w:name="Table Grid" w:uiPriority="39"/>
+    <w:lsdException w:name="Table Theme" w:semiHidden="1" w:unhideWhenUsed="1"/>
     <w:lsdException w:name="Placeholder Text" w:semiHidden="1"/>
     <w:lsdException w:name="No Spacing" w:uiPriority="1" w:qFormat="1"/>
     <w:lsdException w:name="Light Shading" w:uiPriority="60"/>
@@ -20920,6 +22806,7 @@
   <w:style w:type="character" w:default="1" w:styleId="Fuentedeprrafopredeter">
     <w:name w:val="Default Paragraph Font"/>
     <w:uiPriority w:val="1"/>
+    <w:semiHidden/>
     <w:unhideWhenUsed/>
   </w:style>
   <w:style w:type="table" w:default="1" w:styleId="Tablanormal">
@@ -22084,10 +23971,26 @@
 </file>
 
 <file path=customXml/item1.xml><?xml version="1.0" encoding="utf-8"?>
-<b:Sources xmlns:b="http://schemas.openxmlformats.org/officeDocument/2006/bibliography" xmlns="http://schemas.openxmlformats.org/officeDocument/2006/bibliography" SelectedStyle="\APASixthEditionOfficeOnline.xsl" StyleName="APA" Version="6"/>
+<p:properties xmlns:p="http://schemas.microsoft.com/office/2006/metadata/properties" xmlns:xsi="http://www.w3.org/2001/XMLSchema-instance" xmlns:pc="http://schemas.microsoft.com/office/infopath/2007/PartnerControls">
+  <documentManagement>
+    <TaxCatchAll xmlns="13c90a0b-73bc-4dc0-be5f-28d77b615beb" xsi:nil="true"/>
+    <lcf76f155ced4ddcb4097134ff3c332f xmlns="13c93bba-48ce-428c-bfe5-88b42c19b028">
+      <Terms xmlns="http://schemas.microsoft.com/office/infopath/2007/PartnerControls"/>
+    </lcf76f155ced4ddcb4097134ff3c332f>
+  </documentManagement>
+</p:properties>
 </file>
 
 <file path=customXml/item2.xml><?xml version="1.0" encoding="utf-8"?>
+<?mso-contentType ?>
+<FormTemplates xmlns="http://schemas.microsoft.com/sharepoint/v3/contenttype/forms">
+  <Display>DocumentLibraryForm</Display>
+  <Edit>DocumentLibraryForm</Edit>
+  <New>DocumentLibraryForm</New>
+</FormTemplates>
+</file>
+
+<file path=customXml/item3.xml><?xml version="1.0" encoding="utf-8"?>
 <ct:contentTypeSchema xmlns:ct="http://schemas.microsoft.com/office/2006/metadata/contentType" xmlns:ma="http://schemas.microsoft.com/office/2006/metadata/properties/metaAttributes" ct:_="" ma:_="" ma:contentTypeName="Documento" ma:contentTypeID="0x0101006A81D6BD42E8DF4C91013959704817E1" ma:contentTypeVersion="14" ma:contentTypeDescription="Crear nuevo documento." ma:contentTypeScope="" ma:versionID="cd14e03e9fc6eb087109c39a3de1a2a7">
   <xsd:schema xmlns:xsd="http://www.w3.org/2001/XMLSchema" xmlns:xs="http://www.w3.org/2001/XMLSchema" xmlns:p="http://schemas.microsoft.com/office/2006/metadata/properties" xmlns:ns2="13c90a0b-73bc-4dc0-be5f-28d77b615beb" xmlns:ns3="13c93bba-48ce-428c-bfe5-88b42c19b028" targetNamespace="http://schemas.microsoft.com/office/2006/metadata/properties" ma:root="true" ma:fieldsID="247ff0312e87511bd2ce05ea47f33022" ns2:_="" ns3:_="">
     <xsd:import namespace="13c90a0b-73bc-4dc0-be5f-28d77b615beb"/>
@@ -22316,42 +24219,52 @@
 </ct:contentTypeSchema>
 </file>
 
-<file path=customXml/item3.xml><?xml version="1.0" encoding="utf-8"?>
-<?mso-contentType ?>
-<FormTemplates xmlns="http://schemas.microsoft.com/sharepoint/v3/contenttype/forms">
-  <Display>DocumentLibraryForm</Display>
-  <Edit>DocumentLibraryForm</Edit>
-  <New>DocumentLibraryForm</New>
-</FormTemplates>
-</file>
-
 <file path=customXml/item4.xml><?xml version="1.0" encoding="utf-8"?>
-<p:properties xmlns:p="http://schemas.microsoft.com/office/2006/metadata/properties" xmlns:xsi="http://www.w3.org/2001/XMLSchema-instance" xmlns:pc="http://schemas.microsoft.com/office/infopath/2007/PartnerControls">
-  <documentManagement>
-    <TaxCatchAll xmlns="13c90a0b-73bc-4dc0-be5f-28d77b615beb" xsi:nil="true"/>
-    <lcf76f155ced4ddcb4097134ff3c332f xmlns="13c93bba-48ce-428c-bfe5-88b42c19b028">
-      <Terms xmlns="http://schemas.microsoft.com/office/infopath/2007/PartnerControls"/>
-    </lcf76f155ced4ddcb4097134ff3c332f>
-  </documentManagement>
-</p:properties>
+<b:Sources xmlns:b="http://schemas.openxmlformats.org/officeDocument/2006/bibliography" xmlns="http://schemas.openxmlformats.org/officeDocument/2006/bibliography" SelectedStyle="\APASixthEditionOfficeOnline.xsl" StyleName="APA" Version="6"/>
 </file>
 
 <file path=customXml/itemProps1.xml><?xml version="1.0" encoding="utf-8"?>
+<ds:datastoreItem xmlns:ds="http://schemas.openxmlformats.org/officeDocument/2006/customXml" ds:itemID="{722C871D-197D-45A2-BEB5-13C071AD999F}">
+  <ds:schemaRefs>
+    <ds:schemaRef ds:uri="http://schemas.microsoft.com/office/2006/metadata/properties"/>
+    <ds:schemaRef ds:uri="http://schemas.microsoft.com/office/infopath/2007/PartnerControls"/>
+    <ds:schemaRef ds:uri="13c90a0b-73bc-4dc0-be5f-28d77b615beb"/>
+    <ds:schemaRef ds:uri="13c93bba-48ce-428c-bfe5-88b42c19b028"/>
+  </ds:schemaRefs>
+</ds:datastoreItem>
+</file>
+
+<file path=customXml/itemProps2.xml><?xml version="1.0" encoding="utf-8"?>
+<ds:datastoreItem xmlns:ds="http://schemas.openxmlformats.org/officeDocument/2006/customXml" ds:itemID="{0DE44C75-C631-472D-9835-3DDB76B0280C}">
+  <ds:schemaRefs>
+    <ds:schemaRef ds:uri="http://schemas.microsoft.com/sharepoint/v3/contenttype/forms"/>
+  </ds:schemaRefs>
+</ds:datastoreItem>
+</file>
+
+<file path=customXml/itemProps3.xml><?xml version="1.0" encoding="utf-8"?>
+<ds:datastoreItem xmlns:ds="http://schemas.openxmlformats.org/officeDocument/2006/customXml" ds:itemID="{780B7BE6-07FE-4B70-BECD-6D038DA0A482}">
+  <ds:schemaRefs>
+    <ds:schemaRef ds:uri="http://schemas.microsoft.com/office/2006/metadata/contentType"/>
+    <ds:schemaRef ds:uri="http://schemas.microsoft.com/office/2006/metadata/properties/metaAttributes"/>
+    <ds:schemaRef ds:uri="http://www.w3.org/2001/XMLSchema"/>
+    <ds:schemaRef ds:uri="http://schemas.microsoft.com/office/2006/metadata/properties"/>
+    <ds:schemaRef ds:uri="13c90a0b-73bc-4dc0-be5f-28d77b615beb"/>
+    <ds:schemaRef ds:uri="13c93bba-48ce-428c-bfe5-88b42c19b028"/>
+    <ds:schemaRef ds:uri="http://schemas.microsoft.com/office/2006/documentManagement/types"/>
+    <ds:schemaRef ds:uri="http://schemas.microsoft.com/office/infopath/2007/PartnerControls"/>
+    <ds:schemaRef ds:uri="http://schemas.openxmlformats.org/package/2006/metadata/core-properties"/>
+    <ds:schemaRef ds:uri="http://purl.org/dc/elements/1.1/"/>
+    <ds:schemaRef ds:uri="http://purl.org/dc/terms/"/>
+    <ds:schemaRef ds:uri="http://schemas.microsoft.com/internal/obd"/>
+  </ds:schemaRefs>
+</ds:datastoreItem>
+</file>
+
+<file path=customXml/itemProps4.xml><?xml version="1.0" encoding="utf-8"?>
 <ds:datastoreItem xmlns:ds="http://schemas.openxmlformats.org/officeDocument/2006/customXml" ds:itemID="{3EE81AF2-5109-4D99-A8F0-2DE0C125B7B4}">
   <ds:schemaRefs>
     <ds:schemaRef ds:uri="http://schemas.openxmlformats.org/officeDocument/2006/bibliography"/>
   </ds:schemaRefs>
 </ds:datastoreItem>
-</file>
-
-<file path=customXml/itemProps2.xml><?xml version="1.0" encoding="utf-8"?>
-<ds:datastoreItem xmlns:ds="http://schemas.openxmlformats.org/officeDocument/2006/customXml" ds:itemID="{780B7BE6-07FE-4B70-BECD-6D038DA0A482}"/>
-</file>
-
-<file path=customXml/itemProps3.xml><?xml version="1.0" encoding="utf-8"?>
-<ds:datastoreItem xmlns:ds="http://schemas.openxmlformats.org/officeDocument/2006/customXml" ds:itemID="{0DE44C75-C631-472D-9835-3DDB76B0280C}"/>
-</file>
-
-<file path=customXml/itemProps4.xml><?xml version="1.0" encoding="utf-8"?>
-<ds:datastoreItem xmlns:ds="http://schemas.openxmlformats.org/officeDocument/2006/customXml" ds:itemID="{722C871D-197D-45A2-BEB5-13C071AD999F}"/>
 </file>
--- a/fuentes/52130001_CF1_DU.docx
+++ b/fuentes/52130001_CF1_DU.docx
@@ -1,6 +1,6 @@
 
 <file path=word/document.xml><?xml version="1.0" encoding="utf-8"?>
-<w:document xmlns:wpc="http://schemas.microsoft.com/office/word/2010/wordprocessingCanvas" xmlns:cx="http://schemas.microsoft.com/office/drawing/2014/chartex" xmlns:cx1="http://schemas.microsoft.com/office/drawing/2015/9/8/chartex" xmlns:cx2="http://schemas.microsoft.com/office/drawing/2015/10/21/chartex" xmlns:cx3="http://schemas.microsoft.com/office/drawing/2016/5/9/chartex" xmlns:cx4="http://schemas.microsoft.com/office/drawing/2016/5/10/chartex" xmlns:cx5="http://schemas.microsoft.com/office/drawing/2016/5/11/chartex" xmlns:cx6="http://schemas.microsoft.com/office/drawing/2016/5/12/chartex" xmlns:cx7="http://schemas.microsoft.com/office/drawing/2016/5/13/chartex" xmlns:cx8="http://schemas.microsoft.com/office/drawing/2016/5/14/chartex" xmlns:mc="http://schemas.openxmlformats.org/markup-compatibility/2006" xmlns:aink="http://schemas.microsoft.com/office/drawing/2016/ink" xmlns:am3d="http://schemas.microsoft.com/office/drawing/2017/model3d" xmlns:o="urn:schemas-microsoft-com:office:office" xmlns:r="http://schemas.openxmlformats.org/officeDocument/2006/relationships" xmlns:m="http://schemas.openxmlformats.org/officeDocument/2006/math" xmlns:v="urn:schemas-microsoft-com:vml" xmlns:wp14="http://schemas.microsoft.com/office/word/2010/wordprocessingDrawing" xmlns:wp="http://schemas.openxmlformats.org/drawingml/2006/wordprocessingDrawing" xmlns:w10="urn:schemas-microsoft-com:office:word" xmlns:w="http://schemas.openxmlformats.org/wordprocessingml/2006/main" xmlns:w14="http://schemas.microsoft.com/office/word/2010/wordml" xmlns:w15="http://schemas.microsoft.com/office/word/2012/wordml" xmlns:w16cex="http://schemas.microsoft.com/office/word/2018/wordml/cex" xmlns:w16cid="http://schemas.microsoft.com/office/word/2016/wordml/cid" xmlns:w16="http://schemas.microsoft.com/office/word/2018/wordml" xmlns:w16sdtdh="http://schemas.microsoft.com/office/word/2020/wordml/sdtdatahash" xmlns:w16se="http://schemas.microsoft.com/office/word/2015/wordml/symex" xmlns:wpg="http://schemas.microsoft.com/office/word/2010/wordprocessingGroup" xmlns:wpi="http://schemas.microsoft.com/office/word/2010/wordprocessingInk" xmlns:wne="http://schemas.microsoft.com/office/word/2006/wordml" xmlns:wps="http://schemas.microsoft.com/office/word/2010/wordprocessingShape" mc:Ignorable="w14 w15 w16se w16cid w16 w16cex w16sdtdh wp14">
+<w:document xmlns:wpc="http://schemas.microsoft.com/office/word/2010/wordprocessingCanvas" xmlns:cx="http://schemas.microsoft.com/office/drawing/2014/chartex" xmlns:cx1="http://schemas.microsoft.com/office/drawing/2015/9/8/chartex" xmlns:cx2="http://schemas.microsoft.com/office/drawing/2015/10/21/chartex" xmlns:cx3="http://schemas.microsoft.com/office/drawing/2016/5/9/chartex" xmlns:cx4="http://schemas.microsoft.com/office/drawing/2016/5/10/chartex" xmlns:cx5="http://schemas.microsoft.com/office/drawing/2016/5/11/chartex" xmlns:cx6="http://schemas.microsoft.com/office/drawing/2016/5/12/chartex" xmlns:cx7="http://schemas.microsoft.com/office/drawing/2016/5/13/chartex" xmlns:cx8="http://schemas.microsoft.com/office/drawing/2016/5/14/chartex" xmlns:mc="http://schemas.openxmlformats.org/markup-compatibility/2006" xmlns:aink="http://schemas.microsoft.com/office/drawing/2016/ink" xmlns:am3d="http://schemas.microsoft.com/office/drawing/2017/model3d" xmlns:o="urn:schemas-microsoft-com:office:office" xmlns:r="http://schemas.openxmlformats.org/officeDocument/2006/relationships" xmlns:m="http://schemas.openxmlformats.org/officeDocument/2006/math" xmlns:v="urn:schemas-microsoft-com:vml" xmlns:wp14="http://schemas.microsoft.com/office/word/2010/wordprocessingDrawing" xmlns:wp="http://schemas.openxmlformats.org/drawingml/2006/wordprocessingDrawing" xmlns:w10="urn:schemas-microsoft-com:office:word" xmlns:w="http://schemas.openxmlformats.org/wordprocessingml/2006/main" xmlns:w14="http://schemas.microsoft.com/office/word/2010/wordml" xmlns:w15="http://schemas.microsoft.com/office/word/2012/wordml" xmlns:w16cid="http://schemas.microsoft.com/office/word/2016/wordml/cid" xmlns:w16se="http://schemas.microsoft.com/office/word/2015/wordml/symex" xmlns:wpg="http://schemas.microsoft.com/office/word/2010/wordprocessingGroup" xmlns:wpi="http://schemas.microsoft.com/office/word/2010/wordprocessingInk" xmlns:wne="http://schemas.microsoft.com/office/word/2006/wordml" xmlns:wps="http://schemas.microsoft.com/office/word/2010/wordprocessingShape" mc:Ignorable="w14 w15 w16se w16cid wp14">
   <w:body>
     <w:p>
       <w:r>
@@ -213,7 +213,7 @@
               </wp:anchor>
             </w:drawing>
           </mc:Choice>
-          <mc:Fallback>
+          <mc:Fallback xmlns:w16sdtdh="http://schemas.microsoft.com/office/word/2020/wordml/sdtdatahash" xmlns:w16="http://schemas.microsoft.com/office/word/2018/wordml" xmlns:w16cex="http://schemas.microsoft.com/office/word/2018/wordml/cex">
             <w:pict>
               <v:rect w14:anchorId="5C6229C9" id="Rectángulo 4" o:spid="_x0000_s1026" style="position:absolute;margin-left:-55.7pt;margin-top:29pt;width:613.85pt;height:204pt;z-index:-251659776;visibility:visible;mso-wrap-style:square;mso-width-percent:0;mso-height-percent:0;mso-wrap-distance-left:9pt;mso-wrap-distance-top:0;mso-wrap-distance-right:9pt;mso-wrap-distance-bottom:0;mso-position-horizontal:absolute;mso-position-horizontal-relative:text;mso-position-vertical:absolute;mso-position-vertical-relative:text;mso-width-percent:0;mso-height-percent:0;mso-width-relative:page;mso-height-relative:margin;v-text-anchor:middle" o:gfxdata="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" fillcolor="#00314d" stroked="f" strokeweight="1pt"/>
             </w:pict>
@@ -318,7 +318,7 @@
                 <v:stroke joinstyle="miter"/>
                 <v:path gradientshapeok="t" o:connecttype="rect"/>
               </v:shapetype>
-              <v:shape id="Cuadro de texto 2" o:spid="_x0000_s1026" type="#_x0000_t202" alt="&quot;&quot;" style="position:absolute;left:0;text-align:left;margin-left:-20.7pt;margin-top:22pt;width:488.95pt;height:146.25pt;z-index:251657728;visibility:visible;mso-wrap-style:square;mso-width-percent:0;mso-height-percent:0;mso-wrap-distance-left:9pt;mso-wrap-distance-top:3.6pt;mso-wrap-distance-right:9pt;mso-wrap-distance-bottom:3.6pt;mso-position-horizontal:absolute;mso-position-horizontal-relative:text;mso-position-vertical:absolute;mso-position-vertical-relative:text;mso-width-percent:0;mso-height-percent:0;mso-width-relative:margin;mso-height-relative:margin;v-text-anchor:top" o:gfxdata="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" filled="f" stroked="f">
+              <v:shape id="Cuadro de texto 2" o:spid="_x0000_s1026" type="#_x0000_t202" style="position:absolute;left:0;text-align:left;margin-left:-20.7pt;margin-top:22pt;width:488.95pt;height:146.25pt;z-index:251657728;visibility:visible;mso-wrap-style:square;mso-width-percent:0;mso-height-percent:0;mso-wrap-distance-left:9pt;mso-wrap-distance-top:3.6pt;mso-wrap-distance-right:9pt;mso-wrap-distance-bottom:3.6pt;mso-position-horizontal:absolute;mso-position-horizontal-relative:text;mso-position-vertical:absolute;mso-position-vertical-relative:text;mso-width-percent:0;mso-height-percent:0;mso-width-relative:margin;mso-height-relative:margin;v-text-anchor:top" o:gfxdata="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" filled="f" stroked="f">
                 <v:textbox>
                   <w:txbxContent>
                     <w:p>
@@ -1106,7 +1106,7 @@
             <w:noProof/>
             <w:webHidden/>
           </w:rPr>
-          <w:t>21</w:t>
+          <w:t>20</w:t>
         </w:r>
         <w:r>
           <w:rPr>
@@ -1196,7 +1196,7 @@
             <w:noProof/>
             <w:webHidden/>
           </w:rPr>
-          <w:t>27</w:t>
+          <w:t>26</w:t>
         </w:r>
         <w:r>
           <w:rPr>
@@ -1286,7 +1286,7 @@
             <w:noProof/>
             <w:webHidden/>
           </w:rPr>
-          <w:t>34</w:t>
+          <w:t>33</w:t>
         </w:r>
         <w:r>
           <w:rPr>
@@ -1376,7 +1376,7 @@
             <w:noProof/>
             <w:webHidden/>
           </w:rPr>
-          <w:t>34</w:t>
+          <w:t>33</w:t>
         </w:r>
         <w:r>
           <w:rPr>
@@ -1466,7 +1466,7 @@
             <w:noProof/>
             <w:webHidden/>
           </w:rPr>
-          <w:t>35</w:t>
+          <w:t>34</w:t>
         </w:r>
         <w:r>
           <w:rPr>
@@ -1556,7 +1556,7 @@
             <w:noProof/>
             <w:webHidden/>
           </w:rPr>
-          <w:t>36</w:t>
+          <w:t>35</w:t>
         </w:r>
         <w:r>
           <w:rPr>
@@ -1646,7 +1646,7 @@
             <w:noProof/>
             <w:webHidden/>
           </w:rPr>
-          <w:t>47</w:t>
+          <w:t>46</w:t>
         </w:r>
         <w:r>
           <w:rPr>
@@ -1736,7 +1736,7 @@
             <w:noProof/>
             <w:webHidden/>
           </w:rPr>
-          <w:t>52</w:t>
+          <w:t>51</w:t>
         </w:r>
         <w:r>
           <w:rPr>
@@ -1826,7 +1826,7 @@
             <w:noProof/>
             <w:webHidden/>
           </w:rPr>
-          <w:t>52</w:t>
+          <w:t>51</w:t>
         </w:r>
         <w:r>
           <w:rPr>
@@ -1916,7 +1916,7 @@
             <w:noProof/>
             <w:webHidden/>
           </w:rPr>
-          <w:t>54</w:t>
+          <w:t>53</w:t>
         </w:r>
         <w:r>
           <w:rPr>
@@ -2006,7 +2006,7 @@
             <w:noProof/>
             <w:webHidden/>
           </w:rPr>
-          <w:t>56</w:t>
+          <w:t>55</w:t>
         </w:r>
         <w:r>
           <w:rPr>
@@ -2078,7 +2078,7 @@
             <w:noProof/>
             <w:webHidden/>
           </w:rPr>
-          <w:t>58</w:t>
+          <w:t>57</w:t>
         </w:r>
         <w:r>
           <w:rPr>
@@ -2150,7 +2150,7 @@
             <w:noProof/>
             <w:webHidden/>
           </w:rPr>
-          <w:t>59</w:t>
+          <w:t>58</w:t>
         </w:r>
         <w:r>
           <w:rPr>
@@ -2223,7 +2223,7 @@
             <w:noProof/>
             <w:webHidden/>
           </w:rPr>
-          <w:t>61</w:t>
+          <w:t>60</w:t>
         </w:r>
         <w:r>
           <w:rPr>
@@ -2295,7 +2295,7 @@
             <w:noProof/>
             <w:webHidden/>
           </w:rPr>
-          <w:t>62</w:t>
+          <w:t>61</w:t>
         </w:r>
         <w:r>
           <w:rPr>
@@ -2578,7 +2578,15 @@
             </w:r>
             <w:proofErr w:type="spellEnd"/>
             <w:r>
-              <w:t xml:space="preserve"> x, junto con la correcta aplicación de los signos de puntuación — la coma, el punto, el punto y coma, las comillas y los dos puntos — permiten que el mensaje se interprete sin ambigüedades.</w:t>
+              <w:t xml:space="preserve"> x, junto con la correcta aplicación de los signos de </w:t>
+            </w:r>
+            <w:proofErr w:type="gramStart"/>
+            <w:r>
+              <w:t>puntuación  la</w:t>
+            </w:r>
+            <w:proofErr w:type="gramEnd"/>
+            <w:r>
+              <w:t xml:space="preserve"> coma, el punto, el punto y coma, las comillas y los dos puntos  permiten que el mensaje se interprete sin ambigüedades.</w:t>
             </w:r>
           </w:p>
           <w:p>
@@ -3732,7 +3740,19 @@
         <w:rPr>
           <w:lang w:eastAsia="es-CO"/>
         </w:rPr>
-        <w:t>La estructura enumerativa es, sin duda la más fácil de identificar, pues con un simple vistazo al texto se observa que la disposición de ciertos elementos está expuesta a modo de enumeración, como si se tratara de una lista de la compra.</w:t>
+        <w:t>La estructura enumerativa es, sin duda</w:t>
+      </w:r>
+      <w:r>
+        <w:rPr>
+          <w:lang w:eastAsia="es-CO"/>
+        </w:rPr>
+        <w:t>,</w:t>
+      </w:r>
+      <w:r>
+        <w:rPr>
+          <w:lang w:eastAsia="es-CO"/>
+        </w:rPr>
+        <w:t xml:space="preserve"> la más fácil de identificar, pues con un simple vistazo al texto se observa que la disposición de ciertos elementos está expuesta a modo de enumeración, como si se tratara de una lista de la compra.</w:t>
       </w:r>
     </w:p>
     <w:p>
@@ -3893,6 +3913,7 @@
     </w:p>
     <w:p>
       <w:pPr>
+        <w:jc w:val="center"/>
         <w:rPr>
           <w:b/>
           <w:bCs/>
@@ -4082,7 +4103,19 @@
         <w:rPr>
           <w:lang w:eastAsia="es-CO"/>
         </w:rPr>
-        <w:t xml:space="preserve">En el proceso de recolectar información para una actividad investigativa, se dan pasos que implican leer, seleccionar, organizar los contenidos y no solo transcribirlos literalmente. Características Olga Lucía Arbeláez (2007) en su artículo </w:t>
+        <w:t>En el proceso de recolectar información para una actividad investigativa, se dan pasos que implican leer, seleccionar, organizar los contenidos y no solo transcribirlos literalmente. Características</w:t>
+      </w:r>
+      <w:r>
+        <w:rPr>
+          <w:lang w:eastAsia="es-CO"/>
+        </w:rPr>
+        <w:t xml:space="preserve"> según</w:t>
+      </w:r>
+      <w:r>
+        <w:rPr>
+          <w:lang w:eastAsia="es-CO"/>
+        </w:rPr>
+        <w:t xml:space="preserve"> Olga Lucía Arbeláez (2007) en su artículo </w:t>
       </w:r>
       <w:r>
         <w:rPr>
@@ -4159,13 +4192,7 @@
         <w:rPr>
           <w:lang w:eastAsia="es-CO"/>
         </w:rPr>
-        <w:t>h</w:t>
-      </w:r>
-      <w:r>
-        <w:rPr>
-          <w:lang w:eastAsia="es-CO"/>
-        </w:rPr>
-        <w:t>ace alusión a su forma de enunciación, que, con oraciones cortas y concisas, condensa el sentido del texto.</w:t>
+        <w:t>Facilita la comprensión que debe posibilitar el texto.</w:t>
       </w:r>
     </w:p>
     <w:p>
@@ -4191,13 +4218,7 @@
         <w:rPr>
           <w:lang w:eastAsia="es-CO"/>
         </w:rPr>
-        <w:t>: h</w:t>
-      </w:r>
-      <w:r>
-        <w:rPr>
-          <w:lang w:eastAsia="es-CO"/>
-        </w:rPr>
-        <w:t>ace alusión a su forma de enunciación, que, con oraciones cortas y concisas, condensa el sentido del texto.</w:t>
+        <w:t>: hace alusión a su forma de enunciación, que, con oraciones cortas y concisas, condensa el sentido del texto.</w:t>
       </w:r>
     </w:p>
     <w:p>
@@ -4261,13 +4282,12 @@
     </w:p>
     <w:p>
       <w:pPr>
-        <w:rPr>
-          <w:lang w:eastAsia="es-CO"/>
-        </w:rPr>
-      </w:pPr>
-    </w:p>
-    <w:p>
-      <w:pPr>
+        <w:pStyle w:val="Prrafodelista"/>
+        <w:numPr>
+          <w:ilvl w:val="0"/>
+          <w:numId w:val="48"/>
+        </w:numPr>
+        <w:ind w:left="1208" w:hanging="357"/>
         <w:rPr>
           <w:b/>
           <w:bCs/>
@@ -4358,7 +4378,10 @@
     <w:p>
       <w:pPr>
         <w:pStyle w:val="Prrafodelista"/>
-        <w:ind w:left="1429" w:firstLine="0"/>
+        <w:numPr>
+          <w:ilvl w:val="0"/>
+          <w:numId w:val="9"/>
+        </w:numPr>
         <w:rPr>
           <w:lang w:eastAsia="es-CO"/>
         </w:rPr>
@@ -4403,7 +4426,6 @@
         <w:rPr>
           <w:lang w:eastAsia="es-CO"/>
         </w:rPr>
-        <w:lastRenderedPageBreak/>
         <w:t>Facilita la comprensión y ayuda enormemente al repaso de las lecciones.</w:t>
       </w:r>
     </w:p>
@@ -4430,6 +4452,7 @@
           <w:bCs/>
           <w:lang w:eastAsia="es-CO"/>
         </w:rPr>
+        <w:lastRenderedPageBreak/>
         <w:t>Estrategias</w:t>
       </w:r>
     </w:p>
@@ -4978,43 +5001,12 @@
     <w:p>
       <w:pPr>
         <w:pStyle w:val="Prrafodelista"/>
-        <w:numPr>
-          <w:ilvl w:val="0"/>
-          <w:numId w:val="12"/>
-        </w:numPr>
-        <w:rPr>
-          <w:lang w:eastAsia="es-CO"/>
-        </w:rPr>
-      </w:pPr>
-      <w:r>
         <w:rPr>
           <w:b/>
           <w:bCs/>
           <w:lang w:eastAsia="es-CO"/>
         </w:rPr>
-        <w:t xml:space="preserve">Personal y familiar: </w:t>
-      </w:r>
-      <w:r>
-        <w:rPr>
-          <w:lang w:eastAsia="es-CO"/>
-        </w:rPr>
-        <w:t>revela el carácter y la personalidad del autor.</w:t>
-      </w:r>
-    </w:p>
-    <w:p>
-      <w:pPr>
-        <w:pStyle w:val="Prrafodelista"/>
-        <w:ind w:left="1429" w:firstLine="0"/>
-        <w:rPr>
-          <w:lang w:eastAsia="es-CO"/>
-        </w:rPr>
-      </w:pPr>
-      <w:r>
-        <w:rPr>
-          <w:lang w:eastAsia="es-CO"/>
-        </w:rPr>
-        <w:t>Las ideas se entrelazan de forma organizada para dar una lógica interna a la composición.</w:t>
-      </w:r>
+      </w:pPr>
     </w:p>
     <w:p>
       <w:pPr>
@@ -5051,15 +5043,30 @@
               <w:rPr>
                 <w:b/>
               </w:rPr>
-              <w:t xml:space="preserve">Título del pódcast: </w:t>
+              <w:t xml:space="preserve">Título del </w:t>
+            </w:r>
+            <w:proofErr w:type="spellStart"/>
+            <w:r>
+              <w:rPr>
+                <w:b/>
+              </w:rPr>
+              <w:t>pódcast</w:t>
+            </w:r>
+            <w:proofErr w:type="spellEnd"/>
+            <w:r>
+              <w:rPr>
+                <w:b/>
+              </w:rPr>
+              <w:t xml:space="preserve">: </w:t>
             </w:r>
             <w:r>
-              <w:t>Partes de un ensayo</w:t>
+              <w:t>p</w:t>
             </w:r>
-          </w:p>
-          <w:p>
             <w:r>
-              <w:t>El ensayo es un texto escrito que nos permite expresar ideas y argumentos de manera clara y organizada. Conocer sus partes (título, introducción, cuerpo y conclusión) nos ayuda a comunicarnos mejor y desarrollar nuestro pensamiento crítico.</w:t>
+              <w:t>artes</w:t>
+            </w:r>
+            <w:r>
+              <w:t xml:space="preserve"> de un ensayo</w:t>
             </w:r>
           </w:p>
         </w:tc>
@@ -5070,56 +5077,179 @@
             <w:tcW w:w="9962" w:type="dxa"/>
           </w:tcPr>
           <w:p>
-            <w:proofErr w:type="spellStart"/>
             <w:r>
-              <w:t>Holaaaa</w:t>
-            </w:r>
-            <w:proofErr w:type="spellEnd"/>
-            <w:r>
-              <w:t xml:space="preserve"> aprendices SENA, hoy vamos a hablar de las partes de un ensayo, una herramienta fundamental en nuestro programa de Lectura Crítica. Conocer cómo estructurar un ensayo les permitirá analizar y evaluar los textos de forma profesional.</w:t>
+              <w:t>¿Alguna vez les han pedido escribir un ensayo… y se quedan mirando la hoja en blanco sin saber por dónde empezar?</w:t>
             </w:r>
           </w:p>
           <w:p>
             <w:r>
-              <w:t>Un ensayo bien estructurado tiene cuatro partes esenciales, y cada una responde a una pregunta específica que guía su construcción. Veamos cuáles son y cómo aplicarlas:</w:t>
+              <w:rPr>
+                <w:b/>
+              </w:rPr>
+              <w:t>GERMAN</w:t>
+            </w:r>
+            <w:r>
+              <w:t>: eso es muy común. Y no es que falten ideas… muchas veces es que no sabemos cómo organizarlas.</w:t>
             </w:r>
           </w:p>
           <w:p>
             <w:r>
-              <w:t xml:space="preserve">El título del ensayo: es el enunciado breve, preciso y claro del tema que se aborda. Lo interesante es que el título es lo último que se define en un ensayo, con el </w:t>
+              <w:rPr>
+                <w:b/>
+              </w:rPr>
+              <w:t>CAROLINA</w:t>
             </w:r>
             <w:r>
-              <w:lastRenderedPageBreak/>
-              <w:t>fin de que se ajuste al contenido desarrollado a lo largo del trabajo. Por ejemplo, si están analizando un artículo sobre redes sociales y desinformación, podrían titular: "Redes sociales y desinformación: análisis crítico de sus efectos en la comunidad".</w:t>
+              <w:t>: el ensayo es una herramienta ideal para expresar ideas y argumentos con claridad.</w:t>
             </w:r>
           </w:p>
           <w:p>
             <w:r>
-              <w:t>La introducción: responde a la pregunta ¿de qué se trata este ensayo? En esta parte deben plantear el problema, atraer el interés del lector, incluir una oración que establece la idea principal y presentar una serie de puntos que apoyan el desarrollo del tema. Estos puntos se exponen en el mismo orden en que se desarrollará el contenido. Por ejemplo: "El artículo 'El peligro de las noticias falsas' plantea que las redes sociales facilitan la desinformación. Este ensayo analiza críticamente tres aspectos: los argumentos del autor, las evidencias presentadas, y sus conclusiones."</w:t>
+              <w:rPr>
+                <w:b/>
+              </w:rPr>
+              <w:t>GERMAN</w:t>
+            </w:r>
+            <w:r>
+              <w:t>: y aunque cada ensayo es distinto, todos tienen algo en común: una estructura que ayuda a ordenar el pensamiento.</w:t>
             </w:r>
           </w:p>
           <w:p>
             <w:r>
-              <w:t>El cuerpo: responde a la pregunta ¿qué temas se desarrollarán para fundamentar el argumento? En esta parte se desarrolla cada uno de los puntos sobresalientes enumerados en el primer párrafo. La oración principal de cada párrafo introduce el subtema, mientras que las demás oraciones amplían la idea mediante evidencias. Siguiendo el ejemplo, dedicarían un párrafo para evaluar si los argumentos son lógicos, otro para verificar si las fuentes son confiables, y un tercero para cuestionar si las conclusiones se derivan de las evidencias presentadas.</w:t>
+              <w:rPr>
+                <w:b/>
+              </w:rPr>
+              <w:t>CAROLINA</w:t>
+            </w:r>
+            <w:r>
+              <w:t>: empecemos por el título. Es lo primero que se lee, pero curiosamente suele ser lo último que se define.</w:t>
             </w:r>
           </w:p>
           <w:p>
             <w:r>
-              <w:t xml:space="preserve">La conclusión: responde a la pregunta ¿cuáles son las consecuencias que se infieren de lo escrito? Presenta un resumen breve de la idea principal y de sus puntos de apoyo. Se presenta la opinión del autor en forma breve y precisa, y se puede expresar en dos o tres oraciones. Por ejemplo: El artículo presenta argumentos válidos sobre la desinformación, pero carece de evidencia científica sólida. Como </w:t>
+              <w:rPr>
+                <w:b/>
+              </w:rPr>
+              <w:t>GERMAN</w:t>
             </w:r>
             <w:r>
-              <w:lastRenderedPageBreak/>
-              <w:t>lectores críticos, debemos siempre verificar las fuentes antes de compartir información.</w:t>
+              <w:t>: claro, porque el título tiene que ajustarse a lo que realmente se desarrolló en el texto. Su función es decirle al lector de qué va el ensayo.</w:t>
             </w:r>
           </w:p>
           <w:p>
             <w:r>
-              <w:t>Recuerden que escribir ensayos críticos les ayudará a analizar información, evaluar argumentos, y desarrollar su capacidad de razonamiento. Esta habilidad es fundamental en el mundo actual donde recibimos información constantemente.</w:t>
+              <w:rPr>
+                <w:b/>
+              </w:rPr>
+              <w:lastRenderedPageBreak/>
+              <w:t>CAROLINA</w:t>
+            </w:r>
+            <w:r>
+              <w:t>: luego viene la introducción. Aquí se responde a la pregunta: ¿de qué se trata este ensayo?</w:t>
             </w:r>
           </w:p>
           <w:p>
             <w:r>
-              <w:t>¡No subestimen el poder del análisis crítico! Con práctica, serán lectores críticos expertos. ¡Anímense a escribir! ¡Manos a la obra, aprendices SENA!</w:t>
+              <w:rPr>
+                <w:b/>
+              </w:rPr>
+              <w:t>GERMAN</w:t>
+            </w:r>
+            <w:r>
+              <w:t>: en esta parte se presenta el tema y se le muestra al lector</w:t>
+            </w:r>
+          </w:p>
+          <w:p>
+            <w:r>
+              <w:t>qué ideas se van a desarrollar más adelante.</w:t>
+            </w:r>
+          </w:p>
+          <w:p>
+            <w:r>
+              <w:rPr>
+                <w:b/>
+              </w:rPr>
+              <w:t>CAROLINA</w:t>
+            </w:r>
+            <w:r>
+              <w:t>: el cuerpo del ensayo es donde se desarrolla el argumento principal.</w:t>
+            </w:r>
+          </w:p>
+          <w:p>
+            <w:r>
+              <w:rPr>
+                <w:b/>
+              </w:rPr>
+              <w:t>GERMAN</w:t>
+            </w:r>
+            <w:r>
+              <w:t>: aquí es donde se explican las ideas, se dan razones y se usan ejemplos o evidencias para sustentarlas.</w:t>
+            </w:r>
+          </w:p>
+          <w:p>
+            <w:r>
+              <w:rPr>
+                <w:b/>
+              </w:rPr>
+              <w:t>CAROLINA</w:t>
+            </w:r>
+            <w:r>
+              <w:t>: y finalmente llegamos a la conclusión.</w:t>
+            </w:r>
+          </w:p>
+          <w:p>
+            <w:r>
+              <w:rPr>
+                <w:b/>
+              </w:rPr>
+              <w:t>GERMAN</w:t>
+            </w:r>
+            <w:r>
+              <w:t>: aquí se retoma lo más importante del ensayo y se deja una reflexión final sobre lo analizado.</w:t>
+            </w:r>
+          </w:p>
+          <w:p>
+            <w:r>
+              <w:rPr>
+                <w:b/>
+              </w:rPr>
+              <w:t>CAROLINA</w:t>
+            </w:r>
+            <w:r>
+              <w:t>: conocer las partes de un ensayo ayuda a escribir mejo</w:t>
+            </w:r>
+          </w:p>
+          <w:p>
+            <w:r>
+              <w:rPr>
+                <w:b/>
+              </w:rPr>
+              <w:t>GERMAN</w:t>
+            </w:r>
+            <w:r>
+              <w:t>: pero también a leer con más criterio y pensamiento crítico.</w:t>
+            </w:r>
+          </w:p>
+          <w:p>
+            <w:r>
+              <w:rPr>
+                <w:b/>
+              </w:rPr>
+              <w:t>CAROLINA</w:t>
+            </w:r>
+            <w:r>
+              <w:t>: hasta aquí nuestro episodio de hoy.</w:t>
+            </w:r>
+          </w:p>
+          <w:p>
+            <w:r>
+              <w:rPr>
+                <w:b/>
+              </w:rPr>
+              <w:t>GERMAN</w:t>
+            </w:r>
+            <w:r>
+              <w:t>: nos escuchamos pronto… y ojalá la próxima vez que les toque escribir, el ensayo no dé tanto miedo.</w:t>
             </w:r>
           </w:p>
         </w:tc>
@@ -5176,6 +5306,7 @@
           <w:bCs/>
           <w:lang w:eastAsia="es-CO"/>
         </w:rPr>
+        <w:lastRenderedPageBreak/>
         <w:t>Algunas formas de introducir el tema:</w:t>
       </w:r>
     </w:p>
@@ -5212,7 +5343,6 @@
         <w:rPr>
           <w:lang w:eastAsia="es-CO"/>
         </w:rPr>
-        <w:lastRenderedPageBreak/>
         <w:t>Aunque la brevedad es una de las características del ensayo, la extensión puede variar para permitir la exposición clara y coherente de las ideas. Así, se puede incluir de tres a diez hojas a espacio sencillo.</w:t>
       </w:r>
     </w:p>
@@ -5254,19 +5384,18 @@
     </w:p>
     <w:p>
       <w:pPr>
-        <w:rPr>
-          <w:lang w:eastAsia="es-CO"/>
-        </w:rPr>
-      </w:pPr>
-      <w:r>
-        <w:rPr>
-          <w:lang w:eastAsia="es-CO"/>
-        </w:rPr>
-        <w:t>A partir de lo expuesto sobre las características y estructura del ensayo, se invita a reflexionar con la siguiente pregunta:</w:t>
-      </w:r>
-    </w:p>
-    <w:p>
-      <w:pPr>
+        <w:pStyle w:val="Prrafodelista"/>
+        <w:ind w:left="1429" w:firstLine="0"/>
+        <w:rPr>
+          <w:lang w:eastAsia="es-CO"/>
+        </w:rPr>
+      </w:pPr>
+    </w:p>
+    <w:p>
+      <w:pPr>
+        <w:spacing w:before="0" w:after="0" w:line="240" w:lineRule="auto"/>
+        <w:ind w:firstLine="0"/>
+        <w:jc w:val="center"/>
         <w:rPr>
           <w:b/>
           <w:bCs/>
@@ -5279,8 +5408,19 @@
           <w:bCs/>
           <w:lang w:eastAsia="es-CO"/>
         </w:rPr>
-        <w:t>¿Cuál es la diferencia de los tipos de textos resumen y ensayo?</w:t>
-      </w:r>
+        <w:t>¿Cuál es la diferencia entre un resumen y un ensayo?</w:t>
+      </w:r>
+    </w:p>
+    <w:p>
+      <w:pPr>
+        <w:spacing w:before="0" w:after="0" w:line="240" w:lineRule="auto"/>
+        <w:ind w:firstLine="0"/>
+        <w:rPr>
+          <w:b/>
+          <w:bCs/>
+          <w:lang w:eastAsia="es-CO"/>
+        </w:rPr>
+      </w:pPr>
     </w:p>
     <w:p>
       <w:pPr>
@@ -5425,7 +5565,19 @@
         <w:rPr>
           <w:lang w:eastAsia="es-CO"/>
         </w:rPr>
-        <w:t>Ser conciso exige precisión en el lenguaje, combatir el exceso verbal y el regodeo, y acabar con las imprecisiones. Sobre esta segunda cualidad de la buena redacción, Martín Vivaldi anota que solo se debe emplear aquellas palabras que sean absolutamente precisas para expresar lo que se quiere decir.</w:t>
+        <w:t>Ser conciso exige precisión en el lenguaje, combatir el exceso verbal y el regodeo, y acabar con las imprecisiones. Sobre esta segunda cualidad de la buena redacción, Martín Vivaldi anota que solo se debe</w:t>
+      </w:r>
+      <w:r>
+        <w:rPr>
+          <w:lang w:eastAsia="es-CO"/>
+        </w:rPr>
+        <w:t>n</w:t>
+      </w:r>
+      <w:r>
+        <w:rPr>
+          <w:lang w:eastAsia="es-CO"/>
+        </w:rPr>
+        <w:t xml:space="preserve"> emplear aquellas palabras que sean absolutamente precisas para expresar lo que se quiere decir.</w:t>
       </w:r>
     </w:p>
     <w:p>
@@ -5451,7 +5603,7 @@
         <w:rPr>
           <w:lang w:eastAsia="es-CO"/>
         </w:rPr>
-        <w:t>La falta de concisión —advierte con Albalat— es el defecto general de los que empiezan a escribir... La concisión es cuestión de trabajo. Es preciso limpiar el estilo, cribarlo, pasarlo por el tamiz, quitarle la paja, clarificarlo... es preciso evitar lo superfluo, la verborrea, la redundancia, el titubeo expresivo y el añadido de ideas secundarias que nada fortalecen a la idea matriz, sino que más bien la debilitan.</w:t>
+        <w:t>La falta de concisión —advierte Albalat— es el defecto general de los que empiezan a escribir... La concisión es cuestión de trabajo. Es preciso limpiar el estilo, cribarlo, pasarlo por el tamiz, quitarle la paja, clarificarlo... es preciso evitar lo superfluo, la verborrea, la redundancia, el titubeo expresivo y el añadido de ideas secundarias que nada fortalecen a la idea matriz, sino que más bien la debilitan.</w:t>
       </w:r>
     </w:p>
     <w:p>
@@ -5912,19 +6064,6 @@
     </w:p>
     <w:p>
       <w:pPr>
-        <w:rPr>
-          <w:lang w:eastAsia="es-CO"/>
-        </w:rPr>
-      </w:pPr>
-      <w:r>
-        <w:rPr>
-          <w:lang w:eastAsia="es-CO"/>
-        </w:rPr>
-        <w:t>Con el propósito de fortalecer la comprensión del uso adecuado del gerundio en la redacción, se presenta la siguiente figura comparativa, en la cual se observa cómo una construcción incorrecta puede generar imprecisión en el mensaje, mientras que una formulación ajustada a la norma gramatical permite expresar las ideas con mayor claridad y coherencia.</w:t>
-      </w:r>
-    </w:p>
-    <w:p>
-      <w:pPr>
         <w:pStyle w:val="Figura"/>
       </w:pPr>
       <w:r>
@@ -5999,7 +6138,6 @@
         <w:rPr>
           <w:lang w:eastAsia="es-CO"/>
         </w:rPr>
-        <w:lastRenderedPageBreak/>
         <w:t xml:space="preserve">Se propone un diseño de referencia para que pueda expresarse de forma visual y </w:t>
       </w:r>
       <w:proofErr w:type="gramStart"/>
@@ -6081,7 +6219,32 @@
         <w:rPr>
           <w:lang w:eastAsia="es-CO"/>
         </w:rPr>
-        <w:t xml:space="preserve">Para saber si un gerundio está empleado de forma correcta o incorrecta pregunte ‘¿cómo?’ al verbo. Si la respuesta la da el gerundio, está bien empleada. De lo contrario debe buscar una palabra que lo reemplace. </w:t>
+        <w:lastRenderedPageBreak/>
+        <w:t>Para saber si un gerundio está empleado de forma correcta o incorrecta</w:t>
+      </w:r>
+      <w:r>
+        <w:rPr>
+          <w:lang w:eastAsia="es-CO"/>
+        </w:rPr>
+        <w:t>,</w:t>
+      </w:r>
+      <w:r>
+        <w:rPr>
+          <w:lang w:eastAsia="es-CO"/>
+        </w:rPr>
+        <w:t xml:space="preserve"> pregunte ‘¿cómo?’ al verbo. Si la respuesta la da el gerundio, está bien empleada. De lo contrario</w:t>
+      </w:r>
+      <w:r>
+        <w:rPr>
+          <w:lang w:eastAsia="es-CO"/>
+        </w:rPr>
+        <w:t>,</w:t>
+      </w:r>
+      <w:r>
+        <w:rPr>
+          <w:lang w:eastAsia="es-CO"/>
+        </w:rPr>
+        <w:t xml:space="preserve"> debe buscar una palabra que lo reemplace. </w:t>
       </w:r>
       <w:r>
         <w:rPr>
@@ -6152,14 +6315,12 @@
         </w:rPr>
         <w:t>: dando las gracias al jurado</w:t>
       </w:r>
-    </w:p>
-    <w:p>
-      <w:pPr>
-        <w:ind w:left="1416"/>
-        <w:rPr>
-          <w:lang w:eastAsia="es-CO"/>
-        </w:rPr>
-      </w:pPr>
+      <w:r>
+        <w:rPr>
+          <w:lang w:eastAsia="es-CO"/>
+        </w:rPr>
+        <w:t>.</w:t>
+      </w:r>
     </w:p>
     <w:p>
       <w:pPr>
@@ -6533,8 +6694,8 @@
       </w:tblPr>
       <w:tblGrid>
         <w:gridCol w:w="3631"/>
-        <w:gridCol w:w="3515"/>
-        <w:gridCol w:w="2490"/>
+        <w:gridCol w:w="3027"/>
+        <w:gridCol w:w="2978"/>
       </w:tblGrid>
       <w:tr>
         <w:trPr>
@@ -6561,7 +6722,7 @@
         </w:tc>
         <w:tc>
           <w:tcPr>
-            <w:tcW w:w="0" w:type="auto"/>
+            <w:tcW w:w="3027" w:type="dxa"/>
             <w:hideMark/>
           </w:tcPr>
           <w:p>
@@ -6578,7 +6739,7 @@
         </w:tc>
         <w:tc>
           <w:tcPr>
-            <w:tcW w:w="0" w:type="auto"/>
+            <w:tcW w:w="2978" w:type="dxa"/>
             <w:hideMark/>
           </w:tcPr>
           <w:p>
@@ -6621,7 +6782,7 @@
         </w:tc>
         <w:tc>
           <w:tcPr>
-            <w:tcW w:w="0" w:type="auto"/>
+            <w:tcW w:w="3027" w:type="dxa"/>
             <w:hideMark/>
           </w:tcPr>
           <w:p>
@@ -6638,7 +6799,7 @@
         </w:tc>
         <w:tc>
           <w:tcPr>
-            <w:tcW w:w="0" w:type="auto"/>
+            <w:tcW w:w="2978" w:type="dxa"/>
             <w:hideMark/>
           </w:tcPr>
           <w:p>
@@ -6674,7 +6835,7 @@
         </w:tc>
         <w:tc>
           <w:tcPr>
-            <w:tcW w:w="0" w:type="auto"/>
+            <w:tcW w:w="3027" w:type="dxa"/>
             <w:hideMark/>
           </w:tcPr>
           <w:p>
@@ -6691,7 +6852,7 @@
         </w:tc>
         <w:tc>
           <w:tcPr>
-            <w:tcW w:w="0" w:type="auto"/>
+            <w:tcW w:w="2978" w:type="dxa"/>
             <w:hideMark/>
           </w:tcPr>
           <w:p>
@@ -6734,7 +6895,7 @@
         </w:tc>
         <w:tc>
           <w:tcPr>
-            <w:tcW w:w="0" w:type="auto"/>
+            <w:tcW w:w="3027" w:type="dxa"/>
             <w:hideMark/>
           </w:tcPr>
           <w:p>
@@ -6751,7 +6912,7 @@
         </w:tc>
         <w:tc>
           <w:tcPr>
-            <w:tcW w:w="0" w:type="auto"/>
+            <w:tcW w:w="2978" w:type="dxa"/>
             <w:hideMark/>
           </w:tcPr>
           <w:p>
@@ -6793,7 +6954,7 @@
         </w:tc>
         <w:tc>
           <w:tcPr>
-            <w:tcW w:w="0" w:type="auto"/>
+            <w:tcW w:w="3027" w:type="dxa"/>
             <w:hideMark/>
           </w:tcPr>
           <w:p>
@@ -6810,7 +6971,7 @@
         </w:tc>
         <w:tc>
           <w:tcPr>
-            <w:tcW w:w="0" w:type="auto"/>
+            <w:tcW w:w="2978" w:type="dxa"/>
             <w:hideMark/>
           </w:tcPr>
           <w:p>
@@ -6853,7 +7014,7 @@
         </w:tc>
         <w:tc>
           <w:tcPr>
-            <w:tcW w:w="0" w:type="auto"/>
+            <w:tcW w:w="3027" w:type="dxa"/>
             <w:hideMark/>
           </w:tcPr>
           <w:p>
@@ -6870,7 +7031,7 @@
         </w:tc>
         <w:tc>
           <w:tcPr>
-            <w:tcW w:w="0" w:type="auto"/>
+            <w:tcW w:w="2978" w:type="dxa"/>
             <w:hideMark/>
           </w:tcPr>
           <w:p>
@@ -6906,7 +7067,7 @@
         </w:tc>
         <w:tc>
           <w:tcPr>
-            <w:tcW w:w="0" w:type="auto"/>
+            <w:tcW w:w="3027" w:type="dxa"/>
             <w:hideMark/>
           </w:tcPr>
           <w:p>
@@ -6923,7 +7084,7 @@
         </w:tc>
         <w:tc>
           <w:tcPr>
-            <w:tcW w:w="0" w:type="auto"/>
+            <w:tcW w:w="2978" w:type="dxa"/>
             <w:hideMark/>
           </w:tcPr>
           <w:p>
@@ -6966,7 +7127,7 @@
         </w:tc>
         <w:tc>
           <w:tcPr>
-            <w:tcW w:w="0" w:type="auto"/>
+            <w:tcW w:w="3027" w:type="dxa"/>
             <w:hideMark/>
           </w:tcPr>
           <w:p>
@@ -6983,7 +7144,7 @@
         </w:tc>
         <w:tc>
           <w:tcPr>
-            <w:tcW w:w="0" w:type="auto"/>
+            <w:tcW w:w="2978" w:type="dxa"/>
             <w:hideMark/>
           </w:tcPr>
           <w:p>
@@ -7025,7 +7186,7 @@
         </w:tc>
         <w:tc>
           <w:tcPr>
-            <w:tcW w:w="0" w:type="auto"/>
+            <w:tcW w:w="3027" w:type="dxa"/>
             <w:hideMark/>
           </w:tcPr>
           <w:p>
@@ -7042,7 +7203,7 @@
         </w:tc>
         <w:tc>
           <w:tcPr>
-            <w:tcW w:w="0" w:type="auto"/>
+            <w:tcW w:w="2978" w:type="dxa"/>
             <w:hideMark/>
           </w:tcPr>
           <w:p>
@@ -7085,7 +7246,7 @@
         </w:tc>
         <w:tc>
           <w:tcPr>
-            <w:tcW w:w="0" w:type="auto"/>
+            <w:tcW w:w="3027" w:type="dxa"/>
             <w:hideMark/>
           </w:tcPr>
           <w:p>
@@ -7102,7 +7263,7 @@
         </w:tc>
         <w:tc>
           <w:tcPr>
-            <w:tcW w:w="0" w:type="auto"/>
+            <w:tcW w:w="2978" w:type="dxa"/>
             <w:hideMark/>
           </w:tcPr>
           <w:p>
@@ -7138,7 +7299,7 @@
         </w:tc>
         <w:tc>
           <w:tcPr>
-            <w:tcW w:w="0" w:type="auto"/>
+            <w:tcW w:w="3027" w:type="dxa"/>
             <w:hideMark/>
           </w:tcPr>
           <w:p>
@@ -7155,7 +7316,7 @@
         </w:tc>
         <w:tc>
           <w:tcPr>
-            <w:tcW w:w="0" w:type="auto"/>
+            <w:tcW w:w="2978" w:type="dxa"/>
             <w:hideMark/>
           </w:tcPr>
           <w:p>
@@ -7198,7 +7359,7 @@
         </w:tc>
         <w:tc>
           <w:tcPr>
-            <w:tcW w:w="0" w:type="auto"/>
+            <w:tcW w:w="3027" w:type="dxa"/>
             <w:hideMark/>
           </w:tcPr>
           <w:p>
@@ -7215,7 +7376,7 @@
         </w:tc>
         <w:tc>
           <w:tcPr>
-            <w:tcW w:w="0" w:type="auto"/>
+            <w:tcW w:w="2978" w:type="dxa"/>
             <w:hideMark/>
           </w:tcPr>
           <w:p>
@@ -7271,7 +7432,7 @@
         </w:tc>
         <w:tc>
           <w:tcPr>
-            <w:tcW w:w="0" w:type="auto"/>
+            <w:tcW w:w="3027" w:type="dxa"/>
             <w:hideMark/>
           </w:tcPr>
           <w:p>
@@ -7288,7 +7449,7 @@
         </w:tc>
         <w:tc>
           <w:tcPr>
-            <w:tcW w:w="0" w:type="auto"/>
+            <w:tcW w:w="2978" w:type="dxa"/>
             <w:hideMark/>
           </w:tcPr>
           <w:p>
@@ -7331,7 +7492,7 @@
         </w:tc>
         <w:tc>
           <w:tcPr>
-            <w:tcW w:w="0" w:type="auto"/>
+            <w:tcW w:w="3027" w:type="dxa"/>
             <w:hideMark/>
           </w:tcPr>
           <w:p>
@@ -7348,7 +7509,7 @@
         </w:tc>
         <w:tc>
           <w:tcPr>
-            <w:tcW w:w="0" w:type="auto"/>
+            <w:tcW w:w="2978" w:type="dxa"/>
             <w:hideMark/>
           </w:tcPr>
           <w:p>
@@ -7391,7 +7552,7 @@
         </w:tc>
         <w:tc>
           <w:tcPr>
-            <w:tcW w:w="0" w:type="auto"/>
+            <w:tcW w:w="3027" w:type="dxa"/>
             <w:hideMark/>
           </w:tcPr>
           <w:p>
@@ -7408,7 +7569,7 @@
         </w:tc>
         <w:tc>
           <w:tcPr>
-            <w:tcW w:w="0" w:type="auto"/>
+            <w:tcW w:w="2978" w:type="dxa"/>
             <w:hideMark/>
           </w:tcPr>
           <w:p>
@@ -7451,7 +7612,7 @@
         </w:tc>
         <w:tc>
           <w:tcPr>
-            <w:tcW w:w="0" w:type="auto"/>
+            <w:tcW w:w="3027" w:type="dxa"/>
             <w:hideMark/>
           </w:tcPr>
           <w:p>
@@ -7468,7 +7629,7 @@
         </w:tc>
         <w:tc>
           <w:tcPr>
-            <w:tcW w:w="0" w:type="auto"/>
+            <w:tcW w:w="2978" w:type="dxa"/>
             <w:hideMark/>
           </w:tcPr>
           <w:p>
@@ -7510,7 +7671,7 @@
         </w:tc>
         <w:tc>
           <w:tcPr>
-            <w:tcW w:w="0" w:type="auto"/>
+            <w:tcW w:w="3027" w:type="dxa"/>
             <w:hideMark/>
           </w:tcPr>
           <w:p>
@@ -7527,7 +7688,7 @@
         </w:tc>
         <w:tc>
           <w:tcPr>
-            <w:tcW w:w="0" w:type="auto"/>
+            <w:tcW w:w="2978" w:type="dxa"/>
             <w:hideMark/>
           </w:tcPr>
           <w:p>
@@ -7564,7 +7725,7 @@
         </w:tc>
         <w:tc>
           <w:tcPr>
-            <w:tcW w:w="0" w:type="auto"/>
+            <w:tcW w:w="3027" w:type="dxa"/>
             <w:hideMark/>
           </w:tcPr>
           <w:p>
@@ -7581,7 +7742,7 @@
         </w:tc>
         <w:tc>
           <w:tcPr>
-            <w:tcW w:w="0" w:type="auto"/>
+            <w:tcW w:w="2978" w:type="dxa"/>
             <w:hideMark/>
           </w:tcPr>
           <w:p>
@@ -7623,7 +7784,7 @@
         </w:tc>
         <w:tc>
           <w:tcPr>
-            <w:tcW w:w="0" w:type="auto"/>
+            <w:tcW w:w="3027" w:type="dxa"/>
             <w:hideMark/>
           </w:tcPr>
           <w:p>
@@ -7640,7 +7801,7 @@
         </w:tc>
         <w:tc>
           <w:tcPr>
-            <w:tcW w:w="0" w:type="auto"/>
+            <w:tcW w:w="2978" w:type="dxa"/>
             <w:hideMark/>
           </w:tcPr>
           <w:p>
@@ -7673,7 +7834,63 @@
       <w:tr>
         <w:trPr>
           <w:cnfStyle w:val="000000100000" w:firstRow="0" w:lastRow="0" w:firstColumn="0" w:lastColumn="0" w:oddVBand="0" w:evenVBand="0" w:oddHBand="1" w:evenHBand="0" w:firstRowFirstColumn="0" w:firstRowLastColumn="0" w:lastRowFirstColumn="0" w:lastRowLastColumn="0"/>
-          <w:trHeight w:val="1089"/>
+          <w:trHeight w:val="611"/>
+        </w:trPr>
+        <w:tc>
+          <w:tcPr>
+            <w:tcW w:w="0" w:type="auto"/>
+          </w:tcPr>
+          <w:p>
+            <w:pPr>
+              <w:pStyle w:val="TextoTablas"/>
+              <w:rPr>
+                <w:bdr w:val="none" w:sz="0" w:space="0" w:color="auto" w:frame="1"/>
+              </w:rPr>
+            </w:pPr>
+            <w:r>
+              <w:rPr>
+                <w:bdr w:val="none" w:sz="0" w:space="0" w:color="auto" w:frame="1"/>
+              </w:rPr>
+              <w:t>R</w:t>
+            </w:r>
+          </w:p>
+        </w:tc>
+        <w:tc>
+          <w:tcPr>
+            <w:tcW w:w="3027" w:type="dxa"/>
+          </w:tcPr>
+          <w:p>
+            <w:pPr>
+              <w:pStyle w:val="TextoTablas"/>
+              <w:rPr>
+                <w:bdr w:val="none" w:sz="0" w:space="0" w:color="auto" w:frame="1"/>
+              </w:rPr>
+            </w:pPr>
+            <w:r>
+              <w:rPr>
+                <w:bdr w:val="none" w:sz="0" w:space="0" w:color="auto" w:frame="1"/>
+              </w:rPr>
+              <w:t>R</w:t>
+            </w:r>
+          </w:p>
+        </w:tc>
+        <w:tc>
+          <w:tcPr>
+            <w:tcW w:w="2978" w:type="dxa"/>
+          </w:tcPr>
+          <w:p>
+            <w:pPr>
+              <w:pStyle w:val="TextoTablas"/>
+            </w:pPr>
+            <w:r>
+              <w:t>(ere)</w:t>
+            </w:r>
+          </w:p>
+        </w:tc>
+      </w:tr>
+      <w:tr>
+        <w:trPr>
+          <w:trHeight w:val="499"/>
         </w:trPr>
         <w:tc>
           <w:tcPr>
@@ -7691,13 +7908,72 @@
               <w:rPr>
                 <w:bdr w:val="none" w:sz="0" w:space="0" w:color="auto" w:frame="1"/>
               </w:rPr>
-              <w:t>R</w:t>
+              <w:t>RR</w:t>
             </w:r>
           </w:p>
         </w:tc>
         <w:tc>
           <w:tcPr>
+            <w:tcW w:w="3027" w:type="dxa"/>
+            <w:hideMark/>
+          </w:tcPr>
+          <w:p>
+            <w:pPr>
+              <w:pStyle w:val="TextoTablas"/>
+            </w:pPr>
+            <w:proofErr w:type="spellStart"/>
+            <w:r>
+              <w:t>r</w:t>
+            </w:r>
+            <w:r>
+              <w:t>r</w:t>
+            </w:r>
+            <w:proofErr w:type="spellEnd"/>
+          </w:p>
+        </w:tc>
+        <w:tc>
+          <w:tcPr>
+            <w:tcW w:w="2978" w:type="dxa"/>
+            <w:hideMark/>
+          </w:tcPr>
+          <w:p>
+            <w:pPr>
+              <w:pStyle w:val="TextoTablas"/>
+            </w:pPr>
+            <w:r>
+              <w:t>(erre)</w:t>
+            </w:r>
+          </w:p>
+        </w:tc>
+      </w:tr>
+      <w:tr>
+        <w:trPr>
+          <w:cnfStyle w:val="000000100000" w:firstRow="0" w:lastRow="0" w:firstColumn="0" w:lastColumn="0" w:oddVBand="0" w:evenVBand="0" w:oddHBand="1" w:evenHBand="0" w:firstRowFirstColumn="0" w:firstRowLastColumn="0" w:lastRowFirstColumn="0" w:lastRowLastColumn="0"/>
+          <w:trHeight w:val="271"/>
+        </w:trPr>
+        <w:tc>
+          <w:tcPr>
             <w:tcW w:w="0" w:type="auto"/>
+            <w:hideMark/>
+          </w:tcPr>
+          <w:p>
+            <w:pPr>
+              <w:pStyle w:val="TextoTablas"/>
+              <w:rPr>
+                <w:bCs/>
+              </w:rPr>
+            </w:pPr>
+            <w:r>
+              <w:rPr>
+                <w:bdr w:val="none" w:sz="0" w:space="0" w:color="auto" w:frame="1"/>
+              </w:rPr>
+              <w:t>S</w:t>
+            </w:r>
+          </w:p>
+        </w:tc>
+        <w:tc>
+          <w:tcPr>
+            <w:tcW w:w="3027" w:type="dxa"/>
             <w:hideMark/>
           </w:tcPr>
           <w:p>
@@ -7708,10 +7984,32 @@
               <w:rPr>
                 <w:bdr w:val="none" w:sz="0" w:space="0" w:color="auto" w:frame="1"/>
               </w:rPr>
-              <w:t>r</w:t>
+              <w:t>s</w:t>
             </w:r>
           </w:p>
         </w:tc>
+        <w:tc>
+          <w:tcPr>
+            <w:tcW w:w="2978" w:type="dxa"/>
+            <w:hideMark/>
+          </w:tcPr>
+          <w:p>
+            <w:pPr>
+              <w:pStyle w:val="TextoTablas"/>
+            </w:pPr>
+            <w:r>
+              <w:rPr>
+                <w:bdr w:val="none" w:sz="0" w:space="0" w:color="auto" w:frame="1"/>
+              </w:rPr>
+              <w:t>(ese)</w:t>
+            </w:r>
+          </w:p>
+        </w:tc>
+      </w:tr>
+      <w:tr>
+        <w:trPr>
+          <w:trHeight w:val="258"/>
+        </w:trPr>
         <w:tc>
           <w:tcPr>
             <w:tcW w:w="0" w:type="auto"/>
@@ -7720,22 +8018,227 @@
           <w:p>
             <w:pPr>
               <w:pStyle w:val="TextoTablas"/>
+              <w:rPr>
+                <w:bCs/>
+              </w:rPr>
             </w:pPr>
             <w:r>
-              <w:t>(ere)</w:t>
+              <w:rPr>
+                <w:bdr w:val="none" w:sz="0" w:space="0" w:color="auto" w:frame="1"/>
+              </w:rPr>
+              <w:t>T</w:t>
+            </w:r>
+          </w:p>
+        </w:tc>
+        <w:tc>
+          <w:tcPr>
+            <w:tcW w:w="3027" w:type="dxa"/>
+            <w:hideMark/>
+          </w:tcPr>
+          <w:p>
+            <w:pPr>
+              <w:pStyle w:val="TextoTablas"/>
+            </w:pPr>
+            <w:r>
+              <w:rPr>
+                <w:bdr w:val="none" w:sz="0" w:space="0" w:color="auto" w:frame="1"/>
+              </w:rPr>
+              <w:t>t</w:t>
+            </w:r>
+          </w:p>
+        </w:tc>
+        <w:tc>
+          <w:tcPr>
+            <w:tcW w:w="2978" w:type="dxa"/>
+            <w:hideMark/>
+          </w:tcPr>
+          <w:p>
+            <w:pPr>
+              <w:pStyle w:val="TextoTablas"/>
+            </w:pPr>
+            <w:r>
+              <w:rPr>
+                <w:bdr w:val="none" w:sz="0" w:space="0" w:color="auto" w:frame="1"/>
+              </w:rPr>
+              <w:t>(te)</w:t>
+            </w:r>
+          </w:p>
+        </w:tc>
+      </w:tr>
+      <w:tr>
+        <w:trPr>
+          <w:cnfStyle w:val="000000100000" w:firstRow="0" w:lastRow="0" w:firstColumn="0" w:lastColumn="0" w:oddVBand="0" w:evenVBand="0" w:oddHBand="1" w:evenHBand="0" w:firstRowFirstColumn="0" w:firstRowLastColumn="0" w:lastRowFirstColumn="0" w:lastRowLastColumn="0"/>
+          <w:trHeight w:val="271"/>
+        </w:trPr>
+        <w:tc>
+          <w:tcPr>
+            <w:tcW w:w="0" w:type="auto"/>
+            <w:hideMark/>
+          </w:tcPr>
+          <w:p>
+            <w:pPr>
+              <w:pStyle w:val="TextoTablas"/>
+              <w:rPr>
+                <w:bCs/>
+              </w:rPr>
+            </w:pPr>
+            <w:r>
+              <w:rPr>
+                <w:bdr w:val="none" w:sz="0" w:space="0" w:color="auto" w:frame="1"/>
+              </w:rPr>
+              <w:t>U</w:t>
+            </w:r>
+          </w:p>
+        </w:tc>
+        <w:tc>
+          <w:tcPr>
+            <w:tcW w:w="3027" w:type="dxa"/>
+            <w:hideMark/>
+          </w:tcPr>
+          <w:p>
+            <w:pPr>
+              <w:pStyle w:val="TextoTablas"/>
+            </w:pPr>
+            <w:r>
+              <w:rPr>
+                <w:bdr w:val="none" w:sz="0" w:space="0" w:color="auto" w:frame="1"/>
+              </w:rPr>
+              <w:t>u</w:t>
+            </w:r>
+          </w:p>
+        </w:tc>
+        <w:tc>
+          <w:tcPr>
+            <w:tcW w:w="2978" w:type="dxa"/>
+            <w:hideMark/>
+          </w:tcPr>
+          <w:p>
+            <w:pPr>
+              <w:pStyle w:val="TextoTablas"/>
+            </w:pPr>
+          </w:p>
+        </w:tc>
+      </w:tr>
+      <w:tr>
+        <w:trPr>
+          <w:trHeight w:val="258"/>
+        </w:trPr>
+        <w:tc>
+          <w:tcPr>
+            <w:tcW w:w="0" w:type="auto"/>
+            <w:hideMark/>
+          </w:tcPr>
+          <w:p>
+            <w:pPr>
+              <w:pStyle w:val="TextoTablas"/>
+              <w:rPr>
+                <w:bCs/>
+              </w:rPr>
+            </w:pPr>
+            <w:r>
+              <w:rPr>
+                <w:bdr w:val="none" w:sz="0" w:space="0" w:color="auto" w:frame="1"/>
+              </w:rPr>
+              <w:t>V</w:t>
+            </w:r>
+          </w:p>
+        </w:tc>
+        <w:tc>
+          <w:tcPr>
+            <w:tcW w:w="3027" w:type="dxa"/>
+            <w:hideMark/>
+          </w:tcPr>
+          <w:p>
+            <w:pPr>
+              <w:pStyle w:val="TextoTablas"/>
+            </w:pPr>
+            <w:r>
+              <w:rPr>
+                <w:bdr w:val="none" w:sz="0" w:space="0" w:color="auto" w:frame="1"/>
+              </w:rPr>
+              <w:t>v</w:t>
+            </w:r>
+          </w:p>
+        </w:tc>
+        <w:tc>
+          <w:tcPr>
+            <w:tcW w:w="2978" w:type="dxa"/>
+            <w:hideMark/>
+          </w:tcPr>
+          <w:p>
+            <w:pPr>
+              <w:pStyle w:val="TextoTablas"/>
+            </w:pPr>
+            <w:r>
+              <w:rPr>
+                <w:bdr w:val="none" w:sz="0" w:space="0" w:color="auto" w:frame="1"/>
+              </w:rPr>
+              <w:t>(ve)</w:t>
+            </w:r>
+          </w:p>
+        </w:tc>
+      </w:tr>
+      <w:tr>
+        <w:trPr>
+          <w:cnfStyle w:val="000000100000" w:firstRow="0" w:lastRow="0" w:firstColumn="0" w:lastColumn="0" w:oddVBand="0" w:evenVBand="0" w:oddHBand="1" w:evenHBand="0" w:firstRowFirstColumn="0" w:firstRowLastColumn="0" w:lastRowFirstColumn="0" w:lastRowLastColumn="0"/>
+          <w:trHeight w:val="544"/>
+        </w:trPr>
+        <w:tc>
+          <w:tcPr>
+            <w:tcW w:w="0" w:type="auto"/>
+            <w:hideMark/>
+          </w:tcPr>
+          <w:p>
+            <w:pPr>
+              <w:pStyle w:val="TextoTablas"/>
+              <w:rPr>
+                <w:bCs/>
+              </w:rPr>
+            </w:pPr>
+            <w:r>
+              <w:rPr>
+                <w:bdr w:val="none" w:sz="0" w:space="0" w:color="auto" w:frame="1"/>
+              </w:rPr>
+              <w:t>W</w:t>
+            </w:r>
+          </w:p>
+        </w:tc>
+        <w:tc>
+          <w:tcPr>
+            <w:tcW w:w="3027" w:type="dxa"/>
+            <w:hideMark/>
+          </w:tcPr>
+          <w:p>
+            <w:pPr>
+              <w:pStyle w:val="TextoTablas"/>
+            </w:pPr>
+            <w:r>
+              <w:rPr>
+                <w:bdr w:val="none" w:sz="0" w:space="0" w:color="auto" w:frame="1"/>
+              </w:rPr>
+              <w:t>w</w:t>
+            </w:r>
+          </w:p>
+        </w:tc>
+        <w:tc>
+          <w:tcPr>
+            <w:tcW w:w="2978" w:type="dxa"/>
+            <w:hideMark/>
+          </w:tcPr>
+          <w:p>
+            <w:pPr>
+              <w:pStyle w:val="TextoTablas"/>
+            </w:pPr>
+            <w:r>
+              <w:t>doble</w:t>
             </w:r>
           </w:p>
           <w:p>
             <w:pPr>
               <w:pStyle w:val="TextoTablas"/>
             </w:pPr>
-          </w:p>
-          <w:p>
-            <w:pPr>
-              <w:pStyle w:val="TextoTablas"/>
-            </w:pPr>
             <w:r>
-              <w:t>(erre)</w:t>
+              <w:t>(ve)</w:t>
             </w:r>
           </w:p>
         </w:tc>
@@ -7760,13 +8263,13 @@
               <w:rPr>
                 <w:bdr w:val="none" w:sz="0" w:space="0" w:color="auto" w:frame="1"/>
               </w:rPr>
-              <w:t>S</w:t>
+              <w:t>X</w:t>
             </w:r>
           </w:p>
         </w:tc>
         <w:tc>
           <w:tcPr>
-            <w:tcW w:w="0" w:type="auto"/>
+            <w:tcW w:w="3027" w:type="dxa"/>
             <w:hideMark/>
           </w:tcPr>
           <w:p>
@@ -7777,13 +8280,13 @@
               <w:rPr>
                 <w:bdr w:val="none" w:sz="0" w:space="0" w:color="auto" w:frame="1"/>
               </w:rPr>
-              <w:t>s</w:t>
+              <w:t>x</w:t>
             </w:r>
           </w:p>
         </w:tc>
         <w:tc>
           <w:tcPr>
-            <w:tcW w:w="0" w:type="auto"/>
+            <w:tcW w:w="2978" w:type="dxa"/>
             <w:hideMark/>
           </w:tcPr>
           <w:p>
@@ -7794,7 +8297,7 @@
               <w:rPr>
                 <w:bdr w:val="none" w:sz="0" w:space="0" w:color="auto" w:frame="1"/>
               </w:rPr>
-              <w:t>(ese)</w:t>
+              <w:t>(equis)</w:t>
             </w:r>
           </w:p>
         </w:tc>
@@ -7820,13 +8323,13 @@
               <w:rPr>
                 <w:bdr w:val="none" w:sz="0" w:space="0" w:color="auto" w:frame="1"/>
               </w:rPr>
-              <w:t>T</w:t>
+              <w:t>Y</w:t>
             </w:r>
           </w:p>
         </w:tc>
         <w:tc>
           <w:tcPr>
-            <w:tcW w:w="0" w:type="auto"/>
+            <w:tcW w:w="3027" w:type="dxa"/>
             <w:hideMark/>
           </w:tcPr>
           <w:p>
@@ -7837,13 +8340,13 @@
               <w:rPr>
                 <w:bdr w:val="none" w:sz="0" w:space="0" w:color="auto" w:frame="1"/>
               </w:rPr>
-              <w:t>t</w:t>
+              <w:t>y</w:t>
             </w:r>
           </w:p>
         </w:tc>
         <w:tc>
           <w:tcPr>
-            <w:tcW w:w="0" w:type="auto"/>
+            <w:tcW w:w="2978" w:type="dxa"/>
             <w:hideMark/>
           </w:tcPr>
           <w:p>
@@ -7854,7 +8357,7 @@
               <w:rPr>
                 <w:bdr w:val="none" w:sz="0" w:space="0" w:color="auto" w:frame="1"/>
               </w:rPr>
-              <w:t>(te)</w:t>
+              <w:t>(ye)</w:t>
             </w:r>
           </w:p>
         </w:tc>
@@ -7879,310 +8382,13 @@
               <w:rPr>
                 <w:bdr w:val="none" w:sz="0" w:space="0" w:color="auto" w:frame="1"/>
               </w:rPr>
-              <w:t>U</w:t>
-            </w:r>
-          </w:p>
-        </w:tc>
-        <w:tc>
-          <w:tcPr>
-            <w:tcW w:w="0" w:type="auto"/>
-            <w:hideMark/>
-          </w:tcPr>
-          <w:p>
-            <w:pPr>
-              <w:pStyle w:val="TextoTablas"/>
-            </w:pPr>
-            <w:r>
-              <w:rPr>
-                <w:bdr w:val="none" w:sz="0" w:space="0" w:color="auto" w:frame="1"/>
-              </w:rPr>
-              <w:t>u</w:t>
-            </w:r>
-          </w:p>
-        </w:tc>
-        <w:tc>
-          <w:tcPr>
-            <w:tcW w:w="0" w:type="auto"/>
-            <w:hideMark/>
-          </w:tcPr>
-          <w:p>
-            <w:pPr>
-              <w:pStyle w:val="TextoTablas"/>
-            </w:pPr>
-          </w:p>
-        </w:tc>
-      </w:tr>
-      <w:tr>
-        <w:trPr>
-          <w:cnfStyle w:val="000000100000" w:firstRow="0" w:lastRow="0" w:firstColumn="0" w:lastColumn="0" w:oddVBand="0" w:evenVBand="0" w:oddHBand="1" w:evenHBand="0" w:firstRowFirstColumn="0" w:firstRowLastColumn="0" w:lastRowFirstColumn="0" w:lastRowLastColumn="0"/>
-          <w:trHeight w:val="258"/>
-        </w:trPr>
-        <w:tc>
-          <w:tcPr>
-            <w:tcW w:w="0" w:type="auto"/>
-            <w:hideMark/>
-          </w:tcPr>
-          <w:p>
-            <w:pPr>
-              <w:pStyle w:val="TextoTablas"/>
-              <w:rPr>
-                <w:bCs/>
-              </w:rPr>
-            </w:pPr>
-            <w:r>
-              <w:rPr>
-                <w:bdr w:val="none" w:sz="0" w:space="0" w:color="auto" w:frame="1"/>
-              </w:rPr>
-              <w:t>V</w:t>
-            </w:r>
-          </w:p>
-        </w:tc>
-        <w:tc>
-          <w:tcPr>
-            <w:tcW w:w="0" w:type="auto"/>
-            <w:hideMark/>
-          </w:tcPr>
-          <w:p>
-            <w:pPr>
-              <w:pStyle w:val="TextoTablas"/>
-            </w:pPr>
-            <w:r>
-              <w:rPr>
-                <w:bdr w:val="none" w:sz="0" w:space="0" w:color="auto" w:frame="1"/>
-              </w:rPr>
-              <w:t>v</w:t>
-            </w:r>
-          </w:p>
-        </w:tc>
-        <w:tc>
-          <w:tcPr>
-            <w:tcW w:w="0" w:type="auto"/>
-            <w:hideMark/>
-          </w:tcPr>
-          <w:p>
-            <w:pPr>
-              <w:pStyle w:val="TextoTablas"/>
-            </w:pPr>
-            <w:r>
-              <w:rPr>
-                <w:bdr w:val="none" w:sz="0" w:space="0" w:color="auto" w:frame="1"/>
-              </w:rPr>
-              <w:t>(ve)</w:t>
-            </w:r>
-          </w:p>
-        </w:tc>
-      </w:tr>
-      <w:tr>
-        <w:trPr>
-          <w:trHeight w:val="544"/>
-        </w:trPr>
-        <w:tc>
-          <w:tcPr>
-            <w:tcW w:w="0" w:type="auto"/>
-            <w:hideMark/>
-          </w:tcPr>
-          <w:p>
-            <w:pPr>
-              <w:pStyle w:val="TextoTablas"/>
-              <w:rPr>
-                <w:bCs/>
-              </w:rPr>
-            </w:pPr>
-            <w:r>
-              <w:rPr>
-                <w:bdr w:val="none" w:sz="0" w:space="0" w:color="auto" w:frame="1"/>
-              </w:rPr>
-              <w:t>W</w:t>
-            </w:r>
-          </w:p>
-        </w:tc>
-        <w:tc>
-          <w:tcPr>
-            <w:tcW w:w="0" w:type="auto"/>
-            <w:hideMark/>
-          </w:tcPr>
-          <w:p>
-            <w:pPr>
-              <w:pStyle w:val="TextoTablas"/>
-            </w:pPr>
-            <w:r>
-              <w:rPr>
-                <w:bdr w:val="none" w:sz="0" w:space="0" w:color="auto" w:frame="1"/>
-              </w:rPr>
-              <w:t>w</w:t>
-            </w:r>
-          </w:p>
-        </w:tc>
-        <w:tc>
-          <w:tcPr>
-            <w:tcW w:w="0" w:type="auto"/>
-            <w:hideMark/>
-          </w:tcPr>
-          <w:p>
-            <w:pPr>
-              <w:pStyle w:val="TextoTablas"/>
-            </w:pPr>
-            <w:r>
-              <w:t>(doble)</w:t>
-            </w:r>
-          </w:p>
-          <w:p>
-            <w:pPr>
-              <w:pStyle w:val="TextoTablas"/>
-            </w:pPr>
-            <w:r>
-              <w:t>(ve)</w:t>
-            </w:r>
-          </w:p>
-        </w:tc>
-      </w:tr>
-      <w:tr>
-        <w:trPr>
-          <w:cnfStyle w:val="000000100000" w:firstRow="0" w:lastRow="0" w:firstColumn="0" w:lastColumn="0" w:oddVBand="0" w:evenVBand="0" w:oddHBand="1" w:evenHBand="0" w:firstRowFirstColumn="0" w:firstRowLastColumn="0" w:lastRowFirstColumn="0" w:lastRowLastColumn="0"/>
-          <w:trHeight w:val="271"/>
-        </w:trPr>
-        <w:tc>
-          <w:tcPr>
-            <w:tcW w:w="0" w:type="auto"/>
-            <w:hideMark/>
-          </w:tcPr>
-          <w:p>
-            <w:pPr>
-              <w:pStyle w:val="TextoTablas"/>
-              <w:rPr>
-                <w:bCs/>
-              </w:rPr>
-            </w:pPr>
-            <w:r>
-              <w:rPr>
-                <w:bdr w:val="none" w:sz="0" w:space="0" w:color="auto" w:frame="1"/>
-              </w:rPr>
-              <w:t>X</w:t>
-            </w:r>
-          </w:p>
-        </w:tc>
-        <w:tc>
-          <w:tcPr>
-            <w:tcW w:w="0" w:type="auto"/>
-            <w:hideMark/>
-          </w:tcPr>
-          <w:p>
-            <w:pPr>
-              <w:pStyle w:val="TextoTablas"/>
-            </w:pPr>
-            <w:r>
-              <w:rPr>
-                <w:bdr w:val="none" w:sz="0" w:space="0" w:color="auto" w:frame="1"/>
-              </w:rPr>
-              <w:t>x</w:t>
-            </w:r>
-          </w:p>
-        </w:tc>
-        <w:tc>
-          <w:tcPr>
-            <w:tcW w:w="0" w:type="auto"/>
-            <w:hideMark/>
-          </w:tcPr>
-          <w:p>
-            <w:pPr>
-              <w:pStyle w:val="TextoTablas"/>
-            </w:pPr>
-            <w:r>
-              <w:rPr>
-                <w:bdr w:val="none" w:sz="0" w:space="0" w:color="auto" w:frame="1"/>
-              </w:rPr>
-              <w:t>(equis)</w:t>
-            </w:r>
-          </w:p>
-        </w:tc>
-      </w:tr>
-      <w:tr>
-        <w:trPr>
-          <w:trHeight w:val="258"/>
-        </w:trPr>
-        <w:tc>
-          <w:tcPr>
-            <w:tcW w:w="0" w:type="auto"/>
-            <w:hideMark/>
-          </w:tcPr>
-          <w:p>
-            <w:pPr>
-              <w:pStyle w:val="TextoTablas"/>
-              <w:rPr>
-                <w:bCs/>
-              </w:rPr>
-            </w:pPr>
-            <w:r>
-              <w:rPr>
-                <w:bdr w:val="none" w:sz="0" w:space="0" w:color="auto" w:frame="1"/>
-              </w:rPr>
-              <w:t>Y</w:t>
-            </w:r>
-          </w:p>
-        </w:tc>
-        <w:tc>
-          <w:tcPr>
-            <w:tcW w:w="0" w:type="auto"/>
-            <w:hideMark/>
-          </w:tcPr>
-          <w:p>
-            <w:pPr>
-              <w:pStyle w:val="TextoTablas"/>
-            </w:pPr>
-            <w:r>
-              <w:rPr>
-                <w:bdr w:val="none" w:sz="0" w:space="0" w:color="auto" w:frame="1"/>
-              </w:rPr>
-              <w:t>y</w:t>
-            </w:r>
-          </w:p>
-        </w:tc>
-        <w:tc>
-          <w:tcPr>
-            <w:tcW w:w="0" w:type="auto"/>
-            <w:hideMark/>
-          </w:tcPr>
-          <w:p>
-            <w:pPr>
-              <w:pStyle w:val="TextoTablas"/>
-            </w:pPr>
-            <w:r>
-              <w:rPr>
-                <w:bdr w:val="none" w:sz="0" w:space="0" w:color="auto" w:frame="1"/>
-              </w:rPr>
-              <w:t>(ye)</w:t>
-            </w:r>
-          </w:p>
-        </w:tc>
-      </w:tr>
-      <w:tr>
-        <w:trPr>
-          <w:cnfStyle w:val="000000100000" w:firstRow="0" w:lastRow="0" w:firstColumn="0" w:lastColumn="0" w:oddVBand="0" w:evenVBand="0" w:oddHBand="1" w:evenHBand="0" w:firstRowFirstColumn="0" w:firstRowLastColumn="0" w:lastRowFirstColumn="0" w:lastRowLastColumn="0"/>
-          <w:trHeight w:val="271"/>
-        </w:trPr>
-        <w:tc>
-          <w:tcPr>
-            <w:tcW w:w="0" w:type="auto"/>
-            <w:hideMark/>
-          </w:tcPr>
-          <w:p>
-            <w:pPr>
-              <w:pStyle w:val="TextoTablas"/>
-              <w:rPr>
-                <w:bCs/>
-              </w:rPr>
-            </w:pPr>
-            <w:r>
-              <w:rPr>
-                <w:bdr w:val="none" w:sz="0" w:space="0" w:color="auto" w:frame="1"/>
-              </w:rPr>
               <w:t>Z</w:t>
             </w:r>
           </w:p>
         </w:tc>
         <w:tc>
           <w:tcPr>
-            <w:tcW w:w="0" w:type="auto"/>
+            <w:tcW w:w="3027" w:type="dxa"/>
             <w:hideMark/>
           </w:tcPr>
           <w:p>
@@ -8199,7 +8405,7 @@
         </w:tc>
         <w:tc>
           <w:tcPr>
-            <w:tcW w:w="0" w:type="auto"/>
+            <w:tcW w:w="2978" w:type="dxa"/>
             <w:hideMark/>
           </w:tcPr>
           <w:p>
@@ -8308,7 +8514,19 @@
         <w:rPr>
           <w:lang w:eastAsia="es-CO"/>
         </w:rPr>
-        <w:t>En relación con los grupos vocálicos, el diptongo es la unión inseparable de dos vocales: una abierta + una cerrada; una cerrada + una abierta, o dos cerradas. De este modo, se presentan los siguientes casos:</w:t>
+        <w:t xml:space="preserve">En relación con los grupos vocálicos, el diptongo es la unión inseparable de dos vocales: una abierta </w:t>
+      </w:r>
+      <w:r>
+        <w:rPr>
+          <w:lang w:eastAsia="es-CO"/>
+        </w:rPr>
+        <w:t xml:space="preserve">+ </w:t>
+      </w:r>
+      <w:r>
+        <w:rPr>
+          <w:lang w:eastAsia="es-CO"/>
+        </w:rPr>
+        <w:t>una cerrada; una cerrada + una abierta, o dos cerradas. De este modo, se presentan los siguientes casos:</w:t>
       </w:r>
     </w:p>
     <w:p>
@@ -8602,7 +8820,7 @@
         <w:rPr>
           <w:lang w:eastAsia="es-CO"/>
         </w:rPr>
-        <w:t xml:space="preserve">Es la unión inseparable de dos vocales que se pronuncian en una misma sílaba. Puede formarse por la combinación de una vocal abierta y una vocal cerrada, una vocal cerrada y una vocal abierta, o por la unión de dos vocales cerradas. </w:t>
+        <w:t>Es la unión de dos vocales que se pronuncian en una misma sílaba. Puede formarse por la combinación de una vocal abierta (a, e, o) y una vocal cerrada (i, u), una vocal cerrada y una vocal abierta, o por la unión de dos vocales cerradas.</w:t>
       </w:r>
     </w:p>
     <w:p>
@@ -8645,7 +8863,19 @@
         <w:rPr>
           <w:lang w:eastAsia="es-CO"/>
         </w:rPr>
-        <w:t>Ley — ley</w:t>
+        <w:t xml:space="preserve">Ley </w:t>
+      </w:r>
+      <w:r>
+        <w:rPr>
+          <w:lang w:eastAsia="es-CO"/>
+        </w:rPr>
+        <w:t>-</w:t>
+      </w:r>
+      <w:r>
+        <w:rPr>
+          <w:lang w:eastAsia="es-CO"/>
+        </w:rPr>
+        <w:t xml:space="preserve"> ley</w:t>
       </w:r>
     </w:p>
     <w:p>
@@ -8663,7 +8893,19 @@
         <w:rPr>
           <w:lang w:eastAsia="es-CO"/>
         </w:rPr>
-        <w:t>Hoy — hoy</w:t>
+        <w:t xml:space="preserve">Hoy </w:t>
+      </w:r>
+      <w:r>
+        <w:rPr>
+          <w:lang w:eastAsia="es-CO"/>
+        </w:rPr>
+        <w:t>-</w:t>
+      </w:r>
+      <w:r>
+        <w:rPr>
+          <w:lang w:eastAsia="es-CO"/>
+        </w:rPr>
+        <w:t xml:space="preserve"> hoy</w:t>
       </w:r>
     </w:p>
     <w:p>
@@ -8681,7 +8923,43 @@
         <w:rPr>
           <w:lang w:eastAsia="es-CO"/>
         </w:rPr>
-        <w:t>Cuidado — cui – da – do</w:t>
+        <w:t xml:space="preserve">Cuidado </w:t>
+      </w:r>
+      <w:r>
+        <w:rPr>
+          <w:lang w:eastAsia="es-CO"/>
+        </w:rPr>
+        <w:t>-</w:t>
+      </w:r>
+      <w:r>
+        <w:rPr>
+          <w:lang w:eastAsia="es-CO"/>
+        </w:rPr>
+        <w:t xml:space="preserve"> cui </w:t>
+      </w:r>
+      <w:r>
+        <w:rPr>
+          <w:lang w:eastAsia="es-CO"/>
+        </w:rPr>
+        <w:t>-</w:t>
+      </w:r>
+      <w:r>
+        <w:rPr>
+          <w:lang w:eastAsia="es-CO"/>
+        </w:rPr>
+        <w:t xml:space="preserve"> da </w:t>
+      </w:r>
+      <w:r>
+        <w:rPr>
+          <w:lang w:eastAsia="es-CO"/>
+        </w:rPr>
+        <w:t>-</w:t>
+      </w:r>
+      <w:r>
+        <w:rPr>
+          <w:lang w:eastAsia="es-CO"/>
+        </w:rPr>
+        <w:t xml:space="preserve"> do</w:t>
       </w:r>
     </w:p>
     <w:p>
@@ -8699,7 +8977,19 @@
         <w:rPr>
           <w:lang w:eastAsia="es-CO"/>
         </w:rPr>
-        <w:t xml:space="preserve">Tierra — </w:t>
+        <w:t xml:space="preserve">Tierra </w:t>
+      </w:r>
+      <w:r>
+        <w:rPr>
+          <w:lang w:eastAsia="es-CO"/>
+        </w:rPr>
+        <w:t>-</w:t>
+      </w:r>
+      <w:r>
+        <w:rPr>
+          <w:lang w:eastAsia="es-CO"/>
+        </w:rPr>
+        <w:t xml:space="preserve"> </w:t>
       </w:r>
       <w:proofErr w:type="spellStart"/>
       <w:r>
@@ -8713,7 +9003,19 @@
         <w:rPr>
           <w:lang w:eastAsia="es-CO"/>
         </w:rPr>
-        <w:t xml:space="preserve"> – </w:t>
+        <w:t xml:space="preserve"> </w:t>
+      </w:r>
+      <w:r>
+        <w:rPr>
+          <w:lang w:eastAsia="es-CO"/>
+        </w:rPr>
+        <w:t>-</w:t>
+      </w:r>
+      <w:r>
+        <w:rPr>
+          <w:lang w:eastAsia="es-CO"/>
+        </w:rPr>
+        <w:t xml:space="preserve"> </w:t>
       </w:r>
       <w:proofErr w:type="spellStart"/>
       <w:r>
@@ -8800,7 +9102,19 @@
         <w:rPr>
           <w:lang w:eastAsia="es-CO"/>
         </w:rPr>
-        <w:t xml:space="preserve">Maestro — </w:t>
+        <w:t xml:space="preserve">Maestro </w:t>
+      </w:r>
+      <w:r>
+        <w:rPr>
+          <w:lang w:eastAsia="es-CO"/>
+        </w:rPr>
+        <w:t>-</w:t>
+      </w:r>
+      <w:r>
+        <w:rPr>
+          <w:lang w:eastAsia="es-CO"/>
+        </w:rPr>
+        <w:t xml:space="preserve"> </w:t>
       </w:r>
       <w:proofErr w:type="spellStart"/>
       <w:r>
@@ -8814,7 +9128,31 @@
         <w:rPr>
           <w:lang w:eastAsia="es-CO"/>
         </w:rPr>
-        <w:t xml:space="preserve"> – es – </w:t>
+        <w:t xml:space="preserve"> </w:t>
+      </w:r>
+      <w:r>
+        <w:rPr>
+          <w:lang w:eastAsia="es-CO"/>
+        </w:rPr>
+        <w:t>-</w:t>
+      </w:r>
+      <w:r>
+        <w:rPr>
+          <w:lang w:eastAsia="es-CO"/>
+        </w:rPr>
+        <w:t xml:space="preserve"> es </w:t>
+      </w:r>
+      <w:r>
+        <w:rPr>
+          <w:lang w:eastAsia="es-CO"/>
+        </w:rPr>
+        <w:t>-</w:t>
+      </w:r>
+      <w:r>
+        <w:rPr>
+          <w:lang w:eastAsia="es-CO"/>
+        </w:rPr>
+        <w:t xml:space="preserve"> </w:t>
       </w:r>
       <w:proofErr w:type="spellStart"/>
       <w:r>
@@ -8840,7 +9178,19 @@
         <w:rPr>
           <w:lang w:eastAsia="es-CO"/>
         </w:rPr>
-        <w:t xml:space="preserve">Croar — </w:t>
+        <w:t xml:space="preserve">Croar </w:t>
+      </w:r>
+      <w:r>
+        <w:rPr>
+          <w:lang w:eastAsia="es-CO"/>
+        </w:rPr>
+        <w:t>-</w:t>
+      </w:r>
+      <w:r>
+        <w:rPr>
+          <w:lang w:eastAsia="es-CO"/>
+        </w:rPr>
+        <w:t xml:space="preserve"> </w:t>
       </w:r>
       <w:proofErr w:type="spellStart"/>
       <w:r>
@@ -8854,7 +9204,19 @@
         <w:rPr>
           <w:lang w:eastAsia="es-CO"/>
         </w:rPr>
-        <w:t xml:space="preserve"> – ar</w:t>
+        <w:t xml:space="preserve"> </w:t>
+      </w:r>
+      <w:r>
+        <w:rPr>
+          <w:lang w:eastAsia="es-CO"/>
+        </w:rPr>
+        <w:t>-</w:t>
+      </w:r>
+      <w:r>
+        <w:rPr>
+          <w:lang w:eastAsia="es-CO"/>
+        </w:rPr>
+        <w:t xml:space="preserve"> ar</w:t>
       </w:r>
     </w:p>
     <w:p>
@@ -8872,7 +9234,31 @@
         <w:rPr>
           <w:lang w:eastAsia="es-CO"/>
         </w:rPr>
-        <w:t>Veas — ve – as</w:t>
+        <w:t xml:space="preserve">Veas </w:t>
+      </w:r>
+      <w:r>
+        <w:rPr>
+          <w:lang w:eastAsia="es-CO"/>
+        </w:rPr>
+        <w:t>-</w:t>
+      </w:r>
+      <w:r>
+        <w:rPr>
+          <w:lang w:eastAsia="es-CO"/>
+        </w:rPr>
+        <w:t xml:space="preserve"> ve </w:t>
+      </w:r>
+      <w:r>
+        <w:rPr>
+          <w:lang w:eastAsia="es-CO"/>
+        </w:rPr>
+        <w:t>-</w:t>
+      </w:r>
+      <w:r>
+        <w:rPr>
+          <w:lang w:eastAsia="es-CO"/>
+        </w:rPr>
+        <w:t xml:space="preserve"> as</w:t>
       </w:r>
     </w:p>
     <w:p>
@@ -8890,7 +9276,31 @@
         <w:rPr>
           <w:lang w:eastAsia="es-CO"/>
         </w:rPr>
-        <w:t xml:space="preserve">Petróleo — pe – </w:t>
+        <w:t xml:space="preserve">Petróleo </w:t>
+      </w:r>
+      <w:r>
+        <w:rPr>
+          <w:lang w:eastAsia="es-CO"/>
+        </w:rPr>
+        <w:t>-</w:t>
+      </w:r>
+      <w:r>
+        <w:rPr>
+          <w:lang w:eastAsia="es-CO"/>
+        </w:rPr>
+        <w:t xml:space="preserve"> pe </w:t>
+      </w:r>
+      <w:r>
+        <w:rPr>
+          <w:lang w:eastAsia="es-CO"/>
+        </w:rPr>
+        <w:t>-</w:t>
+      </w:r>
+      <w:r>
+        <w:rPr>
+          <w:lang w:eastAsia="es-CO"/>
+        </w:rPr>
+        <w:t xml:space="preserve"> </w:t>
       </w:r>
       <w:proofErr w:type="spellStart"/>
       <w:r>
@@ -8904,11 +9314,37 @@
         <w:rPr>
           <w:lang w:eastAsia="es-CO"/>
         </w:rPr>
-        <w:t xml:space="preserve"> – le – o</w:t>
-      </w:r>
-    </w:p>
-    <w:p>
-      <w:pPr>
+        <w:t xml:space="preserve"> </w:t>
+      </w:r>
+      <w:r>
+        <w:rPr>
+          <w:lang w:eastAsia="es-CO"/>
+        </w:rPr>
+        <w:t>-</w:t>
+      </w:r>
+      <w:r>
+        <w:rPr>
+          <w:lang w:eastAsia="es-CO"/>
+        </w:rPr>
+        <w:t xml:space="preserve"> le </w:t>
+      </w:r>
+      <w:r>
+        <w:rPr>
+          <w:lang w:eastAsia="es-CO"/>
+        </w:rPr>
+        <w:t>–</w:t>
+      </w:r>
+      <w:r>
+        <w:rPr>
+          <w:lang w:eastAsia="es-CO"/>
+        </w:rPr>
+        <w:t xml:space="preserve"> o</w:t>
+      </w:r>
+    </w:p>
+    <w:p>
+      <w:pPr>
+        <w:pStyle w:val="Prrafodelista"/>
+        <w:ind w:left="1776" w:firstLine="0"/>
         <w:rPr>
           <w:lang w:eastAsia="es-CO"/>
         </w:rPr>
@@ -8946,7 +9382,7 @@
         <w:rPr>
           <w:lang w:eastAsia="es-CO"/>
         </w:rPr>
-        <w:t>Es la unión inseparable de tres vocales que se pronuncian en una misma sílaba. La única disposición posible para su formación responde al esquema vocal cerrada + vocal abierta (o semiabierta) + vocal cerrada. Así se presentan las siguientes combinaciones:</w:t>
+        <w:t>Es la unión de tres vocales que se pronuncian en una misma sílaba. La única disposición posible para su formación responde al esquema vocal cerrada + vocal abierta (o semiabierta) + vocal cerrada. Así se presentan las siguientes combinaciones:</w:t>
       </w:r>
     </w:p>
     <w:p>
@@ -8960,165 +9396,165 @@
         <w:rPr>
           <w:lang w:eastAsia="es-CO"/>
         </w:rPr>
+        <w:t>iai</w:t>
+      </w:r>
+      <w:proofErr w:type="spellEnd"/>
+      <w:r>
+        <w:rPr>
+          <w:lang w:eastAsia="es-CO"/>
+        </w:rPr>
+        <w:t xml:space="preserve"> – </w:t>
+      </w:r>
+      <w:proofErr w:type="spellStart"/>
+      <w:r>
+        <w:rPr>
+          <w:lang w:eastAsia="es-CO"/>
+        </w:rPr>
+        <w:t>iei</w:t>
+      </w:r>
+      <w:proofErr w:type="spellEnd"/>
+      <w:r>
+        <w:rPr>
+          <w:lang w:eastAsia="es-CO"/>
+        </w:rPr>
+        <w:t xml:space="preserve"> – </w:t>
+      </w:r>
+      <w:proofErr w:type="spellStart"/>
+      <w:r>
+        <w:rPr>
+          <w:lang w:eastAsia="es-CO"/>
+        </w:rPr>
+        <w:t>ioi</w:t>
+      </w:r>
+      <w:proofErr w:type="spellEnd"/>
+      <w:r>
+        <w:rPr>
+          <w:lang w:eastAsia="es-CO"/>
+        </w:rPr>
+        <w:t xml:space="preserve"> – </w:t>
+      </w:r>
+      <w:proofErr w:type="spellStart"/>
+      <w:r>
+        <w:rPr>
+          <w:lang w:eastAsia="es-CO"/>
+        </w:rPr>
+        <w:t>uau</w:t>
+      </w:r>
+      <w:proofErr w:type="spellEnd"/>
+      <w:r>
+        <w:rPr>
+          <w:lang w:eastAsia="es-CO"/>
+        </w:rPr>
+        <w:t xml:space="preserve"> – </w:t>
+      </w:r>
+      <w:proofErr w:type="spellStart"/>
+      <w:r>
+        <w:rPr>
+          <w:lang w:eastAsia="es-CO"/>
+        </w:rPr>
+        <w:t>uou</w:t>
+      </w:r>
+      <w:proofErr w:type="spellEnd"/>
+      <w:r>
+        <w:rPr>
+          <w:lang w:eastAsia="es-CO"/>
+        </w:rPr>
+        <w:t xml:space="preserve"> – </w:t>
+      </w:r>
+      <w:proofErr w:type="spellStart"/>
+      <w:r>
+        <w:rPr>
+          <w:lang w:eastAsia="es-CO"/>
+        </w:rPr>
+        <w:t>iau</w:t>
+      </w:r>
+      <w:proofErr w:type="spellEnd"/>
+      <w:r>
+        <w:rPr>
+          <w:lang w:eastAsia="es-CO"/>
+        </w:rPr>
+        <w:t xml:space="preserve"> – </w:t>
+      </w:r>
+      <w:proofErr w:type="spellStart"/>
+      <w:r>
+        <w:rPr>
+          <w:lang w:eastAsia="es-CO"/>
+        </w:rPr>
+        <w:t>ieu</w:t>
+      </w:r>
+      <w:proofErr w:type="spellEnd"/>
+      <w:r>
+        <w:rPr>
+          <w:lang w:eastAsia="es-CO"/>
+        </w:rPr>
+        <w:t xml:space="preserve"> – </w:t>
+      </w:r>
+      <w:proofErr w:type="spellStart"/>
+      <w:r>
+        <w:rPr>
+          <w:lang w:eastAsia="es-CO"/>
+        </w:rPr>
+        <w:t>iou</w:t>
+      </w:r>
+      <w:proofErr w:type="spellEnd"/>
+      <w:r>
+        <w:rPr>
+          <w:lang w:eastAsia="es-CO"/>
+        </w:rPr>
+        <w:t xml:space="preserve"> – </w:t>
+      </w:r>
+      <w:proofErr w:type="spellStart"/>
+      <w:r>
+        <w:rPr>
+          <w:lang w:eastAsia="es-CO"/>
+        </w:rPr>
+        <w:t>uai</w:t>
+      </w:r>
+      <w:proofErr w:type="spellEnd"/>
+      <w:r>
+        <w:rPr>
+          <w:lang w:eastAsia="es-CO"/>
+        </w:rPr>
+        <w:t xml:space="preserve"> – </w:t>
+      </w:r>
+      <w:proofErr w:type="spellStart"/>
+      <w:r>
+        <w:rPr>
+          <w:lang w:eastAsia="es-CO"/>
+        </w:rPr>
+        <w:t>uei</w:t>
+      </w:r>
+      <w:proofErr w:type="spellEnd"/>
+      <w:r>
+        <w:rPr>
+          <w:lang w:eastAsia="es-CO"/>
+        </w:rPr>
+        <w:t xml:space="preserve"> – </w:t>
+      </w:r>
+      <w:proofErr w:type="spellStart"/>
+      <w:r>
+        <w:rPr>
+          <w:lang w:eastAsia="es-CO"/>
+        </w:rPr>
+        <w:t>uoi</w:t>
+      </w:r>
+      <w:proofErr w:type="spellEnd"/>
+    </w:p>
+    <w:p>
+      <w:pPr>
+        <w:rPr>
+          <w:b/>
+          <w:bCs/>
+          <w:lang w:eastAsia="es-CO"/>
+        </w:rPr>
+      </w:pPr>
+      <w:r>
+        <w:rPr>
+          <w:b/>
+          <w:bCs/>
+          <w:lang w:eastAsia="es-CO"/>
+        </w:rPr>
         <w:lastRenderedPageBreak/>
-        <w:t>iai</w:t>
-      </w:r>
-      <w:proofErr w:type="spellEnd"/>
-      <w:r>
-        <w:rPr>
-          <w:lang w:eastAsia="es-CO"/>
-        </w:rPr>
-        <w:t xml:space="preserve"> – </w:t>
-      </w:r>
-      <w:proofErr w:type="spellStart"/>
-      <w:r>
-        <w:rPr>
-          <w:lang w:eastAsia="es-CO"/>
-        </w:rPr>
-        <w:t>iei</w:t>
-      </w:r>
-      <w:proofErr w:type="spellEnd"/>
-      <w:r>
-        <w:rPr>
-          <w:lang w:eastAsia="es-CO"/>
-        </w:rPr>
-        <w:t xml:space="preserve"> – </w:t>
-      </w:r>
-      <w:proofErr w:type="spellStart"/>
-      <w:r>
-        <w:rPr>
-          <w:lang w:eastAsia="es-CO"/>
-        </w:rPr>
-        <w:t>ioi</w:t>
-      </w:r>
-      <w:proofErr w:type="spellEnd"/>
-      <w:r>
-        <w:rPr>
-          <w:lang w:eastAsia="es-CO"/>
-        </w:rPr>
-        <w:t xml:space="preserve"> – </w:t>
-      </w:r>
-      <w:proofErr w:type="spellStart"/>
-      <w:r>
-        <w:rPr>
-          <w:lang w:eastAsia="es-CO"/>
-        </w:rPr>
-        <w:t>uau</w:t>
-      </w:r>
-      <w:proofErr w:type="spellEnd"/>
-      <w:r>
-        <w:rPr>
-          <w:lang w:eastAsia="es-CO"/>
-        </w:rPr>
-        <w:t xml:space="preserve"> – </w:t>
-      </w:r>
-      <w:proofErr w:type="spellStart"/>
-      <w:r>
-        <w:rPr>
-          <w:lang w:eastAsia="es-CO"/>
-        </w:rPr>
-        <w:t>uou</w:t>
-      </w:r>
-      <w:proofErr w:type="spellEnd"/>
-      <w:r>
-        <w:rPr>
-          <w:lang w:eastAsia="es-CO"/>
-        </w:rPr>
-        <w:t xml:space="preserve"> – </w:t>
-      </w:r>
-      <w:proofErr w:type="spellStart"/>
-      <w:r>
-        <w:rPr>
-          <w:lang w:eastAsia="es-CO"/>
-        </w:rPr>
-        <w:t>iau</w:t>
-      </w:r>
-      <w:proofErr w:type="spellEnd"/>
-      <w:r>
-        <w:rPr>
-          <w:lang w:eastAsia="es-CO"/>
-        </w:rPr>
-        <w:t xml:space="preserve"> – </w:t>
-      </w:r>
-      <w:proofErr w:type="spellStart"/>
-      <w:r>
-        <w:rPr>
-          <w:lang w:eastAsia="es-CO"/>
-        </w:rPr>
-        <w:t>ieu</w:t>
-      </w:r>
-      <w:proofErr w:type="spellEnd"/>
-      <w:r>
-        <w:rPr>
-          <w:lang w:eastAsia="es-CO"/>
-        </w:rPr>
-        <w:t xml:space="preserve"> – </w:t>
-      </w:r>
-      <w:proofErr w:type="spellStart"/>
-      <w:r>
-        <w:rPr>
-          <w:lang w:eastAsia="es-CO"/>
-        </w:rPr>
-        <w:t>iou</w:t>
-      </w:r>
-      <w:proofErr w:type="spellEnd"/>
-      <w:r>
-        <w:rPr>
-          <w:lang w:eastAsia="es-CO"/>
-        </w:rPr>
-        <w:t xml:space="preserve"> – </w:t>
-      </w:r>
-      <w:proofErr w:type="spellStart"/>
-      <w:r>
-        <w:rPr>
-          <w:lang w:eastAsia="es-CO"/>
-        </w:rPr>
-        <w:t>uai</w:t>
-      </w:r>
-      <w:proofErr w:type="spellEnd"/>
-      <w:r>
-        <w:rPr>
-          <w:lang w:eastAsia="es-CO"/>
-        </w:rPr>
-        <w:t xml:space="preserve"> – </w:t>
-      </w:r>
-      <w:proofErr w:type="spellStart"/>
-      <w:r>
-        <w:rPr>
-          <w:lang w:eastAsia="es-CO"/>
-        </w:rPr>
-        <w:t>uei</w:t>
-      </w:r>
-      <w:proofErr w:type="spellEnd"/>
-      <w:r>
-        <w:rPr>
-          <w:lang w:eastAsia="es-CO"/>
-        </w:rPr>
-        <w:t xml:space="preserve"> – </w:t>
-      </w:r>
-      <w:proofErr w:type="spellStart"/>
-      <w:r>
-        <w:rPr>
-          <w:lang w:eastAsia="es-CO"/>
-        </w:rPr>
-        <w:t>uoi</w:t>
-      </w:r>
-      <w:proofErr w:type="spellEnd"/>
-    </w:p>
-    <w:p>
-      <w:pPr>
-        <w:rPr>
-          <w:b/>
-          <w:bCs/>
-          <w:lang w:eastAsia="es-CO"/>
-        </w:rPr>
-      </w:pPr>
-      <w:r>
-        <w:rPr>
-          <w:b/>
-          <w:bCs/>
-          <w:lang w:eastAsia="es-CO"/>
-        </w:rPr>
         <w:t xml:space="preserve">Ejemplos: </w:t>
       </w:r>
     </w:p>
@@ -9137,7 +9573,31 @@
         <w:rPr>
           <w:lang w:eastAsia="es-CO"/>
         </w:rPr>
-        <w:t xml:space="preserve">Confiáis — con – </w:t>
+        <w:t xml:space="preserve">Confiáis </w:t>
+      </w:r>
+      <w:r>
+        <w:rPr>
+          <w:lang w:eastAsia="es-CO"/>
+        </w:rPr>
+        <w:t>-</w:t>
+      </w:r>
+      <w:r>
+        <w:rPr>
+          <w:lang w:eastAsia="es-CO"/>
+        </w:rPr>
+        <w:t xml:space="preserve"> con </w:t>
+      </w:r>
+      <w:r>
+        <w:rPr>
+          <w:lang w:eastAsia="es-CO"/>
+        </w:rPr>
+        <w:t>-</w:t>
+      </w:r>
+      <w:r>
+        <w:rPr>
+          <w:lang w:eastAsia="es-CO"/>
+        </w:rPr>
+        <w:t xml:space="preserve"> </w:t>
       </w:r>
       <w:proofErr w:type="spellStart"/>
       <w:r>
@@ -9163,7 +9623,19 @@
         <w:rPr>
           <w:lang w:eastAsia="es-CO"/>
         </w:rPr>
-        <w:t>Guau — guau</w:t>
+        <w:t xml:space="preserve">Guau </w:t>
+      </w:r>
+      <w:r>
+        <w:rPr>
+          <w:lang w:eastAsia="es-CO"/>
+        </w:rPr>
+        <w:t>-</w:t>
+      </w:r>
+      <w:r>
+        <w:rPr>
+          <w:lang w:eastAsia="es-CO"/>
+        </w:rPr>
+        <w:t xml:space="preserve"> guau</w:t>
       </w:r>
     </w:p>
     <w:p>
@@ -9181,7 +9653,43 @@
         <w:rPr>
           <w:lang w:eastAsia="es-CO"/>
         </w:rPr>
-        <w:t xml:space="preserve">Estudiéis — es – tu – </w:t>
+        <w:t xml:space="preserve">Estudiéis </w:t>
+      </w:r>
+      <w:r>
+        <w:rPr>
+          <w:lang w:eastAsia="es-CO"/>
+        </w:rPr>
+        <w:t>-</w:t>
+      </w:r>
+      <w:r>
+        <w:rPr>
+          <w:lang w:eastAsia="es-CO"/>
+        </w:rPr>
+        <w:t xml:space="preserve"> es </w:t>
+      </w:r>
+      <w:r>
+        <w:rPr>
+          <w:lang w:eastAsia="es-CO"/>
+        </w:rPr>
+        <w:t>-</w:t>
+      </w:r>
+      <w:r>
+        <w:rPr>
+          <w:lang w:eastAsia="es-CO"/>
+        </w:rPr>
+        <w:t xml:space="preserve"> tu </w:t>
+      </w:r>
+      <w:r>
+        <w:rPr>
+          <w:lang w:eastAsia="es-CO"/>
+        </w:rPr>
+        <w:t>-</w:t>
+      </w:r>
+      <w:r>
+        <w:rPr>
+          <w:lang w:eastAsia="es-CO"/>
+        </w:rPr>
+        <w:t xml:space="preserve"> </w:t>
       </w:r>
       <w:proofErr w:type="spellStart"/>
       <w:r>
@@ -9207,7 +9715,19 @@
         <w:rPr>
           <w:lang w:eastAsia="es-CO"/>
         </w:rPr>
-        <w:t xml:space="preserve">Paraguay — </w:t>
+        <w:t xml:space="preserve">Paraguay </w:t>
+      </w:r>
+      <w:r>
+        <w:rPr>
+          <w:lang w:eastAsia="es-CO"/>
+        </w:rPr>
+        <w:t>-</w:t>
+      </w:r>
+      <w:r>
+        <w:rPr>
+          <w:lang w:eastAsia="es-CO"/>
+        </w:rPr>
+        <w:t xml:space="preserve"> </w:t>
       </w:r>
       <w:proofErr w:type="spellStart"/>
       <w:r>
@@ -9221,7 +9741,19 @@
         <w:rPr>
           <w:lang w:eastAsia="es-CO"/>
         </w:rPr>
-        <w:t xml:space="preserve"> – </w:t>
+        <w:t xml:space="preserve"> </w:t>
+      </w:r>
+      <w:r>
+        <w:rPr>
+          <w:lang w:eastAsia="es-CO"/>
+        </w:rPr>
+        <w:t>-</w:t>
+      </w:r>
+      <w:r>
+        <w:rPr>
+          <w:lang w:eastAsia="es-CO"/>
+        </w:rPr>
+        <w:t xml:space="preserve"> </w:t>
       </w:r>
       <w:proofErr w:type="spellStart"/>
       <w:r>
@@ -9235,7 +9767,19 @@
         <w:rPr>
           <w:lang w:eastAsia="es-CO"/>
         </w:rPr>
-        <w:t xml:space="preserve"> – guay</w:t>
+        <w:t xml:space="preserve"> </w:t>
+      </w:r>
+      <w:r>
+        <w:rPr>
+          <w:lang w:eastAsia="es-CO"/>
+        </w:rPr>
+        <w:t>-</w:t>
+      </w:r>
+      <w:r>
+        <w:rPr>
+          <w:lang w:eastAsia="es-CO"/>
+        </w:rPr>
+        <w:t xml:space="preserve"> guay</w:t>
       </w:r>
     </w:p>
     <w:p>
@@ -9479,19 +10023,11 @@
           <w:lang w:eastAsia="es-CO"/>
         </w:rPr>
       </w:pPr>
-      <w:proofErr w:type="gramStart"/>
-      <w:r>
-        <w:rPr>
-          <w:lang w:eastAsia="es-CO"/>
-        </w:rPr>
-        <w:t>a  Vocal</w:t>
-      </w:r>
-      <w:proofErr w:type="gramEnd"/>
-      <w:r>
-        <w:rPr>
-          <w:lang w:eastAsia="es-CO"/>
-        </w:rPr>
-        <w:t>.</w:t>
+      <w:r>
+        <w:rPr>
+          <w:lang w:eastAsia="es-CO"/>
+        </w:rPr>
+        <w:t>Vocal.</w:t>
       </w:r>
     </w:p>
     <w:p>
@@ -9509,7 +10045,7 @@
         <w:rPr>
           <w:lang w:eastAsia="es-CO"/>
         </w:rPr>
-        <w:t>b Vocal + consonante (o grupo consonántico).</w:t>
+        <w:t>Vocal + consonante (o grupo consonántico).</w:t>
       </w:r>
     </w:p>
     <w:p>
@@ -9527,7 +10063,7 @@
         <w:rPr>
           <w:lang w:eastAsia="es-CO"/>
         </w:rPr>
-        <w:t xml:space="preserve">c Consonante (o grupo consonántico) + vocal (grupo vocálico). </w:t>
+        <w:t xml:space="preserve">Consonante (o grupo consonántico) + vocal (grupo vocálico). </w:t>
       </w:r>
     </w:p>
     <w:p>
@@ -9545,7 +10081,7 @@
         <w:rPr>
           <w:lang w:eastAsia="es-CO"/>
         </w:rPr>
-        <w:t>d Consonante (o g. c.) + vocal (o g. v.) + consonantes.</w:t>
+        <w:t>Consonante (o g. c.) + vocal (o g. v.) + consonantes.</w:t>
       </w:r>
     </w:p>
     <w:p>
@@ -9728,13 +10264,12 @@
         </w:rPr>
         <w:t>La escritura normal utiliza habitualmente las letras minúsculas, si bien, por distintos motivos, pueden escribirse enteramente con mayúsculas palabras, frases e incluso textos enteros; pero lo usual es que las mayúsculas se utilicen solo</w:t>
       </w:r>
-    </w:p>
-    <w:p>
-      <w:pPr>
-        <w:rPr>
-          <w:lang w:eastAsia="es-CO"/>
-        </w:rPr>
-      </w:pPr>
+      <w:r>
+        <w:rPr>
+          <w:lang w:eastAsia="es-CO"/>
+        </w:rPr>
+        <w:t xml:space="preserve"> </w:t>
+      </w:r>
       <w:r>
         <w:rPr>
           <w:lang w:eastAsia="es-CO"/>
@@ -9759,6 +10294,12 @@
         </w:rPr>
         <w:t>La palabra inicial de un escrito</w:t>
       </w:r>
+      <w:r>
+        <w:rPr>
+          <w:lang w:eastAsia="es-CO"/>
+        </w:rPr>
+        <w:t>.</w:t>
+      </w:r>
     </w:p>
     <w:p>
       <w:pPr>
@@ -9775,7 +10316,19 @@
         <w:rPr>
           <w:lang w:eastAsia="es-CO"/>
         </w:rPr>
-        <w:t>Los nombres propios de personas, animales, lugares geográficos entre otros.</w:t>
+        <w:t>Los nombres propios de personas, animales, lugares geográficos</w:t>
+      </w:r>
+      <w:r>
+        <w:rPr>
+          <w:lang w:eastAsia="es-CO"/>
+        </w:rPr>
+        <w:t>,</w:t>
+      </w:r>
+      <w:r>
+        <w:rPr>
+          <w:lang w:eastAsia="es-CO"/>
+        </w:rPr>
+        <w:t xml:space="preserve"> entre otros.</w:t>
       </w:r>
     </w:p>
     <w:p>
@@ -9831,6 +10384,12 @@
         </w:rPr>
         <w:t>Los números romanos</w:t>
       </w:r>
+      <w:r>
+        <w:rPr>
+          <w:lang w:eastAsia="es-CO"/>
+        </w:rPr>
+        <w:t>.</w:t>
+      </w:r>
     </w:p>
     <w:p>
       <w:pPr>
@@ -9919,7 +10478,6 @@
         <w:rPr>
           <w:lang w:eastAsia="es-CO"/>
         </w:rPr>
-        <w:lastRenderedPageBreak/>
         <w:t>Inscripciones de lápidas y monumentos.</w:t>
       </w:r>
     </w:p>
@@ -9938,6 +10496,7 @@
         <w:rPr>
           <w:lang w:eastAsia="es-CO"/>
         </w:rPr>
+        <w:lastRenderedPageBreak/>
         <w:t>Textos jurídicos, administrativos, decretos, sentencias, certificaciones, bandos, sentencias, edictos.</w:t>
       </w:r>
     </w:p>
@@ -10201,16 +10760,16 @@
         <w:rPr>
           <w:lang w:eastAsia="es-CO"/>
         </w:rPr>
+        <w:t>Los sustantivos que designan las diferentes religiones.</w:t>
+      </w:r>
+    </w:p>
+    <w:p>
+      <w:pPr>
+        <w:pStyle w:val="Ttulo2"/>
+      </w:pPr>
+      <w:bookmarkStart w:id="23" w:name="_Toc223021843"/>
+      <w:r>
         <w:lastRenderedPageBreak/>
-        <w:t>Los sustantivos que designan las diferentes religiones.</w:t>
-      </w:r>
-    </w:p>
-    <w:p>
-      <w:pPr>
-        <w:pStyle w:val="Ttulo2"/>
-      </w:pPr>
-      <w:bookmarkStart w:id="23" w:name="_Toc223021843"/>
-      <w:r>
         <w:t>Reglas ortográficas</w:t>
       </w:r>
       <w:bookmarkEnd w:id="23"/>
@@ -10260,7 +10819,19 @@
         <w:rPr>
           <w:lang w:eastAsia="es-CO"/>
         </w:rPr>
-        <w:t>La letra b siempre representa el fonema labial sonoro de barco, beso, blusa o abuelo. Notas orientadoras sobre el uso de la letra b. Se escriben con b:</w:t>
+        <w:t xml:space="preserve">La letra b siempre representa el fonema </w:t>
+      </w:r>
+      <w:r>
+        <w:rPr>
+          <w:lang w:eastAsia="es-CO"/>
+        </w:rPr>
+        <w:t xml:space="preserve">bilabial </w:t>
+      </w:r>
+      <w:r>
+        <w:rPr>
+          <w:lang w:eastAsia="es-CO"/>
+        </w:rPr>
+        <w:t>sonoro de barco, beso, blusa o abuelo. Notas orientadoras sobre el uso de la letra b. Se escriben con b:</w:t>
       </w:r>
     </w:p>
     <w:p>
@@ -10438,7 +11009,19 @@
         <w:rPr>
           <w:lang w:eastAsia="es-CO"/>
         </w:rPr>
-        <w:t xml:space="preserve">Las palabras que empiezan por el elemento compositivo biblio- ('libro') o por las silabas bu-, </w:t>
+        <w:t>Las palabras que empiezan por el elemento compositivo biblio- ('libro') o por las s</w:t>
+      </w:r>
+      <w:r>
+        <w:rPr>
+          <w:lang w:eastAsia="es-CO"/>
+        </w:rPr>
+        <w:t>í</w:t>
+      </w:r>
+      <w:r>
+        <w:rPr>
+          <w:lang w:eastAsia="es-CO"/>
+        </w:rPr>
+        <w:t xml:space="preserve">labas bu-, </w:t>
       </w:r>
       <w:proofErr w:type="spellStart"/>
       <w:r>
@@ -10470,7 +11053,6 @@
         <w:rPr>
           <w:lang w:eastAsia="es-CO"/>
         </w:rPr>
-        <w:lastRenderedPageBreak/>
         <w:t xml:space="preserve">Las que empiezan por el elemento compositivo </w:t>
       </w:r>
       <w:proofErr w:type="spellStart"/>
@@ -10517,6 +11099,7 @@
         <w:rPr>
           <w:lang w:eastAsia="es-CO"/>
         </w:rPr>
+        <w:lastRenderedPageBreak/>
         <w:t>Las que contienen el elemento compositivo bio-, -bio ('vida'). Ejemplos: biografía, biosfera, anaerobio, microbio.</w:t>
       </w:r>
     </w:p>
@@ -10553,7 +11136,13 @@
         <w:rPr>
           <w:lang w:eastAsia="es-CO"/>
         </w:rPr>
-        <w:t>Toda palabra en que el fonema labial sonoro precede a otra consonante o está en final de palabra. Ejemplos: abdicación, abnegación, absolver, obtener, obvio, subvenir, amable, brazo, rob, nabab. Excepciones: ovni (acrónimo de objeto volante no identificado) y algunos términos desusados.</w:t>
+        <w:t>Toda palabra en que el fonema labial sonoro precede a otra consonante o está en final de palabra. Ejemplos: abdicación, abnegación, absolver, obtener, obvio, subvenir, amable, brazo, nabab. Excepciones: ovni (acrónimo de objeto volante no identificado) y algunos términos desusados.</w:t>
+      </w:r>
+      <w:r>
+        <w:rPr>
+          <w:lang w:eastAsia="es-CO"/>
+        </w:rPr>
+        <w:t xml:space="preserve"> </w:t>
       </w:r>
     </w:p>
     <w:p>
@@ -10785,7 +11374,6 @@
         <w:rPr>
           <w:lang w:eastAsia="es-CO"/>
         </w:rPr>
-        <w:lastRenderedPageBreak/>
         <w:t xml:space="preserve">Las que empiezan por el elemento compositivo vice-, </w:t>
       </w:r>
       <w:proofErr w:type="spellStart"/>
@@ -10818,7 +11406,22 @@
         <w:rPr>
           <w:lang w:eastAsia="es-CO"/>
         </w:rPr>
-        <w:t>Los adjetivos llanos terminados en -avo, -</w:t>
+        <w:lastRenderedPageBreak/>
+        <w:t>Los adjetivos llanos terminados en -</w:t>
+      </w:r>
+      <w:proofErr w:type="spellStart"/>
+      <w:r>
+        <w:rPr>
+          <w:lang w:eastAsia="es-CO"/>
+        </w:rPr>
+        <w:t>avo</w:t>
+      </w:r>
+      <w:proofErr w:type="spellEnd"/>
+      <w:r>
+        <w:rPr>
+          <w:lang w:eastAsia="es-CO"/>
+        </w:rPr>
+        <w:t>, -</w:t>
       </w:r>
       <w:proofErr w:type="spellStart"/>
       <w:r>
@@ -11074,10 +11677,111 @@
     </w:p>
     <w:p>
       <w:pPr>
+        <w:rPr>
+          <w:lang w:eastAsia="es-CO"/>
+        </w:rPr>
+      </w:pPr>
+      <w:r>
+        <w:rPr>
+          <w:lang w:eastAsia="es-CO"/>
+        </w:rPr>
+        <w:t>Los sustantivos terminados en -</w:t>
+      </w:r>
+      <w:proofErr w:type="spellStart"/>
+      <w:r>
+        <w:rPr>
+          <w:lang w:eastAsia="es-CO"/>
+        </w:rPr>
+        <w:t>ción</w:t>
+      </w:r>
+      <w:proofErr w:type="spellEnd"/>
+      <w:r>
+        <w:rPr>
+          <w:lang w:eastAsia="es-CO"/>
+        </w:rPr>
+        <w:t>, cuando en su familia léxica hay palabras terminadas en -</w:t>
+      </w:r>
+      <w:proofErr w:type="spellStart"/>
+      <w:r>
+        <w:rPr>
+          <w:lang w:eastAsia="es-CO"/>
+        </w:rPr>
+        <w:t>to</w:t>
+      </w:r>
+      <w:proofErr w:type="spellEnd"/>
+      <w:r>
+        <w:rPr>
+          <w:lang w:eastAsia="es-CO"/>
+        </w:rPr>
+        <w:t>, -</w:t>
+      </w:r>
+      <w:proofErr w:type="spellStart"/>
+      <w:r>
+        <w:rPr>
+          <w:lang w:eastAsia="es-CO"/>
+        </w:rPr>
+        <w:t>tor</w:t>
+      </w:r>
+      <w:proofErr w:type="spellEnd"/>
+      <w:r>
+        <w:rPr>
+          <w:lang w:eastAsia="es-CO"/>
+        </w:rPr>
+        <w:t xml:space="preserve"> o </w:t>
+      </w:r>
+      <w:r>
+        <w:rPr>
+          <w:lang w:eastAsia="es-CO"/>
+        </w:rPr>
+        <w:t>-</w:t>
+      </w:r>
+      <w:proofErr w:type="spellStart"/>
+      <w:r>
+        <w:rPr>
+          <w:lang w:eastAsia="es-CO"/>
+        </w:rPr>
+        <w:t>dor</w:t>
+      </w:r>
+      <w:proofErr w:type="spellEnd"/>
+      <w:r>
+        <w:rPr>
+          <w:lang w:eastAsia="es-CO"/>
+        </w:rPr>
+        <w:t>.</w:t>
+      </w:r>
+    </w:p>
+    <w:p>
+      <w:pPr>
+        <w:pStyle w:val="Prrafodelista"/>
+        <w:numPr>
+          <w:ilvl w:val="0"/>
+          <w:numId w:val="28"/>
+        </w:numPr>
+        <w:rPr>
+          <w:lang w:eastAsia="es-CO"/>
+        </w:rPr>
+      </w:pPr>
+      <w:r>
+        <w:rPr>
+          <w:b/>
+          <w:lang w:eastAsia="es-CO"/>
+        </w:rPr>
+        <w:lastRenderedPageBreak/>
+        <w:t>Ejemplos</w:t>
+      </w:r>
+      <w:r>
+        <w:rPr>
+          <w:lang w:eastAsia="es-CO"/>
+        </w:rPr>
+        <w:t>:</w:t>
+      </w:r>
+    </w:p>
+    <w:p>
+      <w:pPr>
         <w:pStyle w:val="Prrafodelista"/>
         <w:numPr>
           <w:ilvl w:val="1"/>
-          <w:numId w:val="26"/>
+          <w:numId w:val="28"/>
         </w:numPr>
         <w:rPr>
           <w:lang w:eastAsia="es-CO"/>
@@ -11087,64 +11791,7 @@
         <w:rPr>
           <w:lang w:eastAsia="es-CO"/>
         </w:rPr>
-        <w:lastRenderedPageBreak/>
-        <w:t>Los sustantivos terminados en –</w:t>
-      </w:r>
-      <w:proofErr w:type="spellStart"/>
-      <w:r>
-        <w:rPr>
-          <w:lang w:eastAsia="es-CO"/>
-        </w:rPr>
-        <w:t>ción</w:t>
-      </w:r>
-      <w:proofErr w:type="spellEnd"/>
-      <w:r>
-        <w:rPr>
-          <w:lang w:eastAsia="es-CO"/>
-        </w:rPr>
-        <w:t>, cuando en su familia hay palabras que terminan en -</w:t>
-      </w:r>
-      <w:proofErr w:type="spellStart"/>
-      <w:r>
-        <w:rPr>
-          <w:lang w:eastAsia="es-CO"/>
-        </w:rPr>
-        <w:t>to</w:t>
-      </w:r>
-      <w:proofErr w:type="spellEnd"/>
-      <w:r>
-        <w:rPr>
-          <w:lang w:eastAsia="es-CO"/>
-        </w:rPr>
-        <w:t>, -</w:t>
-      </w:r>
-      <w:proofErr w:type="spellStart"/>
-      <w:r>
-        <w:rPr>
-          <w:lang w:eastAsia="es-CO"/>
-        </w:rPr>
-        <w:t>tor</w:t>
-      </w:r>
-      <w:proofErr w:type="spellEnd"/>
-      <w:r>
-        <w:rPr>
-          <w:lang w:eastAsia="es-CO"/>
-        </w:rPr>
-        <w:t>, -</w:t>
-      </w:r>
-      <w:proofErr w:type="spellStart"/>
-      <w:r>
-        <w:rPr>
-          <w:lang w:eastAsia="es-CO"/>
-        </w:rPr>
-        <w:t>dor</w:t>
-      </w:r>
-      <w:proofErr w:type="spellEnd"/>
-      <w:r>
-        <w:rPr>
-          <w:lang w:eastAsia="es-CO"/>
-        </w:rPr>
-        <w:t>. Ejemplos: absolución (absuelto), compilación (compilador), operación (operador), canción (canto).</w:t>
+        <w:t>Absolución (absuelto).</w:t>
       </w:r>
     </w:p>
     <w:p>
@@ -11152,7 +11799,7 @@
         <w:pStyle w:val="Prrafodelista"/>
         <w:numPr>
           <w:ilvl w:val="1"/>
-          <w:numId w:val="26"/>
+          <w:numId w:val="28"/>
         </w:numPr>
         <w:rPr>
           <w:lang w:eastAsia="es-CO"/>
@@ -11162,49 +11809,7 @@
         <w:rPr>
           <w:lang w:eastAsia="es-CO"/>
         </w:rPr>
-        <w:t>Las palabras terminadas en –acción, -</w:t>
-      </w:r>
-      <w:proofErr w:type="spellStart"/>
-      <w:r>
-        <w:rPr>
-          <w:lang w:eastAsia="es-CO"/>
-        </w:rPr>
-        <w:t>ección</w:t>
-      </w:r>
-      <w:proofErr w:type="spellEnd"/>
-      <w:r>
-        <w:rPr>
-          <w:lang w:eastAsia="es-CO"/>
-        </w:rPr>
-        <w:t>, -</w:t>
-      </w:r>
-      <w:proofErr w:type="spellStart"/>
-      <w:r>
-        <w:rPr>
-          <w:lang w:eastAsia="es-CO"/>
-        </w:rPr>
-        <w:t>icció</w:t>
-      </w:r>
-      <w:proofErr w:type="spellEnd"/>
-      <w:r>
-        <w:rPr>
-          <w:lang w:eastAsia="es-CO"/>
-        </w:rPr>
-        <w:t xml:space="preserve">, </w:t>
-      </w:r>
-      <w:proofErr w:type="spellStart"/>
-      <w:r>
-        <w:rPr>
-          <w:lang w:eastAsia="es-CO"/>
-        </w:rPr>
-        <w:t>ucción</w:t>
-      </w:r>
-      <w:proofErr w:type="spellEnd"/>
-      <w:r>
-        <w:rPr>
-          <w:lang w:eastAsia="es-CO"/>
-        </w:rPr>
-        <w:t>, excepto reflexión, conexión, y crucifixión. Ejemplos: calefacción, elección, predicción, producción.</w:t>
+        <w:t>Compilación (compilador).</w:t>
       </w:r>
     </w:p>
     <w:p>
@@ -11212,7 +11817,7 @@
         <w:pStyle w:val="Prrafodelista"/>
         <w:numPr>
           <w:ilvl w:val="1"/>
-          <w:numId w:val="26"/>
+          <w:numId w:val="28"/>
         </w:numPr>
         <w:rPr>
           <w:lang w:eastAsia="es-CO"/>
@@ -11222,35 +11827,7 @@
         <w:rPr>
           <w:lang w:eastAsia="es-CO"/>
         </w:rPr>
-        <w:t>Los verbos terminados en –</w:t>
-      </w:r>
-      <w:proofErr w:type="spellStart"/>
-      <w:r>
-        <w:rPr>
-          <w:lang w:eastAsia="es-CO"/>
-        </w:rPr>
-        <w:t>acer</w:t>
-      </w:r>
-      <w:proofErr w:type="spellEnd"/>
-      <w:r>
-        <w:rPr>
-          <w:lang w:eastAsia="es-CO"/>
-        </w:rPr>
-        <w:t>, -</w:t>
-      </w:r>
-      <w:proofErr w:type="spellStart"/>
-      <w:r>
-        <w:rPr>
-          <w:lang w:eastAsia="es-CO"/>
-        </w:rPr>
-        <w:t>ecer</w:t>
-      </w:r>
-      <w:proofErr w:type="spellEnd"/>
-      <w:r>
-        <w:rPr>
-          <w:lang w:eastAsia="es-CO"/>
-        </w:rPr>
-        <w:t>, y –ciar. Ejemplos: renacer, aparecer, apreciar.</w:t>
+        <w:t>Operación (operador).</w:t>
       </w:r>
     </w:p>
     <w:p>
@@ -11258,7 +11835,7 @@
         <w:pStyle w:val="Prrafodelista"/>
         <w:numPr>
           <w:ilvl w:val="1"/>
-          <w:numId w:val="26"/>
+          <w:numId w:val="28"/>
         </w:numPr>
         <w:rPr>
           <w:lang w:eastAsia="es-CO"/>
@@ -11268,6 +11845,291 @@
         <w:rPr>
           <w:lang w:eastAsia="es-CO"/>
         </w:rPr>
+        <w:t>Canción (canto).</w:t>
+      </w:r>
+    </w:p>
+    <w:p>
+      <w:pPr>
+        <w:rPr>
+          <w:lang w:eastAsia="es-CO"/>
+        </w:rPr>
+      </w:pPr>
+      <w:r>
+        <w:rPr>
+          <w:lang w:eastAsia="es-CO"/>
+        </w:rPr>
+        <w:t>Las palabras terminadas en –acción, -</w:t>
+      </w:r>
+      <w:proofErr w:type="spellStart"/>
+      <w:r>
+        <w:rPr>
+          <w:lang w:eastAsia="es-CO"/>
+        </w:rPr>
+        <w:t>ección</w:t>
+      </w:r>
+      <w:proofErr w:type="spellEnd"/>
+      <w:r>
+        <w:rPr>
+          <w:lang w:eastAsia="es-CO"/>
+        </w:rPr>
+        <w:t>, -</w:t>
+      </w:r>
+      <w:proofErr w:type="spellStart"/>
+      <w:r>
+        <w:rPr>
+          <w:lang w:eastAsia="es-CO"/>
+        </w:rPr>
+        <w:t>icción</w:t>
+      </w:r>
+      <w:proofErr w:type="spellEnd"/>
+      <w:r>
+        <w:rPr>
+          <w:lang w:eastAsia="es-CO"/>
+        </w:rPr>
+        <w:t xml:space="preserve">, </w:t>
+      </w:r>
+      <w:proofErr w:type="spellStart"/>
+      <w:r>
+        <w:rPr>
+          <w:lang w:eastAsia="es-CO"/>
+        </w:rPr>
+        <w:t>ucción</w:t>
+      </w:r>
+      <w:proofErr w:type="spellEnd"/>
+      <w:r>
+        <w:rPr>
+          <w:lang w:eastAsia="es-CO"/>
+        </w:rPr>
+        <w:t>, excepto reflexión, conexión, y crucifixión.</w:t>
+      </w:r>
+    </w:p>
+    <w:p>
+      <w:pPr>
+        <w:pStyle w:val="Prrafodelista"/>
+        <w:numPr>
+          <w:ilvl w:val="0"/>
+          <w:numId w:val="28"/>
+        </w:numPr>
+        <w:rPr>
+          <w:lang w:eastAsia="es-CO"/>
+        </w:rPr>
+      </w:pPr>
+      <w:r>
+        <w:rPr>
+          <w:b/>
+          <w:lang w:eastAsia="es-CO"/>
+        </w:rPr>
+        <w:t>Ejemplos</w:t>
+      </w:r>
+      <w:r>
+        <w:rPr>
+          <w:lang w:eastAsia="es-CO"/>
+        </w:rPr>
+        <w:t>:</w:t>
+      </w:r>
+    </w:p>
+    <w:p>
+      <w:pPr>
+        <w:pStyle w:val="Prrafodelista"/>
+        <w:numPr>
+          <w:ilvl w:val="1"/>
+          <w:numId w:val="28"/>
+        </w:numPr>
+        <w:rPr>
+          <w:lang w:eastAsia="es-CO"/>
+        </w:rPr>
+      </w:pPr>
+      <w:r>
+        <w:rPr>
+          <w:lang w:eastAsia="es-CO"/>
+        </w:rPr>
+        <w:t>Calefacción.</w:t>
+      </w:r>
+    </w:p>
+    <w:p>
+      <w:pPr>
+        <w:pStyle w:val="Prrafodelista"/>
+        <w:numPr>
+          <w:ilvl w:val="1"/>
+          <w:numId w:val="28"/>
+        </w:numPr>
+        <w:rPr>
+          <w:lang w:eastAsia="es-CO"/>
+        </w:rPr>
+      </w:pPr>
+      <w:r>
+        <w:rPr>
+          <w:lang w:eastAsia="es-CO"/>
+        </w:rPr>
+        <w:t>Elección.</w:t>
+      </w:r>
+    </w:p>
+    <w:p>
+      <w:pPr>
+        <w:pStyle w:val="Prrafodelista"/>
+        <w:numPr>
+          <w:ilvl w:val="1"/>
+          <w:numId w:val="28"/>
+        </w:numPr>
+        <w:rPr>
+          <w:lang w:eastAsia="es-CO"/>
+        </w:rPr>
+      </w:pPr>
+      <w:r>
+        <w:rPr>
+          <w:lang w:eastAsia="es-CO"/>
+        </w:rPr>
+        <w:t>Predicción.</w:t>
+      </w:r>
+    </w:p>
+    <w:p>
+      <w:pPr>
+        <w:pStyle w:val="Prrafodelista"/>
+        <w:numPr>
+          <w:ilvl w:val="1"/>
+          <w:numId w:val="28"/>
+        </w:numPr>
+        <w:rPr>
+          <w:lang w:eastAsia="es-CO"/>
+        </w:rPr>
+      </w:pPr>
+      <w:r>
+        <w:rPr>
+          <w:lang w:eastAsia="es-CO"/>
+        </w:rPr>
+        <w:t>Producción.</w:t>
+      </w:r>
+    </w:p>
+    <w:p>
+      <w:pPr>
+        <w:rPr>
+          <w:lang w:eastAsia="es-CO"/>
+        </w:rPr>
+      </w:pPr>
+      <w:r>
+        <w:rPr>
+          <w:lang w:eastAsia="es-CO"/>
+        </w:rPr>
+        <w:t>Los verbos terminados en –</w:t>
+      </w:r>
+      <w:proofErr w:type="spellStart"/>
+      <w:r>
+        <w:rPr>
+          <w:lang w:eastAsia="es-CO"/>
+        </w:rPr>
+        <w:t>acer</w:t>
+      </w:r>
+      <w:proofErr w:type="spellEnd"/>
+      <w:r>
+        <w:rPr>
+          <w:lang w:eastAsia="es-CO"/>
+        </w:rPr>
+        <w:t>, -</w:t>
+      </w:r>
+      <w:proofErr w:type="spellStart"/>
+      <w:r>
+        <w:rPr>
+          <w:lang w:eastAsia="es-CO"/>
+        </w:rPr>
+        <w:t>ecer</w:t>
+      </w:r>
+      <w:proofErr w:type="spellEnd"/>
+      <w:r>
+        <w:rPr>
+          <w:lang w:eastAsia="es-CO"/>
+        </w:rPr>
+        <w:t>, y –ciar.</w:t>
+      </w:r>
+    </w:p>
+    <w:p>
+      <w:pPr>
+        <w:pStyle w:val="Prrafodelista"/>
+        <w:numPr>
+          <w:ilvl w:val="0"/>
+          <w:numId w:val="28"/>
+        </w:numPr>
+        <w:rPr>
+          <w:lang w:eastAsia="es-CO"/>
+        </w:rPr>
+      </w:pPr>
+      <w:r>
+        <w:rPr>
+          <w:b/>
+          <w:lang w:eastAsia="es-CO"/>
+        </w:rPr>
+        <w:t>Ejemplos</w:t>
+      </w:r>
+      <w:r>
+        <w:rPr>
+          <w:lang w:eastAsia="es-CO"/>
+        </w:rPr>
+        <w:t>:</w:t>
+      </w:r>
+    </w:p>
+    <w:p>
+      <w:pPr>
+        <w:pStyle w:val="Prrafodelista"/>
+        <w:numPr>
+          <w:ilvl w:val="1"/>
+          <w:numId w:val="28"/>
+        </w:numPr>
+        <w:rPr>
+          <w:lang w:eastAsia="es-CO"/>
+        </w:rPr>
+      </w:pPr>
+      <w:r>
+        <w:rPr>
+          <w:lang w:eastAsia="es-CO"/>
+        </w:rPr>
+        <w:t>Renacer.</w:t>
+      </w:r>
+    </w:p>
+    <w:p>
+      <w:pPr>
+        <w:pStyle w:val="Prrafodelista"/>
+        <w:numPr>
+          <w:ilvl w:val="1"/>
+          <w:numId w:val="28"/>
+        </w:numPr>
+        <w:rPr>
+          <w:lang w:eastAsia="es-CO"/>
+        </w:rPr>
+      </w:pPr>
+      <w:r>
+        <w:rPr>
+          <w:lang w:eastAsia="es-CO"/>
+        </w:rPr>
+        <w:t>Aparecer.</w:t>
+      </w:r>
+    </w:p>
+    <w:p>
+      <w:pPr>
+        <w:pStyle w:val="Prrafodelista"/>
+        <w:numPr>
+          <w:ilvl w:val="1"/>
+          <w:numId w:val="28"/>
+        </w:numPr>
+        <w:rPr>
+          <w:lang w:eastAsia="es-CO"/>
+        </w:rPr>
+      </w:pPr>
+      <w:r>
+        <w:rPr>
+          <w:lang w:eastAsia="es-CO"/>
+        </w:rPr>
+        <w:t>Apreciar.</w:t>
+      </w:r>
+    </w:p>
+    <w:p>
+      <w:pPr>
+        <w:rPr>
+          <w:lang w:eastAsia="es-CO"/>
+        </w:rPr>
+      </w:pPr>
+      <w:r>
+        <w:rPr>
+          <w:lang w:eastAsia="es-CO"/>
+        </w:rPr>
         <w:t>La mayoría de las palabras que terminan en –</w:t>
       </w:r>
       <w:proofErr w:type="spellStart"/>
@@ -11324,13 +12186,104 @@
         <w:rPr>
           <w:lang w:eastAsia="es-CO"/>
         </w:rPr>
-        <w:t>. Ejemplos: espacio, exuberancia, vivencia, acrobacia</w:t>
-      </w:r>
-      <w:r>
-        <w:rPr>
-          <w:lang w:eastAsia="es-CO"/>
-        </w:rPr>
         <w:t>.</w:t>
+      </w:r>
+    </w:p>
+    <w:p>
+      <w:pPr>
+        <w:pStyle w:val="Prrafodelista"/>
+        <w:numPr>
+          <w:ilvl w:val="0"/>
+          <w:numId w:val="28"/>
+        </w:numPr>
+        <w:rPr>
+          <w:lang w:eastAsia="es-CO"/>
+        </w:rPr>
+      </w:pPr>
+      <w:r>
+        <w:rPr>
+          <w:b/>
+          <w:lang w:eastAsia="es-CO"/>
+        </w:rPr>
+        <w:t>Ejemplos</w:t>
+      </w:r>
+      <w:r>
+        <w:rPr>
+          <w:lang w:eastAsia="es-CO"/>
+        </w:rPr>
+        <w:t>:</w:t>
+      </w:r>
+    </w:p>
+    <w:p>
+      <w:pPr>
+        <w:pStyle w:val="Prrafodelista"/>
+        <w:numPr>
+          <w:ilvl w:val="1"/>
+          <w:numId w:val="28"/>
+        </w:numPr>
+        <w:rPr>
+          <w:lang w:eastAsia="es-CO"/>
+        </w:rPr>
+      </w:pPr>
+      <w:r>
+        <w:rPr>
+          <w:lang w:eastAsia="es-CO"/>
+        </w:rPr>
+        <w:t>Espacio.</w:t>
+      </w:r>
+    </w:p>
+    <w:p>
+      <w:pPr>
+        <w:pStyle w:val="Prrafodelista"/>
+        <w:numPr>
+          <w:ilvl w:val="1"/>
+          <w:numId w:val="28"/>
+        </w:numPr>
+        <w:rPr>
+          <w:lang w:eastAsia="es-CO"/>
+        </w:rPr>
+      </w:pPr>
+      <w:r>
+        <w:rPr>
+          <w:lang w:eastAsia="es-CO"/>
+        </w:rPr>
+        <w:t>Exuberancia.</w:t>
+      </w:r>
+    </w:p>
+    <w:p>
+      <w:pPr>
+        <w:pStyle w:val="Prrafodelista"/>
+        <w:numPr>
+          <w:ilvl w:val="1"/>
+          <w:numId w:val="28"/>
+        </w:numPr>
+        <w:rPr>
+          <w:lang w:eastAsia="es-CO"/>
+        </w:rPr>
+      </w:pPr>
+      <w:r>
+        <w:rPr>
+          <w:lang w:eastAsia="es-CO"/>
+        </w:rPr>
+        <w:t>Vivencia.</w:t>
+      </w:r>
+    </w:p>
+    <w:p>
+      <w:pPr>
+        <w:pStyle w:val="Prrafodelista"/>
+        <w:numPr>
+          <w:ilvl w:val="1"/>
+          <w:numId w:val="28"/>
+        </w:numPr>
+        <w:rPr>
+          <w:lang w:eastAsia="es-CO"/>
+        </w:rPr>
+      </w:pPr>
+      <w:r>
+        <w:rPr>
+          <w:lang w:eastAsia="es-CO"/>
+        </w:rPr>
+        <w:t>Acrobacia.</w:t>
       </w:r>
     </w:p>
     <w:p>
@@ -11435,14 +12388,27 @@
         <w:rPr>
           <w:lang w:eastAsia="es-CO"/>
         </w:rPr>
-        <w:t xml:space="preserve">Algunas voces científicas, palabras y locuciones latinas en que este grupo de letras precede con sonido oclusivo velar sordo a las vocales a y o, la letra u sí se </w:t>
-      </w:r>
-      <w:r>
-        <w:rPr>
-          <w:lang w:eastAsia="es-CO"/>
-        </w:rPr>
-        <w:lastRenderedPageBreak/>
-        <w:t xml:space="preserve">pronuncia. Ejemplos: quark, </w:t>
+        <w:t xml:space="preserve">Algunas voces científicas, palabras y locuciones latinas en que este grupo de letras precede con sonido oclusivo velar sordo a las vocales a y o, la letra u sí se pronuncia. </w:t>
+      </w:r>
+    </w:p>
+    <w:p>
+      <w:pPr>
+        <w:rPr>
+          <w:lang w:eastAsia="es-CO"/>
+        </w:rPr>
+      </w:pPr>
+      <w:r>
+        <w:rPr>
+          <w:b/>
+          <w:lang w:eastAsia="es-CO"/>
+        </w:rPr>
+        <w:t>Ejemplos</w:t>
+      </w:r>
+      <w:r>
+        <w:rPr>
+          <w:lang w:eastAsia="es-CO"/>
+        </w:rPr>
+        <w:t xml:space="preserve">: quark, </w:t>
       </w:r>
       <w:proofErr w:type="spellStart"/>
       <w:r>
@@ -11458,13 +12424,6 @@
         </w:rPr>
         <w:t>, a quo, quorum. Para otros casos, se recomienda emplear la grafía adaptada al español, como en cuark, cuásar, cuórum, Irak, Catar, Turquestán, caqui, cuáquero, euskera, quiosco o telequinesia.</w:t>
       </w:r>
-    </w:p>
-    <w:p>
-      <w:pPr>
-        <w:rPr>
-          <w:lang w:eastAsia="es-CO"/>
-        </w:rPr>
-      </w:pPr>
     </w:p>
     <w:p>
       <w:pPr>
@@ -11503,13 +12462,6 @@
     </w:p>
     <w:p>
       <w:pPr>
-        <w:rPr>
-          <w:lang w:eastAsia="es-CO"/>
-        </w:rPr>
-      </w:pPr>
-    </w:p>
-    <w:p>
-      <w:pPr>
         <w:pStyle w:val="Prrafodelista"/>
         <w:numPr>
           <w:ilvl w:val="0"/>
@@ -11527,6 +12479,7 @@
           <w:bCs/>
           <w:lang w:eastAsia="es-CO"/>
         </w:rPr>
+        <w:lastRenderedPageBreak/>
         <w:t>Se escribe con g</w:t>
       </w:r>
     </w:p>
@@ -11580,7 +12533,6 @@
         <w:rPr>
           <w:lang w:eastAsia="es-CO"/>
         </w:rPr>
-        <w:lastRenderedPageBreak/>
         <w:t>Por otra parte, el fonema fricativo velar sordo se representa mediante la letra j ante cualquier vocal, como en jarra, jeta, jirón, joya o júbilo, y también mediante la letra g cuando antecede a las vocales e, i, como en gente o girar.</w:t>
       </w:r>
     </w:p>
@@ -11677,6 +12629,7 @@
         <w:rPr>
           <w:lang w:eastAsia="es-CO"/>
         </w:rPr>
+        <w:lastRenderedPageBreak/>
         <w:t>Las palabras en que el fonema velar sonoro precede a cualquier consonante, pertenezca o no a la misma sílaba. Ejemplos: glacial, grito, dogmático, impregnar, maligno, repugnancia.</w:t>
       </w:r>
     </w:p>
@@ -11949,7 +12902,6 @@
         <w:rPr>
           <w:lang w:eastAsia="es-CO"/>
         </w:rPr>
-        <w:lastRenderedPageBreak/>
         <w:t>Las que terminan en -</w:t>
       </w:r>
       <w:proofErr w:type="spellStart"/>
@@ -12049,20 +13001,6 @@
           <w:lang w:eastAsia="es-CO"/>
         </w:rPr>
         <w:t>. Ejemplos: magia, regia, frigia, liturgia, litigio, religión, regional, legionario, prodigioso, panegírico. Excepciones: las voces que terminan en -</w:t>
-      </w:r>
-      <w:proofErr w:type="spellStart"/>
-      <w:r>
-        <w:rPr>
-          <w:lang w:eastAsia="es-CO"/>
-        </w:rPr>
-        <w:t>plejia</w:t>
-      </w:r>
-      <w:proofErr w:type="spellEnd"/>
-      <w:r>
-        <w:rPr>
-          <w:lang w:eastAsia="es-CO"/>
-        </w:rPr>
-        <w:t xml:space="preserve"> o -</w:t>
       </w:r>
       <w:proofErr w:type="spellStart"/>
       <w:r>
@@ -12178,7 +13116,7 @@
         <w:rPr>
           <w:lang w:eastAsia="es-CO"/>
         </w:rPr>
-        <w:t>. Ejemplos: indígena, oxígeno, aligera, belígero.</w:t>
+        <w:t>. Ejemplos: indígena, oxígeno, belígero.</w:t>
       </w:r>
     </w:p>
     <w:p>
@@ -12316,7 +13254,14 @@
         <w:rPr>
           <w:lang w:eastAsia="es-CO"/>
         </w:rPr>
-        <w:t>, que nunca se pueden representar con g: protege, fingía, pero proteja, finjo. Existen algunas excepciones, como tejer, crujir y sus derivados.</w:t>
+        <w:t xml:space="preserve">, que nunca se pueden representar con g: </w:t>
+      </w:r>
+      <w:r>
+        <w:rPr>
+          <w:lang w:eastAsia="es-CO"/>
+        </w:rPr>
+        <w:lastRenderedPageBreak/>
+        <w:t>protege, fingía, pero proteja, finjo. Existen algunas excepciones, como tejer, crujir y sus derivados.</w:t>
       </w:r>
     </w:p>
     <w:p>
@@ -12409,28 +13354,18 @@
         </w:rPr>
         <w:t xml:space="preserve">Excepciones: ambages, enálage, </w:t>
       </w:r>
-      <w:proofErr w:type="spellStart"/>
-      <w:r>
-        <w:rPr>
-          <w:lang w:eastAsia="es-CO"/>
-        </w:rPr>
-        <w:t>ipálage</w:t>
-      </w:r>
-      <w:proofErr w:type="spellEnd"/>
-      <w:r>
-        <w:rPr>
-          <w:lang w:eastAsia="es-CO"/>
-        </w:rPr>
-        <w:t>.</w:t>
-      </w:r>
-    </w:p>
-    <w:p>
-      <w:pPr>
-        <w:ind w:left="347"/>
-        <w:rPr>
-          <w:lang w:eastAsia="es-CO"/>
-        </w:rPr>
-      </w:pPr>
+      <w:r>
+        <w:rPr>
+          <w:lang w:eastAsia="es-CO"/>
+        </w:rPr>
+        <w:t>h</w:t>
+      </w:r>
+      <w:r>
+        <w:rPr>
+          <w:lang w:eastAsia="es-CO"/>
+        </w:rPr>
+        <w:t>ipálage.</w:t>
+      </w:r>
     </w:p>
     <w:p>
       <w:pPr>
@@ -12448,8 +13383,19 @@
         <w:rPr>
           <w:lang w:eastAsia="es-CO"/>
         </w:rPr>
-        <w:lastRenderedPageBreak/>
-        <w:t>Las que acaban en -</w:t>
+        <w:t xml:space="preserve">Las que </w:t>
+      </w:r>
+      <w:r>
+        <w:rPr>
+          <w:lang w:eastAsia="es-CO"/>
+        </w:rPr>
+        <w:t>terminan</w:t>
+      </w:r>
+      <w:r>
+        <w:rPr>
+          <w:lang w:eastAsia="es-CO"/>
+        </w:rPr>
+        <w:t xml:space="preserve"> en -</w:t>
       </w:r>
       <w:r>
         <w:rPr>
@@ -12730,7 +13676,14 @@
         <w:rPr>
           <w:lang w:eastAsia="es-CO"/>
         </w:rPr>
-        <w:t>Esta letra, que puede preceder a todas las vocales, no representa en la actualidad ningún sonido en el idioma español. Esta característica origina dificultades ortográficas para distinguir qué palabras deben escribirse con h y cuáles no. Dichas dificultades son mayores cuando la grafía sirve para diferenciar significados, como ocurre en los homófonos hojear/ojear, honda/onda y hecho/echo, entre otros.</w:t>
+        <w:t xml:space="preserve">Esta letra, que puede preceder a todas las vocales, no representa en la actualidad ningún sonido en el idioma español. Esta característica origina dificultades ortográficas </w:t>
+      </w:r>
+      <w:r>
+        <w:rPr>
+          <w:lang w:eastAsia="es-CO"/>
+        </w:rPr>
+        <w:lastRenderedPageBreak/>
+        <w:t>para distinguir qué palabras deben escribirse con h y cuáles no. Dichas dificultades son mayores cuando la grafía sirve para diferenciar significados, como ocurre en los homófonos hojear/ojear, honda/onda y hecho/echo, entre otros.</w:t>
       </w:r>
     </w:p>
     <w:p>
@@ -12774,7 +13727,6 @@
         <w:rPr>
           <w:lang w:eastAsia="es-CO"/>
         </w:rPr>
-        <w:lastRenderedPageBreak/>
         <w:t xml:space="preserve">Por el contrario, las palabras acción e ilación se escriben sin h, ya que la primera no procede del verbo hacer ni la segunda de hilo o hilar. Acción proviene del latín </w:t>
       </w:r>
       <w:proofErr w:type="spellStart"/>
@@ -12913,7 +13865,14 @@
         <w:rPr>
           <w:lang w:eastAsia="es-CO"/>
         </w:rPr>
-        <w:t>La letra y puede representar dos fonemas distintos: uno vocálico, equivalente al sonido representado por la letra i en palabras como muy, estoy o y; y otro consonántico, correspondiente al fonema palatal sonoro, presente en palabras como reyes, callado u hoyo.</w:t>
+        <w:t xml:space="preserve">La letra y puede representar dos fonemas distintos: uno vocálico, equivalente al sonido representado por la letra i en palabras como muy, estoy o y; y otro </w:t>
+      </w:r>
+      <w:r>
+        <w:rPr>
+          <w:lang w:eastAsia="es-CO"/>
+        </w:rPr>
+        <w:lastRenderedPageBreak/>
+        <w:t>consonántico, correspondiente al fonema palatal sonoro, presente en palabras como reyes, callado u hoyo.</w:t>
       </w:r>
     </w:p>
     <w:p>
@@ -12961,7 +13920,6 @@
         <w:rPr>
           <w:lang w:eastAsia="es-CO"/>
         </w:rPr>
-        <w:lastRenderedPageBreak/>
         <w:t>Se escriben con y las palabras que terminan con el sonido equivalente a i cuando este va precedido de una vocal con la que forma diptongo, o de dos vocales con las que forma triptongo.</w:t>
       </w:r>
       <w:r>
@@ -13110,7 +14068,20 @@
         <w:rPr>
           <w:lang w:eastAsia="es-CO"/>
         </w:rPr>
-        <w:t xml:space="preserve">Asimismo, se escriben con y las palabras que contienen la sílaba </w:t>
+        <w:lastRenderedPageBreak/>
+        <w:t xml:space="preserve">Asimismo, se escriben con </w:t>
+      </w:r>
+      <w:r>
+        <w:rPr>
+          <w:lang w:eastAsia="es-CO"/>
+        </w:rPr>
+        <w:t>-</w:t>
+      </w:r>
+      <w:r>
+        <w:rPr>
+          <w:lang w:eastAsia="es-CO"/>
+        </w:rPr>
+        <w:t xml:space="preserve">y las palabras que contienen la sílaba </w:t>
       </w:r>
       <w:proofErr w:type="spellStart"/>
       <w:r>
@@ -13125,6 +14096,12 @@
           <w:lang w:eastAsia="es-CO"/>
         </w:rPr>
         <w:t>-, como abyecto, proyección e inyectar. También conservan la y los plurales de los sustantivos que terminan en y en singular, como rey/reyes, y el gerundio del verbo ir, yendo.</w:t>
+      </w:r>
+      <w:r>
+        <w:rPr>
+          <w:lang w:eastAsia="es-CO"/>
+        </w:rPr>
+        <w:t xml:space="preserve"> </w:t>
       </w:r>
     </w:p>
     <w:p>
@@ -13135,12 +14112,6 @@
           <w:lang w:eastAsia="es-CO"/>
         </w:rPr>
       </w:pPr>
-      <w:r>
-        <w:rPr>
-          <w:lang w:eastAsia="es-CO"/>
-        </w:rPr>
-        <w:br w:type="page"/>
-      </w:r>
     </w:p>
     <w:p>
       <w:pPr>
@@ -13161,7 +14132,6 @@
           <w:bCs/>
           <w:lang w:eastAsia="es-CO"/>
         </w:rPr>
-        <w:lastRenderedPageBreak/>
         <w:t>Se escribe con x</w:t>
       </w:r>
     </w:p>
@@ -13268,21 +14238,19 @@
         <w:rPr>
           <w:lang w:eastAsia="es-CO"/>
         </w:rPr>
-        <w:t xml:space="preserve">: xilófono, excelente, xenofobia, </w:t>
-      </w:r>
-      <w:proofErr w:type="spellStart"/>
-      <w:r>
-        <w:rPr>
-          <w:lang w:eastAsia="es-CO"/>
-        </w:rPr>
-        <w:t>xerigrafía</w:t>
-      </w:r>
-      <w:proofErr w:type="spellEnd"/>
-      <w:r>
-        <w:rPr>
-          <w:lang w:eastAsia="es-CO"/>
-        </w:rPr>
-        <w:t>, excavar, exportar, exterior, exfoliante.</w:t>
+        <w:t>: xilófono, excelente, xenofobia, xer</w:t>
+      </w:r>
+      <w:r>
+        <w:rPr>
+          <w:lang w:eastAsia="es-CO"/>
+        </w:rPr>
+        <w:t>o</w:t>
+      </w:r>
+      <w:r>
+        <w:rPr>
+          <w:lang w:eastAsia="es-CO"/>
+        </w:rPr>
+        <w:t>grafía, excavar, exportar, exterior, exfoliante.</w:t>
       </w:r>
     </w:p>
     <w:p>
@@ -13319,6 +14287,8 @@
           <w:lang w:eastAsia="es-CO"/>
         </w:rPr>
       </w:pPr>
+      <w:bookmarkStart w:id="24" w:name="_GoBack"/>
+      <w:bookmarkEnd w:id="24"/>
       <w:r>
         <w:rPr>
           <w:b/>
@@ -13351,12 +14321,12 @@
       <w:pPr>
         <w:pStyle w:val="Ttulo1"/>
       </w:pPr>
-      <w:bookmarkStart w:id="24" w:name="_Toc223021844"/>
+      <w:bookmarkStart w:id="25" w:name="_Toc223021844"/>
       <w:r>
         <w:lastRenderedPageBreak/>
         <w:t>Signos de puntuación</w:t>
       </w:r>
-      <w:bookmarkEnd w:id="24"/>
+      <w:bookmarkEnd w:id="25"/>
     </w:p>
     <w:p>
       <w:pPr>
@@ -13589,19 +14559,11 @@
           <w:lang w:eastAsia="es-CO"/>
         </w:rPr>
       </w:pPr>
-      <w:proofErr w:type="gramStart"/>
-      <w:r>
-        <w:rPr>
-          <w:lang w:eastAsia="es-CO"/>
-        </w:rPr>
-        <w:t>Indicar</w:t>
-      </w:r>
-      <w:proofErr w:type="gramEnd"/>
-      <w:r>
-        <w:rPr>
-          <w:lang w:eastAsia="es-CO"/>
-        </w:rPr>
-        <w:t xml:space="preserve"> que se ha omitido un verbo en una oración porque se sobreentiende.</w:t>
+      <w:r>
+        <w:rPr>
+          <w:lang w:eastAsia="es-CO"/>
+        </w:rPr>
+        <w:t>Indicar que se ha omitido un verbo en una oración porque se sobreentiende.</w:t>
       </w:r>
     </w:p>
     <w:p>
@@ -14187,12 +15149,12 @@
       <w:pPr>
         <w:pStyle w:val="Ttulo1"/>
       </w:pPr>
-      <w:bookmarkStart w:id="25" w:name="_Toc223021845"/>
+      <w:bookmarkStart w:id="26" w:name="_Toc223021845"/>
       <w:r>
         <w:lastRenderedPageBreak/>
         <w:t>Clases de palabras</w:t>
       </w:r>
-      <w:bookmarkEnd w:id="25"/>
+      <w:bookmarkEnd w:id="26"/>
     </w:p>
     <w:p>
       <w:pPr>
@@ -14230,8 +15192,8 @@
           <w:lang w:eastAsia="es-CO"/>
         </w:rPr>
       </w:pPr>
-      <w:bookmarkStart w:id="26" w:name="_Toc223021846"/>
-      <w:bookmarkEnd w:id="26"/>
+      <w:bookmarkStart w:id="27" w:name="_Toc223021846"/>
+      <w:bookmarkEnd w:id="27"/>
     </w:p>
     <w:p>
       <w:pPr>
@@ -14256,18 +15218,18 @@
           <w:lang w:eastAsia="es-CO"/>
         </w:rPr>
       </w:pPr>
-      <w:bookmarkStart w:id="27" w:name="_Toc223021847"/>
-      <w:bookmarkEnd w:id="27"/>
+      <w:bookmarkStart w:id="28" w:name="_Toc223021847"/>
+      <w:bookmarkEnd w:id="28"/>
     </w:p>
     <w:p>
       <w:pPr>
         <w:pStyle w:val="Ttulo2"/>
       </w:pPr>
-      <w:bookmarkStart w:id="28" w:name="_Toc223021848"/>
+      <w:bookmarkStart w:id="29" w:name="_Toc223021848"/>
       <w:r>
         <w:t>El sustantivo</w:t>
       </w:r>
-      <w:bookmarkEnd w:id="28"/>
+      <w:bookmarkEnd w:id="29"/>
     </w:p>
     <w:p>
       <w:pPr>
@@ -14434,9 +15396,16 @@
       </w:pPr>
       <w:r>
         <w:rPr>
-          <w:lang w:eastAsia="es-CO"/>
-        </w:rPr>
-        <w:t>Concretos: se refieren a seres y objetos que podemos percibir por los sentidos: ciudad, elefante, arboleda.</w:t>
+          <w:b/>
+          <w:lang w:eastAsia="es-CO"/>
+        </w:rPr>
+        <w:t>Concretos</w:t>
+      </w:r>
+      <w:r>
+        <w:rPr>
+          <w:lang w:eastAsia="es-CO"/>
+        </w:rPr>
+        <w:t>: se refieren a seres y objetos que podemos percibir por los sentidos: ciudad, elefante, arboleda.</w:t>
       </w:r>
     </w:p>
     <w:p>
@@ -14594,11 +15563,11 @@
       <w:pPr>
         <w:pStyle w:val="Ttulo2"/>
       </w:pPr>
-      <w:bookmarkStart w:id="29" w:name="_Toc223021849"/>
+      <w:bookmarkStart w:id="30" w:name="_Toc223021849"/>
       <w:r>
         <w:t>El adjetivo</w:t>
       </w:r>
-      <w:bookmarkEnd w:id="29"/>
+      <w:bookmarkEnd w:id="30"/>
     </w:p>
     <w:p>
       <w:pPr>
@@ -14738,7 +15707,31 @@
         <w:rPr>
           <w:lang w:eastAsia="es-CO"/>
         </w:rPr>
-        <w:t>En los tres casos se señala una especie particular dentro de un conjunto; así, cuando se dice animales feroces, se indica una clase específica de animales para distinguirlos de otros que no presentan esa característica. Estos adjetivos se denominan especificativos, ya que restringen el significado del sustantivo al que acompañan.</w:t>
+        <w:t xml:space="preserve">En los tres casos se señala una especie particular dentro de un conjunto; así, cuando se dice </w:t>
+      </w:r>
+      <w:r>
+        <w:rPr>
+          <w:lang w:eastAsia="es-CO"/>
+        </w:rPr>
+        <w:t>“</w:t>
+      </w:r>
+      <w:r>
+        <w:rPr>
+          <w:lang w:eastAsia="es-CO"/>
+        </w:rPr>
+        <w:t>animales feroces</w:t>
+      </w:r>
+      <w:r>
+        <w:rPr>
+          <w:lang w:eastAsia="es-CO"/>
+        </w:rPr>
+        <w:t>”</w:t>
+      </w:r>
+      <w:r>
+        <w:rPr>
+          <w:lang w:eastAsia="es-CO"/>
+        </w:rPr>
+        <w:t>, se indica una clase específica de animales para distinguirlos de otros que no presentan esa característica. Estos adjetivos se denominan especificativos, ya que restringen el significado del sustantivo al que acompañan.</w:t>
       </w:r>
     </w:p>
     <w:p>
@@ -14812,7 +15805,26 @@
         <w:rPr>
           <w:lang w:eastAsia="es-CO"/>
         </w:rPr>
-        <w:t>: indican un número determinado y se subdividen en cardinales, ordinales, partitivos, múltiplos y colectivos. Ejemplo: el primer estudiante.</w:t>
+        <w:t xml:space="preserve">: indican un número determinado y se subdividen en cardinales, ordinales, partitivos, múltiplos y colectivos. </w:t>
+      </w:r>
+    </w:p>
+    <w:p>
+      <w:pPr>
+        <w:pStyle w:val="Prrafodelista"/>
+        <w:numPr>
+          <w:ilvl w:val="1"/>
+          <w:numId w:val="43"/>
+        </w:numPr>
+        <w:ind w:left="2268"/>
+        <w:rPr>
+          <w:lang w:eastAsia="es-CO"/>
+        </w:rPr>
+      </w:pPr>
+      <w:r>
+        <w:rPr>
+          <w:lang w:eastAsia="es-CO"/>
+        </w:rPr>
+        <w:t>Ejemplo: el primer estudiante.</w:t>
       </w:r>
     </w:p>
     <w:p>
@@ -14838,7 +15850,26 @@
         <w:rPr>
           <w:lang w:eastAsia="es-CO"/>
         </w:rPr>
-        <w:t>: indican la posición del sustantivo con respecto a la persona que habla o escucha. Ejemplo: este informe debe ser revisado hoy.</w:t>
+        <w:t xml:space="preserve">: indican la posición del sustantivo con respecto a la persona que habla o escucha. </w:t>
+      </w:r>
+    </w:p>
+    <w:p>
+      <w:pPr>
+        <w:pStyle w:val="Prrafodelista"/>
+        <w:numPr>
+          <w:ilvl w:val="0"/>
+          <w:numId w:val="50"/>
+        </w:numPr>
+        <w:ind w:left="2268"/>
+        <w:rPr>
+          <w:lang w:eastAsia="es-CO"/>
+        </w:rPr>
+      </w:pPr>
+      <w:r>
+        <w:rPr>
+          <w:lang w:eastAsia="es-CO"/>
+        </w:rPr>
+        <w:t>Ejemplo: este informe debe ser revisado hoy.</w:t>
       </w:r>
     </w:p>
     <w:p>
@@ -14865,7 +15896,26 @@
         <w:rPr>
           <w:lang w:eastAsia="es-CO"/>
         </w:rPr>
-        <w:t>: indican pertenencia en relación con la primera, segunda o tercera persona. Ejemplo: el aprendiz entregó su proyecto a tiempo.</w:t>
+        <w:t xml:space="preserve">: indican pertenencia en relación con la primera, segunda o tercera persona. </w:t>
+      </w:r>
+    </w:p>
+    <w:p>
+      <w:pPr>
+        <w:pStyle w:val="Prrafodelista"/>
+        <w:numPr>
+          <w:ilvl w:val="1"/>
+          <w:numId w:val="43"/>
+        </w:numPr>
+        <w:ind w:left="2127"/>
+        <w:rPr>
+          <w:lang w:eastAsia="es-CO"/>
+        </w:rPr>
+      </w:pPr>
+      <w:r>
+        <w:rPr>
+          <w:lang w:eastAsia="es-CO"/>
+        </w:rPr>
+        <w:t>Ejemplo: el aprendiz entregó su proyecto a tiempo.</w:t>
       </w:r>
     </w:p>
     <w:p>
@@ -14917,30 +15967,8 @@
         <w:rPr>
           <w:lang w:eastAsia="es-CO"/>
         </w:rPr>
-        <w:t xml:space="preserve">: ¿Qué horario </w:t>
-      </w:r>
-      <w:proofErr w:type="gramStart"/>
-      <w:r>
-        <w:rPr>
-          <w:lang w:eastAsia="es-CO"/>
-        </w:rPr>
-        <w:t>prefiere?.</w:t>
-      </w:r>
-      <w:proofErr w:type="gramEnd"/>
-      <w:r>
-        <w:rPr>
-          <w:lang w:eastAsia="es-CO"/>
-        </w:rPr>
-        <w:t xml:space="preserve"> ¡Cuánta lluvia ha </w:t>
-      </w:r>
-      <w:proofErr w:type="gramStart"/>
-      <w:r>
-        <w:rPr>
-          <w:lang w:eastAsia="es-CO"/>
-        </w:rPr>
-        <w:t>caído!.</w:t>
-      </w:r>
-      <w:proofErr w:type="gramEnd"/>
+        <w:t>: ¿Qué horario prefiere? ¡Cuánta lluvia ha caído!</w:t>
+      </w:r>
     </w:p>
     <w:p>
       <w:pPr>
@@ -15050,11 +16078,11 @@
       <w:pPr>
         <w:pStyle w:val="Ttulo2"/>
       </w:pPr>
-      <w:bookmarkStart w:id="30" w:name="_Toc223021850"/>
+      <w:bookmarkStart w:id="31" w:name="_Toc223021850"/>
       <w:r>
         <w:t>Sinónimos y antónimos</w:t>
       </w:r>
-      <w:bookmarkEnd w:id="30"/>
+      <w:bookmarkEnd w:id="31"/>
     </w:p>
     <w:p>
       <w:pPr>
@@ -15240,13 +16268,6 @@
     </w:tbl>
     <w:p>
       <w:pPr>
-        <w:rPr>
-          <w:lang w:eastAsia="es-CO"/>
-        </w:rPr>
-      </w:pPr>
-    </w:p>
-    <w:p>
-      <w:pPr>
         <w:spacing w:before="0" w:after="0" w:line="240" w:lineRule="auto"/>
         <w:ind w:firstLine="0"/>
         <w:rPr>
@@ -15453,6 +16474,7 @@
     </w:p>
     <w:p>
       <w:pPr>
+        <w:jc w:val="center"/>
         <w:rPr>
           <w:b/>
           <w:bCs/>
@@ -15538,12 +16560,12 @@
       <w:pPr>
         <w:pStyle w:val="Titulosgenerales"/>
       </w:pPr>
-      <w:bookmarkStart w:id="31" w:name="_Toc223021851"/>
+      <w:bookmarkStart w:id="32" w:name="_Toc223021851"/>
       <w:r>
         <w:lastRenderedPageBreak/>
         <w:t>Síntesis</w:t>
       </w:r>
-      <w:bookmarkEnd w:id="31"/>
+      <w:bookmarkEnd w:id="32"/>
       <w:r>
         <w:t xml:space="preserve">            </w:t>
       </w:r>
@@ -15651,14 +16673,14 @@
       <w:pPr>
         <w:pStyle w:val="Titulosgenerales"/>
       </w:pPr>
-      <w:bookmarkStart w:id="32" w:name="_Toc176443725"/>
-      <w:bookmarkStart w:id="33" w:name="_Toc223021852"/>
+      <w:bookmarkStart w:id="33" w:name="_Toc176443725"/>
+      <w:bookmarkStart w:id="34" w:name="_Toc223021852"/>
       <w:r>
         <w:lastRenderedPageBreak/>
         <w:t>Glosario</w:t>
       </w:r>
-      <w:bookmarkEnd w:id="32"/>
       <w:bookmarkEnd w:id="33"/>
+      <w:bookmarkEnd w:id="34"/>
     </w:p>
     <w:p>
       <w:pPr>
@@ -15957,8 +16979,8 @@
           <w:lang w:val="es-MX"/>
         </w:rPr>
       </w:pPr>
-      <w:bookmarkStart w:id="34" w:name="_Toc176443726"/>
-      <w:bookmarkStart w:id="35" w:name="_Toc223021853"/>
+      <w:bookmarkStart w:id="35" w:name="_Toc176443726"/>
+      <w:bookmarkStart w:id="36" w:name="_Toc223021853"/>
       <w:r>
         <w:rPr>
           <w:lang w:val="es-MX"/>
@@ -15966,8 +16988,8 @@
         <w:lastRenderedPageBreak/>
         <w:t>Referencias bibliográficas</w:t>
       </w:r>
-      <w:bookmarkEnd w:id="34"/>
       <w:bookmarkEnd w:id="35"/>
+      <w:bookmarkEnd w:id="36"/>
     </w:p>
     <w:p>
       <w:pPr>
@@ -16031,8 +17053,17 @@
         <w:rPr>
           <w:lang w:val="es-MX" w:eastAsia="es-CO"/>
         </w:rPr>
-        <w:t>Real Academia Española &amp; Asociación de Academias de la Lengua Española. (2010). Ortografía de la lengua española. https://www.rae.es/obras-academicas/ortografia/ortografia-2010</w:t>
-      </w:r>
+        <w:t xml:space="preserve">Real Academia Española &amp; Asociación de Academias de la Lengua Española. (2010). Ortografía de la lengua española. </w:t>
+      </w:r>
+      <w:hyperlink r:id="rId19" w:history="1">
+        <w:r>
+          <w:rPr>
+            <w:rStyle w:val="Hipervnculo"/>
+            <w:lang w:val="es-MX" w:eastAsia="es-CO"/>
+          </w:rPr>
+          <w:t>https://www.rae.es/obras-academicas/ortografia/ortografia-2010</w:t>
+        </w:r>
+      </w:hyperlink>
     </w:p>
     <w:p>
       <w:pPr>
@@ -16053,7 +17084,7 @@
           <w:lang w:val="es-MX" w:eastAsia="es-CO"/>
         </w:rPr>
       </w:pPr>
-      <w:hyperlink r:id="rId19" w:history="1">
+      <w:hyperlink r:id="rId20" w:history="1">
         <w:r>
           <w:rPr>
             <w:rStyle w:val="Hipervnculo"/>
@@ -16079,8 +17110,17 @@
         <w:rPr>
           <w:lang w:val="es-MX" w:eastAsia="es-CO"/>
         </w:rPr>
-        <w:t>Real Academia Española &amp; Asociación de Academias de la Lengua Española. (2010). Ortografía de la lengua española (2010). https://www.rae.es/obras-academicas/ortografia/ortografia-2010</w:t>
-      </w:r>
+        <w:t xml:space="preserve">Real Academia Española &amp; Asociación de Academias de la Lengua Española. (2010). Ortografía de la lengua española (2010). </w:t>
+      </w:r>
+      <w:hyperlink r:id="rId21" w:history="1">
+        <w:r>
+          <w:rPr>
+            <w:rStyle w:val="Hipervnculo"/>
+            <w:lang w:val="es-MX" w:eastAsia="es-CO"/>
+          </w:rPr>
+          <w:t>https://www.rae.es/obras-academicas/ortografia/ortografia-2010</w:t>
+        </w:r>
+      </w:hyperlink>
     </w:p>
     <w:p>
       <w:pPr>
@@ -16127,14 +17167,14 @@
       <w:pPr>
         <w:pStyle w:val="Titulosgenerales"/>
       </w:pPr>
-      <w:bookmarkStart w:id="36" w:name="_Toc176443727"/>
-      <w:bookmarkStart w:id="37" w:name="_Toc223021854"/>
+      <w:bookmarkStart w:id="37" w:name="_Toc176443727"/>
+      <w:bookmarkStart w:id="38" w:name="_Toc223021854"/>
       <w:r>
         <w:lastRenderedPageBreak/>
         <w:t>Créditos</w:t>
       </w:r>
-      <w:bookmarkEnd w:id="36"/>
       <w:bookmarkEnd w:id="37"/>
+      <w:bookmarkEnd w:id="38"/>
     </w:p>
     <w:tbl>
       <w:tblPr>
@@ -16170,7 +17210,7 @@
                 <w:lang w:val="es-419" w:eastAsia="es-CO"/>
               </w:rPr>
             </w:pPr>
-            <w:bookmarkStart w:id="38" w:name="_Hlk154833079"/>
+            <w:bookmarkStart w:id="39" w:name="_Hlk154833079"/>
             <w:r>
               <w:rPr>
                 <w:rFonts w:asciiTheme="minorHAnsi" w:hAnsiTheme="minorHAnsi" w:cstheme="minorHAnsi"/>
@@ -16341,15 +17381,7 @@
               <w:ind w:firstLine="0"/>
             </w:pPr>
             <w:r>
-              <w:t xml:space="preserve">Jenny Paola </w:t>
-            </w:r>
-          </w:p>
-          <w:p>
-            <w:pPr>
-              <w:ind w:firstLine="0"/>
-            </w:pPr>
-            <w:r>
-              <w:t>García Cárdenas</w:t>
+              <w:t>Jenny Paola García Cárdenas</w:t>
             </w:r>
           </w:p>
         </w:tc>
@@ -16362,7 +17394,7 @@
               <w:ind w:firstLine="0"/>
             </w:pPr>
             <w:r>
-              <w:t>Experto temático</w:t>
+              <w:t>Experta temática</w:t>
             </w:r>
           </w:p>
         </w:tc>
@@ -16375,7 +17407,7 @@
               <w:ind w:firstLine="0"/>
             </w:pPr>
             <w:r>
-              <w:t>Regional Risaralda</w:t>
+              <w:t>Centro Agropecuario-Regional Risaralda</w:t>
             </w:r>
           </w:p>
         </w:tc>
@@ -16406,10 +17438,7 @@
               <w:ind w:firstLine="0"/>
             </w:pPr>
             <w:r>
-              <w:t>Asesor pedagógic</w:t>
-            </w:r>
-            <w:r>
-              <w:t>o</w:t>
+              <w:t>Asesor pedagógico</w:t>
             </w:r>
           </w:p>
         </w:tc>
@@ -16422,7 +17451,7 @@
               <w:ind w:firstLine="0"/>
             </w:pPr>
             <w:r>
-              <w:t>Regional Risaralda</w:t>
+              <w:t>Centro Agropecuario-Regional Risaralda</w:t>
             </w:r>
           </w:p>
         </w:tc>
@@ -16545,7 +17574,7 @@
             <w:pPr>
               <w:ind w:firstLine="0"/>
             </w:pPr>
-            <w:bookmarkStart w:id="39" w:name="_Hlk222766822"/>
+            <w:bookmarkStart w:id="40" w:name="_Hlk222766822"/>
             <w:r>
               <w:t>Juan Daniel Polanco Muñoz</w:t>
             </w:r>
@@ -16578,7 +17607,7 @@
           </w:p>
         </w:tc>
       </w:tr>
-      <w:bookmarkEnd w:id="39"/>
+      <w:bookmarkEnd w:id="40"/>
       <w:tr>
         <w:trPr>
           <w:jc w:val="center"/>
@@ -16701,7 +17730,7 @@
               <w:ind w:firstLine="0"/>
             </w:pPr>
             <w:r>
-              <w:t>María Fernanda Pineda Mora</w:t>
+              <w:t>Jorge Eduardo Rueda Peña</w:t>
             </w:r>
           </w:p>
         </w:tc>
@@ -16783,7 +17812,7 @@
           </w:p>
         </w:tc>
       </w:tr>
-      <w:bookmarkEnd w:id="38"/>
+      <w:bookmarkEnd w:id="39"/>
     </w:tbl>
     <w:p>
       <w:pPr>
@@ -16804,8 +17833,8 @@
       </w:pPr>
     </w:p>
     <w:sectPr>
-      <w:headerReference w:type="default" r:id="rId20"/>
-      <w:footerReference w:type="default" r:id="rId21"/>
+      <w:headerReference w:type="default" r:id="rId22"/>
+      <w:footerReference w:type="default" r:id="rId23"/>
       <w:pgSz w:w="12240" w:h="15840"/>
       <w:pgMar w:top="1701" w:right="1134" w:bottom="1134" w:left="1134" w:header="709" w:footer="737" w:gutter="0"/>
       <w:pgNumType w:start="1"/>
@@ -16817,7 +17846,7 @@
 </file>
 
 <file path=word/endnotes.xml><?xml version="1.0" encoding="utf-8"?>
-<w:endnotes xmlns:wpc="http://schemas.microsoft.com/office/word/2010/wordprocessingCanvas" xmlns:cx="http://schemas.microsoft.com/office/drawing/2014/chartex" xmlns:cx1="http://schemas.microsoft.com/office/drawing/2015/9/8/chartex" xmlns:cx2="http://schemas.microsoft.com/office/drawing/2015/10/21/chartex" xmlns:cx3="http://schemas.microsoft.com/office/drawing/2016/5/9/chartex" xmlns:cx4="http://schemas.microsoft.com/office/drawing/2016/5/10/chartex" xmlns:cx5="http://schemas.microsoft.com/office/drawing/2016/5/11/chartex" xmlns:cx6="http://schemas.microsoft.com/office/drawing/2016/5/12/chartex" xmlns:cx7="http://schemas.microsoft.com/office/drawing/2016/5/13/chartex" xmlns:cx8="http://schemas.microsoft.com/office/drawing/2016/5/14/chartex" xmlns:mc="http://schemas.openxmlformats.org/markup-compatibility/2006" xmlns:aink="http://schemas.microsoft.com/office/drawing/2016/ink" xmlns:am3d="http://schemas.microsoft.com/office/drawing/2017/model3d" xmlns:o="urn:schemas-microsoft-com:office:office" xmlns:r="http://schemas.openxmlformats.org/officeDocument/2006/relationships" xmlns:m="http://schemas.openxmlformats.org/officeDocument/2006/math" xmlns:v="urn:schemas-microsoft-com:vml" xmlns:wp14="http://schemas.microsoft.com/office/word/2010/wordprocessingDrawing" xmlns:wp="http://schemas.openxmlformats.org/drawingml/2006/wordprocessingDrawing" xmlns:w10="urn:schemas-microsoft-com:office:word" xmlns:w="http://schemas.openxmlformats.org/wordprocessingml/2006/main" xmlns:w14="http://schemas.microsoft.com/office/word/2010/wordml" xmlns:w15="http://schemas.microsoft.com/office/word/2012/wordml" xmlns:w16cex="http://schemas.microsoft.com/office/word/2018/wordml/cex" xmlns:w16cid="http://schemas.microsoft.com/office/word/2016/wordml/cid" xmlns:w16="http://schemas.microsoft.com/office/word/2018/wordml" xmlns:w16sdtdh="http://schemas.microsoft.com/office/word/2020/wordml/sdtdatahash" xmlns:w16se="http://schemas.microsoft.com/office/word/2015/wordml/symex" xmlns:wpg="http://schemas.microsoft.com/office/word/2010/wordprocessingGroup" xmlns:wpi="http://schemas.microsoft.com/office/word/2010/wordprocessingInk" xmlns:wne="http://schemas.microsoft.com/office/word/2006/wordml" xmlns:wps="http://schemas.microsoft.com/office/word/2010/wordprocessingShape" mc:Ignorable="w14 w15 w16se w16cid w16 w16cex w16sdtdh wp14">
+<w:endnotes xmlns:wpc="http://schemas.microsoft.com/office/word/2010/wordprocessingCanvas" xmlns:cx="http://schemas.microsoft.com/office/drawing/2014/chartex" xmlns:cx1="http://schemas.microsoft.com/office/drawing/2015/9/8/chartex" xmlns:cx2="http://schemas.microsoft.com/office/drawing/2015/10/21/chartex" xmlns:cx3="http://schemas.microsoft.com/office/drawing/2016/5/9/chartex" xmlns:cx4="http://schemas.microsoft.com/office/drawing/2016/5/10/chartex" xmlns:cx5="http://schemas.microsoft.com/office/drawing/2016/5/11/chartex" xmlns:cx6="http://schemas.microsoft.com/office/drawing/2016/5/12/chartex" xmlns:cx7="http://schemas.microsoft.com/office/drawing/2016/5/13/chartex" xmlns:cx8="http://schemas.microsoft.com/office/drawing/2016/5/14/chartex" xmlns:mc="http://schemas.openxmlformats.org/markup-compatibility/2006" xmlns:aink="http://schemas.microsoft.com/office/drawing/2016/ink" xmlns:am3d="http://schemas.microsoft.com/office/drawing/2017/model3d" xmlns:o="urn:schemas-microsoft-com:office:office" xmlns:r="http://schemas.openxmlformats.org/officeDocument/2006/relationships" xmlns:m="http://schemas.openxmlformats.org/officeDocument/2006/math" xmlns:v="urn:schemas-microsoft-com:vml" xmlns:wp14="http://schemas.microsoft.com/office/word/2010/wordprocessingDrawing" xmlns:wp="http://schemas.openxmlformats.org/drawingml/2006/wordprocessingDrawing" xmlns:w10="urn:schemas-microsoft-com:office:word" xmlns:w="http://schemas.openxmlformats.org/wordprocessingml/2006/main" xmlns:w14="http://schemas.microsoft.com/office/word/2010/wordml" xmlns:w15="http://schemas.microsoft.com/office/word/2012/wordml" xmlns:w16cid="http://schemas.microsoft.com/office/word/2016/wordml/cid" xmlns:w16se="http://schemas.microsoft.com/office/word/2015/wordml/symex" xmlns:wpg="http://schemas.microsoft.com/office/word/2010/wordprocessingGroup" xmlns:wpi="http://schemas.microsoft.com/office/word/2010/wordprocessingInk" xmlns:wne="http://schemas.microsoft.com/office/word/2006/wordml" xmlns:wps="http://schemas.microsoft.com/office/word/2010/wordprocessingShape" mc:Ignorable="w14 w15 w16se w16cid wp14">
   <w:endnote w:type="separator" w:id="-1">
     <w:p>
       <w:pPr>
@@ -16842,7 +17871,7 @@
 </file>
 
 <file path=word/footer1.xml><?xml version="1.0" encoding="utf-8"?>
-<w:ftr xmlns:wpc="http://schemas.microsoft.com/office/word/2010/wordprocessingCanvas" xmlns:cx="http://schemas.microsoft.com/office/drawing/2014/chartex" xmlns:cx1="http://schemas.microsoft.com/office/drawing/2015/9/8/chartex" xmlns:cx2="http://schemas.microsoft.com/office/drawing/2015/10/21/chartex" xmlns:cx3="http://schemas.microsoft.com/office/drawing/2016/5/9/chartex" xmlns:cx4="http://schemas.microsoft.com/office/drawing/2016/5/10/chartex" xmlns:cx5="http://schemas.microsoft.com/office/drawing/2016/5/11/chartex" xmlns:cx6="http://schemas.microsoft.com/office/drawing/2016/5/12/chartex" xmlns:cx7="http://schemas.microsoft.com/office/drawing/2016/5/13/chartex" xmlns:cx8="http://schemas.microsoft.com/office/drawing/2016/5/14/chartex" xmlns:mc="http://schemas.openxmlformats.org/markup-compatibility/2006" xmlns:aink="http://schemas.microsoft.com/office/drawing/2016/ink" xmlns:am3d="http://schemas.microsoft.com/office/drawing/2017/model3d" xmlns:o="urn:schemas-microsoft-com:office:office" xmlns:r="http://schemas.openxmlformats.org/officeDocument/2006/relationships" xmlns:m="http://schemas.openxmlformats.org/officeDocument/2006/math" xmlns:v="urn:schemas-microsoft-com:vml" xmlns:wp14="http://schemas.microsoft.com/office/word/2010/wordprocessingDrawing" xmlns:wp="http://schemas.openxmlformats.org/drawingml/2006/wordprocessingDrawing" xmlns:w10="urn:schemas-microsoft-com:office:word" xmlns:w="http://schemas.openxmlformats.org/wordprocessingml/2006/main" xmlns:w14="http://schemas.microsoft.com/office/word/2010/wordml" xmlns:w15="http://schemas.microsoft.com/office/word/2012/wordml" xmlns:w16cex="http://schemas.microsoft.com/office/word/2018/wordml/cex" xmlns:w16cid="http://schemas.microsoft.com/office/word/2016/wordml/cid" xmlns:w16="http://schemas.microsoft.com/office/word/2018/wordml" xmlns:w16sdtdh="http://schemas.microsoft.com/office/word/2020/wordml/sdtdatahash" xmlns:w16se="http://schemas.microsoft.com/office/word/2015/wordml/symex" xmlns:wpg="http://schemas.microsoft.com/office/word/2010/wordprocessingGroup" xmlns:wpi="http://schemas.microsoft.com/office/word/2010/wordprocessingInk" xmlns:wne="http://schemas.microsoft.com/office/word/2006/wordml" xmlns:wps="http://schemas.microsoft.com/office/word/2010/wordprocessingShape" mc:Ignorable="w14 w15 w16se w16cid w16 w16cex w16sdtdh wp14">
+<w:ftr xmlns:wpc="http://schemas.microsoft.com/office/word/2010/wordprocessingCanvas" xmlns:cx="http://schemas.microsoft.com/office/drawing/2014/chartex" xmlns:cx1="http://schemas.microsoft.com/office/drawing/2015/9/8/chartex" xmlns:cx2="http://schemas.microsoft.com/office/drawing/2015/10/21/chartex" xmlns:cx3="http://schemas.microsoft.com/office/drawing/2016/5/9/chartex" xmlns:cx4="http://schemas.microsoft.com/office/drawing/2016/5/10/chartex" xmlns:cx5="http://schemas.microsoft.com/office/drawing/2016/5/11/chartex" xmlns:cx6="http://schemas.microsoft.com/office/drawing/2016/5/12/chartex" xmlns:cx7="http://schemas.microsoft.com/office/drawing/2016/5/13/chartex" xmlns:cx8="http://schemas.microsoft.com/office/drawing/2016/5/14/chartex" xmlns:mc="http://schemas.openxmlformats.org/markup-compatibility/2006" xmlns:aink="http://schemas.microsoft.com/office/drawing/2016/ink" xmlns:am3d="http://schemas.microsoft.com/office/drawing/2017/model3d" xmlns:o="urn:schemas-microsoft-com:office:office" xmlns:r="http://schemas.openxmlformats.org/officeDocument/2006/relationships" xmlns:m="http://schemas.openxmlformats.org/officeDocument/2006/math" xmlns:v="urn:schemas-microsoft-com:vml" xmlns:wp14="http://schemas.microsoft.com/office/word/2010/wordprocessingDrawing" xmlns:wp="http://schemas.openxmlformats.org/drawingml/2006/wordprocessingDrawing" xmlns:w10="urn:schemas-microsoft-com:office:word" xmlns:w="http://schemas.openxmlformats.org/wordprocessingml/2006/main" xmlns:w14="http://schemas.microsoft.com/office/word/2010/wordml" xmlns:w15="http://schemas.microsoft.com/office/word/2012/wordml" xmlns:w16cid="http://schemas.microsoft.com/office/word/2016/wordml/cid" xmlns:w16se="http://schemas.microsoft.com/office/word/2015/wordml/symex" xmlns:wpg="http://schemas.microsoft.com/office/word/2010/wordprocessingGroup" xmlns:wpi="http://schemas.microsoft.com/office/word/2010/wordprocessingInk" xmlns:wne="http://schemas.microsoft.com/office/word/2006/wordml" xmlns:wps="http://schemas.microsoft.com/office/word/2010/wordprocessingShape" mc:Ignorable="w14 w15 w16se w16cid wp14">
   <w:p>
     <w:pPr>
       <w:pStyle w:val="Piedepgina"/>
@@ -16930,7 +17959,7 @@
               <v:stroke joinstyle="miter"/>
               <v:path gradientshapeok="t" o:connecttype="rect"/>
             </v:shapetype>
-            <v:shape id="Cuadro de texto 1" o:spid="_x0000_s1027" type="#_x0000_t202" style="position:absolute;left:0;text-align:left;margin-left:16.1pt;margin-top:.65pt;width:455.15pt;height:41.4pt;z-index:251658240;visibility:visible;mso-wrap-style:square;mso-width-percent:0;mso-height-percent:0;mso-wrap-distance-left:9pt;mso-wrap-distance-top:3.6pt;mso-wrap-distance-right:9pt;mso-wrap-distance-bottom:3.6pt;mso-position-horizontal:absolute;mso-position-horizontal-relative:text;mso-position-vertical:absolute;mso-position-vertical-relative:text;mso-width-percent:0;mso-height-percent:0;mso-width-relative:margin;mso-height-relative:margin;v-text-anchor:top" o:gfxdata="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" stroked="f">
+            <v:shape id="Cuadro de texto 1" o:spid="_x0000_s1027" type="#_x0000_t202" style="position:absolute;left:0;text-align:left;margin-left:16.1pt;margin-top:.65pt;width:455.15pt;height:41.4pt;z-index:251658240;visibility:visible;mso-wrap-style:square;mso-width-percent:0;mso-height-percent:0;mso-wrap-distance-left:9pt;mso-wrap-distance-top:3.6pt;mso-wrap-distance-right:9pt;mso-wrap-distance-bottom:3.6pt;mso-position-horizontal:absolute;mso-position-horizontal-relative:text;mso-position-vertical:absolute;mso-position-vertical-relative:text;mso-width-percent:0;mso-height-percent:0;mso-width-relative:margin;mso-height-relative:margin;v-text-anchor:top" o:gfxdata="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" stroked="f">
               <v:textbox>
                 <w:txbxContent>
                   <w:p>
@@ -16979,7 +18008,7 @@
 </file>
 
 <file path=word/footnotes.xml><?xml version="1.0" encoding="utf-8"?>
-<w:footnotes xmlns:wpc="http://schemas.microsoft.com/office/word/2010/wordprocessingCanvas" xmlns:cx="http://schemas.microsoft.com/office/drawing/2014/chartex" xmlns:cx1="http://schemas.microsoft.com/office/drawing/2015/9/8/chartex" xmlns:cx2="http://schemas.microsoft.com/office/drawing/2015/10/21/chartex" xmlns:cx3="http://schemas.microsoft.com/office/drawing/2016/5/9/chartex" xmlns:cx4="http://schemas.microsoft.com/office/drawing/2016/5/10/chartex" xmlns:cx5="http://schemas.microsoft.com/office/drawing/2016/5/11/chartex" xmlns:cx6="http://schemas.microsoft.com/office/drawing/2016/5/12/chartex" xmlns:cx7="http://schemas.microsoft.com/office/drawing/2016/5/13/chartex" xmlns:cx8="http://schemas.microsoft.com/office/drawing/2016/5/14/chartex" xmlns:mc="http://schemas.openxmlformats.org/markup-compatibility/2006" xmlns:aink="http://schemas.microsoft.com/office/drawing/2016/ink" xmlns:am3d="http://schemas.microsoft.com/office/drawing/2017/model3d" xmlns:o="urn:schemas-microsoft-com:office:office" xmlns:r="http://schemas.openxmlformats.org/officeDocument/2006/relationships" xmlns:m="http://schemas.openxmlformats.org/officeDocument/2006/math" xmlns:v="urn:schemas-microsoft-com:vml" xmlns:wp14="http://schemas.microsoft.com/office/word/2010/wordprocessingDrawing" xmlns:wp="http://schemas.openxmlformats.org/drawingml/2006/wordprocessingDrawing" xmlns:w10="urn:schemas-microsoft-com:office:word" xmlns:w="http://schemas.openxmlformats.org/wordprocessingml/2006/main" xmlns:w14="http://schemas.microsoft.com/office/word/2010/wordml" xmlns:w15="http://schemas.microsoft.com/office/word/2012/wordml" xmlns:w16cex="http://schemas.microsoft.com/office/word/2018/wordml/cex" xmlns:w16cid="http://schemas.microsoft.com/office/word/2016/wordml/cid" xmlns:w16="http://schemas.microsoft.com/office/word/2018/wordml" xmlns:w16sdtdh="http://schemas.microsoft.com/office/word/2020/wordml/sdtdatahash" xmlns:w16se="http://schemas.microsoft.com/office/word/2015/wordml/symex" xmlns:wpg="http://schemas.microsoft.com/office/word/2010/wordprocessingGroup" xmlns:wpi="http://schemas.microsoft.com/office/word/2010/wordprocessingInk" xmlns:wne="http://schemas.microsoft.com/office/word/2006/wordml" xmlns:wps="http://schemas.microsoft.com/office/word/2010/wordprocessingShape" mc:Ignorable="w14 w15 w16se w16cid w16 w16cex w16sdtdh wp14">
+<w:footnotes xmlns:wpc="http://schemas.microsoft.com/office/word/2010/wordprocessingCanvas" xmlns:cx="http://schemas.microsoft.com/office/drawing/2014/chartex" xmlns:cx1="http://schemas.microsoft.com/office/drawing/2015/9/8/chartex" xmlns:cx2="http://schemas.microsoft.com/office/drawing/2015/10/21/chartex" xmlns:cx3="http://schemas.microsoft.com/office/drawing/2016/5/9/chartex" xmlns:cx4="http://schemas.microsoft.com/office/drawing/2016/5/10/chartex" xmlns:cx5="http://schemas.microsoft.com/office/drawing/2016/5/11/chartex" xmlns:cx6="http://schemas.microsoft.com/office/drawing/2016/5/12/chartex" xmlns:cx7="http://schemas.microsoft.com/office/drawing/2016/5/13/chartex" xmlns:cx8="http://schemas.microsoft.com/office/drawing/2016/5/14/chartex" xmlns:mc="http://schemas.openxmlformats.org/markup-compatibility/2006" xmlns:aink="http://schemas.microsoft.com/office/drawing/2016/ink" xmlns:am3d="http://schemas.microsoft.com/office/drawing/2017/model3d" xmlns:o="urn:schemas-microsoft-com:office:office" xmlns:r="http://schemas.openxmlformats.org/officeDocument/2006/relationships" xmlns:m="http://schemas.openxmlformats.org/officeDocument/2006/math" xmlns:v="urn:schemas-microsoft-com:vml" xmlns:wp14="http://schemas.microsoft.com/office/word/2010/wordprocessingDrawing" xmlns:wp="http://schemas.openxmlformats.org/drawingml/2006/wordprocessingDrawing" xmlns:w10="urn:schemas-microsoft-com:office:word" xmlns:w="http://schemas.openxmlformats.org/wordprocessingml/2006/main" xmlns:w14="http://schemas.microsoft.com/office/word/2010/wordml" xmlns:w15="http://schemas.microsoft.com/office/word/2012/wordml" xmlns:w16cid="http://schemas.microsoft.com/office/word/2016/wordml/cid" xmlns:w16se="http://schemas.microsoft.com/office/word/2015/wordml/symex" xmlns:wpg="http://schemas.microsoft.com/office/word/2010/wordprocessingGroup" xmlns:wpi="http://schemas.microsoft.com/office/word/2010/wordprocessingInk" xmlns:wne="http://schemas.microsoft.com/office/word/2006/wordml" xmlns:wps="http://schemas.microsoft.com/office/word/2010/wordprocessingShape" mc:Ignorable="w14 w15 w16se w16cid wp14">
   <w:footnote w:type="separator" w:id="-1">
     <w:p>
       <w:pPr>
@@ -17004,7 +18033,7 @@
 </file>
 
 <file path=word/header1.xml><?xml version="1.0" encoding="utf-8"?>
-<w:hdr xmlns:wpc="http://schemas.microsoft.com/office/word/2010/wordprocessingCanvas" xmlns:cx="http://schemas.microsoft.com/office/drawing/2014/chartex" xmlns:cx1="http://schemas.microsoft.com/office/drawing/2015/9/8/chartex" xmlns:cx2="http://schemas.microsoft.com/office/drawing/2015/10/21/chartex" xmlns:cx3="http://schemas.microsoft.com/office/drawing/2016/5/9/chartex" xmlns:cx4="http://schemas.microsoft.com/office/drawing/2016/5/10/chartex" xmlns:cx5="http://schemas.microsoft.com/office/drawing/2016/5/11/chartex" xmlns:cx6="http://schemas.microsoft.com/office/drawing/2016/5/12/chartex" xmlns:cx7="http://schemas.microsoft.com/office/drawing/2016/5/13/chartex" xmlns:cx8="http://schemas.microsoft.com/office/drawing/2016/5/14/chartex" xmlns:mc="http://schemas.openxmlformats.org/markup-compatibility/2006" xmlns:aink="http://schemas.microsoft.com/office/drawing/2016/ink" xmlns:am3d="http://schemas.microsoft.com/office/drawing/2017/model3d" xmlns:o="urn:schemas-microsoft-com:office:office" xmlns:r="http://schemas.openxmlformats.org/officeDocument/2006/relationships" xmlns:m="http://schemas.openxmlformats.org/officeDocument/2006/math" xmlns:v="urn:schemas-microsoft-com:vml" xmlns:wp14="http://schemas.microsoft.com/office/word/2010/wordprocessingDrawing" xmlns:wp="http://schemas.openxmlformats.org/drawingml/2006/wordprocessingDrawing" xmlns:w10="urn:schemas-microsoft-com:office:word" xmlns:w="http://schemas.openxmlformats.org/wordprocessingml/2006/main" xmlns:w14="http://schemas.microsoft.com/office/word/2010/wordml" xmlns:w15="http://schemas.microsoft.com/office/word/2012/wordml" xmlns:w16cex="http://schemas.microsoft.com/office/word/2018/wordml/cex" xmlns:w16cid="http://schemas.microsoft.com/office/word/2016/wordml/cid" xmlns:w16="http://schemas.microsoft.com/office/word/2018/wordml" xmlns:w16sdtdh="http://schemas.microsoft.com/office/word/2020/wordml/sdtdatahash" xmlns:w16se="http://schemas.microsoft.com/office/word/2015/wordml/symex" xmlns:wpg="http://schemas.microsoft.com/office/word/2010/wordprocessingGroup" xmlns:wpi="http://schemas.microsoft.com/office/word/2010/wordprocessingInk" xmlns:wne="http://schemas.microsoft.com/office/word/2006/wordml" xmlns:wps="http://schemas.microsoft.com/office/word/2010/wordprocessingShape" mc:Ignorable="w14 w15 w16se w16cid w16 w16cex w16sdtdh wp14">
+<w:hdr xmlns:wpc="http://schemas.microsoft.com/office/word/2010/wordprocessingCanvas" xmlns:cx="http://schemas.microsoft.com/office/drawing/2014/chartex" xmlns:cx1="http://schemas.microsoft.com/office/drawing/2015/9/8/chartex" xmlns:cx2="http://schemas.microsoft.com/office/drawing/2015/10/21/chartex" xmlns:cx3="http://schemas.microsoft.com/office/drawing/2016/5/9/chartex" xmlns:cx4="http://schemas.microsoft.com/office/drawing/2016/5/10/chartex" xmlns:cx5="http://schemas.microsoft.com/office/drawing/2016/5/11/chartex" xmlns:cx6="http://schemas.microsoft.com/office/drawing/2016/5/12/chartex" xmlns:cx7="http://schemas.microsoft.com/office/drawing/2016/5/13/chartex" xmlns:cx8="http://schemas.microsoft.com/office/drawing/2016/5/14/chartex" xmlns:mc="http://schemas.openxmlformats.org/markup-compatibility/2006" xmlns:aink="http://schemas.microsoft.com/office/drawing/2016/ink" xmlns:am3d="http://schemas.microsoft.com/office/drawing/2017/model3d" xmlns:o="urn:schemas-microsoft-com:office:office" xmlns:r="http://schemas.openxmlformats.org/officeDocument/2006/relationships" xmlns:m="http://schemas.openxmlformats.org/officeDocument/2006/math" xmlns:v="urn:schemas-microsoft-com:vml" xmlns:wp14="http://schemas.microsoft.com/office/word/2010/wordprocessingDrawing" xmlns:wp="http://schemas.openxmlformats.org/drawingml/2006/wordprocessingDrawing" xmlns:w10="urn:schemas-microsoft-com:office:word" xmlns:w="http://schemas.openxmlformats.org/wordprocessingml/2006/main" xmlns:w14="http://schemas.microsoft.com/office/word/2010/wordml" xmlns:w15="http://schemas.microsoft.com/office/word/2012/wordml" xmlns:w16cid="http://schemas.microsoft.com/office/word/2016/wordml/cid" xmlns:w16se="http://schemas.microsoft.com/office/word/2015/wordml/symex" xmlns:wpg="http://schemas.microsoft.com/office/word/2010/wordprocessingGroup" xmlns:wpi="http://schemas.microsoft.com/office/word/2010/wordprocessingInk" xmlns:wne="http://schemas.microsoft.com/office/word/2006/wordml" xmlns:wps="http://schemas.microsoft.com/office/word/2010/wordprocessingShape" mc:Ignorable="w14 w15 w16se w16cid wp14">
   <w:p>
     <w:pPr>
       <w:pStyle w:val="Encabezado"/>
@@ -17076,7 +18105,7 @@
 </file>
 
 <file path=word/numbering.xml><?xml version="1.0" encoding="utf-8"?>
-<w:numbering xmlns:wpc="http://schemas.microsoft.com/office/word/2010/wordprocessingCanvas" xmlns:cx="http://schemas.microsoft.com/office/drawing/2014/chartex" xmlns:cx1="http://schemas.microsoft.com/office/drawing/2015/9/8/chartex" xmlns:cx2="http://schemas.microsoft.com/office/drawing/2015/10/21/chartex" xmlns:cx3="http://schemas.microsoft.com/office/drawing/2016/5/9/chartex" xmlns:cx4="http://schemas.microsoft.com/office/drawing/2016/5/10/chartex" xmlns:cx5="http://schemas.microsoft.com/office/drawing/2016/5/11/chartex" xmlns:cx6="http://schemas.microsoft.com/office/drawing/2016/5/12/chartex" xmlns:cx7="http://schemas.microsoft.com/office/drawing/2016/5/13/chartex" xmlns:cx8="http://schemas.microsoft.com/office/drawing/2016/5/14/chartex" xmlns:mc="http://schemas.openxmlformats.org/markup-compatibility/2006" xmlns:aink="http://schemas.microsoft.com/office/drawing/2016/ink" xmlns:am3d="http://schemas.microsoft.com/office/drawing/2017/model3d" xmlns:o="urn:schemas-microsoft-com:office:office" xmlns:r="http://schemas.openxmlformats.org/officeDocument/2006/relationships" xmlns:m="http://schemas.openxmlformats.org/officeDocument/2006/math" xmlns:v="urn:schemas-microsoft-com:vml" xmlns:wp14="http://schemas.microsoft.com/office/word/2010/wordprocessingDrawing" xmlns:wp="http://schemas.openxmlformats.org/drawingml/2006/wordprocessingDrawing" xmlns:w10="urn:schemas-microsoft-com:office:word" xmlns:w="http://schemas.openxmlformats.org/wordprocessingml/2006/main" xmlns:w14="http://schemas.microsoft.com/office/word/2010/wordml" xmlns:w15="http://schemas.microsoft.com/office/word/2012/wordml" xmlns:w16cex="http://schemas.microsoft.com/office/word/2018/wordml/cex" xmlns:w16cid="http://schemas.microsoft.com/office/word/2016/wordml/cid" xmlns:w16="http://schemas.microsoft.com/office/word/2018/wordml" xmlns:w16sdtdh="http://schemas.microsoft.com/office/word/2020/wordml/sdtdatahash" xmlns:w16se="http://schemas.microsoft.com/office/word/2015/wordml/symex" xmlns:wpg="http://schemas.microsoft.com/office/word/2010/wordprocessingGroup" xmlns:wpi="http://schemas.microsoft.com/office/word/2010/wordprocessingInk" xmlns:wne="http://schemas.microsoft.com/office/word/2006/wordml" xmlns:wps="http://schemas.microsoft.com/office/word/2010/wordprocessingShape" mc:Ignorable="w14 w15 w16se w16cid w16 w16cex w16sdtdh wp14">
+<w:numbering xmlns:wpc="http://schemas.microsoft.com/office/word/2010/wordprocessingCanvas" xmlns:cx="http://schemas.microsoft.com/office/drawing/2014/chartex" xmlns:cx1="http://schemas.microsoft.com/office/drawing/2015/9/8/chartex" xmlns:cx2="http://schemas.microsoft.com/office/drawing/2015/10/21/chartex" xmlns:cx3="http://schemas.microsoft.com/office/drawing/2016/5/9/chartex" xmlns:cx4="http://schemas.microsoft.com/office/drawing/2016/5/10/chartex" xmlns:cx5="http://schemas.microsoft.com/office/drawing/2016/5/11/chartex" xmlns:cx6="http://schemas.microsoft.com/office/drawing/2016/5/12/chartex" xmlns:cx7="http://schemas.microsoft.com/office/drawing/2016/5/13/chartex" xmlns:cx8="http://schemas.microsoft.com/office/drawing/2016/5/14/chartex" xmlns:mc="http://schemas.openxmlformats.org/markup-compatibility/2006" xmlns:aink="http://schemas.microsoft.com/office/drawing/2016/ink" xmlns:am3d="http://schemas.microsoft.com/office/drawing/2017/model3d" xmlns:o="urn:schemas-microsoft-com:office:office" xmlns:r="http://schemas.openxmlformats.org/officeDocument/2006/relationships" xmlns:m="http://schemas.openxmlformats.org/officeDocument/2006/math" xmlns:v="urn:schemas-microsoft-com:vml" xmlns:wp14="http://schemas.microsoft.com/office/word/2010/wordprocessingDrawing" xmlns:wp="http://schemas.openxmlformats.org/drawingml/2006/wordprocessingDrawing" xmlns:w10="urn:schemas-microsoft-com:office:word" xmlns:w="http://schemas.openxmlformats.org/wordprocessingml/2006/main" xmlns:w14="http://schemas.microsoft.com/office/word/2010/wordml" xmlns:w15="http://schemas.microsoft.com/office/word/2012/wordml" xmlns:w16cid="http://schemas.microsoft.com/office/word/2016/wordml/cid" xmlns:w16se="http://schemas.microsoft.com/office/word/2015/wordml/symex" xmlns:wpg="http://schemas.microsoft.com/office/word/2010/wordprocessingGroup" xmlns:wpi="http://schemas.microsoft.com/office/word/2010/wordprocessingInk" xmlns:wne="http://schemas.microsoft.com/office/word/2006/wordml" xmlns:wps="http://schemas.microsoft.com/office/word/2010/wordprocessingShape" mc:Ignorable="w14 w15 w16se w16cid wp14">
   <w:abstractNum w:abstractNumId="0" w15:restartNumberingAfterBreak="0">
     <w:nsid w:val="FFFFFF89"/>
     <w:multiLevelType w:val="singleLevel"/>
@@ -17101,8 +18130,8 @@
   <w:abstractNum w:abstractNumId="1" w15:restartNumberingAfterBreak="0">
     <w:nsid w:val="037C520B"/>
     <w:multiLevelType w:val="hybridMultilevel"/>
-    <w:tmpl w:val="91B0B35A"/>
-    <w:lvl w:ilvl="0" w:tplc="240A0015">
+    <w:tmpl w:val="8F702726"/>
+    <w:lvl w:ilvl="0" w:tplc="68E4893E">
       <w:start w:val="1"/>
       <w:numFmt w:val="upperLetter"/>
       <w:lvlText w:val="%1."/>
@@ -17110,6 +18139,9 @@
       <w:pPr>
         <w:ind w:left="1429" w:hanging="360"/>
       </w:pPr>
+      <w:rPr>
+        <w:b/>
+      </w:rPr>
     </w:lvl>
     <w:lvl w:ilvl="1" w:tplc="240A0019" w:tentative="1">
       <w:start w:val="1"/>
@@ -17390,7 +18422,7 @@
   <w:abstractNum w:abstractNumId="4" w15:restartNumberingAfterBreak="0">
     <w:nsid w:val="0A09243B"/>
     <w:multiLevelType w:val="hybridMultilevel"/>
-    <w:tmpl w:val="56D6B70A"/>
+    <w:tmpl w:val="66C043D2"/>
     <w:lvl w:ilvl="0" w:tplc="240A0003">
       <w:start w:val="1"/>
       <w:numFmt w:val="bullet"/>
@@ -17403,16 +18435,16 @@
         <w:rFonts w:ascii="Courier New" w:hAnsi="Courier New" w:cs="Courier New" w:hint="default"/>
       </w:rPr>
     </w:lvl>
-    <w:lvl w:ilvl="1" w:tplc="240A0003" w:tentative="1">
-      <w:start w:val="1"/>
-      <w:numFmt w:val="bullet"/>
-      <w:lvlText w:val="o"/>
+    <w:lvl w:ilvl="1" w:tplc="240A0005">
+      <w:start w:val="1"/>
+      <w:numFmt w:val="bullet"/>
+      <w:lvlText w:val=""/>
       <w:lvlJc w:val="left"/>
       <w:pPr>
         <w:ind w:left="2496" w:hanging="360"/>
       </w:pPr>
       <w:rPr>
-        <w:rFonts w:ascii="Courier New" w:hAnsi="Courier New" w:cs="Courier New" w:hint="default"/>
+        <w:rFonts w:ascii="Wingdings" w:hAnsi="Wingdings" w:hint="default"/>
       </w:rPr>
     </w:lvl>
     <w:lvl w:ilvl="2" w:tplc="240A0005" w:tentative="1">
@@ -17957,7 +18989,7 @@
   <w:abstractNum w:abstractNumId="9" w15:restartNumberingAfterBreak="0">
     <w:nsid w:val="16921157"/>
     <w:multiLevelType w:val="hybridMultilevel"/>
-    <w:tmpl w:val="C4E2BA02"/>
+    <w:tmpl w:val="0980EB14"/>
     <w:lvl w:ilvl="0" w:tplc="240A0001">
       <w:start w:val="1"/>
       <w:numFmt w:val="bullet"/>
@@ -17970,7 +19002,7 @@
         <w:rFonts w:ascii="Symbol" w:hAnsi="Symbol" w:hint="default"/>
       </w:rPr>
     </w:lvl>
-    <w:lvl w:ilvl="1" w:tplc="240A0003" w:tentative="1">
+    <w:lvl w:ilvl="1" w:tplc="240A0003">
       <w:start w:val="1"/>
       <w:numFmt w:val="bullet"/>
       <w:lvlText w:val="o"/>
@@ -18815,6 +19847,96 @@
     </w:lvl>
   </w:abstractNum>
   <w:abstractNum w:abstractNumId="17" w15:restartNumberingAfterBreak="0">
+    <w:nsid w:val="28452952"/>
+    <w:multiLevelType w:val="hybridMultilevel"/>
+    <w:tmpl w:val="B5785672"/>
+    <w:lvl w:ilvl="0" w:tplc="D0D40E64">
+      <w:start w:val="1"/>
+      <w:numFmt w:val="lowerLetter"/>
+      <w:lvlText w:val="%1."/>
+      <w:lvlJc w:val="left"/>
+      <w:pPr>
+        <w:ind w:left="2149" w:hanging="360"/>
+      </w:pPr>
+      <w:rPr>
+        <w:b/>
+        <w:bCs/>
+      </w:rPr>
+    </w:lvl>
+    <w:lvl w:ilvl="1" w:tplc="240A0019" w:tentative="1">
+      <w:start w:val="1"/>
+      <w:numFmt w:val="lowerLetter"/>
+      <w:lvlText w:val="%2."/>
+      <w:lvlJc w:val="left"/>
+      <w:pPr>
+        <w:ind w:left="2869" w:hanging="360"/>
+      </w:pPr>
+    </w:lvl>
+    <w:lvl w:ilvl="2" w:tplc="240A001B" w:tentative="1">
+      <w:start w:val="1"/>
+      <w:numFmt w:val="lowerRoman"/>
+      <w:lvlText w:val="%3."/>
+      <w:lvlJc w:val="right"/>
+      <w:pPr>
+        <w:ind w:left="3589" w:hanging="180"/>
+      </w:pPr>
+    </w:lvl>
+    <w:lvl w:ilvl="3" w:tplc="240A000F" w:tentative="1">
+      <w:start w:val="1"/>
+      <w:numFmt w:val="decimal"/>
+      <w:lvlText w:val="%4."/>
+      <w:lvlJc w:val="left"/>
+      <w:pPr>
+        <w:ind w:left="4309" w:hanging="360"/>
+      </w:pPr>
+    </w:lvl>
+    <w:lvl w:ilvl="4" w:tplc="240A0019" w:tentative="1">
+      <w:start w:val="1"/>
+      <w:numFmt w:val="lowerLetter"/>
+      <w:lvlText w:val="%5."/>
+      <w:lvlJc w:val="left"/>
+      <w:pPr>
+        <w:ind w:left="5029" w:hanging="360"/>
+      </w:pPr>
+    </w:lvl>
+    <w:lvl w:ilvl="5" w:tplc="240A001B" w:tentative="1">
+      <w:start w:val="1"/>
+      <w:numFmt w:val="lowerRoman"/>
+      <w:lvlText w:val="%6."/>
+      <w:lvlJc w:val="right"/>
+      <w:pPr>
+        <w:ind w:left="5749" w:hanging="180"/>
+      </w:pPr>
+    </w:lvl>
+    <w:lvl w:ilvl="6" w:tplc="240A000F" w:tentative="1">
+      <w:start w:val="1"/>
+      <w:numFmt w:val="decimal"/>
+      <w:lvlText w:val="%7."/>
+      <w:lvlJc w:val="left"/>
+      <w:pPr>
+        <w:ind w:left="6469" w:hanging="360"/>
+      </w:pPr>
+    </w:lvl>
+    <w:lvl w:ilvl="7" w:tplc="240A0019" w:tentative="1">
+      <w:start w:val="1"/>
+      <w:numFmt w:val="lowerLetter"/>
+      <w:lvlText w:val="%8."/>
+      <w:lvlJc w:val="left"/>
+      <w:pPr>
+        <w:ind w:left="7189" w:hanging="360"/>
+      </w:pPr>
+    </w:lvl>
+    <w:lvl w:ilvl="8" w:tplc="240A001B" w:tentative="1">
+      <w:start w:val="1"/>
+      <w:numFmt w:val="lowerRoman"/>
+      <w:lvlText w:val="%9."/>
+      <w:lvlJc w:val="right"/>
+      <w:pPr>
+        <w:ind w:left="7909" w:hanging="180"/>
+      </w:pPr>
+    </w:lvl>
+  </w:abstractNum>
+  <w:abstractNum w:abstractNumId="18" w15:restartNumberingAfterBreak="0">
     <w:nsid w:val="293B70CC"/>
     <w:multiLevelType w:val="hybridMultilevel"/>
     <w:tmpl w:val="1CBC9DB0"/>
@@ -18927,7 +20049,120 @@
       </w:rPr>
     </w:lvl>
   </w:abstractNum>
-  <w:abstractNum w:abstractNumId="18" w15:restartNumberingAfterBreak="0">
+  <w:abstractNum w:abstractNumId="19" w15:restartNumberingAfterBreak="0">
+    <w:nsid w:val="31536BB2"/>
+    <w:multiLevelType w:val="hybridMultilevel"/>
+    <w:tmpl w:val="A26C77AA"/>
+    <w:lvl w:ilvl="0" w:tplc="240A0001">
+      <w:start w:val="1"/>
+      <w:numFmt w:val="bullet"/>
+      <w:lvlText w:val=""/>
+      <w:lvlJc w:val="left"/>
+      <w:pPr>
+        <w:ind w:left="1429" w:hanging="360"/>
+      </w:pPr>
+      <w:rPr>
+        <w:rFonts w:ascii="Symbol" w:hAnsi="Symbol" w:hint="default"/>
+      </w:rPr>
+    </w:lvl>
+    <w:lvl w:ilvl="1" w:tplc="240A0003" w:tentative="1">
+      <w:start w:val="1"/>
+      <w:numFmt w:val="bullet"/>
+      <w:lvlText w:val="o"/>
+      <w:lvlJc w:val="left"/>
+      <w:pPr>
+        <w:ind w:left="2149" w:hanging="360"/>
+      </w:pPr>
+      <w:rPr>
+        <w:rFonts w:ascii="Courier New" w:hAnsi="Courier New" w:cs="Courier New" w:hint="default"/>
+      </w:rPr>
+    </w:lvl>
+    <w:lvl w:ilvl="2" w:tplc="240A0005" w:tentative="1">
+      <w:start w:val="1"/>
+      <w:numFmt w:val="bullet"/>
+      <w:lvlText w:val=""/>
+      <w:lvlJc w:val="left"/>
+      <w:pPr>
+        <w:ind w:left="2869" w:hanging="360"/>
+      </w:pPr>
+      <w:rPr>
+        <w:rFonts w:ascii="Wingdings" w:hAnsi="Wingdings" w:hint="default"/>
+      </w:rPr>
+    </w:lvl>
+    <w:lvl w:ilvl="3" w:tplc="240A0001" w:tentative="1">
+      <w:start w:val="1"/>
+      <w:numFmt w:val="bullet"/>
+      <w:lvlText w:val=""/>
+      <w:lvlJc w:val="left"/>
+      <w:pPr>
+        <w:ind w:left="3589" w:hanging="360"/>
+      </w:pPr>
+      <w:rPr>
+        <w:rFonts w:ascii="Symbol" w:hAnsi="Symbol" w:hint="default"/>
+      </w:rPr>
+    </w:lvl>
+    <w:lvl w:ilvl="4" w:tplc="240A0003" w:tentative="1">
+      <w:start w:val="1"/>
+      <w:numFmt w:val="bullet"/>
+      <w:lvlText w:val="o"/>
+      <w:lvlJc w:val="left"/>
+      <w:pPr>
+        <w:ind w:left="4309" w:hanging="360"/>
+      </w:pPr>
+      <w:rPr>
+        <w:rFonts w:ascii="Courier New" w:hAnsi="Courier New" w:cs="Courier New" w:hint="default"/>
+      </w:rPr>
+    </w:lvl>
+    <w:lvl w:ilvl="5" w:tplc="240A0005" w:tentative="1">
+      <w:start w:val="1"/>
+      <w:numFmt w:val="bullet"/>
+      <w:lvlText w:val=""/>
+      <w:lvlJc w:val="left"/>
+      <w:pPr>
+        <w:ind w:left="5029" w:hanging="360"/>
+      </w:pPr>
+      <w:rPr>
+        <w:rFonts w:ascii="Wingdings" w:hAnsi="Wingdings" w:hint="default"/>
+      </w:rPr>
+    </w:lvl>
+    <w:lvl w:ilvl="6" w:tplc="240A0001" w:tentative="1">
+      <w:start w:val="1"/>
+      <w:numFmt w:val="bullet"/>
+      <w:lvlText w:val=""/>
+      <w:lvlJc w:val="left"/>
+      <w:pPr>
+        <w:ind w:left="5749" w:hanging="360"/>
+      </w:pPr>
+      <w:rPr>
+        <w:rFonts w:ascii="Symbol" w:hAnsi="Symbol" w:hint="default"/>
+      </w:rPr>
+    </w:lvl>
+    <w:lvl w:ilvl="7" w:tplc="240A0003" w:tentative="1">
+      <w:start w:val="1"/>
+      <w:numFmt w:val="bullet"/>
+      <w:lvlText w:val="o"/>
+      <w:lvlJc w:val="left"/>
+      <w:pPr>
+        <w:ind w:left="6469" w:hanging="360"/>
+      </w:pPr>
+      <w:rPr>
+        <w:rFonts w:ascii="Courier New" w:hAnsi="Courier New" w:cs="Courier New" w:hint="default"/>
+      </w:rPr>
+    </w:lvl>
+    <w:lvl w:ilvl="8" w:tplc="240A0005" w:tentative="1">
+      <w:start w:val="1"/>
+      <w:numFmt w:val="bullet"/>
+      <w:lvlText w:val=""/>
+      <w:lvlJc w:val="left"/>
+      <w:pPr>
+        <w:ind w:left="7189" w:hanging="360"/>
+      </w:pPr>
+      <w:rPr>
+        <w:rFonts w:ascii="Wingdings" w:hAnsi="Wingdings" w:hint="default"/>
+      </w:rPr>
+    </w:lvl>
+  </w:abstractNum>
+  <w:abstractNum w:abstractNumId="20" w15:restartNumberingAfterBreak="0">
     <w:nsid w:val="368E176E"/>
     <w:multiLevelType w:val="hybridMultilevel"/>
     <w:tmpl w:val="BDF054FE"/>
@@ -19021,7 +20256,7 @@
       </w:pPr>
     </w:lvl>
   </w:abstractNum>
-  <w:abstractNum w:abstractNumId="19" w15:restartNumberingAfterBreak="0">
+  <w:abstractNum w:abstractNumId="21" w15:restartNumberingAfterBreak="0">
     <w:nsid w:val="3A0D4941"/>
     <w:multiLevelType w:val="hybridMultilevel"/>
     <w:tmpl w:val="09DA2E54"/>
@@ -19134,7 +20369,7 @@
       </w:rPr>
     </w:lvl>
   </w:abstractNum>
-  <w:abstractNum w:abstractNumId="20" w15:restartNumberingAfterBreak="0">
+  <w:abstractNum w:abstractNumId="22" w15:restartNumberingAfterBreak="0">
     <w:nsid w:val="3AF32A98"/>
     <w:multiLevelType w:val="hybridMultilevel"/>
     <w:tmpl w:val="7D547424"/>
@@ -19247,7 +20482,7 @@
       </w:rPr>
     </w:lvl>
   </w:abstractNum>
-  <w:abstractNum w:abstractNumId="21" w15:restartNumberingAfterBreak="0">
+  <w:abstractNum w:abstractNumId="23" w15:restartNumberingAfterBreak="0">
     <w:nsid w:val="3E0C21CA"/>
     <w:multiLevelType w:val="hybridMultilevel"/>
     <w:tmpl w:val="ED9C135E"/>
@@ -19360,7 +20595,7 @@
       </w:rPr>
     </w:lvl>
   </w:abstractNum>
-  <w:abstractNum w:abstractNumId="22" w15:restartNumberingAfterBreak="0">
+  <w:abstractNum w:abstractNumId="24" w15:restartNumberingAfterBreak="0">
     <w:nsid w:val="3F7663AC"/>
     <w:multiLevelType w:val="hybridMultilevel"/>
     <w:tmpl w:val="164A9C42"/>
@@ -19473,7 +20708,7 @@
       </w:rPr>
     </w:lvl>
   </w:abstractNum>
-  <w:abstractNum w:abstractNumId="23" w15:restartNumberingAfterBreak="0">
+  <w:abstractNum w:abstractNumId="25" w15:restartNumberingAfterBreak="0">
     <w:nsid w:val="4438580B"/>
     <w:multiLevelType w:val="hybridMultilevel"/>
     <w:tmpl w:val="0722FF90"/>
@@ -19586,7 +20821,7 @@
       </w:rPr>
     </w:lvl>
   </w:abstractNum>
-  <w:abstractNum w:abstractNumId="24" w15:restartNumberingAfterBreak="0">
+  <w:abstractNum w:abstractNumId="26" w15:restartNumberingAfterBreak="0">
     <w:nsid w:val="44FB05B7"/>
     <w:multiLevelType w:val="hybridMultilevel"/>
     <w:tmpl w:val="7A940408"/>
@@ -19699,7 +20934,7 @@
       </w:rPr>
     </w:lvl>
   </w:abstractNum>
-  <w:abstractNum w:abstractNumId="25" w15:restartNumberingAfterBreak="0">
+  <w:abstractNum w:abstractNumId="27" w15:restartNumberingAfterBreak="0">
     <w:nsid w:val="480D509D"/>
     <w:multiLevelType w:val="hybridMultilevel"/>
     <w:tmpl w:val="B1FCAD18"/>
@@ -19812,7 +21047,7 @@
       </w:rPr>
     </w:lvl>
   </w:abstractNum>
-  <w:abstractNum w:abstractNumId="26" w15:restartNumberingAfterBreak="0">
+  <w:abstractNum w:abstractNumId="28" w15:restartNumberingAfterBreak="0">
     <w:nsid w:val="4A206C16"/>
     <w:multiLevelType w:val="hybridMultilevel"/>
     <w:tmpl w:val="D08C1E38"/>
@@ -19925,7 +21160,7 @@
       </w:rPr>
     </w:lvl>
   </w:abstractNum>
-  <w:abstractNum w:abstractNumId="27" w15:restartNumberingAfterBreak="0">
+  <w:abstractNum w:abstractNumId="29" w15:restartNumberingAfterBreak="0">
     <w:nsid w:val="4D22590E"/>
     <w:multiLevelType w:val="hybridMultilevel"/>
     <w:tmpl w:val="7F6E2F92"/>
@@ -20038,7 +21273,7 @@
       </w:rPr>
     </w:lvl>
   </w:abstractNum>
-  <w:abstractNum w:abstractNumId="28" w15:restartNumberingAfterBreak="0">
+  <w:abstractNum w:abstractNumId="30" w15:restartNumberingAfterBreak="0">
     <w:nsid w:val="4EBE1EF6"/>
     <w:multiLevelType w:val="hybridMultilevel"/>
     <w:tmpl w:val="F6A60586"/>
@@ -20131,7 +21366,7 @@
       </w:pPr>
     </w:lvl>
   </w:abstractNum>
-  <w:abstractNum w:abstractNumId="29" w15:restartNumberingAfterBreak="0">
+  <w:abstractNum w:abstractNumId="31" w15:restartNumberingAfterBreak="0">
     <w:nsid w:val="507F53B3"/>
     <w:multiLevelType w:val="hybridMultilevel"/>
     <w:tmpl w:val="8BA6F008"/>
@@ -20246,7 +21481,7 @@
       </w:rPr>
     </w:lvl>
   </w:abstractNum>
-  <w:abstractNum w:abstractNumId="30" w15:restartNumberingAfterBreak="0">
+  <w:abstractNum w:abstractNumId="32" w15:restartNumberingAfterBreak="0">
     <w:nsid w:val="51516696"/>
     <w:multiLevelType w:val="hybridMultilevel"/>
     <w:tmpl w:val="CBB6A42E"/>
@@ -20359,7 +21594,7 @@
       </w:rPr>
     </w:lvl>
   </w:abstractNum>
-  <w:abstractNum w:abstractNumId="31" w15:restartNumberingAfterBreak="0">
+  <w:abstractNum w:abstractNumId="33" w15:restartNumberingAfterBreak="0">
     <w:nsid w:val="53344BD6"/>
     <w:multiLevelType w:val="hybridMultilevel"/>
     <w:tmpl w:val="412A3A26"/>
@@ -20472,7 +21707,7 @@
       </w:rPr>
     </w:lvl>
   </w:abstractNum>
-  <w:abstractNum w:abstractNumId="32" w15:restartNumberingAfterBreak="0">
+  <w:abstractNum w:abstractNumId="34" w15:restartNumberingAfterBreak="0">
     <w:nsid w:val="58A15127"/>
     <w:multiLevelType w:val="hybridMultilevel"/>
     <w:tmpl w:val="A93A879A"/>
@@ -20585,7 +21820,7 @@
       </w:rPr>
     </w:lvl>
   </w:abstractNum>
-  <w:abstractNum w:abstractNumId="33" w15:restartNumberingAfterBreak="0">
+  <w:abstractNum w:abstractNumId="35" w15:restartNumberingAfterBreak="0">
     <w:nsid w:val="5BE660E7"/>
     <w:multiLevelType w:val="hybridMultilevel"/>
     <w:tmpl w:val="0E845A9E"/>
@@ -20698,7 +21933,7 @@
       </w:rPr>
     </w:lvl>
   </w:abstractNum>
-  <w:abstractNum w:abstractNumId="34" w15:restartNumberingAfterBreak="0">
+  <w:abstractNum w:abstractNumId="36" w15:restartNumberingAfterBreak="0">
     <w:nsid w:val="5CA440FE"/>
     <w:multiLevelType w:val="hybridMultilevel"/>
     <w:tmpl w:val="0CC67650"/>
@@ -20811,7 +22046,7 @@
       </w:rPr>
     </w:lvl>
   </w:abstractNum>
-  <w:abstractNum w:abstractNumId="35" w15:restartNumberingAfterBreak="0">
+  <w:abstractNum w:abstractNumId="37" w15:restartNumberingAfterBreak="0">
     <w:nsid w:val="5E523CE3"/>
     <w:multiLevelType w:val="hybridMultilevel"/>
     <w:tmpl w:val="FBCEB3D4"/>
@@ -20924,7 +22159,7 @@
       </w:rPr>
     </w:lvl>
   </w:abstractNum>
-  <w:abstractNum w:abstractNumId="36" w15:restartNumberingAfterBreak="0">
+  <w:abstractNum w:abstractNumId="38" w15:restartNumberingAfterBreak="0">
     <w:nsid w:val="5F4E0254"/>
     <w:multiLevelType w:val="hybridMultilevel"/>
     <w:tmpl w:val="4FB090D8"/>
@@ -21039,7 +22274,120 @@
       </w:rPr>
     </w:lvl>
   </w:abstractNum>
-  <w:abstractNum w:abstractNumId="37" w15:restartNumberingAfterBreak="0">
+  <w:abstractNum w:abstractNumId="39" w15:restartNumberingAfterBreak="0">
+    <w:nsid w:val="67586106"/>
+    <w:multiLevelType w:val="hybridMultilevel"/>
+    <w:tmpl w:val="F724D280"/>
+    <w:lvl w:ilvl="0" w:tplc="240A0005">
+      <w:start w:val="1"/>
+      <w:numFmt w:val="bullet"/>
+      <w:lvlText w:val=""/>
+      <w:lvlJc w:val="left"/>
+      <w:pPr>
+        <w:ind w:left="2496" w:hanging="360"/>
+      </w:pPr>
+      <w:rPr>
+        <w:rFonts w:ascii="Wingdings" w:hAnsi="Wingdings" w:hint="default"/>
+      </w:rPr>
+    </w:lvl>
+    <w:lvl w:ilvl="1" w:tplc="240A0003" w:tentative="1">
+      <w:start w:val="1"/>
+      <w:numFmt w:val="bullet"/>
+      <w:lvlText w:val="o"/>
+      <w:lvlJc w:val="left"/>
+      <w:pPr>
+        <w:ind w:left="3216" w:hanging="360"/>
+      </w:pPr>
+      <w:rPr>
+        <w:rFonts w:ascii="Courier New" w:hAnsi="Courier New" w:cs="Courier New" w:hint="default"/>
+      </w:rPr>
+    </w:lvl>
+    <w:lvl w:ilvl="2" w:tplc="240A0005" w:tentative="1">
+      <w:start w:val="1"/>
+      <w:numFmt w:val="bullet"/>
+      <w:lvlText w:val=""/>
+      <w:lvlJc w:val="left"/>
+      <w:pPr>
+        <w:ind w:left="3936" w:hanging="360"/>
+      </w:pPr>
+      <w:rPr>
+        <w:rFonts w:ascii="Wingdings" w:hAnsi="Wingdings" w:hint="default"/>
+      </w:rPr>
+    </w:lvl>
+    <w:lvl w:ilvl="3" w:tplc="240A0001" w:tentative="1">
+      <w:start w:val="1"/>
+      <w:numFmt w:val="bullet"/>
+      <w:lvlText w:val=""/>
+      <w:lvlJc w:val="left"/>
+      <w:pPr>
+        <w:ind w:left="4656" w:hanging="360"/>
+      </w:pPr>
+      <w:rPr>
+        <w:rFonts w:ascii="Symbol" w:hAnsi="Symbol" w:hint="default"/>
+      </w:rPr>
+    </w:lvl>
+    <w:lvl w:ilvl="4" w:tplc="240A0003" w:tentative="1">
+      <w:start w:val="1"/>
+      <w:numFmt w:val="bullet"/>
+      <w:lvlText w:val="o"/>
+      <w:lvlJc w:val="left"/>
+      <w:pPr>
+        <w:ind w:left="5376" w:hanging="360"/>
+      </w:pPr>
+      <w:rPr>
+        <w:rFonts w:ascii="Courier New" w:hAnsi="Courier New" w:cs="Courier New" w:hint="default"/>
+      </w:rPr>
+    </w:lvl>
+    <w:lvl w:ilvl="5" w:tplc="240A0005" w:tentative="1">
+      <w:start w:val="1"/>
+      <w:numFmt w:val="bullet"/>
+      <w:lvlText w:val=""/>
+      <w:lvlJc w:val="left"/>
+      <w:pPr>
+        <w:ind w:left="6096" w:hanging="360"/>
+      </w:pPr>
+      <w:rPr>
+        <w:rFonts w:ascii="Wingdings" w:hAnsi="Wingdings" w:hint="default"/>
+      </w:rPr>
+    </w:lvl>
+    <w:lvl w:ilvl="6" w:tplc="240A0001" w:tentative="1">
+      <w:start w:val="1"/>
+      <w:numFmt w:val="bullet"/>
+      <w:lvlText w:val=""/>
+      <w:lvlJc w:val="left"/>
+      <w:pPr>
+        <w:ind w:left="6816" w:hanging="360"/>
+      </w:pPr>
+      <w:rPr>
+        <w:rFonts w:ascii="Symbol" w:hAnsi="Symbol" w:hint="default"/>
+      </w:rPr>
+    </w:lvl>
+    <w:lvl w:ilvl="7" w:tplc="240A0003" w:tentative="1">
+      <w:start w:val="1"/>
+      <w:numFmt w:val="bullet"/>
+      <w:lvlText w:val="o"/>
+      <w:lvlJc w:val="left"/>
+      <w:pPr>
+        <w:ind w:left="7536" w:hanging="360"/>
+      </w:pPr>
+      <w:rPr>
+        <w:rFonts w:ascii="Courier New" w:hAnsi="Courier New" w:cs="Courier New" w:hint="default"/>
+      </w:rPr>
+    </w:lvl>
+    <w:lvl w:ilvl="8" w:tplc="240A0005" w:tentative="1">
+      <w:start w:val="1"/>
+      <w:numFmt w:val="bullet"/>
+      <w:lvlText w:val=""/>
+      <w:lvlJc w:val="left"/>
+      <w:pPr>
+        <w:ind w:left="8256" w:hanging="360"/>
+      </w:pPr>
+      <w:rPr>
+        <w:rFonts w:ascii="Wingdings" w:hAnsi="Wingdings" w:hint="default"/>
+      </w:rPr>
+    </w:lvl>
+  </w:abstractNum>
+  <w:abstractNum w:abstractNumId="40" w15:restartNumberingAfterBreak="0">
     <w:nsid w:val="6CA96F0A"/>
     <w:multiLevelType w:val="hybridMultilevel"/>
     <w:tmpl w:val="2AD816FE"/>
@@ -21152,7 +22500,7 @@
       </w:rPr>
     </w:lvl>
   </w:abstractNum>
-  <w:abstractNum w:abstractNumId="38" w15:restartNumberingAfterBreak="0">
+  <w:abstractNum w:abstractNumId="41" w15:restartNumberingAfterBreak="0">
     <w:nsid w:val="6DD720FB"/>
     <w:multiLevelType w:val="hybridMultilevel"/>
     <w:tmpl w:val="E55E0674"/>
@@ -21265,10 +22613,10 @@
       </w:rPr>
     </w:lvl>
   </w:abstractNum>
-  <w:abstractNum w:abstractNumId="39" w15:restartNumberingAfterBreak="0">
+  <w:abstractNum w:abstractNumId="42" w15:restartNumberingAfterBreak="0">
     <w:nsid w:val="700538A7"/>
     <w:multiLevelType w:val="hybridMultilevel"/>
-    <w:tmpl w:val="C43E3A08"/>
+    <w:tmpl w:val="45C4BEAC"/>
     <w:lvl w:ilvl="0" w:tplc="D0D40E64">
       <w:start w:val="1"/>
       <w:numFmt w:val="lowerLetter"/>
@@ -21355,7 +22703,7 @@
       </w:pPr>
     </w:lvl>
   </w:abstractNum>
-  <w:abstractNum w:abstractNumId="40" w15:restartNumberingAfterBreak="0">
+  <w:abstractNum w:abstractNumId="43" w15:restartNumberingAfterBreak="0">
     <w:nsid w:val="7121549D"/>
     <w:multiLevelType w:val="hybridMultilevel"/>
     <w:tmpl w:val="39D069A0"/>
@@ -21470,7 +22818,7 @@
       </w:rPr>
     </w:lvl>
   </w:abstractNum>
-  <w:abstractNum w:abstractNumId="41" w15:restartNumberingAfterBreak="0">
+  <w:abstractNum w:abstractNumId="44" w15:restartNumberingAfterBreak="0">
     <w:nsid w:val="743558E5"/>
     <w:multiLevelType w:val="hybridMultilevel"/>
     <w:tmpl w:val="9EE2DCA6"/>
@@ -21562,7 +22910,7 @@
       </w:pPr>
     </w:lvl>
   </w:abstractNum>
-  <w:abstractNum w:abstractNumId="42" w15:restartNumberingAfterBreak="0">
+  <w:abstractNum w:abstractNumId="45" w15:restartNumberingAfterBreak="0">
     <w:nsid w:val="77FF3BF9"/>
     <w:multiLevelType w:val="hybridMultilevel"/>
     <w:tmpl w:val="14684A6A"/>
@@ -21649,7 +22997,7 @@
       </w:pPr>
     </w:lvl>
   </w:abstractNum>
-  <w:abstractNum w:abstractNumId="43" w15:restartNumberingAfterBreak="0">
+  <w:abstractNum w:abstractNumId="46" w15:restartNumberingAfterBreak="0">
     <w:nsid w:val="7875671D"/>
     <w:multiLevelType w:val="hybridMultilevel"/>
     <w:tmpl w:val="29AAA60C"/>
@@ -21762,7 +23110,7 @@
       </w:rPr>
     </w:lvl>
   </w:abstractNum>
-  <w:abstractNum w:abstractNumId="44" w15:restartNumberingAfterBreak="0">
+  <w:abstractNum w:abstractNumId="47" w15:restartNumberingAfterBreak="0">
     <w:nsid w:val="7914507E"/>
     <w:multiLevelType w:val="hybridMultilevel"/>
     <w:tmpl w:val="810E6740"/>
@@ -21875,7 +23223,7 @@
       </w:rPr>
     </w:lvl>
   </w:abstractNum>
-  <w:abstractNum w:abstractNumId="45" w15:restartNumberingAfterBreak="0">
+  <w:abstractNum w:abstractNumId="48" w15:restartNumberingAfterBreak="0">
     <w:nsid w:val="7BD02970"/>
     <w:multiLevelType w:val="hybridMultilevel"/>
     <w:tmpl w:val="F0020F66"/>
@@ -21966,7 +23314,7 @@
       </w:pPr>
     </w:lvl>
   </w:abstractNum>
-  <w:abstractNum w:abstractNumId="46" w15:restartNumberingAfterBreak="0">
+  <w:abstractNum w:abstractNumId="49" w15:restartNumberingAfterBreak="0">
     <w:nsid w:val="7C161D1C"/>
     <w:multiLevelType w:val="multilevel"/>
     <w:tmpl w:val="EBEAF536"/>
@@ -22054,49 +23402,49 @@
     </w:lvl>
   </w:abstractNum>
   <w:num w:numId="1">
-    <w:abstractNumId w:val="46"/>
+    <w:abstractNumId w:val="49"/>
   </w:num>
   <w:num w:numId="2">
     <w:abstractNumId w:val="0"/>
   </w:num>
   <w:num w:numId="3">
+    <w:abstractNumId w:val="30"/>
+  </w:num>
+  <w:num w:numId="4">
+    <w:abstractNumId w:val="20"/>
+  </w:num>
+  <w:num w:numId="5">
+    <w:abstractNumId w:val="45"/>
+  </w:num>
+  <w:num w:numId="6">
+    <w:abstractNumId w:val="44"/>
+  </w:num>
+  <w:num w:numId="7">
     <w:abstractNumId w:val="28"/>
   </w:num>
-  <w:num w:numId="4">
+  <w:num w:numId="8">
     <w:abstractNumId w:val="18"/>
   </w:num>
-  <w:num w:numId="5">
+  <w:num w:numId="9">
     <w:abstractNumId w:val="42"/>
   </w:num>
-  <w:num w:numId="6">
+  <w:num w:numId="10">
+    <w:abstractNumId w:val="43"/>
+  </w:num>
+  <w:num w:numId="11">
     <w:abstractNumId w:val="41"/>
   </w:num>
-  <w:num w:numId="7">
-    <w:abstractNumId w:val="26"/>
-  </w:num>
-  <w:num w:numId="8">
-    <w:abstractNumId w:val="17"/>
-  </w:num>
-  <w:num w:numId="9">
-    <w:abstractNumId w:val="39"/>
-  </w:num>
-  <w:num w:numId="10">
-    <w:abstractNumId w:val="40"/>
-  </w:num>
-  <w:num w:numId="11">
-    <w:abstractNumId w:val="38"/>
-  </w:num>
   <w:num w:numId="12">
-    <w:abstractNumId w:val="31"/>
+    <w:abstractNumId w:val="33"/>
   </w:num>
   <w:num w:numId="13">
-    <w:abstractNumId w:val="29"/>
+    <w:abstractNumId w:val="31"/>
   </w:num>
   <w:num w:numId="14">
     <w:abstractNumId w:val="12"/>
   </w:num>
   <w:num w:numId="15">
-    <w:abstractNumId w:val="24"/>
+    <w:abstractNumId w:val="26"/>
   </w:num>
   <w:num w:numId="16">
     <w:abstractNumId w:val="3"/>
@@ -22105,10 +23453,10 @@
     <w:abstractNumId w:val="14"/>
   </w:num>
   <w:num w:numId="18">
-    <w:abstractNumId w:val="20"/>
+    <w:abstractNumId w:val="22"/>
   </w:num>
   <w:num w:numId="19">
-    <w:abstractNumId w:val="44"/>
+    <w:abstractNumId w:val="47"/>
   </w:num>
   <w:num w:numId="20">
     <w:abstractNumId w:val="16"/>
@@ -22117,7 +23465,7 @@
     <w:abstractNumId w:val="5"/>
   </w:num>
   <w:num w:numId="22">
-    <w:abstractNumId w:val="30"/>
+    <w:abstractNumId w:val="32"/>
   </w:num>
   <w:num w:numId="23">
     <w:abstractNumId w:val="2"/>
@@ -22126,10 +23474,10 @@
     <w:abstractNumId w:val="6"/>
   </w:num>
   <w:num w:numId="25">
-    <w:abstractNumId w:val="36"/>
+    <w:abstractNumId w:val="38"/>
   </w:num>
   <w:num w:numId="26">
-    <w:abstractNumId w:val="32"/>
+    <w:abstractNumId w:val="34"/>
   </w:num>
   <w:num w:numId="27">
     <w:abstractNumId w:val="13"/>
@@ -22138,16 +23486,16 @@
     <w:abstractNumId w:val="9"/>
   </w:num>
   <w:num w:numId="29">
-    <w:abstractNumId w:val="35"/>
+    <w:abstractNumId w:val="37"/>
   </w:num>
   <w:num w:numId="30">
-    <w:abstractNumId w:val="23"/>
+    <w:abstractNumId w:val="25"/>
   </w:num>
   <w:num w:numId="31">
-    <w:abstractNumId w:val="22"/>
+    <w:abstractNumId w:val="24"/>
   </w:num>
   <w:num w:numId="32">
-    <w:abstractNumId w:val="45"/>
+    <w:abstractNumId w:val="48"/>
   </w:num>
   <w:num w:numId="33">
     <w:abstractNumId w:val="10"/>
@@ -22156,16 +23504,16 @@
     <w:abstractNumId w:val="8"/>
   </w:num>
   <w:num w:numId="35">
-    <w:abstractNumId w:val="21"/>
+    <w:abstractNumId w:val="23"/>
   </w:num>
   <w:num w:numId="36">
-    <w:abstractNumId w:val="43"/>
+    <w:abstractNumId w:val="46"/>
   </w:num>
   <w:num w:numId="37">
-    <w:abstractNumId w:val="25"/>
+    <w:abstractNumId w:val="27"/>
   </w:num>
   <w:num w:numId="38">
-    <w:abstractNumId w:val="19"/>
+    <w:abstractNumId w:val="21"/>
   </w:num>
   <w:num w:numId="39">
     <w:abstractNumId w:val="15"/>
@@ -22174,32 +23522,41 @@
     <w:abstractNumId w:val="1"/>
   </w:num>
   <w:num w:numId="41">
-    <w:abstractNumId w:val="37"/>
+    <w:abstractNumId w:val="40"/>
   </w:num>
   <w:num w:numId="42">
-    <w:abstractNumId w:val="34"/>
+    <w:abstractNumId w:val="36"/>
   </w:num>
   <w:num w:numId="43">
     <w:abstractNumId w:val="4"/>
   </w:num>
   <w:num w:numId="44">
-    <w:abstractNumId w:val="27"/>
+    <w:abstractNumId w:val="29"/>
   </w:num>
   <w:num w:numId="45">
     <w:abstractNumId w:val="11"/>
   </w:num>
   <w:num w:numId="46">
-    <w:abstractNumId w:val="33"/>
+    <w:abstractNumId w:val="35"/>
   </w:num>
   <w:num w:numId="47">
     <w:abstractNumId w:val="7"/>
+  </w:num>
+  <w:num w:numId="48">
+    <w:abstractNumId w:val="19"/>
+  </w:num>
+  <w:num w:numId="49">
+    <w:abstractNumId w:val="17"/>
+  </w:num>
+  <w:num w:numId="50">
+    <w:abstractNumId w:val="39"/>
   </w:num>
   <w:numIdMacAtCleanup w:val="47"/>
 </w:numbering>
 </file>
 
 <file path=word/styles.xml><?xml version="1.0" encoding="utf-8"?>
-<w:styles xmlns:mc="http://schemas.openxmlformats.org/markup-compatibility/2006" xmlns:r="http://schemas.openxmlformats.org/officeDocument/2006/relationships" xmlns:w="http://schemas.openxmlformats.org/wordprocessingml/2006/main" xmlns:w14="http://schemas.microsoft.com/office/word/2010/wordml" xmlns:w15="http://schemas.microsoft.com/office/word/2012/wordml" xmlns:w16cex="http://schemas.microsoft.com/office/word/2018/wordml/cex" xmlns:w16cid="http://schemas.microsoft.com/office/word/2016/wordml/cid" xmlns:w16="http://schemas.microsoft.com/office/word/2018/wordml" xmlns:w16sdtdh="http://schemas.microsoft.com/office/word/2020/wordml/sdtdatahash" xmlns:w16se="http://schemas.microsoft.com/office/word/2015/wordml/symex" mc:Ignorable="w14 w15 w16se w16cid w16 w16cex w16sdtdh">
+<w:styles xmlns:mc="http://schemas.openxmlformats.org/markup-compatibility/2006" xmlns:r="http://schemas.openxmlformats.org/officeDocument/2006/relationships" xmlns:w="http://schemas.openxmlformats.org/wordprocessingml/2006/main" xmlns:w14="http://schemas.microsoft.com/office/word/2010/wordml" xmlns:w15="http://schemas.microsoft.com/office/word/2012/wordml" xmlns:w16cid="http://schemas.microsoft.com/office/word/2016/wordml/cid" xmlns:w16se="http://schemas.microsoft.com/office/word/2015/wordml/symex" mc:Ignorable="w14 w15 w16se w16cid">
   <w:docDefaults>
     <w:rPrDefault>
       <w:rPr>
@@ -22209,7 +23566,7 @@
     </w:rPrDefault>
     <w:pPrDefault/>
   </w:docDefaults>
-  <w:latentStyles w:defLockedState="0" w:defUIPriority="99" w:defSemiHidden="0" w:defUnhideWhenUsed="0" w:defQFormat="0" w:count="376">
+  <w:latentStyles w:defLockedState="0" w:defUIPriority="99" w:defSemiHidden="0" w:defUnhideWhenUsed="0" w:defQFormat="0" w:count="375">
     <w:lsdException w:name="Normal" w:uiPriority="0" w:qFormat="1"/>
     <w:lsdException w:name="heading 1" w:uiPriority="9" w:qFormat="1"/>
     <w:lsdException w:name="heading 2" w:semiHidden="1" w:uiPriority="9" w:unhideWhenUsed="1" w:qFormat="1"/>
@@ -22585,7 +23942,6 @@
     <w:lsdException w:name="Smart Hyperlink" w:semiHidden="1" w:unhideWhenUsed="1"/>
     <w:lsdException w:name="Hashtag" w:semiHidden="1" w:unhideWhenUsed="1"/>
     <w:lsdException w:name="Unresolved Mention" w:semiHidden="1" w:unhideWhenUsed="1"/>
-    <w:lsdException w:name="Smart Link" w:semiHidden="1" w:unhideWhenUsed="1"/>
   </w:latentStyles>
   <w:style w:type="paragraph" w:default="1" w:styleId="Normal">
     <w:name w:val="Normal"/>
@@ -23982,17 +25338,8 @@
 </file>
 
 <file path=customXml/item2.xml><?xml version="1.0" encoding="utf-8"?>
-<?mso-contentType ?>
-<FormTemplates xmlns="http://schemas.microsoft.com/sharepoint/v3/contenttype/forms">
-  <Display>DocumentLibraryForm</Display>
-  <Edit>DocumentLibraryForm</Edit>
-  <New>DocumentLibraryForm</New>
-</FormTemplates>
-</file>
-
-<file path=customXml/item3.xml><?xml version="1.0" encoding="utf-8"?>
-<ct:contentTypeSchema xmlns:ct="http://schemas.microsoft.com/office/2006/metadata/contentType" xmlns:ma="http://schemas.microsoft.com/office/2006/metadata/properties/metaAttributes" ct:_="" ma:_="" ma:contentTypeName="Documento" ma:contentTypeID="0x0101006A81D6BD42E8DF4C91013959704817E1" ma:contentTypeVersion="14" ma:contentTypeDescription="Crear nuevo documento." ma:contentTypeScope="" ma:versionID="cd14e03e9fc6eb087109c39a3de1a2a7">
-  <xsd:schema xmlns:xsd="http://www.w3.org/2001/XMLSchema" xmlns:xs="http://www.w3.org/2001/XMLSchema" xmlns:p="http://schemas.microsoft.com/office/2006/metadata/properties" xmlns:ns2="13c90a0b-73bc-4dc0-be5f-28d77b615beb" xmlns:ns3="13c93bba-48ce-428c-bfe5-88b42c19b028" targetNamespace="http://schemas.microsoft.com/office/2006/metadata/properties" ma:root="true" ma:fieldsID="247ff0312e87511bd2ce05ea47f33022" ns2:_="" ns3:_="">
+<ct:contentTypeSchema xmlns:ct="http://schemas.microsoft.com/office/2006/metadata/contentType" xmlns:ma="http://schemas.microsoft.com/office/2006/metadata/properties/metaAttributes" ct:_="" ma:_="" ma:contentTypeName="Documento" ma:contentTypeID="0x0101006A81D6BD42E8DF4C91013959704817E1" ma:contentTypeVersion="15" ma:contentTypeDescription="Crear nuevo documento." ma:contentTypeScope="" ma:versionID="bf4f72ffd194f0963ff564daca6869f7">
+  <xsd:schema xmlns:xsd="http://www.w3.org/2001/XMLSchema" xmlns:xs="http://www.w3.org/2001/XMLSchema" xmlns:p="http://schemas.microsoft.com/office/2006/metadata/properties" xmlns:ns2="13c90a0b-73bc-4dc0-be5f-28d77b615beb" xmlns:ns3="13c93bba-48ce-428c-bfe5-88b42c19b028" targetNamespace="http://schemas.microsoft.com/office/2006/metadata/properties" ma:root="true" ma:fieldsID="8718d6f4873a5b1392a45044efa78385" ns2:_="" ns3:_="">
     <xsd:import namespace="13c90a0b-73bc-4dc0-be5f-28d77b615beb"/>
     <xsd:import namespace="13c93bba-48ce-428c-bfe5-88b42c19b028"/>
     <xsd:element name="properties">
@@ -24014,6 +25361,7 @@
                 <xsd:element ref="ns3:lcf76f155ced4ddcb4097134ff3c332f" minOccurs="0"/>
                 <xsd:element ref="ns2:TaxCatchAll" minOccurs="0"/>
                 <xsd:element ref="ns3:MediaServiceOCR" minOccurs="0"/>
+                <xsd:element ref="ns3:MediaServiceLocation" minOccurs="0"/>
               </xsd:all>
             </xsd:complexType>
           </xsd:element>
@@ -24119,6 +25467,11 @@
         </xsd:restriction>
       </xsd:simpleType>
     </xsd:element>
+    <xsd:element name="MediaServiceLocation" ma:index="22" nillable="true" ma:displayName="Location" ma:description="" ma:indexed="true" ma:internalName="MediaServiceLocation" ma:readOnly="true">
+      <xsd:simpleType>
+        <xsd:restriction base="dms:Text"/>
+      </xsd:simpleType>
+    </xsd:element>
   </xsd:schema>
   <xsd:schema xmlns="http://schemas.openxmlformats.org/package/2006/metadata/core-properties" xmlns:xsd="http://www.w3.org/2001/XMLSchema" xmlns:xsi="http://www.w3.org/2001/XMLSchema-instance" xmlns:dc="http://purl.org/dc/elements/1.1/" xmlns:dcterms="http://purl.org/dc/terms/" xmlns:odoc="http://schemas.microsoft.com/internal/obd" targetNamespace="http://schemas.openxmlformats.org/package/2006/metadata/core-properties" elementFormDefault="qualified" attributeFormDefault="unqualified" blockDefault="#all">
     <xsd:import namespace="http://purl.org/dc/elements/1.1/" schemaLocation="http://dublincore.org/schemas/xmls/qdc/2003/04/02/dc.xsd"/>
@@ -24219,6 +25572,15 @@
 </ct:contentTypeSchema>
 </file>
 
+<file path=customXml/item3.xml><?xml version="1.0" encoding="utf-8"?>
+<?mso-contentType ?>
+<FormTemplates xmlns="http://schemas.microsoft.com/sharepoint/v3/contenttype/forms">
+  <Display>DocumentLibraryForm</Display>
+  <Edit>DocumentLibraryForm</Edit>
+  <New>DocumentLibraryForm</New>
+</FormTemplates>
+</file>
+
 <file path=customXml/item4.xml><?xml version="1.0" encoding="utf-8"?>
 <b:Sources xmlns:b="http://schemas.openxmlformats.org/officeDocument/2006/bibliography" xmlns="http://schemas.openxmlformats.org/officeDocument/2006/bibliography" SelectedStyle="\APASixthEditionOfficeOnline.xsl" StyleName="APA" Version="6"/>
 </file>
@@ -24235,6 +25597,10 @@
 </file>
 
 <file path=customXml/itemProps2.xml><?xml version="1.0" encoding="utf-8"?>
+<ds:datastoreItem xmlns:ds="http://schemas.openxmlformats.org/officeDocument/2006/customXml" ds:itemID="{2B8F8983-C790-4E1F-A045-E8CFF3DD4A06}"/>
+</file>
+
+<file path=customXml/itemProps3.xml><?xml version="1.0" encoding="utf-8"?>
 <ds:datastoreItem xmlns:ds="http://schemas.openxmlformats.org/officeDocument/2006/customXml" ds:itemID="{0DE44C75-C631-472D-9835-3DDB76B0280C}">
   <ds:schemaRefs>
     <ds:schemaRef ds:uri="http://schemas.microsoft.com/sharepoint/v3/contenttype/forms"/>
@@ -24242,27 +25608,8 @@
 </ds:datastoreItem>
 </file>
 
-<file path=customXml/itemProps3.xml><?xml version="1.0" encoding="utf-8"?>
-<ds:datastoreItem xmlns:ds="http://schemas.openxmlformats.org/officeDocument/2006/customXml" ds:itemID="{780B7BE6-07FE-4B70-BECD-6D038DA0A482}">
-  <ds:schemaRefs>
-    <ds:schemaRef ds:uri="http://schemas.microsoft.com/office/2006/metadata/contentType"/>
-    <ds:schemaRef ds:uri="http://schemas.microsoft.com/office/2006/metadata/properties/metaAttributes"/>
-    <ds:schemaRef ds:uri="http://www.w3.org/2001/XMLSchema"/>
-    <ds:schemaRef ds:uri="http://schemas.microsoft.com/office/2006/metadata/properties"/>
-    <ds:schemaRef ds:uri="13c90a0b-73bc-4dc0-be5f-28d77b615beb"/>
-    <ds:schemaRef ds:uri="13c93bba-48ce-428c-bfe5-88b42c19b028"/>
-    <ds:schemaRef ds:uri="http://schemas.microsoft.com/office/2006/documentManagement/types"/>
-    <ds:schemaRef ds:uri="http://schemas.microsoft.com/office/infopath/2007/PartnerControls"/>
-    <ds:schemaRef ds:uri="http://schemas.openxmlformats.org/package/2006/metadata/core-properties"/>
-    <ds:schemaRef ds:uri="http://purl.org/dc/elements/1.1/"/>
-    <ds:schemaRef ds:uri="http://purl.org/dc/terms/"/>
-    <ds:schemaRef ds:uri="http://schemas.microsoft.com/internal/obd"/>
-  </ds:schemaRefs>
-</ds:datastoreItem>
-</file>
-
 <file path=customXml/itemProps4.xml><?xml version="1.0" encoding="utf-8"?>
-<ds:datastoreItem xmlns:ds="http://schemas.openxmlformats.org/officeDocument/2006/customXml" ds:itemID="{3EE81AF2-5109-4D99-A8F0-2DE0C125B7B4}">
+<ds:datastoreItem xmlns:ds="http://schemas.openxmlformats.org/officeDocument/2006/customXml" ds:itemID="{02436ABB-8C8E-4F13-BFE5-9CE8B44E225F}">
   <ds:schemaRefs>
     <ds:schemaRef ds:uri="http://schemas.openxmlformats.org/officeDocument/2006/bibliography"/>
   </ds:schemaRefs>
